--- a/Hikari_Wasabi - Documentação.docx
+++ b/Hikari_Wasabi - Documentação.docx
@@ -1,142 +1,110 @@
 
 <file path=word/document.xml><?xml version="1.0" encoding="utf-8"?>
-<w:document xmlns:o="urn:schemas-microsoft-com:office:office" xmlns:r="http://schemas.openxmlformats.org/officeDocument/2006/relationships" xmlns:v="urn:schemas-microsoft-com:vml" xmlns:w="http://schemas.openxmlformats.org/wordprocessingml/2006/main" xmlns:w10="urn:schemas-microsoft-com:office:word" xmlns:wp="http://schemas.openxmlformats.org/drawingml/2006/wordprocessingDrawing" xmlns:wps="http://schemas.microsoft.com/office/word/2010/wordprocessingShape" xmlns:wpg="http://schemas.microsoft.com/office/word/2010/wordprocessingGroup" xmlns:mc="http://schemas.openxmlformats.org/markup-compatibility/2006" xmlns:wp14="http://schemas.microsoft.com/office/word/2010/wordprocessingDrawing" xmlns:w14="http://schemas.microsoft.com/office/word/2010/wordml" mc:Ignorable="w14 wp14">
+<w:document xmlns:w="http://schemas.openxmlformats.org/wordprocessingml/2006/main" xmlns:r="http://schemas.openxmlformats.org/officeDocument/2006/relationships" xmlns:wps="http://schemas.microsoft.com/office/word/2010/wordprocessingShape" xmlns:mc="http://schemas.openxmlformats.org/markup-compatibility/2006" xmlns:w10="urn:schemas-microsoft-com:office:word" xmlns:v="urn:schemas-microsoft-com:vml" xmlns:wp14="http://schemas.microsoft.com/office/word/2010/wordprocessingDrawing" xmlns:wpg="http://schemas.microsoft.com/office/word/2010/wordprocessingGroup" xmlns:wpc="http://schemas.microsoft.com/office/word/2010/wordprocessingCanvas" xmlns:w14="http://schemas.microsoft.com/office/word/2010/wordml" xmlns:w15="http://schemas.microsoft.com/office/word/2012/wordml" xmlns:cx1="http://schemas.microsoft.com/office/drawing/2015/9/8/chartex" xmlns:cx2="http://schemas.microsoft.com/office/drawing/2015/10/21/chartex" mc:Ignorable="wp14 w14 w15">
   <w:body>
     <w:p>
       <w:pPr>
-        <w:pStyle w:val="Normal"/>
-        <w:spacing w:before="0" w:after="0"/>
+        <w:spacing w:before="0" w:after="0" w:beforeAutospacing="0" w:afterAutospacing="0"/>
         <w:jc w:val="center"/>
         <w:rPr>
-          <w:rFonts w:ascii="Arial" w:hAnsi="Arial" w:eastAsia="" w:cs="Arial" w:eastAsiaTheme="minorEastAsia"/>
+          <w:rFonts w:ascii="Arial" w:hAnsi="Arial" w:cs="Arial" w:eastAsiaTheme="minorEastAsia"/>
           <w:color w:val="000000" w:themeColor="text1"/>
         </w:rPr>
       </w:pPr>
       <w:r>
         <w:rPr>
-          <w:rFonts w:eastAsia="" w:cs="Arial" w:ascii="Arial" w:hAnsi="Arial" w:eastAsiaTheme="minorEastAsia"/>
+          <w:rFonts w:ascii="Arial" w:hAnsi="Arial" w:cs="Arial" w:eastAsiaTheme="minorEastAsia"/>
         </w:rPr>
         <w:t>SÃO PAULO TECH SCHOOL</w:t>
       </w:r>
     </w:p>
     <w:p>
       <w:pPr>
-        <w:pStyle w:val="Normal"/>
-        <w:spacing w:before="0" w:after="0"/>
+        <w:spacing w:before="0" w:after="0" w:beforeAutospacing="0" w:afterAutospacing="0"/>
         <w:jc w:val="center"/>
         <w:rPr>
-          <w:rFonts w:ascii="Arial" w:hAnsi="Arial" w:eastAsia="" w:cs="Arial" w:eastAsiaTheme="minorEastAsia"/>
+          <w:rFonts w:ascii="Arial" w:hAnsi="Arial" w:cs="Arial" w:eastAsiaTheme="minorEastAsia"/>
           <w:color w:val="000000" w:themeColor="text1"/>
         </w:rPr>
       </w:pPr>
       <w:r>
         <w:rPr>
-          <w:rFonts w:eastAsia="" w:cs="Arial" w:ascii="Arial" w:hAnsi="Arial" w:eastAsiaTheme="minorEastAsia"/>
+          <w:rFonts w:ascii="Arial" w:hAnsi="Arial" w:cs="Arial" w:eastAsiaTheme="minorEastAsia"/>
         </w:rPr>
         <w:t>GRADUAÇÃO EM CIÊNCIA DA COMPUTAÇÃO</w:t>
       </w:r>
     </w:p>
     <w:p>
       <w:pPr>
-        <w:pStyle w:val="Normal"/>
-        <w:spacing w:before="0" w:after="0"/>
+        <w:spacing w:before="0" w:after="0" w:beforeAutospacing="0" w:afterAutospacing="0"/>
         <w:jc w:val="center"/>
         <w:rPr>
-          <w:rFonts w:ascii="Arial" w:hAnsi="Arial" w:eastAsia="" w:cs="Arial" w:eastAsiaTheme="minorEastAsia"/>
+          <w:rFonts w:ascii="Arial" w:hAnsi="Arial" w:cs="Arial" w:eastAsiaTheme="minorEastAsia"/>
           <w:color w:val="000000" w:themeColor="text1"/>
         </w:rPr>
       </w:pPr>
-      <w:r>
-        <w:rPr>
-          <w:rFonts w:eastAsia="" w:cs="Arial" w:eastAsiaTheme="minorEastAsia" w:ascii="Arial" w:hAnsi="Arial"/>
+    </w:p>
+    <w:p>
+      <w:pPr>
+        <w:spacing w:before="0" w:after="0" w:beforeAutospacing="0" w:afterAutospacing="0"/>
+        <w:jc w:val="center"/>
+        <w:rPr>
+          <w:rFonts w:ascii="Arial" w:hAnsi="Arial" w:cs="Arial" w:eastAsiaTheme="minorEastAsia"/>
+        </w:rPr>
+      </w:pPr>
+      <w:r>
+        <w:rPr>
+          <w:rFonts w:ascii="Arial" w:hAnsi="Arial" w:cs="Arial" w:eastAsiaTheme="minorEastAsia"/>
+        </w:rPr>
+        <w:t>TECNOLOGIA E INFORMAÇÃO</w:t>
+      </w:r>
+    </w:p>
+    <w:p>
+      <w:pPr>
+        <w:spacing w:before="0" w:after="0" w:beforeAutospacing="0" w:afterAutospacing="0"/>
+        <w:jc w:val="center"/>
+        <w:rPr>
+          <w:rFonts w:ascii="Arial" w:hAnsi="Arial" w:cs="Arial" w:eastAsiaTheme="minorEastAsia"/>
           <w:color w:val="000000" w:themeColor="text1"/>
         </w:rPr>
-      </w:r>
-    </w:p>
-    <w:p>
-      <w:pPr>
-        <w:pStyle w:val="Normal"/>
-        <w:spacing w:before="0" w:after="0"/>
-        <w:jc w:val="center"/>
-        <w:rPr>
-          <w:rFonts w:ascii="Arial" w:hAnsi="Arial" w:eastAsia="" w:cs="Arial" w:eastAsiaTheme="minorEastAsia"/>
-        </w:rPr>
-      </w:pPr>
-      <w:r>
-        <w:rPr>
-          <w:rFonts w:eastAsia="" w:cs="Arial" w:ascii="Arial" w:hAnsi="Arial" w:eastAsiaTheme="minorEastAsia"/>
-        </w:rPr>
-        <w:t>TECNOLOGIA E INFORMAÇÃO</w:t>
-      </w:r>
-    </w:p>
-    <w:p>
-      <w:pPr>
-        <w:pStyle w:val="Normal"/>
-        <w:spacing w:before="0" w:after="0"/>
-        <w:jc w:val="center"/>
-        <w:rPr>
-          <w:rFonts w:ascii="Arial" w:hAnsi="Arial" w:eastAsia="" w:cs="Arial" w:eastAsiaTheme="minorEastAsia"/>
+      </w:pPr>
+      <w:r>
+        <w:rPr>
+          <w:rFonts w:ascii="Arial" w:hAnsi="Arial" w:cs="Arial" w:eastAsiaTheme="minorEastAsia"/>
+        </w:rPr>
+        <w:t>PROFESSOR MARCOS ANTONIO</w:t>
+      </w:r>
+    </w:p>
+    <w:p>
+      <w:pPr>
+        <w:jc w:val="both"/>
+        <w:rPr>
+          <w:rFonts w:ascii="Arial" w:hAnsi="Arial" w:cs="Arial" w:eastAsiaTheme="minorEastAsia"/>
           <w:color w:val="000000" w:themeColor="text1"/>
         </w:rPr>
       </w:pPr>
-      <w:r>
-        <w:rPr>
-          <w:rFonts w:eastAsia="" w:cs="Arial" w:ascii="Arial" w:hAnsi="Arial" w:eastAsiaTheme="minorEastAsia"/>
-        </w:rPr>
-        <w:t>PROFESSOR MARCOS ANTONIO</w:t>
-      </w:r>
-    </w:p>
-    <w:p>
-      <w:pPr>
-        <w:pStyle w:val="Normal"/>
-        <w:jc w:val="both"/>
-        <w:rPr>
-          <w:rFonts w:ascii="Arial" w:hAnsi="Arial" w:eastAsia="" w:cs="Arial" w:eastAsiaTheme="minorEastAsia"/>
+    </w:p>
+    <w:p>
+      <w:pPr>
+        <w:jc w:val="both"/>
+        <w:rPr>
+          <w:rFonts w:ascii="Arial" w:hAnsi="Arial" w:cs="Arial" w:eastAsiaTheme="minorEastAsia"/>
           <w:color w:val="000000" w:themeColor="text1"/>
         </w:rPr>
       </w:pPr>
-      <w:r>
-        <w:rPr>
-          <w:rFonts w:eastAsia="" w:cs="Arial" w:eastAsiaTheme="minorEastAsia" w:ascii="Arial" w:hAnsi="Arial"/>
+    </w:p>
+    <w:p>
+      <w:pPr>
+        <w:jc w:val="both"/>
+        <w:rPr>
+          <w:rFonts w:ascii="Arial" w:hAnsi="Arial" w:cs="Arial" w:eastAsiaTheme="minorEastAsia"/>
           <w:color w:val="000000" w:themeColor="text1"/>
         </w:rPr>
-      </w:r>
-    </w:p>
-    <w:p>
-      <w:pPr>
-        <w:pStyle w:val="Normal"/>
-        <w:jc w:val="both"/>
-        <w:rPr>
-          <w:rFonts w:ascii="Arial" w:hAnsi="Arial" w:eastAsia="" w:cs="Arial" w:eastAsiaTheme="minorEastAsia"/>
-          <w:color w:val="000000" w:themeColor="text1"/>
-        </w:rPr>
-      </w:pPr>
-      <w:r>
-        <w:rPr>
-          <w:rFonts w:eastAsia="" w:cs="Arial" w:eastAsiaTheme="minorEastAsia" w:ascii="Arial" w:hAnsi="Arial"/>
-          <w:color w:val="000000" w:themeColor="text1"/>
-        </w:rPr>
-      </w:r>
-    </w:p>
-    <w:p>
-      <w:pPr>
-        <w:pStyle w:val="Normal"/>
-        <w:jc w:val="both"/>
-        <w:rPr>
-          <w:rFonts w:ascii="Arial" w:hAnsi="Arial" w:eastAsia="" w:cs="Arial" w:eastAsiaTheme="minorEastAsia"/>
-          <w:color w:val="000000" w:themeColor="text1"/>
-        </w:rPr>
-      </w:pPr>
-      <w:r>
-        <w:rPr>
-          <w:rFonts w:eastAsia="" w:cs="Arial" w:eastAsiaTheme="minorEastAsia" w:ascii="Arial" w:hAnsi="Arial"/>
-          <w:color w:val="000000" w:themeColor="text1"/>
-        </w:rPr>
-      </w:r>
+      </w:pPr>
     </w:p>
     <w:tbl>
       <w:tblPr>
-        <w:tblStyle w:val="TableGrid"/>
+        <w:tblStyle w:val="T2"/>
         <w:tblW w:w="10928" w:type="dxa"/>
         <w:jc w:val="left"/>
         <w:tblInd w:w="0" w:type="dxa"/>
@@ -146,17 +114,17 @@
           <w:bottom w:w="0" w:type="dxa"/>
           <w:right w:w="108" w:type="dxa"/>
         </w:tblCellMar>
-        <w:tblLook w:val="06a0" w:noHBand="1" w:noVBand="1" w:firstColumn="1" w:lastRow="0" w:lastColumn="0" w:firstRow="1"/>
+        <w:tblLook w:val="06A0"/>
       </w:tblPr>
       <w:tblGrid>
         <w:gridCol w:w="1804"/>
         <w:gridCol w:w="5515"/>
         <w:gridCol w:w="1804"/>
-        <w:gridCol w:w="1804"/>
+        <w:gridCol w:w="1805"/>
       </w:tblGrid>
       <w:tr>
         <w:trPr>
-          <w:trHeight w:val="300" w:hRule="atLeast"/>
+          <w:trHeight w:hRule="atLeast" w:val="300"/>
         </w:trPr>
         <w:tc>
           <w:tcPr>
@@ -171,23 +139,22 @@
           </w:tcPr>
           <w:p>
             <w:pPr>
-              <w:pStyle w:val="Normal"/>
-              <w:spacing w:lineRule="auto" w:line="240" w:before="0" w:after="0"/>
+              <w:spacing w:lineRule="auto" w:line="240" w:before="0" w:after="0" w:beforeAutospacing="0" w:afterAutospacing="0"/>
               <w:jc w:val="both"/>
               <w:rPr>
-                <w:rFonts w:ascii="Arial" w:hAnsi="Arial" w:eastAsia="" w:cs="Arial" w:eastAsiaTheme="minorEastAsia"/>
+                <w:rFonts w:ascii="Arial" w:hAnsi="Arial" w:cs="Arial" w:eastAsiaTheme="minorEastAsia"/>
                 <w:color w:val="000000" w:themeColor="text1"/>
               </w:rPr>
             </w:pPr>
             <w:r>
               <w:rPr>
-                <w:rFonts w:eastAsia="" w:cs="Arial" w:ascii="Arial" w:hAnsi="Arial" w:eastAsiaTheme="minorEastAsia"/>
+                <w:rFonts w:ascii="Arial" w:hAnsi="Arial" w:cs="Arial" w:eastAsiaTheme="minorEastAsia"/>
               </w:rPr>
               <w:t>Deivid Duarte Oliveira</w:t>
             </w:r>
             <w:r>
               <w:rPr>
-                <w:rFonts w:cs="Arial" w:ascii="Arial" w:hAnsi="Arial"/>
+                <w:rFonts w:ascii="Arial" w:hAnsi="Arial" w:cs="Arial"/>
               </w:rPr>
               <w:tab/>
             </w:r>
@@ -205,17 +172,16 @@
           </w:tcPr>
           <w:p>
             <w:pPr>
-              <w:pStyle w:val="Normal"/>
-              <w:spacing w:lineRule="auto" w:line="240" w:before="0" w:after="0"/>
+              <w:spacing w:lineRule="auto" w:line="240" w:before="0" w:after="0" w:beforeAutospacing="0" w:afterAutospacing="0"/>
               <w:jc w:val="both"/>
               <w:rPr>
-                <w:rFonts w:ascii="Arial" w:hAnsi="Arial" w:eastAsia="" w:cs="Arial" w:eastAsiaTheme="minorEastAsia"/>
+                <w:rFonts w:ascii="Arial" w:hAnsi="Arial" w:cs="Arial" w:eastAsiaTheme="minorEastAsia"/>
                 <w:color w:val="000000" w:themeColor="text1"/>
               </w:rPr>
             </w:pPr>
             <w:r>
               <w:rPr>
-                <w:rFonts w:eastAsia="" w:cs="Arial" w:ascii="Arial" w:hAnsi="Arial" w:eastAsiaTheme="minorEastAsia"/>
+                <w:rFonts w:ascii="Arial" w:hAnsi="Arial" w:cs="Arial" w:eastAsiaTheme="minorEastAsia"/>
               </w:rPr>
               <w:t>[RA 04252007]</w:t>
             </w:r>
@@ -233,24 +199,18 @@
           </w:tcPr>
           <w:p>
             <w:pPr>
-              <w:pStyle w:val="Normal"/>
-              <w:spacing w:lineRule="auto" w:line="240" w:before="0" w:after="0"/>
+              <w:spacing w:lineRule="auto" w:line="240" w:before="0" w:after="0" w:beforeAutospacing="0" w:afterAutospacing="0"/>
               <w:jc w:val="both"/>
               <w:rPr>
-                <w:rFonts w:ascii="Arial" w:hAnsi="Arial" w:eastAsia="" w:cs="Arial" w:eastAsiaTheme="minorEastAsia"/>
+                <w:rFonts w:ascii="Arial" w:hAnsi="Arial" w:cs="Arial" w:eastAsiaTheme="minorEastAsia"/>
               </w:rPr>
             </w:pPr>
-            <w:r>
-              <w:rPr>
-                <w:rFonts w:eastAsia="" w:cs="Arial" w:eastAsiaTheme="minorEastAsia" w:ascii="Arial" w:hAnsi="Arial"/>
-              </w:rPr>
-            </w:r>
           </w:p>
         </w:tc>
       </w:tr>
       <w:tr>
         <w:trPr>
-          <w:trHeight w:val="300" w:hRule="atLeast"/>
+          <w:trHeight w:hRule="atLeast" w:val="300"/>
         </w:trPr>
         <w:tc>
           <w:tcPr>
@@ -265,17 +225,16 @@
           </w:tcPr>
           <w:p>
             <w:pPr>
-              <w:pStyle w:val="Normal"/>
-              <w:spacing w:lineRule="auto" w:line="240" w:before="0" w:after="0"/>
+              <w:spacing w:lineRule="auto" w:line="240" w:before="0" w:after="0" w:beforeAutospacing="0" w:afterAutospacing="0"/>
               <w:jc w:val="both"/>
               <w:rPr>
-                <w:rFonts w:ascii="Arial" w:hAnsi="Arial" w:eastAsia="" w:cs="Arial" w:eastAsiaTheme="minorEastAsia"/>
+                <w:rFonts w:ascii="Arial" w:hAnsi="Arial" w:cs="Arial" w:eastAsiaTheme="minorEastAsia"/>
                 <w:color w:val="000000" w:themeColor="text1"/>
               </w:rPr>
             </w:pPr>
             <w:r>
               <w:rPr>
-                <w:rFonts w:eastAsia="" w:cs="Arial" w:ascii="Arial" w:hAnsi="Arial" w:eastAsiaTheme="minorEastAsia"/>
+                <w:rFonts w:ascii="Arial" w:hAnsi="Arial" w:cs="Arial" w:eastAsiaTheme="minorEastAsia"/>
               </w:rPr>
               <w:t>José Henrique Freire Valfogo</w:t>
             </w:r>
@@ -293,16 +252,15 @@
           </w:tcPr>
           <w:p>
             <w:pPr>
-              <w:pStyle w:val="Normal"/>
-              <w:spacing w:lineRule="auto" w:line="240" w:before="0" w:after="0"/>
+              <w:spacing w:lineRule="auto" w:line="240" w:before="0" w:after="0" w:beforeAutospacing="0" w:afterAutospacing="0"/>
               <w:jc w:val="both"/>
               <w:rPr>
-                <w:rFonts w:ascii="Arial" w:hAnsi="Arial" w:eastAsia="" w:cs="Arial" w:eastAsiaTheme="minorEastAsia"/>
+                <w:rFonts w:ascii="Arial" w:hAnsi="Arial" w:cs="Arial" w:eastAsiaTheme="minorEastAsia"/>
               </w:rPr>
             </w:pPr>
             <w:r>
               <w:rPr>
-                <w:rFonts w:eastAsia="" w:cs="Arial" w:ascii="Arial" w:hAnsi="Arial" w:eastAsiaTheme="minorEastAsia"/>
+                <w:rFonts w:ascii="Arial" w:hAnsi="Arial" w:cs="Arial" w:eastAsiaTheme="minorEastAsia"/>
               </w:rPr>
               <w:t>[RA 04252021]</w:t>
             </w:r>
@@ -320,24 +278,18 @@
           </w:tcPr>
           <w:p>
             <w:pPr>
-              <w:pStyle w:val="Normal"/>
-              <w:spacing w:lineRule="auto" w:line="240" w:before="0" w:after="0"/>
+              <w:spacing w:lineRule="auto" w:line="240" w:before="0" w:after="0" w:beforeAutospacing="0" w:afterAutospacing="0"/>
               <w:jc w:val="both"/>
               <w:rPr>
-                <w:rFonts w:ascii="Arial" w:hAnsi="Arial" w:eastAsia="" w:cs="Arial" w:eastAsiaTheme="minorEastAsia"/>
+                <w:rFonts w:ascii="Arial" w:hAnsi="Arial" w:cs="Arial" w:eastAsiaTheme="minorEastAsia"/>
               </w:rPr>
             </w:pPr>
-            <w:r>
-              <w:rPr>
-                <w:rFonts w:eastAsia="" w:cs="Arial" w:eastAsiaTheme="minorEastAsia" w:ascii="Arial" w:hAnsi="Arial"/>
-              </w:rPr>
-            </w:r>
           </w:p>
         </w:tc>
       </w:tr>
       <w:tr>
         <w:trPr>
-          <w:trHeight w:val="300" w:hRule="atLeast"/>
+          <w:trHeight w:hRule="atLeast" w:val="300"/>
         </w:trPr>
         <w:tc>
           <w:tcPr>
@@ -352,17 +304,16 @@
           </w:tcPr>
           <w:p>
             <w:pPr>
-              <w:pStyle w:val="Normal"/>
-              <w:spacing w:lineRule="auto" w:line="240" w:before="0" w:after="0"/>
+              <w:spacing w:lineRule="auto" w:line="240" w:before="0" w:after="0" w:beforeAutospacing="0" w:afterAutospacing="0"/>
               <w:jc w:val="both"/>
               <w:rPr>
-                <w:rFonts w:ascii="Arial" w:hAnsi="Arial" w:eastAsia="" w:cs="Arial" w:eastAsiaTheme="minorEastAsia"/>
+                <w:rFonts w:ascii="Arial" w:hAnsi="Arial" w:cs="Arial" w:eastAsiaTheme="minorEastAsia"/>
                 <w:color w:val="000000" w:themeColor="text1"/>
               </w:rPr>
             </w:pPr>
             <w:r>
               <w:rPr>
-                <w:rFonts w:eastAsia="" w:cs="Arial" w:ascii="Arial" w:hAnsi="Arial" w:eastAsiaTheme="minorEastAsia"/>
+                <w:rFonts w:ascii="Arial" w:hAnsi="Arial" w:cs="Arial" w:eastAsiaTheme="minorEastAsia"/>
               </w:rPr>
               <w:t xml:space="preserve">Luís Felipe Gomes </w:t>
             </w:r>
@@ -380,16 +331,15 @@
           </w:tcPr>
           <w:p>
             <w:pPr>
-              <w:pStyle w:val="Normal"/>
-              <w:spacing w:lineRule="auto" w:line="240" w:before="0" w:after="0"/>
+              <w:spacing w:lineRule="auto" w:line="240" w:before="0" w:after="0" w:beforeAutospacing="0" w:afterAutospacing="0"/>
               <w:jc w:val="both"/>
               <w:rPr>
-                <w:rFonts w:ascii="Arial" w:hAnsi="Arial" w:eastAsia="" w:cs="Arial" w:eastAsiaTheme="minorEastAsia"/>
+                <w:rFonts w:ascii="Arial" w:hAnsi="Arial" w:cs="Arial" w:eastAsiaTheme="minorEastAsia"/>
               </w:rPr>
             </w:pPr>
             <w:r>
               <w:rPr>
-                <w:rFonts w:eastAsia="" w:cs="Arial" w:ascii="Arial" w:hAnsi="Arial" w:eastAsiaTheme="minorEastAsia"/>
+                <w:rFonts w:ascii="Arial" w:hAnsi="Arial" w:cs="Arial" w:eastAsiaTheme="minorEastAsia"/>
               </w:rPr>
               <w:t>[RA 04252017]</w:t>
             </w:r>
@@ -407,24 +357,18 @@
           </w:tcPr>
           <w:p>
             <w:pPr>
-              <w:pStyle w:val="Normal"/>
-              <w:spacing w:lineRule="auto" w:line="240" w:before="0" w:after="0"/>
+              <w:spacing w:lineRule="auto" w:line="240" w:before="0" w:after="0" w:beforeAutospacing="0" w:afterAutospacing="0"/>
               <w:jc w:val="both"/>
               <w:rPr>
-                <w:rFonts w:ascii="Arial" w:hAnsi="Arial" w:eastAsia="" w:cs="Arial" w:eastAsiaTheme="minorEastAsia"/>
+                <w:rFonts w:ascii="Arial" w:hAnsi="Arial" w:cs="Arial" w:eastAsiaTheme="minorEastAsia"/>
               </w:rPr>
             </w:pPr>
-            <w:r>
-              <w:rPr>
-                <w:rFonts w:eastAsia="" w:cs="Arial" w:eastAsiaTheme="minorEastAsia" w:ascii="Arial" w:hAnsi="Arial"/>
-              </w:rPr>
-            </w:r>
           </w:p>
         </w:tc>
       </w:tr>
       <w:tr>
         <w:trPr>
-          <w:trHeight w:val="300" w:hRule="atLeast"/>
+          <w:trHeight w:hRule="atLeast" w:val="300"/>
         </w:trPr>
         <w:tc>
           <w:tcPr>
@@ -439,16 +383,15 @@
           </w:tcPr>
           <w:p>
             <w:pPr>
-              <w:pStyle w:val="Normal"/>
-              <w:spacing w:lineRule="auto" w:line="240" w:before="0" w:after="0"/>
+              <w:spacing w:lineRule="auto" w:line="240" w:before="0" w:after="0" w:beforeAutospacing="0" w:afterAutospacing="0"/>
               <w:jc w:val="both"/>
               <w:rPr>
-                <w:rFonts w:ascii="Arial" w:hAnsi="Arial" w:eastAsia="" w:cs="Arial" w:eastAsiaTheme="minorEastAsia"/>
+                <w:rFonts w:ascii="Arial" w:hAnsi="Arial" w:cs="Arial" w:eastAsiaTheme="minorEastAsia"/>
               </w:rPr>
             </w:pPr>
             <w:r>
               <w:rPr>
-                <w:rFonts w:eastAsia="" w:cs="Arial" w:ascii="Arial" w:hAnsi="Arial" w:eastAsiaTheme="minorEastAsia"/>
+                <w:rFonts w:ascii="Arial" w:hAnsi="Arial" w:cs="Arial" w:eastAsiaTheme="minorEastAsia"/>
               </w:rPr>
               <w:t>Luís Paraiso</w:t>
             </w:r>
@@ -466,16 +409,15 @@
           </w:tcPr>
           <w:p>
             <w:pPr>
-              <w:pStyle w:val="Normal"/>
-              <w:spacing w:lineRule="auto" w:line="240" w:before="0" w:after="0"/>
+              <w:spacing w:lineRule="auto" w:line="240" w:before="0" w:after="0" w:beforeAutospacing="0" w:afterAutospacing="0"/>
               <w:jc w:val="both"/>
               <w:rPr>
-                <w:rFonts w:ascii="Arial" w:hAnsi="Arial" w:eastAsia="" w:cs="Arial" w:eastAsiaTheme="minorEastAsia"/>
+                <w:rFonts w:ascii="Arial" w:hAnsi="Arial" w:cs="Arial" w:eastAsiaTheme="minorEastAsia"/>
               </w:rPr>
             </w:pPr>
             <w:r>
               <w:rPr>
-                <w:rFonts w:eastAsia="" w:cs="Arial" w:ascii="Arial" w:hAnsi="Arial" w:eastAsiaTheme="minorEastAsia"/>
+                <w:rFonts w:ascii="Arial" w:hAnsi="Arial" w:cs="Arial" w:eastAsiaTheme="minorEastAsia"/>
               </w:rPr>
               <w:t>[RA 04252045]</w:t>
             </w:r>
@@ -493,24 +435,18 @@
           </w:tcPr>
           <w:p>
             <w:pPr>
-              <w:pStyle w:val="Normal"/>
-              <w:spacing w:lineRule="auto" w:line="240" w:before="0" w:after="0"/>
+              <w:spacing w:lineRule="auto" w:line="240" w:before="0" w:after="0" w:beforeAutospacing="0" w:afterAutospacing="0"/>
               <w:jc w:val="both"/>
               <w:rPr>
-                <w:rFonts w:ascii="Arial" w:hAnsi="Arial" w:eastAsia="" w:cs="Arial" w:eastAsiaTheme="minorEastAsia"/>
+                <w:rFonts w:ascii="Arial" w:hAnsi="Arial" w:cs="Arial" w:eastAsiaTheme="minorEastAsia"/>
               </w:rPr>
             </w:pPr>
-            <w:r>
-              <w:rPr>
-                <w:rFonts w:eastAsia="" w:cs="Arial" w:eastAsiaTheme="minorEastAsia" w:ascii="Arial" w:hAnsi="Arial"/>
-              </w:rPr>
-            </w:r>
           </w:p>
         </w:tc>
       </w:tr>
       <w:tr>
         <w:trPr>
-          <w:trHeight w:val="300" w:hRule="atLeast"/>
+          <w:trHeight w:hRule="atLeast" w:val="300"/>
         </w:trPr>
         <w:tc>
           <w:tcPr>
@@ -525,17 +461,16 @@
           </w:tcPr>
           <w:p>
             <w:pPr>
-              <w:pStyle w:val="Normal"/>
-              <w:spacing w:lineRule="auto" w:line="240" w:before="0" w:after="0"/>
+              <w:spacing w:lineRule="auto" w:line="240" w:before="0" w:after="0" w:beforeAutospacing="0" w:afterAutospacing="0"/>
               <w:jc w:val="both"/>
               <w:rPr>
-                <w:rFonts w:ascii="Arial" w:hAnsi="Arial" w:eastAsia="" w:cs="Arial" w:eastAsiaTheme="minorEastAsia"/>
+                <w:rFonts w:ascii="Arial" w:hAnsi="Arial" w:cs="Arial" w:eastAsiaTheme="minorEastAsia"/>
                 <w:color w:val="000000" w:themeColor="text1"/>
               </w:rPr>
             </w:pPr>
             <w:r>
               <w:rPr>
-                <w:rFonts w:eastAsia="" w:cs="Arial" w:ascii="Arial" w:hAnsi="Arial" w:eastAsiaTheme="minorEastAsia"/>
+                <w:rFonts w:ascii="Arial" w:hAnsi="Arial" w:cs="Arial" w:eastAsiaTheme="minorEastAsia"/>
               </w:rPr>
               <w:t>Matheus de Souza Valle</w:t>
             </w:r>
@@ -553,16 +488,15 @@
           </w:tcPr>
           <w:p>
             <w:pPr>
-              <w:pStyle w:val="Normal"/>
-              <w:spacing w:lineRule="auto" w:line="240" w:before="0" w:after="0"/>
+              <w:spacing w:lineRule="auto" w:line="240" w:before="0" w:after="0" w:beforeAutospacing="0" w:afterAutospacing="0"/>
               <w:jc w:val="both"/>
               <w:rPr>
-                <w:rFonts w:ascii="Arial" w:hAnsi="Arial" w:eastAsia="" w:cs="Arial" w:eastAsiaTheme="minorEastAsia"/>
+                <w:rFonts w:ascii="Arial" w:hAnsi="Arial" w:cs="Arial" w:eastAsiaTheme="minorEastAsia"/>
               </w:rPr>
             </w:pPr>
             <w:r>
               <w:rPr>
-                <w:rFonts w:eastAsia="" w:cs="Arial" w:ascii="Arial" w:hAnsi="Arial" w:eastAsiaTheme="minorEastAsia"/>
+                <w:rFonts w:ascii="Arial" w:hAnsi="Arial" w:cs="Arial" w:eastAsiaTheme="minorEastAsia"/>
               </w:rPr>
               <w:t>[RA 04252043]</w:t>
             </w:r>
@@ -580,24 +514,18 @@
           </w:tcPr>
           <w:p>
             <w:pPr>
-              <w:pStyle w:val="Normal"/>
-              <w:spacing w:lineRule="auto" w:line="240" w:before="0" w:after="0"/>
+              <w:spacing w:lineRule="auto" w:line="240" w:before="0" w:after="0" w:beforeAutospacing="0" w:afterAutospacing="0"/>
               <w:jc w:val="both"/>
               <w:rPr>
-                <w:rFonts w:ascii="Arial" w:hAnsi="Arial" w:eastAsia="" w:cs="Arial" w:eastAsiaTheme="minorEastAsia"/>
+                <w:rFonts w:ascii="Arial" w:hAnsi="Arial" w:cs="Arial" w:eastAsiaTheme="minorEastAsia"/>
               </w:rPr>
             </w:pPr>
-            <w:r>
-              <w:rPr>
-                <w:rFonts w:eastAsia="" w:cs="Arial" w:eastAsiaTheme="minorEastAsia" w:ascii="Arial" w:hAnsi="Arial"/>
-              </w:rPr>
-            </w:r>
           </w:p>
         </w:tc>
       </w:tr>
       <w:tr>
         <w:trPr>
-          <w:trHeight w:val="300" w:hRule="atLeast"/>
+          <w:trHeight w:hRule="atLeast" w:val="300"/>
         </w:trPr>
         <w:tc>
           <w:tcPr>
@@ -612,16 +540,15 @@
           </w:tcPr>
           <w:p>
             <w:pPr>
-              <w:pStyle w:val="Normal"/>
-              <w:spacing w:lineRule="auto" w:line="240" w:before="0" w:after="0"/>
+              <w:spacing w:lineRule="auto" w:line="240" w:before="0" w:after="0" w:beforeAutospacing="0" w:afterAutospacing="0"/>
               <w:jc w:val="both"/>
               <w:rPr>
-                <w:rFonts w:ascii="Arial" w:hAnsi="Arial" w:eastAsia="" w:cs="Arial" w:eastAsiaTheme="minorEastAsia"/>
+                <w:rFonts w:ascii="Arial" w:hAnsi="Arial" w:cs="Arial" w:eastAsiaTheme="minorEastAsia"/>
               </w:rPr>
             </w:pPr>
             <w:r>
               <w:rPr>
-                <w:rFonts w:eastAsia="" w:cs="Arial" w:ascii="Arial" w:hAnsi="Arial" w:eastAsiaTheme="minorEastAsia"/>
+                <w:rFonts w:ascii="Arial" w:hAnsi="Arial" w:cs="Arial" w:eastAsiaTheme="minorEastAsia"/>
               </w:rPr>
               <w:t>Luana</w:t>
             </w:r>
@@ -639,16 +566,15 @@
           </w:tcPr>
           <w:p>
             <w:pPr>
-              <w:pStyle w:val="Normal"/>
-              <w:spacing w:lineRule="auto" w:line="240" w:before="0" w:after="0"/>
+              <w:spacing w:lineRule="auto" w:line="240" w:before="0" w:after="0" w:beforeAutospacing="0" w:afterAutospacing="0"/>
               <w:jc w:val="both"/>
               <w:rPr>
-                <w:rFonts w:ascii="Arial" w:hAnsi="Arial" w:eastAsia="" w:cs="Arial" w:eastAsiaTheme="minorEastAsia"/>
+                <w:rFonts w:ascii="Arial" w:hAnsi="Arial" w:cs="Arial" w:eastAsiaTheme="minorEastAsia"/>
               </w:rPr>
             </w:pPr>
             <w:r>
               <w:rPr>
-                <w:rFonts w:eastAsia="" w:cs="Arial" w:ascii="Arial" w:hAnsi="Arial" w:eastAsiaTheme="minorEastAsia"/>
+                <w:rFonts w:ascii="Arial" w:hAnsi="Arial" w:cs="Arial" w:eastAsiaTheme="minorEastAsia"/>
               </w:rPr>
               <w:t>[RA 04252035]</w:t>
             </w:r>
@@ -666,24 +592,18 @@
           </w:tcPr>
           <w:p>
             <w:pPr>
-              <w:pStyle w:val="Normal"/>
-              <w:spacing w:lineRule="auto" w:line="240" w:before="0" w:after="0"/>
+              <w:spacing w:lineRule="auto" w:line="240" w:before="0" w:after="0" w:beforeAutospacing="0" w:afterAutospacing="0"/>
               <w:jc w:val="both"/>
               <w:rPr>
-                <w:rFonts w:ascii="Arial" w:hAnsi="Arial" w:eastAsia="" w:cs="Arial" w:eastAsiaTheme="minorEastAsia"/>
+                <w:rFonts w:ascii="Arial" w:hAnsi="Arial" w:cs="Arial" w:eastAsiaTheme="minorEastAsia"/>
               </w:rPr>
             </w:pPr>
-            <w:r>
-              <w:rPr>
-                <w:rFonts w:eastAsia="" w:cs="Arial" w:eastAsiaTheme="minorEastAsia" w:ascii="Arial" w:hAnsi="Arial"/>
-              </w:rPr>
-            </w:r>
           </w:p>
         </w:tc>
       </w:tr>
       <w:tr>
         <w:trPr>
-          <w:trHeight w:val="300" w:hRule="atLeast"/>
+          <w:trHeight w:hRule="atLeast" w:val="300"/>
         </w:trPr>
         <w:tc>
           <w:tcPr>
@@ -697,18 +617,12 @@
           </w:tcPr>
           <w:p>
             <w:pPr>
-              <w:pStyle w:val="Normal"/>
-              <w:spacing w:lineRule="auto" w:line="240" w:before="0" w:after="0"/>
+              <w:spacing w:lineRule="auto" w:line="240" w:before="0" w:after="0" w:beforeAutospacing="0" w:afterAutospacing="0"/>
               <w:jc w:val="both"/>
               <w:rPr>
-                <w:rFonts w:ascii="Arial" w:hAnsi="Arial" w:eastAsia="" w:cs="Arial" w:eastAsiaTheme="minorEastAsia"/>
+                <w:rFonts w:ascii="Arial" w:hAnsi="Arial" w:cs="Arial" w:eastAsiaTheme="minorEastAsia"/>
               </w:rPr>
             </w:pPr>
-            <w:r>
-              <w:rPr>
-                <w:rFonts w:eastAsia="" w:cs="Arial" w:eastAsiaTheme="minorEastAsia" w:ascii="Arial" w:hAnsi="Arial"/>
-              </w:rPr>
-            </w:r>
           </w:p>
         </w:tc>
         <w:tc>
@@ -723,13 +637,8 @@
           </w:tcPr>
           <w:p>
             <w:pPr>
-              <w:pStyle w:val="Normal"/>
-              <w:spacing w:lineRule="auto" w:line="240" w:before="0" w:after="0"/>
-              <w:rPr/>
+              <w:spacing w:lineRule="auto" w:line="240" w:before="0" w:after="0" w:beforeAutospacing="0" w:afterAutospacing="0"/>
             </w:pPr>
-            <w:r>
-              <w:rPr/>
-            </w:r>
           </w:p>
         </w:tc>
         <w:tc>
@@ -744,13 +653,8 @@
           </w:tcPr>
           <w:p>
             <w:pPr>
-              <w:pStyle w:val="Normal"/>
-              <w:spacing w:lineRule="auto" w:line="240" w:before="0" w:after="0"/>
-              <w:rPr/>
+              <w:spacing w:lineRule="auto" w:line="240" w:before="0" w:after="0" w:beforeAutospacing="0" w:afterAutospacing="0"/>
             </w:pPr>
-            <w:r>
-              <w:rPr/>
-            </w:r>
           </w:p>
         </w:tc>
         <w:tc>
@@ -765,145 +669,95 @@
           </w:tcPr>
           <w:p>
             <w:pPr>
-              <w:pStyle w:val="Normal"/>
-              <w:spacing w:lineRule="auto" w:line="240" w:before="0" w:after="0"/>
-              <w:rPr/>
+              <w:spacing w:lineRule="auto" w:line="240" w:before="0" w:after="0" w:beforeAutospacing="0" w:afterAutospacing="0"/>
             </w:pPr>
-            <w:r>
-              <w:rPr/>
-            </w:r>
           </w:p>
         </w:tc>
       </w:tr>
     </w:tbl>
     <w:p>
       <w:pPr>
-        <w:pStyle w:val="Normal"/>
-        <w:spacing w:before="0" w:after="0"/>
-        <w:jc w:val="both"/>
-        <w:rPr>
-          <w:rFonts w:ascii="Arial" w:hAnsi="Arial" w:eastAsia="" w:cs="Arial" w:eastAsiaTheme="minorEastAsia"/>
+        <w:spacing w:before="0" w:after="0" w:beforeAutospacing="0" w:afterAutospacing="0"/>
+        <w:jc w:val="both"/>
+        <w:rPr>
+          <w:rFonts w:ascii="Arial" w:hAnsi="Arial" w:cs="Arial" w:eastAsiaTheme="minorEastAsia"/>
           <w:color w:val="000000" w:themeColor="text1"/>
         </w:rPr>
       </w:pPr>
-      <w:r>
-        <w:rPr>
-          <w:rFonts w:eastAsia="" w:cs="Arial" w:eastAsiaTheme="minorEastAsia" w:ascii="Arial" w:hAnsi="Arial"/>
+    </w:p>
+    <w:p>
+      <w:pPr>
+        <w:spacing w:before="0" w:after="0" w:beforeAutospacing="0" w:afterAutospacing="0"/>
+        <w:ind w:firstLine="0" w:left="4320"/>
+        <w:jc w:val="both"/>
+        <w:rPr>
+          <w:rFonts w:ascii="Arial" w:hAnsi="Arial" w:cs="Arial" w:eastAsiaTheme="minorEastAsia"/>
           <w:color w:val="000000" w:themeColor="text1"/>
         </w:rPr>
-      </w:r>
-    </w:p>
-    <w:p>
-      <w:pPr>
-        <w:pStyle w:val="Normal"/>
-        <w:spacing w:before="0" w:after="0"/>
-        <w:ind w:left="4320" w:hanging="0"/>
-        <w:jc w:val="both"/>
-        <w:rPr>
-          <w:rFonts w:ascii="Arial" w:hAnsi="Arial" w:eastAsia="" w:cs="Arial" w:eastAsiaTheme="minorEastAsia"/>
+      </w:pPr>
+    </w:p>
+    <w:p>
+      <w:pPr>
+        <w:spacing w:before="0" w:after="0" w:beforeAutospacing="0" w:afterAutospacing="0"/>
+        <w:ind w:firstLine="0" w:left="4320"/>
+        <w:jc w:val="both"/>
+        <w:rPr>
+          <w:rFonts w:ascii="Arial" w:hAnsi="Arial" w:cs="Arial" w:eastAsiaTheme="minorEastAsia"/>
           <w:color w:val="000000" w:themeColor="text1"/>
         </w:rPr>
       </w:pPr>
       <w:r>
         <w:rPr>
-          <w:rFonts w:eastAsia="" w:cs="Arial" w:eastAsiaTheme="minorEastAsia" w:ascii="Arial" w:hAnsi="Arial"/>
+          <w:rFonts w:ascii="Arial" w:hAnsi="Arial" w:cs="Arial" w:eastAsiaTheme="minorEastAsia"/>
+        </w:rPr>
+        <w:t xml:space="preserve">    </w:t>
+      </w:r>
+    </w:p>
+    <w:p>
+      <w:pPr>
+        <w:spacing w:before="0" w:after="0" w:beforeAutospacing="0" w:afterAutospacing="0"/>
+        <w:jc w:val="both"/>
+        <w:rPr>
+          <w:rFonts w:eastAsiaTheme="minorEastAsia"/>
           <w:color w:val="000000" w:themeColor="text1"/>
         </w:rPr>
-      </w:r>
-    </w:p>
-    <w:p>
-      <w:pPr>
-        <w:pStyle w:val="Normal"/>
-        <w:spacing w:before="0" w:after="0"/>
-        <w:ind w:left="4320" w:hanging="0"/>
-        <w:jc w:val="both"/>
-        <w:rPr>
-          <w:rFonts w:ascii="Arial" w:hAnsi="Arial" w:eastAsia="" w:cs="Arial" w:eastAsiaTheme="minorEastAsia"/>
+      </w:pPr>
+    </w:p>
+    <w:p>
+      <w:pPr>
+        <w:jc w:val="both"/>
+        <w:rPr>
+          <w:rFonts w:eastAsiaTheme="minorEastAsia"/>
           <w:color w:val="000000" w:themeColor="text1"/>
         </w:rPr>
       </w:pPr>
-      <w:r>
-        <w:rPr>
-          <w:rFonts w:eastAsia="" w:cs="Arial" w:ascii="Arial" w:hAnsi="Arial" w:eastAsiaTheme="minorEastAsia"/>
-        </w:rPr>
-        <w:t xml:space="preserve">    </w:t>
-      </w:r>
-    </w:p>
-    <w:p>
-      <w:pPr>
-        <w:pStyle w:val="Normal"/>
-        <w:spacing w:before="0" w:after="0"/>
-        <w:jc w:val="both"/>
-        <w:rPr>
-          <w:rFonts w:eastAsia="" w:eastAsiaTheme="minorEastAsia"/>
+    </w:p>
+    <w:p>
+      <w:pPr>
+        <w:jc w:val="both"/>
+        <w:rPr>
+          <w:rFonts w:eastAsiaTheme="minorEastAsia"/>
           <w:color w:val="000000" w:themeColor="text1"/>
         </w:rPr>
       </w:pPr>
-      <w:r>
-        <w:rPr>
-          <w:rFonts w:eastAsia="" w:eastAsiaTheme="minorEastAsia"/>
+    </w:p>
+    <w:p>
+      <w:pPr>
+        <w:jc w:val="both"/>
+        <w:rPr>
+          <w:rFonts w:eastAsiaTheme="minorEastAsia"/>
           <w:color w:val="000000" w:themeColor="text1"/>
         </w:rPr>
-      </w:r>
-    </w:p>
-    <w:p>
-      <w:pPr>
-        <w:pStyle w:val="Normal"/>
-        <w:jc w:val="both"/>
-        <w:rPr>
-          <w:rFonts w:eastAsia="" w:eastAsiaTheme="minorEastAsia"/>
-          <w:color w:val="000000" w:themeColor="text1"/>
-        </w:rPr>
-      </w:pPr>
-      <w:r>
-        <w:rPr>
-          <w:rFonts w:eastAsia="" w:eastAsiaTheme="minorEastAsia"/>
-          <w:color w:val="000000" w:themeColor="text1"/>
-        </w:rPr>
-      </w:r>
-    </w:p>
-    <w:p>
-      <w:pPr>
-        <w:pStyle w:val="Normal"/>
-        <w:jc w:val="both"/>
-        <w:rPr>
-          <w:rFonts w:eastAsia="" w:eastAsiaTheme="minorEastAsia"/>
-          <w:color w:val="000000" w:themeColor="text1"/>
-        </w:rPr>
-      </w:pPr>
-      <w:r>
-        <w:rPr>
-          <w:rFonts w:eastAsia="" w:eastAsiaTheme="minorEastAsia"/>
-          <w:color w:val="000000" w:themeColor="text1"/>
-        </w:rPr>
-      </w:r>
-    </w:p>
-    <w:p>
-      <w:pPr>
-        <w:pStyle w:val="Normal"/>
-        <w:jc w:val="both"/>
-        <w:rPr>
-          <w:rFonts w:eastAsia="" w:eastAsiaTheme="minorEastAsia"/>
-          <w:color w:val="000000" w:themeColor="text1"/>
-        </w:rPr>
-      </w:pPr>
-      <w:r>
-        <w:rPr>
-          <w:rFonts w:eastAsia="" w:eastAsiaTheme="minorEastAsia"/>
-          <w:color w:val="000000" w:themeColor="text1"/>
-        </w:rPr>
-      </w:r>
-    </w:p>
-    <w:p>
-      <w:pPr>
-        <w:pStyle w:val="Normal"/>
-        <w:spacing w:before="0" w:after="0"/>
+      </w:pPr>
+    </w:p>
+    <w:p>
+      <w:pPr>
+        <w:spacing w:before="0" w:after="0" w:beforeAutospacing="0" w:afterAutospacing="0"/>
         <w:jc w:val="center"/>
         <w:rPr>
-          <w:rFonts w:ascii="Arial" w:hAnsi="Arial" w:eastAsia="" w:cs="Arial" w:eastAsiaTheme="minorEastAsia"/>
-          <w:b/>
-          <w:b/>
-          <w:bCs/>
+          <w:rFonts w:ascii="Arial" w:hAnsi="Arial" w:cs="Arial" w:eastAsiaTheme="minorEastAsia"/>
+          <w:b w:val="1"/>
+          <w:bCs w:val="1"/>
           <w:color w:val="000000" w:themeColor="text1"/>
           <w:sz w:val="32"/>
           <w:szCs w:val="32"/>
@@ -911,32 +765,93 @@
       </w:pPr>
       <w:r>
         <w:rPr>
-          <w:rFonts w:eastAsia="" w:cs="Arial" w:ascii="Arial" w:hAnsi="Arial" w:eastAsiaTheme="minorEastAsia"/>
-          <w:b/>
-          <w:bCs/>
+          <w:rFonts w:ascii="Arial" w:hAnsi="Arial" w:cs="Arial" w:eastAsiaTheme="minorEastAsia"/>
+          <w:b w:val="1"/>
+          <w:bCs w:val="1"/>
           <w:sz w:val="32"/>
           <w:szCs w:val="32"/>
         </w:rPr>
         <w:t>Hik</w:t>
+      </w:r>
+      <w:r>
+        <w:rPr>
+          <w:rFonts w:ascii="Arial" w:hAnsi="Arial" w:cs="Arial" w:eastAsiaTheme="minorEastAsia"/>
+          <w:b w:val="1"/>
+          <w:bCs w:val="1"/>
+          <w:sz w:val="32"/>
+          <w:szCs w:val="32"/>
+        </w:rPr>
         <w:softHyphen/>
+      </w:r>
+      <w:r>
+        <w:rPr>
+          <w:rFonts w:ascii="Arial" w:hAnsi="Arial" w:cs="Arial" w:eastAsiaTheme="minorEastAsia"/>
+          <w:b w:val="1"/>
+          <w:bCs w:val="1"/>
+          <w:sz w:val="32"/>
+          <w:szCs w:val="32"/>
+        </w:rPr>
         <w:softHyphen/>
+      </w:r>
+      <w:r>
+        <w:rPr>
+          <w:rFonts w:ascii="Arial" w:hAnsi="Arial" w:cs="Arial" w:eastAsiaTheme="minorEastAsia"/>
+          <w:b w:val="1"/>
+          <w:bCs w:val="1"/>
+          <w:sz w:val="32"/>
+          <w:szCs w:val="32"/>
+        </w:rPr>
         <w:softHyphen/>
+      </w:r>
+      <w:r>
+        <w:rPr>
+          <w:rFonts w:ascii="Arial" w:hAnsi="Arial" w:cs="Arial" w:eastAsiaTheme="minorEastAsia"/>
+          <w:b w:val="1"/>
+          <w:bCs w:val="1"/>
+          <w:sz w:val="32"/>
+          <w:szCs w:val="32"/>
+        </w:rPr>
         <w:softHyphen/>
+      </w:r>
+      <w:r>
+        <w:rPr>
+          <w:rFonts w:ascii="Arial" w:hAnsi="Arial" w:cs="Arial" w:eastAsiaTheme="minorEastAsia"/>
+          <w:b w:val="1"/>
+          <w:bCs w:val="1"/>
+          <w:sz w:val="32"/>
+          <w:szCs w:val="32"/>
+        </w:rPr>
         <w:softHyphen/>
+      </w:r>
+      <w:r>
+        <w:rPr>
+          <w:rFonts w:ascii="Arial" w:hAnsi="Arial" w:cs="Arial" w:eastAsiaTheme="minorEastAsia"/>
+          <w:b w:val="1"/>
+          <w:bCs w:val="1"/>
+          <w:sz w:val="32"/>
+          <w:szCs w:val="32"/>
+        </w:rPr>
         <w:softHyphen/>
+      </w:r>
+      <w:r>
+        <w:rPr>
+          <w:rFonts w:ascii="Arial" w:hAnsi="Arial" w:cs="Arial" w:eastAsiaTheme="minorEastAsia"/>
+          <w:b w:val="1"/>
+          <w:bCs w:val="1"/>
+          <w:sz w:val="32"/>
+          <w:szCs w:val="32"/>
+        </w:rPr>
         <w:t>ari Wasabi:</w:t>
       </w:r>
     </w:p>
     <w:p>
       <w:pPr>
-        <w:pStyle w:val="Normal"/>
-        <w:spacing w:before="0" w:after="0"/>
+        <w:spacing w:before="0" w:after="0" w:beforeAutospacing="0" w:afterAutospacing="0"/>
         <w:jc w:val="center"/>
         <w:rPr>
-          <w:rFonts w:ascii="Arial" w:hAnsi="Arial" w:eastAsia="" w:cs="Arial" w:eastAsiaTheme="minorEastAsia"/>
-          <w:b/>
-          <w:b/>
-          <w:bCs/>
+          <w:rFonts w:ascii="Arial" w:hAnsi="Arial" w:cs="Arial" w:eastAsiaTheme="minorEastAsia"/>
+          <w:b w:val="1"/>
+          <w:bCs w:val="1"/>
           <w:color w:val="000000" w:themeColor="text1"/>
           <w:sz w:val="32"/>
           <w:szCs w:val="32"/>
@@ -944,9 +859,9 @@
       </w:pPr>
       <w:r>
         <w:rPr>
-          <w:rFonts w:eastAsia="" w:cs="Arial" w:ascii="Arial" w:hAnsi="Arial" w:eastAsiaTheme="minorEastAsia"/>
-          <w:b/>
-          <w:bCs/>
+          <w:rFonts w:ascii="Arial" w:hAnsi="Arial" w:cs="Arial" w:eastAsiaTheme="minorEastAsia"/>
+          <w:b w:val="1"/>
+          <w:bCs w:val="1"/>
           <w:sz w:val="32"/>
           <w:szCs w:val="32"/>
         </w:rPr>
@@ -955,180 +870,126 @@
     </w:p>
     <w:p>
       <w:pPr>
-        <w:pStyle w:val="Normal"/>
         <w:jc w:val="center"/>
         <w:rPr>
-          <w:rFonts w:ascii="Arial" w:hAnsi="Arial" w:eastAsia="" w:cs="Arial" w:eastAsiaTheme="minorEastAsia"/>
+          <w:rFonts w:ascii="Arial" w:hAnsi="Arial" w:cs="Arial" w:eastAsiaTheme="minorEastAsia"/>
           <w:color w:val="000000" w:themeColor="text1"/>
         </w:rPr>
       </w:pPr>
-      <w:r>
-        <w:rPr>
-          <w:rFonts w:eastAsia="" w:cs="Arial" w:eastAsiaTheme="minorEastAsia" w:ascii="Arial" w:hAnsi="Arial"/>
+    </w:p>
+    <w:p>
+      <w:pPr>
+        <w:jc w:val="center"/>
+        <w:rPr>
+          <w:rFonts w:ascii="Arial" w:hAnsi="Arial" w:cs="Arial" w:eastAsiaTheme="minorEastAsia"/>
           <w:color w:val="000000" w:themeColor="text1"/>
         </w:rPr>
-      </w:r>
-    </w:p>
-    <w:p>
-      <w:pPr>
-        <w:pStyle w:val="Normal"/>
+      </w:pPr>
+    </w:p>
+    <w:p>
+      <w:pPr>
         <w:jc w:val="center"/>
         <w:rPr>
-          <w:rFonts w:ascii="Arial" w:hAnsi="Arial" w:eastAsia="" w:cs="Arial" w:eastAsiaTheme="minorEastAsia"/>
+          <w:rFonts w:ascii="Arial" w:hAnsi="Arial" w:cs="Arial" w:eastAsiaTheme="minorEastAsia"/>
           <w:color w:val="000000" w:themeColor="text1"/>
         </w:rPr>
       </w:pPr>
-      <w:r>
-        <w:rPr>
-          <w:rFonts w:eastAsia="" w:cs="Arial" w:eastAsiaTheme="minorEastAsia" w:ascii="Arial" w:hAnsi="Arial"/>
+    </w:p>
+    <w:p>
+      <w:pPr>
+        <w:jc w:val="center"/>
+        <w:rPr>
+          <w:rFonts w:ascii="Arial" w:hAnsi="Arial" w:cs="Arial" w:eastAsiaTheme="minorEastAsia"/>
           <w:color w:val="000000" w:themeColor="text1"/>
         </w:rPr>
-      </w:r>
-    </w:p>
-    <w:p>
-      <w:pPr>
-        <w:pStyle w:val="Normal"/>
+      </w:pPr>
+    </w:p>
+    <w:p>
+      <w:pPr>
+        <w:rPr>
+          <w:rFonts w:ascii="Arial" w:hAnsi="Arial" w:cs="Arial" w:eastAsiaTheme="minorEastAsia"/>
+          <w:color w:val="000000" w:themeColor="text1"/>
+        </w:rPr>
+      </w:pPr>
+    </w:p>
+    <w:p>
+      <w:pPr>
         <w:jc w:val="center"/>
         <w:rPr>
-          <w:rFonts w:ascii="Arial" w:hAnsi="Arial" w:eastAsia="" w:cs="Arial" w:eastAsiaTheme="minorEastAsia"/>
+          <w:rFonts w:ascii="Arial" w:hAnsi="Arial" w:cs="Arial" w:eastAsiaTheme="minorEastAsia"/>
           <w:color w:val="000000" w:themeColor="text1"/>
         </w:rPr>
       </w:pPr>
-      <w:r>
-        <w:rPr>
-          <w:rFonts w:eastAsia="" w:cs="Arial" w:eastAsiaTheme="minorEastAsia" w:ascii="Arial" w:hAnsi="Arial"/>
+    </w:p>
+    <w:p>
+      <w:pPr>
+        <w:jc w:val="center"/>
+        <w:rPr>
+          <w:rFonts w:ascii="Arial" w:hAnsi="Arial" w:cs="Arial" w:eastAsiaTheme="minorEastAsia"/>
           <w:color w:val="000000" w:themeColor="text1"/>
         </w:rPr>
-      </w:r>
-    </w:p>
-    <w:p>
-      <w:pPr>
-        <w:pStyle w:val="Normal"/>
+      </w:pPr>
+    </w:p>
+    <w:p>
+      <w:pPr>
+        <w:spacing w:before="0" w:after="0" w:beforeAutospacing="0" w:afterAutospacing="0"/>
         <w:jc w:val="center"/>
         <w:rPr>
-          <w:rFonts w:ascii="Arial" w:hAnsi="Arial" w:eastAsia="" w:cs="Arial" w:eastAsiaTheme="minorEastAsia"/>
+          <w:rFonts w:ascii="Arial" w:hAnsi="Arial" w:cs="Arial" w:eastAsiaTheme="minorEastAsia"/>
           <w:color w:val="000000" w:themeColor="text1"/>
         </w:rPr>
       </w:pPr>
       <w:r>
         <w:rPr>
-          <w:rFonts w:eastAsia="" w:cs="Arial" w:eastAsiaTheme="minorEastAsia" w:ascii="Arial" w:hAnsi="Arial"/>
-          <w:color w:val="000000" w:themeColor="text1"/>
-        </w:rPr>
-      </w:r>
-    </w:p>
-    <w:p>
-      <w:pPr>
-        <w:pStyle w:val="Normal"/>
-        <w:rPr>
-          <w:rFonts w:ascii="Arial" w:hAnsi="Arial" w:eastAsia="" w:cs="Arial" w:eastAsiaTheme="minorEastAsia"/>
-          <w:color w:val="000000" w:themeColor="text1"/>
-        </w:rPr>
-      </w:pPr>
-      <w:r>
-        <w:rPr>
-          <w:rFonts w:eastAsia="" w:cs="Arial" w:eastAsiaTheme="minorEastAsia" w:ascii="Arial" w:hAnsi="Arial"/>
-          <w:color w:val="000000" w:themeColor="text1"/>
-        </w:rPr>
-      </w:r>
-    </w:p>
-    <w:p>
-      <w:pPr>
-        <w:pStyle w:val="Normal"/>
+          <w:rFonts w:ascii="Arial" w:hAnsi="Arial" w:cs="Arial" w:eastAsiaTheme="minorEastAsia"/>
+        </w:rPr>
+        <w:t>SÃO PAULO/SP</w:t>
+      </w:r>
+    </w:p>
+    <w:p>
+      <w:pPr>
+        <w:spacing w:before="0" w:after="0" w:beforeAutospacing="0" w:afterAutospacing="0"/>
         <w:jc w:val="center"/>
         <w:rPr>
-          <w:rFonts w:ascii="Arial" w:hAnsi="Arial" w:eastAsia="" w:cs="Arial" w:eastAsiaTheme="minorEastAsia"/>
-          <w:color w:val="000000" w:themeColor="text1"/>
-        </w:rPr>
-      </w:pPr>
-      <w:r>
-        <w:rPr>
-          <w:rFonts w:eastAsia="" w:cs="Arial" w:eastAsiaTheme="minorEastAsia" w:ascii="Arial" w:hAnsi="Arial"/>
-          <w:color w:val="000000" w:themeColor="text1"/>
-        </w:rPr>
-      </w:r>
-    </w:p>
-    <w:p>
-      <w:pPr>
-        <w:pStyle w:val="Normal"/>
-        <w:jc w:val="center"/>
-        <w:rPr>
-          <w:rFonts w:ascii="Arial" w:hAnsi="Arial" w:eastAsia="" w:cs="Arial" w:eastAsiaTheme="minorEastAsia"/>
-          <w:color w:val="000000" w:themeColor="text1"/>
-        </w:rPr>
-      </w:pPr>
-      <w:r>
-        <w:rPr>
-          <w:rFonts w:eastAsia="" w:cs="Arial" w:eastAsiaTheme="minorEastAsia" w:ascii="Arial" w:hAnsi="Arial"/>
-          <w:color w:val="000000" w:themeColor="text1"/>
-        </w:rPr>
-      </w:r>
-    </w:p>
-    <w:p>
-      <w:pPr>
-        <w:pStyle w:val="Normal"/>
-        <w:spacing w:before="0" w:after="0"/>
-        <w:jc w:val="center"/>
-        <w:rPr>
-          <w:rFonts w:ascii="Arial" w:hAnsi="Arial" w:eastAsia="" w:cs="Arial" w:eastAsiaTheme="minorEastAsia"/>
-          <w:color w:val="000000" w:themeColor="text1"/>
-        </w:rPr>
-      </w:pPr>
-      <w:r>
-        <w:rPr>
-          <w:rFonts w:eastAsia="" w:cs="Arial" w:ascii="Arial" w:hAnsi="Arial" w:eastAsiaTheme="minorEastAsia"/>
-        </w:rPr>
-        <w:t>SÃO PAULO/SP</w:t>
-      </w:r>
-    </w:p>
-    <w:p>
-      <w:pPr>
-        <w:pStyle w:val="Normal"/>
-        <w:spacing w:before="0" w:after="0"/>
-        <w:jc w:val="center"/>
-        <w:rPr>
-          <w:rFonts w:ascii="Arial" w:hAnsi="Arial" w:eastAsia="" w:cs="Arial" w:eastAsiaTheme="minorEastAsia"/>
-        </w:rPr>
-      </w:pPr>
-      <w:r>
-        <w:rPr>
-          <w:rFonts w:eastAsia="" w:cs="Arial" w:ascii="Arial" w:hAnsi="Arial" w:eastAsiaTheme="minorEastAsia"/>
+          <w:rFonts w:ascii="Arial" w:hAnsi="Arial" w:cs="Arial" w:eastAsiaTheme="minorEastAsia"/>
+        </w:rPr>
+      </w:pPr>
+      <w:r>
+        <w:rPr>
+          <w:rFonts w:ascii="Arial" w:hAnsi="Arial" w:cs="Arial" w:eastAsiaTheme="minorEastAsia"/>
         </w:rPr>
         <w:t>Ago./2025</w:t>
       </w:r>
     </w:p>
     <w:p>
       <w:pPr>
-        <w:pStyle w:val="Normal"/>
-        <w:rPr>
-          <w:rFonts w:eastAsia="" w:eastAsiaTheme="minorEastAsia"/>
+        <w:rPr>
+          <w:rFonts w:eastAsiaTheme="minorEastAsia"/>
           <w:u w:val="single"/>
         </w:rPr>
       </w:pPr>
-      <w:r>
-        <w:rPr>
-          <w:rFonts w:eastAsia="" w:eastAsiaTheme="minorEastAsia"/>
-          <w:u w:val="single"/>
-        </w:rPr>
-      </w:r>
     </w:p>
     <w:sdt>
       <w:sdtPr>
+        <w:rPr>
+          <w:rFonts w:eastAsiaTheme="minorEastAsia"/>
+          <w:u w:val="single"/>
+        </w:rPr>
         <w:docPartObj>
           <w:docPartGallery w:val="Table of Contents"/>
-          <w:docPartUnique w:val="true"/>
+          <w:docPartCategory w:val=""/>
+          <w:docPartUnique/>
         </w:docPartObj>
       </w:sdtPr>
       <w:sdtContent>
         <w:p>
           <w:pPr>
-            <w:pStyle w:val="TOCHeading"/>
+            <w:pStyle w:val="P13"/>
             <w:jc w:val="center"/>
             <w:rPr>
-              <w:rStyle w:val="Heading1Char"/>
-              <w:b/>
-              <w:b/>
-              <w:bCs/>
+              <w:rStyle w:val="C9"/>
+              <w:b w:val="1"/>
+              <w:bCs w:val="1"/>
             </w:rPr>
           </w:pPr>
           <w:r>
@@ -1136,38 +997,31 @@
           </w:r>
           <w:r>
             <w:rPr>
-              <w:rStyle w:val="Heading1Char"/>
-              <w:b/>
-              <w:bCs/>
+              <w:rStyle w:val="C9"/>
+              <w:b w:val="1"/>
+              <w:bCs w:val="1"/>
             </w:rPr>
             <w:t>SUMÁRIO</w:t>
           </w:r>
         </w:p>
         <w:p>
           <w:pPr>
-            <w:pStyle w:val="Normal"/>
             <w:rPr>
               <w:lang w:eastAsia="pt-BR"/>
             </w:rPr>
           </w:pPr>
-          <w:r>
-            <w:rPr>
-              <w:lang w:eastAsia="pt-BR"/>
-            </w:rPr>
-          </w:r>
         </w:p>
         <w:p>
           <w:pPr>
-            <w:pStyle w:val="Sumrio1"/>
+            <w:pStyle w:val="P14"/>
             <w:tabs>
-              <w:tab w:val="clear" w:pos="708"/>
+              <w:tab w:val="clear" w:pos="708" w:leader="none"/>
               <w:tab w:val="right" w:pos="9061" w:leader="dot"/>
             </w:tabs>
             <w:rPr>
-              <w:rFonts w:eastAsia="" w:eastAsiaTheme="minorEastAsia"/>
+              <w:rFonts w:eastAsiaTheme="minorEastAsia"/>
               <w:kern w:val="2"/>
               <w:lang w:eastAsia="pt-BR"/>
-              <w14:ligatures w14:val="standardContextual"/>
             </w:rPr>
           </w:pPr>
           <w:r>
@@ -1175,1122 +1029,864 @@
           </w:r>
           <w:r>
             <w:rPr>
-              <w:webHidden/>
-              <w:rStyle w:val="Vnculodendice"/>
+              <w:rStyle w:val="C14"/>
             </w:rPr>
-            <w:instrText> TOC \z \o "1-3" \u \h</w:instrText>
+            <w:instrText>TOC \z \o "1-3" \u \h</w:instrText>
           </w:r>
           <w:r>
             <w:rPr>
-              <w:webHidden/>
-              <w:rStyle w:val="Vnculodendice"/>
+              <w:rStyle w:val="C14"/>
             </w:rPr>
             <w:fldChar w:fldCharType="separate"/>
           </w:r>
           <w:hyperlink w:anchor="_Toc209978971">
             <w:r>
               <w:rPr>
-                <w:webHidden/>
-                <w:rStyle w:val="Vnculodendice"/>
+                <w:rStyle w:val="C14"/>
               </w:rPr>
               <w:t>CONTEXTO</w:t>
             </w:r>
             <w:r>
-              <w:rPr>
-                <w:webHidden/>
-              </w:rPr>
               <w:fldChar w:fldCharType="begin"/>
             </w:r>
             <w:r>
-              <w:rPr>
-                <w:webHidden/>
-              </w:rPr>
               <w:instrText>PAGEREF _Toc209978971 \h</w:instrText>
             </w:r>
             <w:r>
-              <w:rPr>
-                <w:webHidden/>
-              </w:rPr>
               <w:fldChar w:fldCharType="separate"/>
             </w:r>
             <w:r>
               <w:rPr>
-                <w:rStyle w:val="Vnculodendice"/>
-                <w:vanish w:val="false"/>
+                <w:rStyle w:val="C14"/>
+                <w:vanish w:val="0"/>
               </w:rPr>
               <w:tab/>
               <w:t>3</w:t>
             </w:r>
             <w:r>
-              <w:rPr>
-                <w:webHidden/>
-              </w:rPr>
               <w:fldChar w:fldCharType="end"/>
             </w:r>
           </w:hyperlink>
         </w:p>
         <w:p>
           <w:pPr>
-            <w:pStyle w:val="Sumrio1"/>
+            <w:pStyle w:val="P14"/>
             <w:tabs>
-              <w:tab w:val="clear" w:pos="708"/>
+              <w:tab w:val="clear" w:pos="708" w:leader="none"/>
               <w:tab w:val="right" w:pos="9061" w:leader="dot"/>
             </w:tabs>
             <w:rPr>
-              <w:rFonts w:eastAsia="" w:eastAsiaTheme="minorEastAsia"/>
+              <w:rFonts w:eastAsiaTheme="minorEastAsia"/>
               <w:kern w:val="2"/>
               <w:lang w:eastAsia="pt-BR"/>
-              <w14:ligatures w14:val="standardContextual"/>
             </w:rPr>
           </w:pPr>
           <w:hyperlink w:anchor="_Toc209978972">
             <w:r>
               <w:rPr>
-                <w:webHidden/>
-                <w:rStyle w:val="Vnculodendice"/>
+                <w:rStyle w:val="C14"/>
               </w:rPr>
               <w:t>OBJETIVO</w:t>
             </w:r>
             <w:r>
-              <w:rPr>
-                <w:webHidden/>
-              </w:rPr>
               <w:fldChar w:fldCharType="begin"/>
             </w:r>
             <w:r>
-              <w:rPr>
-                <w:webHidden/>
-              </w:rPr>
               <w:instrText>PAGEREF _Toc209978972 \h</w:instrText>
             </w:r>
             <w:r>
-              <w:rPr>
-                <w:webHidden/>
-              </w:rPr>
               <w:fldChar w:fldCharType="separate"/>
             </w:r>
             <w:r>
               <w:rPr>
-                <w:rStyle w:val="Vnculodendice"/>
-                <w:vanish w:val="false"/>
+                <w:rStyle w:val="C14"/>
+                <w:vanish w:val="0"/>
               </w:rPr>
               <w:tab/>
               <w:t>5</w:t>
             </w:r>
             <w:r>
-              <w:rPr>
-                <w:webHidden/>
-              </w:rPr>
               <w:fldChar w:fldCharType="end"/>
             </w:r>
           </w:hyperlink>
         </w:p>
         <w:p>
           <w:pPr>
-            <w:pStyle w:val="Sumrio2"/>
+            <w:pStyle w:val="P15"/>
             <w:rPr>
-              <w:rFonts w:ascii="Aptos" w:hAnsi="Aptos" w:eastAsia="" w:cs="" w:asciiTheme="minorHAnsi" w:cstheme="minorBidi" w:eastAsiaTheme="minorEastAsia" w:hAnsiTheme="minorHAnsi"/>
+              <w:rFonts w:asciiTheme="minorHAnsi" w:hAnsiTheme="minorHAnsi" w:cstheme="minorBidi" w:eastAsiaTheme="minorEastAsia"/>
               <w:kern w:val="2"/>
               <w:lang w:eastAsia="pt-BR"/>
-              <w14:ligatures w14:val="standardContextual"/>
             </w:rPr>
           </w:pPr>
           <w:hyperlink w:anchor="_Toc209978973">
             <w:r>
               <w:rPr>
-                <w:webHidden/>
-                <w:rStyle w:val="Vnculodendice"/>
-                <w14:textOutline w14:w="9525" w14:cap="rnd" w14:cmpd="sng" w14:algn="ctr">
-                  <w14:noFill/>
-                  <w14:prstDash w14:val="solid"/>
-                  <w14:bevel/>
-                </w14:textOutline>
+                <w:rStyle w:val="C14"/>
               </w:rPr>
               <w:t>2.1. Análise de Dados e Geração de Insights</w:t>
             </w:r>
             <w:r>
-              <w:rPr>
-                <w:webHidden/>
-              </w:rPr>
               <w:fldChar w:fldCharType="begin"/>
             </w:r>
             <w:r>
-              <w:rPr>
-                <w:webHidden/>
-              </w:rPr>
               <w:instrText>PAGEREF _Toc209978973 \h</w:instrText>
             </w:r>
             <w:r>
-              <w:rPr>
-                <w:webHidden/>
-              </w:rPr>
               <w:fldChar w:fldCharType="separate"/>
             </w:r>
             <w:r>
               <w:rPr>
-                <w:rStyle w:val="Vnculodendice"/>
-                <w:vanish w:val="false"/>
+                <w:rStyle w:val="C14"/>
+                <w:vanish w:val="0"/>
               </w:rPr>
               <w:tab/>
               <w:t>5</w:t>
             </w:r>
             <w:r>
-              <w:rPr>
-                <w:webHidden/>
-              </w:rPr>
               <w:fldChar w:fldCharType="end"/>
             </w:r>
           </w:hyperlink>
         </w:p>
         <w:p>
           <w:pPr>
-            <w:pStyle w:val="Sumrio2"/>
+            <w:pStyle w:val="P15"/>
             <w:rPr>
-              <w:rFonts w:ascii="Aptos" w:hAnsi="Aptos" w:eastAsia="" w:cs="" w:asciiTheme="minorHAnsi" w:cstheme="minorBidi" w:eastAsiaTheme="minorEastAsia" w:hAnsiTheme="minorHAnsi"/>
+              <w:rFonts w:asciiTheme="minorHAnsi" w:hAnsiTheme="minorHAnsi" w:cstheme="minorBidi" w:eastAsiaTheme="minorEastAsia"/>
               <w:kern w:val="2"/>
               <w:lang w:eastAsia="pt-BR"/>
-              <w14:ligatures w14:val="standardContextual"/>
             </w:rPr>
           </w:pPr>
           <w:hyperlink w:anchor="_Toc209978974">
             <w:r>
               <w:rPr>
-                <w:webHidden/>
-                <w:rStyle w:val="Vnculodendice"/>
+                <w:rStyle w:val="C14"/>
               </w:rPr>
               <w:t>2.2. Fundamentação Econômica e Valor Proposto</w:t>
             </w:r>
             <w:r>
-              <w:rPr>
-                <w:webHidden/>
-              </w:rPr>
               <w:fldChar w:fldCharType="begin"/>
             </w:r>
             <w:r>
-              <w:rPr>
-                <w:webHidden/>
-              </w:rPr>
               <w:instrText>PAGEREF _Toc209978974 \h</w:instrText>
             </w:r>
             <w:r>
-              <w:rPr>
-                <w:webHidden/>
-              </w:rPr>
               <w:fldChar w:fldCharType="separate"/>
             </w:r>
             <w:r>
               <w:rPr>
-                <w:rStyle w:val="Vnculodendice"/>
-                <w:vanish w:val="false"/>
+                <w:rStyle w:val="C14"/>
+                <w:vanish w:val="0"/>
               </w:rPr>
               <w:tab/>
               <w:t>5</w:t>
             </w:r>
             <w:r>
-              <w:rPr>
-                <w:webHidden/>
-              </w:rPr>
               <w:fldChar w:fldCharType="end"/>
             </w:r>
           </w:hyperlink>
         </w:p>
         <w:p>
           <w:pPr>
-            <w:pStyle w:val="Sumrio2"/>
+            <w:pStyle w:val="P15"/>
             <w:rPr>
-              <w:rFonts w:ascii="Aptos" w:hAnsi="Aptos" w:eastAsia="" w:cs="" w:asciiTheme="minorHAnsi" w:cstheme="minorBidi" w:eastAsiaTheme="minorEastAsia" w:hAnsiTheme="minorHAnsi"/>
+              <w:rFonts w:asciiTheme="minorHAnsi" w:hAnsiTheme="minorHAnsi" w:cstheme="minorBidi" w:eastAsiaTheme="minorEastAsia"/>
               <w:kern w:val="2"/>
               <w:lang w:eastAsia="pt-BR"/>
-              <w14:ligatures w14:val="standardContextual"/>
             </w:rPr>
           </w:pPr>
           <w:hyperlink w:anchor="_Toc209978975">
             <w:r>
               <w:rPr>
-                <w:webHidden/>
-                <w:rStyle w:val="Vnculodendice"/>
+                <w:rStyle w:val="C14"/>
               </w:rPr>
               <w:t>2.3. Redução de Riscos e Maximização de Resultados</w:t>
             </w:r>
             <w:r>
-              <w:rPr>
-                <w:webHidden/>
-              </w:rPr>
               <w:fldChar w:fldCharType="begin"/>
             </w:r>
             <w:r>
-              <w:rPr>
-                <w:webHidden/>
-              </w:rPr>
               <w:instrText>PAGEREF _Toc209978975 \h</w:instrText>
             </w:r>
             <w:r>
-              <w:rPr>
-                <w:webHidden/>
-              </w:rPr>
               <w:fldChar w:fldCharType="separate"/>
             </w:r>
             <w:r>
               <w:rPr>
-                <w:rStyle w:val="Vnculodendice"/>
-                <w:vanish w:val="false"/>
+                <w:rStyle w:val="C14"/>
+                <w:vanish w:val="0"/>
               </w:rPr>
               <w:tab/>
               <w:t>6</w:t>
             </w:r>
             <w:r>
-              <w:rPr>
-                <w:webHidden/>
-              </w:rPr>
               <w:fldChar w:fldCharType="end"/>
             </w:r>
           </w:hyperlink>
         </w:p>
         <w:p>
           <w:pPr>
-            <w:pStyle w:val="Sumrio1"/>
+            <w:pStyle w:val="P14"/>
             <w:tabs>
-              <w:tab w:val="clear" w:pos="708"/>
+              <w:tab w:val="clear" w:pos="708" w:leader="none"/>
               <w:tab w:val="right" w:pos="9061" w:leader="dot"/>
             </w:tabs>
             <w:rPr>
-              <w:rFonts w:eastAsia="" w:eastAsiaTheme="minorEastAsia"/>
+              <w:rFonts w:eastAsiaTheme="minorEastAsia"/>
               <w:kern w:val="2"/>
               <w:lang w:eastAsia="pt-BR"/>
-              <w14:ligatures w14:val="standardContextual"/>
             </w:rPr>
           </w:pPr>
           <w:hyperlink w:anchor="_Toc209978976">
             <w:r>
               <w:rPr>
-                <w:webHidden/>
-                <w:rStyle w:val="Vnculodendice"/>
+                <w:rStyle w:val="C14"/>
               </w:rPr>
               <w:t>JUSTIFICATIVA</w:t>
             </w:r>
             <w:r>
-              <w:rPr>
-                <w:webHidden/>
-              </w:rPr>
               <w:fldChar w:fldCharType="begin"/>
             </w:r>
             <w:r>
-              <w:rPr>
-                <w:webHidden/>
-              </w:rPr>
               <w:instrText>PAGEREF _Toc209978976 \h</w:instrText>
             </w:r>
             <w:r>
-              <w:rPr>
-                <w:webHidden/>
-              </w:rPr>
               <w:fldChar w:fldCharType="separate"/>
             </w:r>
             <w:r>
               <w:rPr>
-                <w:rStyle w:val="Vnculodendice"/>
-                <w:vanish w:val="false"/>
+                <w:rStyle w:val="C14"/>
+                <w:vanish w:val="0"/>
               </w:rPr>
               <w:tab/>
               <w:t>7</w:t>
             </w:r>
             <w:r>
-              <w:rPr>
-                <w:webHidden/>
-              </w:rPr>
               <w:fldChar w:fldCharType="end"/>
             </w:r>
           </w:hyperlink>
         </w:p>
         <w:p>
           <w:pPr>
-            <w:pStyle w:val="Sumrio1"/>
+            <w:pStyle w:val="P14"/>
             <w:tabs>
-              <w:tab w:val="clear" w:pos="708"/>
+              <w:tab w:val="clear" w:pos="708" w:leader="none"/>
               <w:tab w:val="right" w:pos="9061" w:leader="dot"/>
             </w:tabs>
             <w:rPr>
-              <w:rFonts w:eastAsia="" w:eastAsiaTheme="minorEastAsia"/>
+              <w:rFonts w:eastAsiaTheme="minorEastAsia"/>
               <w:kern w:val="2"/>
               <w:lang w:eastAsia="pt-BR"/>
-              <w14:ligatures w14:val="standardContextual"/>
             </w:rPr>
           </w:pPr>
           <w:hyperlink w:anchor="_Toc209978977">
             <w:r>
               <w:rPr>
-                <w:webHidden/>
-                <w:rStyle w:val="Vnculodendice"/>
+                <w:rStyle w:val="C14"/>
               </w:rPr>
               <w:t>ESCOPO</w:t>
             </w:r>
             <w:r>
-              <w:rPr>
-                <w:webHidden/>
-              </w:rPr>
               <w:fldChar w:fldCharType="begin"/>
             </w:r>
             <w:r>
-              <w:rPr>
-                <w:webHidden/>
-              </w:rPr>
               <w:instrText>PAGEREF _Toc209978977 \h</w:instrText>
             </w:r>
             <w:r>
-              <w:rPr>
-                <w:webHidden/>
-              </w:rPr>
               <w:fldChar w:fldCharType="separate"/>
             </w:r>
             <w:r>
               <w:rPr>
-                <w:rStyle w:val="Vnculodendice"/>
-                <w:vanish w:val="false"/>
+                <w:rStyle w:val="C14"/>
+                <w:vanish w:val="0"/>
               </w:rPr>
               <w:tab/>
               <w:t>8</w:t>
             </w:r>
             <w:r>
-              <w:rPr>
-                <w:webHidden/>
-              </w:rPr>
               <w:fldChar w:fldCharType="end"/>
             </w:r>
           </w:hyperlink>
         </w:p>
         <w:p>
           <w:pPr>
-            <w:pStyle w:val="Sumrio2"/>
+            <w:pStyle w:val="P15"/>
             <w:rPr>
-              <w:rFonts w:ascii="Aptos" w:hAnsi="Aptos" w:eastAsia="" w:cs="" w:asciiTheme="minorHAnsi" w:cstheme="minorBidi" w:eastAsiaTheme="minorEastAsia" w:hAnsiTheme="minorHAnsi"/>
+              <w:rFonts w:asciiTheme="minorHAnsi" w:hAnsiTheme="minorHAnsi" w:cstheme="minorBidi" w:eastAsiaTheme="minorEastAsia"/>
               <w:kern w:val="2"/>
               <w:lang w:eastAsia="pt-BR"/>
-              <w14:ligatures w14:val="standardContextual"/>
             </w:rPr>
           </w:pPr>
           <w:hyperlink w:anchor="_Toc209978978">
             <w:r>
               <w:rPr>
-                <w:webHidden/>
-                <w:rStyle w:val="Vnculodendice"/>
-                <w:b/>
+                <w:rStyle w:val="C14"/>
+                <w:b w:val="1"/>
               </w:rPr>
               <w:t>1.</w:t>
             </w:r>
             <w:r>
               <w:rPr>
-                <w:rStyle w:val="Vnculodendice"/>
-                <w:rFonts w:eastAsia="" w:cs="" w:ascii="Aptos" w:hAnsi="Aptos" w:asciiTheme="minorHAnsi" w:cstheme="minorBidi" w:eastAsiaTheme="minorEastAsia" w:hAnsiTheme="minorHAnsi"/>
+                <w:rStyle w:val="C14"/>
+                <w:rFonts w:asciiTheme="minorHAnsi" w:hAnsiTheme="minorHAnsi" w:cstheme="minorBidi" w:eastAsiaTheme="minorEastAsia"/>
                 <w:kern w:val="2"/>
                 <w:lang w:eastAsia="pt-BR"/>
-                <w14:ligatures w14:val="standardContextual"/>
               </w:rPr>
               <w:tab/>
             </w:r>
             <w:r>
               <w:rPr>
-                <w:rStyle w:val="Vnculodendice"/>
-                <w:rFonts w:eastAsia="" w:cs="" w:cstheme="majorBidi" w:eastAsiaTheme="majorEastAsia"/>
-                <w:b/>
+                <w:rStyle w:val="C14"/>
+                <w:rFonts w:cstheme="majorBidi" w:eastAsiaTheme="majorEastAsia"/>
+                <w:b w:val="1"/>
               </w:rPr>
               <w:t>LIMITES</w:t>
             </w:r>
             <w:r>
               <w:rPr>
-                <w:rStyle w:val="Vnculodendice"/>
-                <w:b/>
-                <w:bCs/>
+                <w:rStyle w:val="C14"/>
+                <w:b w:val="1"/>
+                <w:bCs w:val="1"/>
               </w:rPr>
               <w:t>:</w:t>
             </w:r>
             <w:r>
-              <w:rPr>
-                <w:webHidden/>
-              </w:rPr>
               <w:fldChar w:fldCharType="begin"/>
             </w:r>
             <w:r>
-              <w:rPr>
-                <w:webHidden/>
-              </w:rPr>
               <w:instrText>PAGEREF _Toc209978978 \h</w:instrText>
             </w:r>
             <w:r>
-              <w:rPr>
-                <w:webHidden/>
-              </w:rPr>
               <w:fldChar w:fldCharType="separate"/>
             </w:r>
             <w:r>
               <w:rPr>
-                <w:rStyle w:val="Vnculodendice"/>
-                <w:vanish w:val="false"/>
+                <w:rStyle w:val="C14"/>
+                <w:vanish w:val="0"/>
               </w:rPr>
               <w:tab/>
               <w:t>8</w:t>
             </w:r>
             <w:r>
-              <w:rPr>
-                <w:webHidden/>
-              </w:rPr>
               <w:fldChar w:fldCharType="end"/>
             </w:r>
           </w:hyperlink>
         </w:p>
         <w:p>
           <w:pPr>
-            <w:pStyle w:val="Sumrio2"/>
+            <w:pStyle w:val="P15"/>
             <w:rPr>
-              <w:rFonts w:ascii="Aptos" w:hAnsi="Aptos" w:eastAsia="" w:cs="" w:asciiTheme="minorHAnsi" w:cstheme="minorBidi" w:eastAsiaTheme="minorEastAsia" w:hAnsiTheme="minorHAnsi"/>
+              <w:rFonts w:asciiTheme="minorHAnsi" w:hAnsiTheme="minorHAnsi" w:cstheme="minorBidi" w:eastAsiaTheme="minorEastAsia"/>
               <w:kern w:val="2"/>
               <w:lang w:eastAsia="pt-BR"/>
-              <w14:ligatures w14:val="standardContextual"/>
             </w:rPr>
           </w:pPr>
           <w:hyperlink w:anchor="_Toc209978979">
             <w:r>
               <w:rPr>
-                <w:webHidden/>
-                <w:rStyle w:val="Vnculodendice"/>
-                <w:b/>
+                <w:rStyle w:val="C14"/>
+                <w:b w:val="1"/>
               </w:rPr>
               <w:t>2.</w:t>
             </w:r>
             <w:r>
               <w:rPr>
-                <w:rStyle w:val="Vnculodendice"/>
-                <w:rFonts w:eastAsia="" w:cs="" w:ascii="Aptos" w:hAnsi="Aptos" w:asciiTheme="minorHAnsi" w:cstheme="minorBidi" w:eastAsiaTheme="minorEastAsia" w:hAnsiTheme="minorHAnsi"/>
+                <w:rStyle w:val="C14"/>
+                <w:rFonts w:asciiTheme="minorHAnsi" w:hAnsiTheme="minorHAnsi" w:cstheme="minorBidi" w:eastAsiaTheme="minorEastAsia"/>
                 <w:kern w:val="2"/>
                 <w:lang w:eastAsia="pt-BR"/>
-                <w14:ligatures w14:val="standardContextual"/>
               </w:rPr>
               <w:tab/>
             </w:r>
             <w:r>
               <w:rPr>
-                <w:rStyle w:val="Vnculodendice"/>
-                <w:rFonts w:eastAsia="" w:cs="" w:cstheme="majorBidi" w:eastAsiaTheme="majorEastAsia"/>
-                <w:b/>
+                <w:rStyle w:val="C14"/>
+                <w:rFonts w:cstheme="majorBidi" w:eastAsiaTheme="majorEastAsia"/>
+                <w:b w:val="1"/>
               </w:rPr>
               <w:t>EXCLUSÕES</w:t>
             </w:r>
             <w:r>
               <w:rPr>
-                <w:rStyle w:val="Vnculodendice"/>
-                <w:b/>
-                <w:bCs/>
+                <w:rStyle w:val="C14"/>
+                <w:b w:val="1"/>
+                <w:bCs w:val="1"/>
               </w:rPr>
               <w:t>:</w:t>
             </w:r>
             <w:r>
-              <w:rPr>
-                <w:webHidden/>
-              </w:rPr>
               <w:fldChar w:fldCharType="begin"/>
             </w:r>
             <w:r>
-              <w:rPr>
-                <w:webHidden/>
-              </w:rPr>
               <w:instrText>PAGEREF _Toc209978979 \h</w:instrText>
             </w:r>
             <w:r>
-              <w:rPr>
-                <w:webHidden/>
-              </w:rPr>
               <w:fldChar w:fldCharType="separate"/>
             </w:r>
             <w:r>
               <w:rPr>
-                <w:rStyle w:val="Vnculodendice"/>
-                <w:vanish w:val="false"/>
+                <w:rStyle w:val="C14"/>
+                <w:vanish w:val="0"/>
               </w:rPr>
               <w:tab/>
               <w:t>8</w:t>
             </w:r>
             <w:r>
-              <w:rPr>
-                <w:webHidden/>
-              </w:rPr>
               <w:fldChar w:fldCharType="end"/>
             </w:r>
           </w:hyperlink>
         </w:p>
         <w:p>
           <w:pPr>
-            <w:pStyle w:val="Sumrio2"/>
+            <w:pStyle w:val="P15"/>
             <w:rPr>
-              <w:rFonts w:ascii="Aptos" w:hAnsi="Aptos" w:eastAsia="" w:cs="" w:asciiTheme="minorHAnsi" w:cstheme="minorBidi" w:eastAsiaTheme="minorEastAsia" w:hAnsiTheme="minorHAnsi"/>
+              <w:rFonts w:asciiTheme="minorHAnsi" w:hAnsiTheme="minorHAnsi" w:cstheme="minorBidi" w:eastAsiaTheme="minorEastAsia"/>
               <w:kern w:val="2"/>
               <w:lang w:eastAsia="pt-BR"/>
-              <w14:ligatures w14:val="standardContextual"/>
             </w:rPr>
           </w:pPr>
           <w:hyperlink w:anchor="_Toc209978980">
             <w:r>
               <w:rPr>
-                <w:webHidden/>
-                <w:rStyle w:val="Vnculodendice"/>
-                <w:b/>
+                <w:rStyle w:val="C14"/>
+                <w:b w:val="1"/>
               </w:rPr>
               <w:t>3.</w:t>
             </w:r>
             <w:r>
               <w:rPr>
-                <w:rStyle w:val="Vnculodendice"/>
-                <w:rFonts w:eastAsia="" w:cs="" w:ascii="Aptos" w:hAnsi="Aptos" w:asciiTheme="minorHAnsi" w:cstheme="minorBidi" w:eastAsiaTheme="minorEastAsia" w:hAnsiTheme="minorHAnsi"/>
+                <w:rStyle w:val="C14"/>
+                <w:rFonts w:asciiTheme="minorHAnsi" w:hAnsiTheme="minorHAnsi" w:cstheme="minorBidi" w:eastAsiaTheme="minorEastAsia"/>
                 <w:kern w:val="2"/>
                 <w:lang w:eastAsia="pt-BR"/>
-                <w14:ligatures w14:val="standardContextual"/>
               </w:rPr>
               <w:tab/>
             </w:r>
             <w:r>
               <w:rPr>
-                <w:rStyle w:val="Vnculodendice"/>
-                <w:rFonts w:eastAsia="" w:cs="" w:cstheme="majorBidi" w:eastAsiaTheme="majorEastAsia"/>
-                <w:b/>
+                <w:rStyle w:val="C14"/>
+                <w:rFonts w:cstheme="majorBidi" w:eastAsiaTheme="majorEastAsia"/>
+                <w:b w:val="1"/>
               </w:rPr>
               <w:t>ENTREGÁVEIS</w:t>
             </w:r>
             <w:r>
               <w:rPr>
-                <w:rStyle w:val="Vnculodendice"/>
-                <w:b/>
-                <w:bCs/>
+                <w:rStyle w:val="C14"/>
+                <w:b w:val="1"/>
+                <w:bCs w:val="1"/>
               </w:rPr>
               <w:t>:</w:t>
             </w:r>
             <w:r>
-              <w:rPr>
-                <w:webHidden/>
-              </w:rPr>
               <w:fldChar w:fldCharType="begin"/>
             </w:r>
             <w:r>
-              <w:rPr>
-                <w:webHidden/>
-              </w:rPr>
               <w:instrText>PAGEREF _Toc209978980 \h</w:instrText>
             </w:r>
             <w:r>
-              <w:rPr>
-                <w:webHidden/>
-              </w:rPr>
               <w:fldChar w:fldCharType="separate"/>
             </w:r>
             <w:r>
               <w:rPr>
-                <w:rStyle w:val="Vnculodendice"/>
-                <w:vanish w:val="false"/>
+                <w:rStyle w:val="C14"/>
+                <w:vanish w:val="0"/>
               </w:rPr>
               <w:tab/>
               <w:t>8</w:t>
             </w:r>
             <w:r>
-              <w:rPr>
-                <w:webHidden/>
-              </w:rPr>
               <w:fldChar w:fldCharType="end"/>
             </w:r>
           </w:hyperlink>
         </w:p>
         <w:p>
           <w:pPr>
-            <w:pStyle w:val="Sumrio1"/>
+            <w:pStyle w:val="P14"/>
             <w:tabs>
-              <w:tab w:val="clear" w:pos="708"/>
+              <w:tab w:val="clear" w:pos="708" w:leader="none"/>
               <w:tab w:val="right" w:pos="9061" w:leader="dot"/>
             </w:tabs>
             <w:rPr>
-              <w:rFonts w:eastAsia="" w:eastAsiaTheme="minorEastAsia"/>
+              <w:rFonts w:eastAsiaTheme="minorEastAsia"/>
               <w:kern w:val="2"/>
               <w:lang w:eastAsia="pt-BR"/>
-              <w14:ligatures w14:val="standardContextual"/>
             </w:rPr>
           </w:pPr>
           <w:hyperlink w:anchor="_Toc209978981">
             <w:r>
               <w:rPr>
-                <w:webHidden/>
-                <w:rStyle w:val="Vnculodendice"/>
+                <w:rStyle w:val="C14"/>
               </w:rPr>
               <w:t>SOBRE O SENSOR XXXXX</w:t>
             </w:r>
             <w:r>
-              <w:rPr>
-                <w:webHidden/>
-              </w:rPr>
               <w:fldChar w:fldCharType="begin"/>
             </w:r>
             <w:r>
-              <w:rPr>
-                <w:webHidden/>
-              </w:rPr>
               <w:instrText>PAGEREF _Toc209978981 \h</w:instrText>
             </w:r>
             <w:r>
-              <w:rPr>
-                <w:webHidden/>
-              </w:rPr>
               <w:fldChar w:fldCharType="separate"/>
             </w:r>
             <w:r>
               <w:rPr>
-                <w:rStyle w:val="Vnculodendice"/>
-                <w:vanish w:val="false"/>
+                <w:rStyle w:val="C14"/>
+                <w:vanish w:val="0"/>
               </w:rPr>
               <w:tab/>
               <w:t>9</w:t>
             </w:r>
             <w:r>
-              <w:rPr>
-                <w:webHidden/>
-              </w:rPr>
               <w:fldChar w:fldCharType="end"/>
             </w:r>
           </w:hyperlink>
         </w:p>
         <w:p>
           <w:pPr>
-            <w:pStyle w:val="Sumrio1"/>
+            <w:pStyle w:val="P14"/>
             <w:tabs>
-              <w:tab w:val="clear" w:pos="708"/>
               <w:tab w:val="left" w:pos="480" w:leader="none"/>
+              <w:tab w:val="clear" w:pos="708" w:leader="none"/>
               <w:tab w:val="right" w:pos="9061" w:leader="dot"/>
             </w:tabs>
             <w:rPr>
-              <w:rFonts w:eastAsia="" w:eastAsiaTheme="minorEastAsia"/>
+              <w:rFonts w:eastAsiaTheme="minorEastAsia"/>
               <w:kern w:val="2"/>
               <w:lang w:eastAsia="pt-BR"/>
-              <w14:ligatures w14:val="standardContextual"/>
             </w:rPr>
           </w:pPr>
           <w:hyperlink w:anchor="_Toc209978982">
             <w:r>
               <w:rPr>
-                <w:webHidden/>
-                <w:rStyle w:val="Vnculodendice"/>
+                <w:rStyle w:val="C14"/>
                 <w:rFonts w:cs="Arial"/>
-                <w:bCs/>
+                <w:bCs w:val="1"/>
               </w:rPr>
               <w:t>4.</w:t>
             </w:r>
             <w:r>
               <w:rPr>
-                <w:rStyle w:val="Vnculodendice"/>
-                <w:rFonts w:eastAsia="" w:eastAsiaTheme="minorEastAsia"/>
+                <w:rStyle w:val="C14"/>
+                <w:rFonts w:eastAsiaTheme="minorEastAsia"/>
                 <w:kern w:val="2"/>
                 <w:lang w:eastAsia="pt-BR"/>
-                <w14:ligatures w14:val="standardContextual"/>
               </w:rPr>
               <w:tab/>
             </w:r>
             <w:r>
               <w:rPr>
-                <w:rStyle w:val="Vnculodendice"/>
+                <w:rStyle w:val="C14"/>
               </w:rPr>
               <w:t>PREMISSAS</w:t>
             </w:r>
             <w:r>
-              <w:rPr>
-                <w:webHidden/>
-              </w:rPr>
               <w:fldChar w:fldCharType="begin"/>
             </w:r>
             <w:r>
-              <w:rPr>
-                <w:webHidden/>
-              </w:rPr>
               <w:instrText>PAGEREF _Toc209978982 \h</w:instrText>
             </w:r>
             <w:r>
-              <w:rPr>
-                <w:webHidden/>
-              </w:rPr>
               <w:fldChar w:fldCharType="separate"/>
             </w:r>
             <w:r>
               <w:rPr>
-                <w:rStyle w:val="Vnculodendice"/>
-                <w:vanish w:val="false"/>
+                <w:rStyle w:val="C14"/>
+                <w:vanish w:val="0"/>
               </w:rPr>
               <w:tab/>
               <w:t>10</w:t>
             </w:r>
             <w:r>
-              <w:rPr>
-                <w:webHidden/>
-              </w:rPr>
               <w:fldChar w:fldCharType="end"/>
             </w:r>
           </w:hyperlink>
         </w:p>
         <w:p>
           <w:pPr>
-            <w:pStyle w:val="Sumrio1"/>
+            <w:pStyle w:val="P14"/>
             <w:tabs>
-              <w:tab w:val="clear" w:pos="708"/>
               <w:tab w:val="left" w:pos="480" w:leader="none"/>
+              <w:tab w:val="clear" w:pos="708" w:leader="none"/>
               <w:tab w:val="right" w:pos="9061" w:leader="dot"/>
             </w:tabs>
             <w:rPr>
-              <w:rFonts w:eastAsia="" w:eastAsiaTheme="minorEastAsia"/>
+              <w:rFonts w:eastAsiaTheme="minorEastAsia"/>
               <w:kern w:val="2"/>
               <w:lang w:eastAsia="pt-BR"/>
-              <w14:ligatures w14:val="standardContextual"/>
             </w:rPr>
           </w:pPr>
           <w:hyperlink w:anchor="_Toc209978983">
             <w:r>
               <w:rPr>
-                <w:webHidden/>
-                <w:rStyle w:val="Vnculodendice"/>
+                <w:rStyle w:val="C14"/>
                 <w:rFonts w:cs="Arial"/>
-                <w:bCs/>
+                <w:bCs w:val="1"/>
               </w:rPr>
               <w:t>5.</w:t>
             </w:r>
             <w:r>
               <w:rPr>
-                <w:rStyle w:val="Vnculodendice"/>
-                <w:rFonts w:eastAsia="" w:eastAsiaTheme="minorEastAsia"/>
+                <w:rStyle w:val="C14"/>
+                <w:rFonts w:eastAsiaTheme="minorEastAsia"/>
                 <w:kern w:val="2"/>
                 <w:lang w:eastAsia="pt-BR"/>
-                <w14:ligatures w14:val="standardContextual"/>
               </w:rPr>
               <w:tab/>
             </w:r>
             <w:r>
               <w:rPr>
-                <w:rStyle w:val="Vnculodendice"/>
+                <w:rStyle w:val="C14"/>
               </w:rPr>
               <w:t>RESTRIÇÕES</w:t>
             </w:r>
             <w:r>
-              <w:rPr>
-                <w:webHidden/>
-              </w:rPr>
               <w:fldChar w:fldCharType="begin"/>
             </w:r>
             <w:r>
-              <w:rPr>
-                <w:webHidden/>
-              </w:rPr>
               <w:instrText>PAGEREF _Toc209978983 \h</w:instrText>
             </w:r>
             <w:r>
-              <w:rPr>
-                <w:webHidden/>
-              </w:rPr>
               <w:fldChar w:fldCharType="separate"/>
             </w:r>
             <w:r>
               <w:rPr>
-                <w:rStyle w:val="Vnculodendice"/>
-                <w:vanish w:val="false"/>
+                <w:rStyle w:val="C14"/>
+                <w:vanish w:val="0"/>
               </w:rPr>
               <w:tab/>
               <w:t>10</w:t>
             </w:r>
             <w:r>
-              <w:rPr>
-                <w:webHidden/>
-              </w:rPr>
               <w:fldChar w:fldCharType="end"/>
             </w:r>
           </w:hyperlink>
         </w:p>
         <w:p>
           <w:pPr>
-            <w:pStyle w:val="Sumrio1"/>
+            <w:pStyle w:val="P14"/>
             <w:tabs>
-              <w:tab w:val="clear" w:pos="708"/>
               <w:tab w:val="left" w:pos="480" w:leader="none"/>
+              <w:tab w:val="clear" w:pos="708" w:leader="none"/>
               <w:tab w:val="right" w:pos="9061" w:leader="dot"/>
             </w:tabs>
             <w:rPr>
-              <w:rFonts w:eastAsia="" w:eastAsiaTheme="minorEastAsia"/>
+              <w:rFonts w:eastAsiaTheme="minorEastAsia"/>
               <w:kern w:val="2"/>
               <w:lang w:eastAsia="pt-BR"/>
-              <w14:ligatures w14:val="standardContextual"/>
             </w:rPr>
           </w:pPr>
           <w:hyperlink w:anchor="_Toc209978984">
             <w:r>
               <w:rPr>
-                <w:webHidden/>
-                <w:rStyle w:val="Vnculodendice"/>
+                <w:rStyle w:val="C14"/>
               </w:rPr>
               <w:t>6.</w:t>
             </w:r>
             <w:r>
               <w:rPr>
-                <w:rStyle w:val="Vnculodendice"/>
-                <w:rFonts w:eastAsia="" w:eastAsiaTheme="minorEastAsia"/>
+                <w:rStyle w:val="C14"/>
+                <w:rFonts w:eastAsiaTheme="minorEastAsia"/>
                 <w:kern w:val="2"/>
                 <w:lang w:eastAsia="pt-BR"/>
-                <w14:ligatures w14:val="standardContextual"/>
               </w:rPr>
               <w:tab/>
             </w:r>
             <w:r>
               <w:rPr>
-                <w:rStyle w:val="Vnculodendice"/>
+                <w:rStyle w:val="C14"/>
               </w:rPr>
               <w:t>DIAGRAMA DE SOLUÇÃO E DE NEGÓCIOS</w:t>
             </w:r>
             <w:r>
-              <w:rPr>
-                <w:webHidden/>
-              </w:rPr>
               <w:fldChar w:fldCharType="begin"/>
             </w:r>
             <w:r>
-              <w:rPr>
-                <w:webHidden/>
-              </w:rPr>
               <w:instrText>PAGEREF _Toc209978984 \h</w:instrText>
             </w:r>
             <w:r>
-              <w:rPr>
-                <w:webHidden/>
-              </w:rPr>
               <w:fldChar w:fldCharType="separate"/>
             </w:r>
             <w:r>
               <w:rPr>
-                <w:rStyle w:val="Vnculodendice"/>
-                <w:vanish w:val="false"/>
+                <w:rStyle w:val="C14"/>
+                <w:vanish w:val="0"/>
               </w:rPr>
               <w:tab/>
               <w:t>11</w:t>
             </w:r>
             <w:r>
-              <w:rPr>
-                <w:webHidden/>
-              </w:rPr>
               <w:fldChar w:fldCharType="end"/>
             </w:r>
           </w:hyperlink>
         </w:p>
         <w:p>
           <w:pPr>
-            <w:pStyle w:val="Sumrio1"/>
+            <w:pStyle w:val="P14"/>
             <w:tabs>
-              <w:tab w:val="clear" w:pos="708"/>
               <w:tab w:val="left" w:pos="480" w:leader="none"/>
+              <w:tab w:val="clear" w:pos="708" w:leader="none"/>
               <w:tab w:val="right" w:pos="9061" w:leader="dot"/>
             </w:tabs>
             <w:rPr>
-              <w:rFonts w:eastAsia="" w:eastAsiaTheme="minorEastAsia"/>
+              <w:rFonts w:eastAsiaTheme="minorEastAsia"/>
               <w:kern w:val="2"/>
               <w:lang w:eastAsia="pt-BR"/>
-              <w14:ligatures w14:val="standardContextual"/>
             </w:rPr>
           </w:pPr>
           <w:hyperlink w:anchor="_Toc209978985">
             <w:r>
               <w:rPr>
-                <w:webHidden/>
-                <w:rStyle w:val="Vnculodendice"/>
+                <w:rStyle w:val="C14"/>
               </w:rPr>
               <w:t>7.</w:t>
             </w:r>
             <w:r>
               <w:rPr>
-                <w:rStyle w:val="Vnculodendice"/>
-                <w:rFonts w:eastAsia="" w:eastAsiaTheme="minorEastAsia"/>
+                <w:rStyle w:val="C14"/>
+                <w:rFonts w:eastAsiaTheme="minorEastAsia"/>
                 <w:kern w:val="2"/>
                 <w:lang w:eastAsia="pt-BR"/>
-                <w14:ligatures w14:val="standardContextual"/>
               </w:rPr>
               <w:tab/>
             </w:r>
             <w:r>
               <w:rPr>
-                <w:rStyle w:val="Vnculodendice"/>
+                <w:rStyle w:val="C14"/>
               </w:rPr>
               <w:t>REQUISITOS – BACKLOG</w:t>
             </w:r>
             <w:r>
-              <w:rPr>
-                <w:webHidden/>
-              </w:rPr>
               <w:fldChar w:fldCharType="begin"/>
             </w:r>
             <w:r>
-              <w:rPr>
-                <w:webHidden/>
-              </w:rPr>
               <w:instrText>PAGEREF _Toc209978985 \h</w:instrText>
             </w:r>
             <w:r>
-              <w:rPr>
-                <w:webHidden/>
-              </w:rPr>
               <w:fldChar w:fldCharType="separate"/>
             </w:r>
             <w:r>
               <w:rPr>
-                <w:rStyle w:val="Vnculodendice"/>
-                <w:vanish w:val="false"/>
+                <w:rStyle w:val="C14"/>
+                <w:vanish w:val="0"/>
               </w:rPr>
               <w:tab/>
               <w:t>12</w:t>
             </w:r>
             <w:r>
-              <w:rPr>
-                <w:webHidden/>
-              </w:rPr>
               <w:fldChar w:fldCharType="end"/>
             </w:r>
           </w:hyperlink>
         </w:p>
         <w:p>
           <w:pPr>
-            <w:pStyle w:val="Sumrio1"/>
+            <w:pStyle w:val="P14"/>
             <w:tabs>
-              <w:tab w:val="clear" w:pos="708"/>
               <w:tab w:val="left" w:pos="480" w:leader="none"/>
+              <w:tab w:val="clear" w:pos="708" w:leader="none"/>
               <w:tab w:val="right" w:pos="9061" w:leader="dot"/>
             </w:tabs>
             <w:rPr>
-              <w:rFonts w:eastAsia="" w:eastAsiaTheme="minorEastAsia"/>
+              <w:rFonts w:eastAsiaTheme="minorEastAsia"/>
               <w:kern w:val="2"/>
               <w:lang w:eastAsia="pt-BR"/>
-              <w14:ligatures w14:val="standardContextual"/>
             </w:rPr>
           </w:pPr>
           <w:hyperlink w:anchor="_Toc209978986">
             <w:r>
               <w:rPr>
-                <w:webHidden/>
-                <w:rStyle w:val="Vnculodendice"/>
+                <w:rStyle w:val="C14"/>
               </w:rPr>
               <w:t>8.</w:t>
             </w:r>
             <w:r>
               <w:rPr>
-                <w:rStyle w:val="Vnculodendice"/>
-                <w:rFonts w:eastAsia="" w:eastAsiaTheme="minorEastAsia"/>
+                <w:rStyle w:val="C14"/>
+                <w:rFonts w:eastAsiaTheme="minorEastAsia"/>
                 <w:kern w:val="2"/>
                 <w:lang w:eastAsia="pt-BR"/>
-                <w14:ligatures w14:val="standardContextual"/>
               </w:rPr>
               <w:tab/>
             </w:r>
             <w:r>
               <w:rPr>
-                <w:rStyle w:val="Vnculodendice"/>
+                <w:rStyle w:val="C14"/>
               </w:rPr>
               <w:t>MACROCRONOGRAMA</w:t>
             </w:r>
             <w:r>
-              <w:rPr>
-                <w:webHidden/>
-              </w:rPr>
               <w:fldChar w:fldCharType="begin"/>
             </w:r>
             <w:r>
-              <w:rPr>
-                <w:webHidden/>
-              </w:rPr>
               <w:instrText>PAGEREF _Toc209978986 \h</w:instrText>
             </w:r>
             <w:r>
-              <w:rPr>
-                <w:webHidden/>
-              </w:rPr>
               <w:fldChar w:fldCharType="separate"/>
             </w:r>
             <w:r>
               <w:rPr>
-                <w:rStyle w:val="Vnculodendice"/>
-                <w:vanish w:val="false"/>
+                <w:rStyle w:val="C14"/>
+                <w:vanish w:val="0"/>
               </w:rPr>
               <w:tab/>
               <w:t>13</w:t>
             </w:r>
             <w:r>
-              <w:rPr>
-                <w:webHidden/>
-              </w:rPr>
               <w:fldChar w:fldCharType="end"/>
             </w:r>
           </w:hyperlink>
         </w:p>
         <w:p>
           <w:pPr>
-            <w:pStyle w:val="Sumrio1"/>
+            <w:pStyle w:val="P14"/>
             <w:tabs>
-              <w:tab w:val="clear" w:pos="708"/>
+              <w:tab w:val="clear" w:pos="708" w:leader="none"/>
               <w:tab w:val="right" w:pos="9061" w:leader="dot"/>
             </w:tabs>
             <w:rPr>
-              <w:rFonts w:eastAsia="" w:eastAsiaTheme="minorEastAsia"/>
+              <w:rFonts w:eastAsiaTheme="minorEastAsia"/>
               <w:kern w:val="2"/>
               <w:lang w:eastAsia="pt-BR"/>
-              <w14:ligatures w14:val="standardContextual"/>
             </w:rPr>
           </w:pPr>
           <w:hyperlink w:anchor="_Toc209978987">
             <w:r>
               <w:rPr>
-                <w:webHidden/>
-                <w:rStyle w:val="Vnculodendice"/>
+                <w:rStyle w:val="C14"/>
               </w:rPr>
               <w:t>REFERÊNCIAS UTILIZADAS</w:t>
             </w:r>
             <w:r>
-              <w:rPr>
-                <w:webHidden/>
-              </w:rPr>
               <w:fldChar w:fldCharType="begin"/>
             </w:r>
             <w:r>
-              <w:rPr>
-                <w:webHidden/>
-              </w:rPr>
               <w:instrText>PAGEREF _Toc209978987 \h</w:instrText>
             </w:r>
             <w:r>
-              <w:rPr>
-                <w:webHidden/>
-              </w:rPr>
               <w:fldChar w:fldCharType="separate"/>
             </w:r>
             <w:r>
               <w:rPr>
-                <w:rStyle w:val="Vnculodendice"/>
-                <w:vanish w:val="false"/>
+                <w:rStyle w:val="C14"/>
+                <w:vanish w:val="0"/>
               </w:rPr>
               <w:tab/>
               <w:t>14</w:t>
             </w:r>
             <w:r>
-              <w:rPr>
-                <w:webHidden/>
-              </w:rPr>
               <w:fldChar w:fldCharType="end"/>
             </w:r>
           </w:hyperlink>
         </w:p>
         <w:p>
           <w:pPr>
-            <w:pStyle w:val="Normal"/>
             <w:rPr>
               <w:rFonts w:ascii="Arial" w:hAnsi="Arial" w:cs="Arial"/>
             </w:rPr>
           </w:pPr>
           <w:r>
             <w:rPr>
-              <w:rFonts w:cs="Arial" w:ascii="Arial" w:hAnsi="Arial"/>
-            </w:rPr>
-          </w:r>
-          <w:r>
-            <w:rPr>
-              <w:rFonts w:cs="Arial" w:ascii="Arial" w:hAnsi="Arial"/>
+              <w:rFonts w:ascii="Arial" w:hAnsi="Arial" w:cs="Arial"/>
             </w:rPr>
             <w:fldChar w:fldCharType="end"/>
           </w:r>
@@ -2298,14 +1894,11 @@
         <w:p>
           <w:pPr>
             <w:sectPr>
-              <w:footerReference w:type="default" r:id="rId2"/>
+              <w:footerReference w:type="default" r:id="RelFtr1"/>
               <w:type w:val="nextPage"/>
-              <w:pgSz w:w="11906" w:h="16838"/>
-              <w:pgMar w:left="1701" w:right="1134" w:header="0" w:top="1701" w:footer="720" w:bottom="1134" w:gutter="0"/>
-              <w:pgNumType w:fmt="decimal"/>
-              <w:formProt w:val="false"/>
-              <w:textDirection w:val="lrTb"/>
-              <w:docGrid w:type="default" w:linePitch="360" w:charSpace="0"/>
+              <w:pgSz w:w="11906" w:h="16838" w:code="0"/>
+              <w:pgMar w:left="1701" w:right="1134" w:top="1701" w:bottom="1134" w:header="0" w:footer="720" w:gutter="0"/>
+              <w:pgNumType w:chapSep="period"/>
             </w:sectPr>
           </w:pPr>
         </w:p>
@@ -2313,218 +1906,199 @@
     </w:sdt>
     <w:p>
       <w:pPr>
-        <w:pStyle w:val="Ttulo1"/>
-        <w:spacing w:before="240" w:after="240"/>
-        <w:rPr>
-          <w:rFonts w:ascii="Arial" w:hAnsi="Arial" w:eastAsia="" w:cs="Arial" w:eastAsiaTheme="minorEastAsia"/>
-          <w:b/>
-          <w:b/>
-          <w:bCs/>
+        <w:pStyle w:val="P1"/>
+        <w:spacing w:before="240" w:after="240" w:beforeAutospacing="0" w:afterAutospacing="0"/>
+        <w:rPr>
+          <w:rFonts w:ascii="Arial" w:hAnsi="Arial" w:cs="Arial" w:eastAsiaTheme="minorEastAsia"/>
+          <w:b w:val="1"/>
+          <w:bCs w:val="1"/>
         </w:rPr>
       </w:pPr>
       <w:bookmarkStart w:id="0" w:name="_Toc209978971"/>
       <w:r>
-        <w:rPr/>
         <w:t>CONTEXTO</w:t>
       </w:r>
       <w:bookmarkEnd w:id="0"/>
     </w:p>
     <w:p>
       <w:pPr>
-        <w:pStyle w:val="Normal"/>
-        <w:spacing w:lineRule="auto" w:line="360" w:before="0" w:after="0"/>
+        <w:spacing w:lineRule="auto" w:line="360" w:before="0" w:after="0" w:beforeAutospacing="0" w:afterAutospacing="0"/>
         <w:ind w:firstLine="709"/>
         <w:jc w:val="both"/>
         <w:rPr>
-          <w:rFonts w:ascii="Arial" w:hAnsi="Arial" w:eastAsia="" w:cs="Arial" w:eastAsiaTheme="minorEastAsia"/>
-        </w:rPr>
-      </w:pPr>
-      <w:r>
-        <w:rPr>
-          <w:rFonts w:eastAsia="" w:cs="Arial" w:ascii="Arial" w:hAnsi="Arial" w:eastAsiaTheme="minorEastAsia"/>
+          <w:rFonts w:ascii="Arial" w:hAnsi="Arial" w:cs="Arial" w:eastAsiaTheme="minorEastAsia"/>
+        </w:rPr>
+      </w:pPr>
+      <w:r>
+        <w:rPr>
+          <w:rFonts w:ascii="Arial" w:hAnsi="Arial" w:cs="Arial" w:eastAsiaTheme="minorEastAsia"/>
         </w:rPr>
         <w:t>O wasabi (</w:t>
       </w:r>
       <w:r>
         <w:rPr>
-          <w:rFonts w:eastAsia="" w:cs="Arial" w:ascii="Arial" w:hAnsi="Arial" w:eastAsiaTheme="minorEastAsia"/>
-          <w:i/>
-          <w:iCs/>
+          <w:rFonts w:ascii="Arial" w:hAnsi="Arial" w:cs="Arial" w:eastAsiaTheme="minorEastAsia"/>
+          <w:i w:val="1"/>
+          <w:iCs w:val="1"/>
         </w:rPr>
         <w:t>Eutrema Japonicum</w:t>
       </w:r>
       <w:r>
         <w:rPr>
-          <w:rFonts w:eastAsia="" w:cs="Arial" w:ascii="Arial" w:hAnsi="Arial" w:eastAsiaTheme="minorEastAsia"/>
+          <w:rFonts w:ascii="Arial" w:hAnsi="Arial" w:cs="Arial" w:eastAsiaTheme="minorEastAsia"/>
         </w:rPr>
         <w:t>), espécie de planta de caule subterrâneo, nomeado de rizoma, sua origem foi dada no Período Nara (710 – 794 d.C) no Japão, sendo inicialmente, utilizado como planta medicinal, vez que possuía propriedades antibacterianas que ajudavam a prevenir possíveis intoxicações alimentares, especialmente, associado ao consumo de peixe cru. Consequentemente, em sua evolução histórica, o wasabi foi reconhecido como um condimento para realçar o sabor das refeições com peixe fresco, pois além de sua propriedade medicinal, também auxiliava na limpeza do paladar para a degustação do próximo prato.</w:t>
       </w:r>
     </w:p>
     <w:p>
       <w:pPr>
-        <w:pStyle w:val="Normal"/>
-        <w:spacing w:lineRule="auto" w:line="360" w:before="0" w:after="0"/>
+        <w:spacing w:lineRule="auto" w:line="360" w:before="0" w:after="0" w:beforeAutospacing="0" w:afterAutospacing="0"/>
         <w:ind w:firstLine="709"/>
         <w:jc w:val="both"/>
         <w:rPr>
-          <w:rFonts w:ascii="Arial" w:hAnsi="Arial" w:eastAsia="" w:cs="Arial" w:eastAsiaTheme="minorEastAsia"/>
-        </w:rPr>
-      </w:pPr>
-      <w:r>
-        <w:rPr>
-          <w:rFonts w:eastAsia="" w:cs="Arial" w:ascii="Arial" w:hAnsi="Arial" w:eastAsiaTheme="minorEastAsia"/>
+          <w:rFonts w:ascii="Arial" w:hAnsi="Arial" w:cs="Arial" w:eastAsiaTheme="minorEastAsia"/>
+        </w:rPr>
+      </w:pPr>
+      <w:r>
+        <w:rPr>
+          <w:rFonts w:ascii="Arial" w:hAnsi="Arial" w:cs="Arial" w:eastAsiaTheme="minorEastAsia"/>
         </w:rPr>
         <w:t>Sua jornada introdutória no Brasil está intrinsecamente ligada à imigração japonesa e à popularização da culinário no país, em meados de 1908, trazendo consigo suas tradições culinárias. No entanto, o wasabi fresco era impossível de encontrar. As primeiras colônias japonesas, concentradas em São Paulo e no Paraná, tentaram se adaptar usando alternativas locais, mas o sabor único do wasabi era uma grande falta. Por décadas, o consumo de pratos como sushi e sashimi ficou restrito quase que exclusivamente à comunidade nipo-brasileira.</w:t>
       </w:r>
     </w:p>
     <w:p>
       <w:pPr>
-        <w:pStyle w:val="Normal"/>
-        <w:spacing w:lineRule="auto" w:line="360" w:before="0" w:after="0"/>
+        <w:spacing w:lineRule="auto" w:line="360" w:before="0" w:after="0" w:beforeAutospacing="0" w:afterAutospacing="0"/>
         <w:ind w:firstLine="709"/>
         <w:jc w:val="both"/>
         <w:rPr>
-          <w:rFonts w:ascii="Arial" w:hAnsi="Arial" w:eastAsia="" w:cs="Arial" w:eastAsiaTheme="minorEastAsia"/>
-        </w:rPr>
-      </w:pPr>
-      <w:r>
-        <w:rPr>
-          <w:rFonts w:eastAsia="" w:cs="Arial" w:ascii="Arial" w:hAnsi="Arial" w:eastAsiaTheme="minorEastAsia"/>
+          <w:rFonts w:ascii="Arial" w:hAnsi="Arial" w:cs="Arial" w:eastAsiaTheme="minorEastAsia"/>
+        </w:rPr>
+      </w:pPr>
+      <w:r>
+        <w:rPr>
+          <w:rFonts w:ascii="Arial" w:hAnsi="Arial" w:cs="Arial" w:eastAsiaTheme="minorEastAsia"/>
         </w:rPr>
         <w:t>Diante da dificuldade de importação e movidos pelo desejo de produzir o wasabi genuíno, agricultores de origem japonesa iniciaram experimentos de cultivo no Brasil. O maior desafio era replicar o microclima das montanhas japonesas. Regiões serranas com clima mais ameno, como Campos do Jordão (SP) e algumas áreas da Mantiqueira, mostraram-se promissoras. Apesar dos esforços, o cultivo comercial de wasabi verdadeiro no Brasil ainda é incipiente, artesanal e destinado a um mercado muito específico (chefs de alta gastronomia e gourmets).</w:t>
       </w:r>
     </w:p>
     <w:p>
       <w:pPr>
-        <w:pStyle w:val="Normal"/>
-        <w:spacing w:lineRule="auto" w:line="360" w:before="0" w:after="0"/>
+        <w:spacing w:lineRule="auto" w:line="360" w:before="0" w:after="0" w:beforeAutospacing="0" w:afterAutospacing="0"/>
         <w:ind w:firstLine="709"/>
         <w:jc w:val="both"/>
         <w:rPr>
-          <w:rFonts w:ascii="Arial" w:hAnsi="Arial" w:eastAsia="" w:cs="Arial" w:eastAsiaTheme="minorEastAsia"/>
-        </w:rPr>
-      </w:pPr>
-      <w:r>
-        <w:rPr>
-          <w:rFonts w:eastAsia="" w:cs="Arial" w:ascii="Arial" w:hAnsi="Arial" w:eastAsiaTheme="minorEastAsia"/>
+          <w:rFonts w:ascii="Arial" w:hAnsi="Arial" w:cs="Arial" w:eastAsiaTheme="minorEastAsia"/>
+        </w:rPr>
+      </w:pPr>
+      <w:r>
+        <w:rPr>
+          <w:rFonts w:ascii="Arial" w:hAnsi="Arial" w:cs="Arial" w:eastAsiaTheme="minorEastAsia"/>
         </w:rPr>
         <w:t>Hoje, o Brasil possui a maior comunidade japonesa fora do Japão, e a culinária japonesa é profundamente integrada à dieta urbana brasileira. O wasabi, mesmo na sua forma mais comum de pasta, é um item familiar nas mesas. Paralelamente, com a globalização e o aumento do interesse por ingredientes autênticos, tornou-se possível encontrar wasabi verdadeiro (fresco ou em pó puro) em lojas especializadas e mercados gourmet, ainda que a um preço elevado.</w:t>
       </w:r>
     </w:p>
     <w:p>
       <w:pPr>
-        <w:pStyle w:val="Normal"/>
-        <w:spacing w:lineRule="auto" w:line="360" w:before="0" w:after="0"/>
+        <w:spacing w:lineRule="auto" w:line="360" w:before="0" w:after="0" w:beforeAutospacing="0" w:afterAutospacing="0"/>
         <w:ind w:firstLine="709"/>
         <w:jc w:val="both"/>
         <w:rPr>
-          <w:rFonts w:ascii="Arial" w:hAnsi="Arial" w:eastAsia="" w:cs="Arial" w:eastAsiaTheme="minorEastAsia"/>
-        </w:rPr>
-      </w:pPr>
-      <w:r>
-        <w:rPr>
-          <w:rFonts w:eastAsia="" w:cs="Arial" w:ascii="Arial" w:hAnsi="Arial" w:eastAsiaTheme="minorEastAsia"/>
+          <w:rFonts w:ascii="Arial" w:hAnsi="Arial" w:cs="Arial" w:eastAsiaTheme="minorEastAsia"/>
+        </w:rPr>
+      </w:pPr>
+      <w:r>
+        <w:rPr>
+          <w:rFonts w:ascii="Arial" w:hAnsi="Arial" w:cs="Arial" w:eastAsiaTheme="minorEastAsia"/>
         </w:rPr>
         <w:t>Atualmente, o mercado brasileiro de wasabi verdadeiro é dominado por uma única empresa: a Minato Wasabi, sediada em Pilar do Sul (SP). Trata-se de uma empresa emergente, fundada há uma década, que tem ganhado crescente destaque no setor.</w:t>
       </w:r>
     </w:p>
     <w:p>
       <w:pPr>
-        <w:pStyle w:val="Normal"/>
-        <w:spacing w:lineRule="auto" w:line="360" w:before="0" w:after="0"/>
+        <w:spacing w:lineRule="auto" w:line="360" w:before="0" w:after="0" w:beforeAutospacing="0" w:afterAutospacing="0"/>
         <w:ind w:firstLine="709"/>
         <w:jc w:val="both"/>
         <w:rPr>
-          <w:rFonts w:ascii="Arial" w:hAnsi="Arial" w:eastAsia="" w:cs="Arial" w:eastAsiaTheme="minorEastAsia"/>
-        </w:rPr>
-      </w:pPr>
-      <w:r>
-        <w:rPr>
-          <w:rFonts w:eastAsia="" w:cs="Arial" w:ascii="Arial" w:hAnsi="Arial" w:eastAsiaTheme="minorEastAsia"/>
+          <w:rFonts w:ascii="Arial" w:hAnsi="Arial" w:cs="Arial" w:eastAsiaTheme="minorEastAsia"/>
+        </w:rPr>
+      </w:pPr>
+      <w:r>
+        <w:rPr>
+          <w:rFonts w:ascii="Arial" w:hAnsi="Arial" w:cs="Arial" w:eastAsiaTheme="minorEastAsia"/>
         </w:rPr>
         <w:t>A Minato cultiva a iguaria japonesa em estufas e ambientes controlados, com uma produção mensal de aproximadamente 8 kg. O produto é comercializado principalmente para restaurantes especializados, alcançando o valor médio de R$ 8.000 por quilograma, de acordo com reportagem da Folha de S. Paulo.</w:t>
       </w:r>
     </w:p>
     <w:p>
       <w:pPr>
-        <w:pStyle w:val="Normal"/>
-        <w:spacing w:lineRule="auto" w:line="360" w:before="0" w:after="0"/>
+        <w:spacing w:lineRule="auto" w:line="360" w:before="0" w:after="0" w:beforeAutospacing="0" w:afterAutospacing="0"/>
         <w:ind w:firstLine="709"/>
         <w:jc w:val="both"/>
         <w:rPr>
-          <w:rFonts w:ascii="Arial" w:hAnsi="Arial" w:eastAsia="" w:cs="Arial" w:eastAsiaTheme="minorEastAsia"/>
-        </w:rPr>
-      </w:pPr>
-      <w:r>
-        <w:rPr>
-          <w:rFonts w:eastAsia="" w:cs="Arial" w:ascii="Arial" w:hAnsi="Arial" w:eastAsiaTheme="minorEastAsia"/>
+          <w:rFonts w:ascii="Arial" w:hAnsi="Arial" w:cs="Arial" w:eastAsiaTheme="minorEastAsia"/>
+        </w:rPr>
+      </w:pPr>
+      <w:r>
+        <w:rPr>
+          <w:rFonts w:ascii="Arial" w:hAnsi="Arial" w:cs="Arial" w:eastAsiaTheme="minorEastAsia"/>
         </w:rPr>
         <w:t>Em 2022, a empresa deu um passo significativo para expandir sua capacidade produtiva ao receber um aporte de cerca de R$ 650 mil da Venture Builder WBGI. O investimento tem como objetivo ampliar a área de plantio, com uma meta de aumentar a produção para 60 kg mensais, um grande salto em comparação com os 8 kg produzidos anteriormente.</w:t>
       </w:r>
     </w:p>
     <w:p>
       <w:pPr>
-        <w:pStyle w:val="Normal"/>
-        <w:spacing w:lineRule="auto" w:line="360" w:before="0" w:after="0"/>
+        <w:spacing w:lineRule="auto" w:line="360" w:before="0" w:after="0" w:beforeAutospacing="0" w:afterAutospacing="0"/>
         <w:ind w:firstLine="709"/>
         <w:jc w:val="both"/>
         <w:rPr>
-          <w:rFonts w:ascii="Arial" w:hAnsi="Arial" w:eastAsia="" w:cs="Arial" w:eastAsiaTheme="minorEastAsia"/>
-        </w:rPr>
-      </w:pPr>
-      <w:r>
-        <w:rPr>
-          <w:rFonts w:eastAsia="" w:cs="Arial" w:ascii="Arial" w:hAnsi="Arial" w:eastAsiaTheme="minorEastAsia"/>
+          <w:rFonts w:ascii="Arial" w:hAnsi="Arial" w:cs="Arial" w:eastAsiaTheme="minorEastAsia"/>
+        </w:rPr>
+      </w:pPr>
+      <w:r>
+        <w:rPr>
+          <w:rFonts w:ascii="Arial" w:hAnsi="Arial" w:cs="Arial" w:eastAsiaTheme="minorEastAsia"/>
         </w:rPr>
         <w:t>Desta forma, temos um potencial de crescimento significativo no mercado de wasabi. O potencial de crescimento tanto da empresa Minato Wasabi quanto do mercado de wasabi no Brasil é significativo. Projeções de mercado para os próximos anos indicam uma taxa de crescimento anual considerável para os derivados da planta.</w:t>
       </w:r>
     </w:p>
     <w:p>
       <w:pPr>
-        <w:pStyle w:val="Normal"/>
-        <w:spacing w:lineRule="auto" w:line="360" w:before="0" w:after="0"/>
+        <w:spacing w:lineRule="auto" w:line="360" w:before="0" w:after="0" w:beforeAutospacing="0" w:afterAutospacing="0"/>
         <w:ind w:firstLine="709"/>
         <w:jc w:val="both"/>
         <w:rPr>
-          <w:rFonts w:ascii="Arial" w:hAnsi="Arial" w:eastAsia="" w:cs="Arial" w:eastAsiaTheme="minorEastAsia"/>
-        </w:rPr>
-      </w:pPr>
-      <w:r>
-        <w:rPr>
-          <w:rFonts w:eastAsia="" w:cs="Arial" w:ascii="Arial" w:hAnsi="Arial" w:eastAsiaTheme="minorEastAsia"/>
+          <w:rFonts w:ascii="Arial" w:hAnsi="Arial" w:cs="Arial" w:eastAsiaTheme="minorEastAsia"/>
+        </w:rPr>
+      </w:pPr>
+      <w:r>
+        <w:rPr>
+          <w:rFonts w:ascii="Arial" w:hAnsi="Arial" w:cs="Arial" w:eastAsiaTheme="minorEastAsia"/>
         </w:rPr>
         <w:t>Estima-se que o mercado global de pasta de wasabi, que deve movimentar cerca de US$ 320 milhões em 2024, alcance o patamar de R$ 510 milhões em 2030, registrando uma Taxa de Crescimento Anual (CAGR) de 8,1%. De forma semelhante, o mercado de wasabi em pó, que parte de aproximadamente R$ 180 milhões em 2024, deve expandir-se para cerca de R$ 270 milhões em 2030, impulsionado por uma taxa de crescimento anual de 7,9%. Abaixo, temos a projeção de dados de forma gráfica:</w:t>
       </w:r>
     </w:p>
     <w:p>
       <w:pPr>
-        <w:pStyle w:val="Normal"/>
-        <w:spacing w:lineRule="auto" w:line="360" w:before="0" w:after="0"/>
+        <w:spacing w:lineRule="auto" w:line="360" w:before="0" w:after="0" w:beforeAutospacing="0" w:afterAutospacing="0"/>
         <w:ind w:firstLine="709"/>
         <w:jc w:val="both"/>
         <w:rPr>
-          <w:rFonts w:ascii="Arial" w:hAnsi="Arial" w:eastAsia="" w:cs="Arial" w:eastAsiaTheme="minorEastAsia"/>
-        </w:rPr>
-      </w:pPr>
-      <w:r>
-        <w:rPr>
-          <w:rFonts w:eastAsia="" w:cs="Arial" w:eastAsiaTheme="minorEastAsia" w:ascii="Arial" w:hAnsi="Arial"/>
-        </w:rPr>
-      </w:r>
-    </w:p>
-    <w:p>
-      <w:pPr>
-        <w:pStyle w:val="Normal"/>
-        <w:spacing w:lineRule="auto" w:line="360" w:before="0" w:after="0"/>
-        <w:jc w:val="both"/>
-        <w:rPr>
-          <w:rFonts w:ascii="Arial" w:hAnsi="Arial" w:eastAsia="" w:cs="Arial" w:eastAsiaTheme="minorEastAsia"/>
-        </w:rPr>
-      </w:pPr>
-      <w:r>
-        <w:rPr/>
+          <w:rFonts w:ascii="Arial" w:hAnsi="Arial" w:cs="Arial" w:eastAsiaTheme="minorEastAsia"/>
+        </w:rPr>
+      </w:pPr>
+    </w:p>
+    <w:p>
+      <w:pPr>
+        <w:spacing w:lineRule="auto" w:line="360" w:before="0" w:after="0" w:beforeAutospacing="0" w:afterAutospacing="0"/>
+        <w:jc w:val="both"/>
+        <w:rPr>
+          <w:rFonts w:ascii="Arial" w:hAnsi="Arial" w:cs="Arial" w:eastAsiaTheme="minorEastAsia"/>
+        </w:rPr>
+      </w:pPr>
+      <w:r>
         <w:drawing>
-          <wp:inline distT="0" distB="0" distL="0" distR="0">
+          <wp:inline xmlns:wp="http://schemas.openxmlformats.org/drawingml/2006/wordprocessingDrawing" distT="0" distB="0" distL="0" distR="0">
             <wp:extent cx="5724525" cy="2962275"/>
             <wp:effectExtent l="0" t="0" r="0" b="0"/>
             <wp:docPr id="1" name="drawing" descr="Gráfico&#10;&#10;O conteúdo gerado por IA pode estar incorreto."/>
@@ -2540,8 +2114,9 @@
                       <a:picLocks noChangeAspect="1" noChangeArrowheads="1"/>
                     </pic:cNvPicPr>
                   </pic:nvPicPr>
-                  <pic:blipFill>
-                    <a:blip r:embed="rId3"/>
+                  <pic:blipFill dpi="0">
+                    <a:blip xmlns:r="http://schemas.openxmlformats.org/officeDocument/2006/relationships" r:embed="Relimage1"/>
+                    <a:srcRect/>
                     <a:stretch>
                       <a:fillRect/>
                     </a:stretch>
@@ -2551,9 +2126,7 @@
                       <a:off x="0" y="0"/>
                       <a:ext cx="5724525" cy="2962275"/>
                     </a:xfrm>
-                    <a:prstGeom prst="rect">
-                      <a:avLst/>
-                    </a:prstGeom>
+                    <a:prstGeom prst="rect"/>
                   </pic:spPr>
                 </pic:pic>
               </a:graphicData>
@@ -2564,122 +2137,91 @@
     </w:p>
     <w:p>
       <w:pPr>
-        <w:pStyle w:val="Normal"/>
-        <w:spacing w:lineRule="auto" w:line="360" w:before="0" w:after="0"/>
-        <w:jc w:val="both"/>
-        <w:rPr>
-          <w:rFonts w:ascii="Arial" w:hAnsi="Arial" w:eastAsia="" w:cs="Arial" w:eastAsiaTheme="minorEastAsia"/>
-        </w:rPr>
-      </w:pPr>
-      <w:r>
-        <w:rPr>
-          <w:rFonts w:eastAsia="" w:cs="Arial" w:eastAsiaTheme="minorEastAsia" w:ascii="Arial" w:hAnsi="Arial"/>
-        </w:rPr>
-      </w:r>
-    </w:p>
-    <w:p>
-      <w:pPr>
-        <w:pStyle w:val="Ttulo1"/>
-        <w:rPr>
-          <w:rFonts w:ascii="Arial" w:hAnsi="Arial" w:eastAsia="" w:cs="Arial" w:eastAsiaTheme="minorEastAsia"/>
-          <w:b/>
-          <w:b/>
-          <w:bCs/>
+        <w:spacing w:lineRule="auto" w:line="360" w:before="0" w:after="0" w:beforeAutospacing="0" w:afterAutospacing="0"/>
+        <w:jc w:val="both"/>
+        <w:rPr>
+          <w:rFonts w:ascii="Arial" w:hAnsi="Arial" w:cs="Arial" w:eastAsiaTheme="minorEastAsia"/>
+        </w:rPr>
+      </w:pPr>
+    </w:p>
+    <w:p>
+      <w:pPr>
+        <w:pStyle w:val="P1"/>
+        <w:rPr>
+          <w:rFonts w:ascii="Arial" w:hAnsi="Arial" w:cs="Arial" w:eastAsiaTheme="minorEastAsia"/>
+          <w:b w:val="1"/>
+          <w:bCs w:val="1"/>
         </w:rPr>
       </w:pPr>
       <w:bookmarkStart w:id="1" w:name="_Toc209978972"/>
       <w:r>
-        <w:rPr/>
         <w:t>OBJETIVO</w:t>
       </w:r>
       <w:bookmarkEnd w:id="1"/>
     </w:p>
     <w:p>
       <w:pPr>
-        <w:pStyle w:val="Normal"/>
-        <w:rPr>
-          <w:rFonts w:ascii="Arial" w:hAnsi="Arial" w:eastAsia="" w:cs="Arial" w:eastAsiaTheme="minorEastAsia"/>
-          <w:b/>
-          <w:b/>
-          <w:bCs/>
-        </w:rPr>
-      </w:pPr>
-      <w:r>
-        <w:rPr/>
-      </w:r>
-    </w:p>
-    <w:p>
-      <w:pPr>
-        <w:pStyle w:val="Normal"/>
-        <w:spacing w:lineRule="auto" w:line="360" w:before="0" w:after="0"/>
+        <w:rPr>
+          <w:rFonts w:ascii="Arial" w:hAnsi="Arial" w:cs="Arial" w:eastAsiaTheme="minorEastAsia"/>
+          <w:b w:val="1"/>
+          <w:bCs w:val="1"/>
+        </w:rPr>
+      </w:pPr>
+    </w:p>
+    <w:p>
+      <w:pPr>
+        <w:spacing w:lineRule="auto" w:line="360" w:before="0" w:after="0" w:beforeAutospacing="0" w:afterAutospacing="0"/>
         <w:ind w:firstLine="709"/>
         <w:jc w:val="both"/>
         <w:rPr>
-          <w:rFonts w:ascii="Arial" w:hAnsi="Arial" w:eastAsia="" w:cs="Arial" w:eastAsiaTheme="minorEastAsia"/>
-        </w:rPr>
-      </w:pPr>
-      <w:r>
-        <w:rPr>
-          <w:rFonts w:eastAsia="" w:cs="Arial" w:ascii="Arial" w:hAnsi="Arial" w:eastAsiaTheme="minorEastAsia"/>
+          <w:rFonts w:ascii="Arial" w:hAnsi="Arial" w:cs="Arial" w:eastAsiaTheme="minorEastAsia"/>
+        </w:rPr>
+      </w:pPr>
+      <w:r>
+        <w:rPr>
+          <w:rFonts w:ascii="Arial" w:hAnsi="Arial" w:cs="Arial" w:eastAsiaTheme="minorEastAsia"/>
         </w:rPr>
         <w:t>O sistema tem como objetivo monitorar continuamente os níveis de umidade e temperatura nas plantações de wasabi, detectando automaticamente quando a critérios estiverem nos limites ideais para o cultivo. Ao identificar que ultrapassou essas condições, o sistema emitirá um alarme, sinalizando a necessidade de atitudes a serem tomadas mediante aos critérios a serem sanados.</w:t>
       </w:r>
     </w:p>
     <w:p>
       <w:pPr>
-        <w:pStyle w:val="Normal"/>
-        <w:spacing w:lineRule="auto" w:line="360" w:before="0" w:after="0"/>
+        <w:spacing w:lineRule="auto" w:line="360" w:before="0" w:after="0" w:beforeAutospacing="0" w:afterAutospacing="0"/>
         <w:ind w:firstLine="709"/>
         <w:jc w:val="both"/>
         <w:rPr>
-          <w:rFonts w:ascii="Arial" w:hAnsi="Arial" w:eastAsia="" w:cs="Arial" w:eastAsiaTheme="minorEastAsia"/>
-        </w:rPr>
-      </w:pPr>
-      <w:r>
-        <w:rPr>
-          <w:rFonts w:eastAsia="" w:cs="Arial" w:ascii="Arial" w:hAnsi="Arial" w:eastAsiaTheme="minorEastAsia"/>
+          <w:rFonts w:ascii="Arial" w:hAnsi="Arial" w:cs="Arial" w:eastAsiaTheme="minorEastAsia"/>
+        </w:rPr>
+      </w:pPr>
+      <w:r>
+        <w:rPr>
+          <w:rFonts w:ascii="Arial" w:hAnsi="Arial" w:cs="Arial" w:eastAsiaTheme="minorEastAsia"/>
         </w:rPr>
         <w:t>A implementação dessa solução garantirá uma redução significativa do estresse vegetal, resultando em um aumento direto na qualidade e na produtividade do wasabi. Como consequência, o produtor obterá uma redução de custos operacionais e a minimização de perdas de safra.</w:t>
       </w:r>
     </w:p>
     <w:p>
       <w:pPr>
-        <w:pStyle w:val="Normal"/>
-        <w:spacing w:lineRule="auto" w:line="360" w:before="0" w:after="0"/>
-        <w:jc w:val="both"/>
-        <w:rPr>
-          <w:rFonts w:ascii="Arial" w:hAnsi="Arial" w:eastAsia="" w:cs="Arial" w:eastAsiaTheme="minorEastAsia"/>
-        </w:rPr>
-      </w:pPr>
-      <w:r>
-        <w:rPr>
-          <w:rFonts w:eastAsia="" w:cs="Arial" w:eastAsiaTheme="minorEastAsia" w:ascii="Arial" w:hAnsi="Arial"/>
-        </w:rPr>
-      </w:r>
-    </w:p>
-    <w:p>
-      <w:pPr>
-        <w:pStyle w:val="Ttulo2"/>
-        <w:rPr>
-          <w:rFonts w:ascii="Arial" w:hAnsi="Arial" w:eastAsia="" w:cs="Arial" w:eastAsiaTheme="minorEastAsia"/>
+        <w:spacing w:lineRule="auto" w:line="360" w:before="0" w:after="0" w:beforeAutospacing="0" w:afterAutospacing="0"/>
+        <w:jc w:val="both"/>
+        <w:rPr>
+          <w:rFonts w:ascii="Arial" w:hAnsi="Arial" w:cs="Arial" w:eastAsiaTheme="minorEastAsia"/>
+        </w:rPr>
+      </w:pPr>
+    </w:p>
+    <w:p>
+      <w:pPr>
+        <w:pStyle w:val="P2"/>
+        <w:rPr>
+          <w:rFonts w:ascii="Arial" w:hAnsi="Arial" w:cs="Arial" w:eastAsiaTheme="minorEastAsia"/>
           <w:color w:val="000000" w:themeColor="text1"/>
-          <w14:textOutline w14:w="9525" w14:cap="rnd" w14:cmpd="sng" w14:algn="ctr">
-            <w14:noFill/>
-            <w14:prstDash w14:val="solid"/>
-            <w14:bevel/>
-          </w14:textOutline>
         </w:rPr>
       </w:pPr>
       <w:bookmarkStart w:id="2" w:name="_Toc209978973"/>
       <w:r>
         <w:rPr>
-          <w:rFonts w:eastAsia="" w:cs="Arial" w:ascii="Arial" w:hAnsi="Arial" w:eastAsiaTheme="minorEastAsia"/>
+          <w:rFonts w:ascii="Arial" w:hAnsi="Arial" w:cs="Arial" w:eastAsiaTheme="minorEastAsia"/>
           <w:color w:val="000000" w:themeColor="text1"/>
-          <w14:textOutline w14:w="9525" w14:cap="rnd" w14:cmpd="sng" w14:algn="ctr">
-            <w14:noFill/>
-            <w14:prstDash w14:val="solid"/>
-            <w14:bevel/>
-          </w14:textOutline>
         </w:rPr>
         <w:t>2.1. Análise de Dados e Geração de Insights</w:t>
       </w:r>
@@ -2687,63 +2229,50 @@
     </w:p>
     <w:p>
       <w:pPr>
-        <w:pStyle w:val="Normal"/>
-        <w:spacing w:lineRule="auto" w:line="360" w:before="0" w:after="0"/>
-        <w:jc w:val="both"/>
-        <w:rPr>
-          <w:rFonts w:ascii="Arial" w:hAnsi="Arial" w:eastAsia="" w:cs="Arial" w:eastAsiaTheme="minorEastAsia"/>
-        </w:rPr>
-      </w:pPr>
-      <w:r>
-        <w:rPr>
-          <w:rFonts w:eastAsia="" w:cs="Arial" w:eastAsiaTheme="minorEastAsia" w:ascii="Arial" w:hAnsi="Arial"/>
-        </w:rPr>
-      </w:r>
-    </w:p>
-    <w:p>
-      <w:pPr>
-        <w:pStyle w:val="Normal"/>
-        <w:spacing w:lineRule="auto" w:line="360" w:before="0" w:after="0"/>
+        <w:spacing w:lineRule="auto" w:line="360" w:before="0" w:after="0" w:beforeAutospacing="0" w:afterAutospacing="0"/>
+        <w:jc w:val="both"/>
+        <w:rPr>
+          <w:rFonts w:ascii="Arial" w:hAnsi="Arial" w:cs="Arial" w:eastAsiaTheme="minorEastAsia"/>
+        </w:rPr>
+      </w:pPr>
+    </w:p>
+    <w:p>
+      <w:pPr>
+        <w:spacing w:lineRule="auto" w:line="360" w:before="0" w:after="0" w:beforeAutospacing="0" w:afterAutospacing="0"/>
         <w:ind w:firstLine="709"/>
         <w:jc w:val="both"/>
         <w:rPr>
-          <w:rFonts w:ascii="Arial" w:hAnsi="Arial" w:eastAsia="" w:cs="Arial" w:eastAsiaTheme="minorEastAsia"/>
-        </w:rPr>
-      </w:pPr>
-      <w:r>
-        <w:rPr>
-          <w:rFonts w:eastAsia="" w:cs="Arial" w:ascii="Arial" w:hAnsi="Arial" w:eastAsiaTheme="minorEastAsia"/>
+          <w:rFonts w:ascii="Arial" w:hAnsi="Arial" w:cs="Arial" w:eastAsiaTheme="minorEastAsia"/>
+        </w:rPr>
+      </w:pPr>
+      <w:r>
+        <w:rPr>
+          <w:rFonts w:ascii="Arial" w:hAnsi="Arial" w:cs="Arial" w:eastAsiaTheme="minorEastAsia"/>
         </w:rPr>
         <w:t>O sistema permitirá o registro preciso da temperatura e umidade. Esses dados, armazenados e processados, facilitarão a análise de padrões sazonais e a identificação de janelas de risco. As informações consolidadas, incluindo alertas em tempo real e relatórios históricos, serão disponibilizadas ao usuário por meio de um website intuitivo com dashboards e gráficos interativos.</w:t>
       </w:r>
     </w:p>
     <w:p>
       <w:pPr>
-        <w:pStyle w:val="Normal"/>
-        <w:spacing w:lineRule="auto" w:line="360" w:before="0" w:after="0"/>
-        <w:jc w:val="both"/>
-        <w:rPr>
-          <w:rFonts w:ascii="Arial" w:hAnsi="Arial" w:eastAsia="" w:cs="Arial" w:eastAsiaTheme="minorEastAsia"/>
-        </w:rPr>
-      </w:pPr>
-      <w:r>
-        <w:rPr>
-          <w:rFonts w:eastAsia="" w:cs="Arial" w:eastAsiaTheme="minorEastAsia" w:ascii="Arial" w:hAnsi="Arial"/>
-        </w:rPr>
-      </w:r>
-    </w:p>
-    <w:p>
-      <w:pPr>
-        <w:pStyle w:val="Ttulo2"/>
-        <w:rPr>
-          <w:rFonts w:ascii="Arial" w:hAnsi="Arial" w:eastAsia="" w:cs="Arial" w:eastAsiaTheme="minorEastAsia"/>
+        <w:spacing w:lineRule="auto" w:line="360" w:before="0" w:after="0" w:beforeAutospacing="0" w:afterAutospacing="0"/>
+        <w:jc w:val="both"/>
+        <w:rPr>
+          <w:rFonts w:ascii="Arial" w:hAnsi="Arial" w:cs="Arial" w:eastAsiaTheme="minorEastAsia"/>
+        </w:rPr>
+      </w:pPr>
+    </w:p>
+    <w:p>
+      <w:pPr>
+        <w:pStyle w:val="P2"/>
+        <w:rPr>
+          <w:rFonts w:ascii="Arial" w:hAnsi="Arial" w:cs="Arial" w:eastAsiaTheme="minorEastAsia"/>
           <w:color w:val="000000" w:themeColor="text1"/>
         </w:rPr>
       </w:pPr>
       <w:bookmarkStart w:id="3" w:name="_Toc209978974"/>
       <w:r>
         <w:rPr>
-          <w:rFonts w:eastAsia="" w:cs="Arial" w:ascii="Arial" w:hAnsi="Arial" w:eastAsiaTheme="minorEastAsia"/>
+          <w:rFonts w:ascii="Arial" w:hAnsi="Arial" w:cs="Arial" w:eastAsiaTheme="minorEastAsia"/>
           <w:color w:val="000000" w:themeColor="text1"/>
         </w:rPr>
         <w:t>2.2. Fundamentação Econômica e Valor Proposto</w:t>
@@ -2752,65 +2281,57 @@
     </w:p>
     <w:p>
       <w:pPr>
-        <w:pStyle w:val="Normal"/>
-        <w:spacing w:lineRule="auto" w:line="360" w:before="0" w:after="0"/>
-        <w:jc w:val="both"/>
-        <w:rPr>
-          <w:rFonts w:ascii="Arial" w:hAnsi="Arial" w:eastAsia="" w:cs="Arial" w:eastAsiaTheme="minorEastAsia"/>
-        </w:rPr>
-      </w:pPr>
-      <w:r>
-        <w:rPr>
-          <w:rFonts w:eastAsia="" w:cs="Arial" w:eastAsiaTheme="minorEastAsia" w:ascii="Arial" w:hAnsi="Arial"/>
-        </w:rPr>
-      </w:r>
-    </w:p>
-    <w:p>
-      <w:pPr>
-        <w:pStyle w:val="Normal"/>
-        <w:spacing w:lineRule="auto" w:line="360" w:before="0" w:after="0"/>
+        <w:spacing w:lineRule="auto" w:line="360" w:before="0" w:after="0" w:beforeAutospacing="0" w:afterAutospacing="0"/>
+        <w:jc w:val="both"/>
+        <w:rPr>
+          <w:rFonts w:ascii="Arial" w:hAnsi="Arial" w:cs="Arial" w:eastAsiaTheme="minorEastAsia"/>
+        </w:rPr>
+      </w:pPr>
+    </w:p>
+    <w:p>
+      <w:pPr>
+        <w:spacing w:lineRule="auto" w:line="360" w:before="0" w:after="0" w:beforeAutospacing="0" w:afterAutospacing="0"/>
         <w:ind w:firstLine="709"/>
         <w:jc w:val="both"/>
         <w:rPr>
-          <w:rFonts w:ascii="Arial" w:hAnsi="Arial" w:eastAsia="" w:cs="Arial" w:eastAsiaTheme="minorEastAsia"/>
-        </w:rPr>
-      </w:pPr>
-      <w:r>
-        <w:rPr>
-          <w:rFonts w:eastAsia="" w:cs="Arial" w:ascii="Arial" w:hAnsi="Arial" w:eastAsiaTheme="minorEastAsia"/>
+          <w:rFonts w:ascii="Arial" w:hAnsi="Arial" w:cs="Arial" w:eastAsiaTheme="minorEastAsia"/>
+        </w:rPr>
+      </w:pPr>
+      <w:r>
+        <w:rPr>
+          <w:rFonts w:ascii="Arial" w:hAnsi="Arial" w:cs="Arial" w:eastAsiaTheme="minorEastAsia"/>
         </w:rPr>
         <w:t>Com base em dados da revista "Observatorio de La economía", a Minato Wasabi — pioneira no cultivo brasileiro — produz uma média de 8 kg/mês, comercializados a R$ 8.000/kg junto a restaurantes. Em condições ideais, uma safra de dois anos poderia gerar uma receita bruta projetada de R$ 1.536.000.</w:t>
       </w:r>
     </w:p>
     <w:p>
       <w:pPr>
-        <w:pStyle w:val="Normal"/>
-        <w:spacing w:lineRule="auto" w:line="360" w:before="0" w:after="0"/>
+        <w:spacing w:lineRule="auto" w:line="360" w:before="0" w:after="0" w:beforeAutospacing="0" w:afterAutospacing="0"/>
         <w:ind w:firstLine="709"/>
         <w:jc w:val="both"/>
         <w:rPr>
-          <w:rFonts w:ascii="Arial" w:hAnsi="Arial" w:eastAsia="" w:cs="Arial" w:eastAsiaTheme="minorEastAsia"/>
-        </w:rPr>
-      </w:pPr>
-      <w:r>
-        <w:rPr>
-          <w:rFonts w:eastAsia="" w:cs="Arial" w:ascii="Arial" w:hAnsi="Arial" w:eastAsiaTheme="minorEastAsia"/>
+          <w:rFonts w:ascii="Arial" w:hAnsi="Arial" w:cs="Arial" w:eastAsiaTheme="minorEastAsia"/>
+        </w:rPr>
+      </w:pPr>
+      <w:r>
+        <w:rPr>
+          <w:rFonts w:ascii="Arial" w:hAnsi="Arial" w:cs="Arial" w:eastAsiaTheme="minorEastAsia"/>
         </w:rPr>
         <w:t>Contudo, o investimento inicial para a implementação do cultivo foi de R$ 479.675 (conforme detalhado em tabela de custos, incluindo insumos, infraestrutura e mão de obra). Para que a lucratividade esperada se concretize, é crucial que nenhuma perda significativa ocorra ao longo desse ciclo — um cenário improvável sem o controle rigoroso de variáveis críticas como a temperatura e umidade.</w:t>
       </w:r>
     </w:p>
     <w:p>
       <w:pPr>
-        <w:pStyle w:val="Ttulo2"/>
-        <w:rPr>
-          <w:rFonts w:ascii="Arial" w:hAnsi="Arial" w:eastAsia="" w:cs="Arial" w:eastAsiaTheme="minorEastAsia"/>
+        <w:pStyle w:val="P2"/>
+        <w:rPr>
+          <w:rFonts w:ascii="Arial" w:hAnsi="Arial" w:cs="Arial" w:eastAsiaTheme="minorEastAsia"/>
           <w:color w:val="000000" w:themeColor="text1"/>
         </w:rPr>
       </w:pPr>
       <w:bookmarkStart w:id="4" w:name="_Toc209978975"/>
       <w:r>
         <w:rPr>
-          <w:rFonts w:eastAsia="" w:cs="Arial" w:ascii="Arial" w:hAnsi="Arial" w:eastAsiaTheme="minorEastAsia"/>
+          <w:rFonts w:ascii="Arial" w:hAnsi="Arial" w:cs="Arial" w:eastAsiaTheme="minorEastAsia"/>
           <w:color w:val="000000" w:themeColor="text1"/>
         </w:rPr>
         <w:t>2.3. Redução de Riscos e Maximização de Resultados</w:t>
@@ -2819,197 +2340,139 @@
     </w:p>
     <w:p>
       <w:pPr>
-        <w:pStyle w:val="Normal"/>
-        <w:spacing w:lineRule="auto" w:line="360" w:before="0" w:after="0"/>
-        <w:jc w:val="both"/>
-        <w:rPr>
-          <w:rFonts w:ascii="Arial" w:hAnsi="Arial" w:eastAsia="" w:cs="Arial" w:eastAsiaTheme="minorEastAsia"/>
-        </w:rPr>
-      </w:pPr>
-      <w:r>
-        <w:rPr>
-          <w:rFonts w:eastAsia="" w:cs="Arial" w:eastAsiaTheme="minorEastAsia" w:ascii="Arial" w:hAnsi="Arial"/>
-        </w:rPr>
-      </w:r>
-    </w:p>
-    <w:p>
-      <w:pPr>
-        <w:pStyle w:val="Normal"/>
-        <w:spacing w:lineRule="auto" w:line="360" w:before="0" w:after="0"/>
+        <w:spacing w:lineRule="auto" w:line="360" w:before="0" w:after="0" w:beforeAutospacing="0" w:afterAutospacing="0"/>
+        <w:jc w:val="both"/>
+        <w:rPr>
+          <w:rFonts w:ascii="Arial" w:hAnsi="Arial" w:cs="Arial" w:eastAsiaTheme="minorEastAsia"/>
+        </w:rPr>
+      </w:pPr>
+    </w:p>
+    <w:p>
+      <w:pPr>
+        <w:spacing w:lineRule="auto" w:line="360" w:before="0" w:after="0" w:beforeAutospacing="0" w:afterAutospacing="0"/>
         <w:ind w:firstLine="709"/>
         <w:jc w:val="both"/>
         <w:rPr>
-          <w:rFonts w:ascii="Arial" w:hAnsi="Arial" w:eastAsia="" w:cs="Arial" w:eastAsiaTheme="minorEastAsia"/>
-        </w:rPr>
-      </w:pPr>
-      <w:r>
-        <w:rPr>
-          <w:rFonts w:eastAsia="" w:cs="Arial" w:ascii="Arial" w:hAnsi="Arial" w:eastAsiaTheme="minorEastAsia"/>
+          <w:rFonts w:ascii="Arial" w:hAnsi="Arial" w:cs="Arial" w:eastAsiaTheme="minorEastAsia"/>
+        </w:rPr>
+      </w:pPr>
+      <w:r>
+        <w:rPr>
+          <w:rFonts w:ascii="Arial" w:hAnsi="Arial" w:cs="Arial" w:eastAsiaTheme="minorEastAsia"/>
         </w:rPr>
         <w:t>Dada a sensibilidade do wasabi, qualquer intercorrência no cultivo acarreta prejuízos substanciais — não apenas financeiros, mas também em termos de recursos aplicados (água, solo, mudas) e danos à reputação do produtor.</w:t>
       </w:r>
     </w:p>
     <w:p>
       <w:pPr>
-        <w:pStyle w:val="Normal"/>
-        <w:spacing w:lineRule="auto" w:line="360" w:before="0" w:after="0"/>
+        <w:spacing w:lineRule="auto" w:line="360" w:before="0" w:after="0" w:beforeAutospacing="0" w:afterAutospacing="0"/>
         <w:ind w:firstLine="709"/>
         <w:jc w:val="both"/>
         <w:rPr>
-          <w:rFonts w:ascii="Arial" w:hAnsi="Arial" w:eastAsia="" w:cs="Arial" w:eastAsiaTheme="minorEastAsia"/>
-        </w:rPr>
-      </w:pPr>
-      <w:r>
-        <w:rPr>
-          <w:rFonts w:eastAsia="" w:cs="Arial" w:ascii="Arial" w:hAnsi="Arial" w:eastAsiaTheme="minorEastAsia"/>
+          <w:rFonts w:ascii="Arial" w:hAnsi="Arial" w:cs="Arial" w:eastAsiaTheme="minorEastAsia"/>
+        </w:rPr>
+      </w:pPr>
+      <w:r>
+        <w:rPr>
+          <w:rFonts w:ascii="Arial" w:hAnsi="Arial" w:cs="Arial" w:eastAsiaTheme="minorEastAsia"/>
         </w:rPr>
         <w:t xml:space="preserve">Nosso sistema atua diretamente na prevenção de perdas e na otimização da qualidade final do produto. Com um controle ambiental mais preciso, as empresas garantem que o wasabi atinja seu padrão máximo de sabor, frescor e textura, atributos que permitem a comercialização por preços ainda mais competitivos. Dessa forma, a solução não apenas protege o investimento, mas também se torna um diferencial estratégico, elevando o prestígio e a rentabilidade do negócio. </w:t>
       </w:r>
     </w:p>
     <w:p>
       <w:pPr>
-        <w:pStyle w:val="Normal"/>
-        <w:spacing w:lineRule="auto" w:line="360" w:before="0" w:after="0"/>
+        <w:spacing w:lineRule="auto" w:line="360" w:before="0" w:after="0" w:beforeAutospacing="0" w:afterAutospacing="0"/>
         <w:ind w:firstLine="709"/>
         <w:jc w:val="both"/>
         <w:rPr>
-          <w:rFonts w:ascii="Arial" w:hAnsi="Arial" w:eastAsia="" w:cs="Arial" w:eastAsiaTheme="minorEastAsia"/>
-        </w:rPr>
-      </w:pPr>
-      <w:r>
-        <w:rPr>
-          <w:rFonts w:eastAsia="" w:cs="Arial" w:eastAsiaTheme="minorEastAsia" w:ascii="Arial" w:hAnsi="Arial"/>
-        </w:rPr>
-      </w:r>
-    </w:p>
-    <w:p>
-      <w:pPr>
-        <w:pStyle w:val="Normal"/>
-        <w:spacing w:lineRule="auto" w:line="360" w:before="0" w:after="0"/>
+          <w:rFonts w:ascii="Arial" w:hAnsi="Arial" w:cs="Arial" w:eastAsiaTheme="minorEastAsia"/>
+        </w:rPr>
+      </w:pPr>
+    </w:p>
+    <w:p>
+      <w:pPr>
+        <w:spacing w:lineRule="auto" w:line="360" w:before="0" w:after="0" w:beforeAutospacing="0" w:afterAutospacing="0"/>
         <w:ind w:firstLine="709"/>
         <w:jc w:val="both"/>
         <w:rPr>
-          <w:rFonts w:ascii="Arial" w:hAnsi="Arial" w:eastAsia="" w:cs="Arial" w:eastAsiaTheme="minorEastAsia"/>
-        </w:rPr>
-      </w:pPr>
-      <w:r>
-        <w:rPr>
-          <w:rFonts w:eastAsia="" w:cs="Arial" w:eastAsiaTheme="minorEastAsia" w:ascii="Arial" w:hAnsi="Arial"/>
-        </w:rPr>
-      </w:r>
-    </w:p>
-    <w:p>
-      <w:pPr>
-        <w:pStyle w:val="Normal"/>
-        <w:spacing w:lineRule="auto" w:line="360" w:before="0" w:after="0"/>
+          <w:rFonts w:ascii="Arial" w:hAnsi="Arial" w:cs="Arial" w:eastAsiaTheme="minorEastAsia"/>
+        </w:rPr>
+      </w:pPr>
+    </w:p>
+    <w:p>
+      <w:pPr>
+        <w:spacing w:lineRule="auto" w:line="360" w:before="0" w:after="0" w:beforeAutospacing="0" w:afterAutospacing="0"/>
         <w:ind w:firstLine="709"/>
         <w:jc w:val="both"/>
         <w:rPr>
-          <w:rFonts w:ascii="Arial" w:hAnsi="Arial" w:eastAsia="" w:cs="Arial" w:eastAsiaTheme="minorEastAsia"/>
-        </w:rPr>
-      </w:pPr>
-      <w:r>
-        <w:rPr>
-          <w:rFonts w:eastAsia="" w:cs="Arial" w:eastAsiaTheme="minorEastAsia" w:ascii="Arial" w:hAnsi="Arial"/>
-        </w:rPr>
-      </w:r>
-    </w:p>
-    <w:p>
-      <w:pPr>
-        <w:pStyle w:val="Normal"/>
-        <w:spacing w:lineRule="auto" w:line="360" w:before="0" w:after="0"/>
+          <w:rFonts w:ascii="Arial" w:hAnsi="Arial" w:cs="Arial" w:eastAsiaTheme="minorEastAsia"/>
+        </w:rPr>
+      </w:pPr>
+    </w:p>
+    <w:p>
+      <w:pPr>
+        <w:spacing w:lineRule="auto" w:line="360" w:before="0" w:after="0" w:beforeAutospacing="0" w:afterAutospacing="0"/>
         <w:ind w:firstLine="709"/>
         <w:jc w:val="both"/>
         <w:rPr>
-          <w:rFonts w:ascii="Arial" w:hAnsi="Arial" w:eastAsia="" w:cs="Arial" w:eastAsiaTheme="minorEastAsia"/>
-        </w:rPr>
-      </w:pPr>
-      <w:r>
-        <w:rPr>
-          <w:rFonts w:eastAsia="" w:cs="Arial" w:eastAsiaTheme="minorEastAsia" w:ascii="Arial" w:hAnsi="Arial"/>
-        </w:rPr>
-      </w:r>
-    </w:p>
-    <w:p>
-      <w:pPr>
-        <w:pStyle w:val="Normal"/>
-        <w:spacing w:lineRule="auto" w:line="360" w:before="0" w:after="0"/>
+          <w:rFonts w:ascii="Arial" w:hAnsi="Arial" w:cs="Arial" w:eastAsiaTheme="minorEastAsia"/>
+        </w:rPr>
+      </w:pPr>
+    </w:p>
+    <w:p>
+      <w:pPr>
+        <w:spacing w:lineRule="auto" w:line="360" w:before="0" w:after="0" w:beforeAutospacing="0" w:afterAutospacing="0"/>
         <w:ind w:firstLine="709"/>
         <w:jc w:val="both"/>
         <w:rPr>
-          <w:rFonts w:ascii="Arial" w:hAnsi="Arial" w:eastAsia="" w:cs="Arial" w:eastAsiaTheme="minorEastAsia"/>
-        </w:rPr>
-      </w:pPr>
-      <w:r>
-        <w:rPr>
-          <w:rFonts w:eastAsia="" w:cs="Arial" w:eastAsiaTheme="minorEastAsia" w:ascii="Arial" w:hAnsi="Arial"/>
-        </w:rPr>
-      </w:r>
-    </w:p>
-    <w:p>
-      <w:pPr>
-        <w:pStyle w:val="Normal"/>
-        <w:spacing w:lineRule="auto" w:line="360" w:before="0" w:after="0"/>
+          <w:rFonts w:ascii="Arial" w:hAnsi="Arial" w:cs="Arial" w:eastAsiaTheme="minorEastAsia"/>
+        </w:rPr>
+      </w:pPr>
+    </w:p>
+    <w:p>
+      <w:pPr>
+        <w:spacing w:lineRule="auto" w:line="360" w:before="0" w:after="0" w:beforeAutospacing="0" w:afterAutospacing="0"/>
         <w:ind w:firstLine="709"/>
         <w:jc w:val="both"/>
         <w:rPr>
-          <w:rFonts w:ascii="Arial" w:hAnsi="Arial" w:eastAsia="" w:cs="Arial" w:eastAsiaTheme="minorEastAsia"/>
-        </w:rPr>
-      </w:pPr>
-      <w:r>
-        <w:rPr>
-          <w:rFonts w:eastAsia="" w:cs="Arial" w:eastAsiaTheme="minorEastAsia" w:ascii="Arial" w:hAnsi="Arial"/>
-        </w:rPr>
-      </w:r>
-    </w:p>
-    <w:p>
-      <w:pPr>
-        <w:pStyle w:val="Normal"/>
-        <w:spacing w:lineRule="auto" w:line="360" w:before="0" w:after="0"/>
+          <w:rFonts w:ascii="Arial" w:hAnsi="Arial" w:cs="Arial" w:eastAsiaTheme="minorEastAsia"/>
+        </w:rPr>
+      </w:pPr>
+    </w:p>
+    <w:p>
+      <w:pPr>
+        <w:spacing w:lineRule="auto" w:line="360" w:before="0" w:after="0" w:beforeAutospacing="0" w:afterAutospacing="0"/>
         <w:ind w:firstLine="709"/>
         <w:jc w:val="both"/>
         <w:rPr>
-          <w:rFonts w:ascii="Arial" w:hAnsi="Arial" w:eastAsia="" w:cs="Arial" w:eastAsiaTheme="minorEastAsia"/>
-        </w:rPr>
-      </w:pPr>
-      <w:r>
-        <w:rPr>
-          <w:rFonts w:eastAsia="" w:cs="Arial" w:eastAsiaTheme="minorEastAsia" w:ascii="Arial" w:hAnsi="Arial"/>
-        </w:rPr>
-      </w:r>
-    </w:p>
-    <w:p>
-      <w:pPr>
-        <w:pStyle w:val="Normal"/>
-        <w:spacing w:lineRule="auto" w:line="360" w:before="0" w:after="0"/>
+          <w:rFonts w:ascii="Arial" w:hAnsi="Arial" w:cs="Arial" w:eastAsiaTheme="minorEastAsia"/>
+        </w:rPr>
+      </w:pPr>
+    </w:p>
+    <w:p>
+      <w:pPr>
+        <w:spacing w:lineRule="auto" w:line="360" w:before="0" w:after="0" w:beforeAutospacing="0" w:afterAutospacing="0"/>
         <w:ind w:firstLine="709"/>
         <w:jc w:val="both"/>
         <w:rPr>
-          <w:rFonts w:ascii="Arial" w:hAnsi="Arial" w:eastAsia="" w:cs="Arial" w:eastAsiaTheme="minorEastAsia"/>
-        </w:rPr>
-      </w:pPr>
-      <w:r>
-        <w:rPr>
-          <w:rFonts w:eastAsia="" w:cs="Arial" w:eastAsiaTheme="minorEastAsia" w:ascii="Arial" w:hAnsi="Arial"/>
-        </w:rPr>
-      </w:r>
-    </w:p>
-    <w:p>
-      <w:pPr>
-        <w:pStyle w:val="Normal"/>
-        <w:spacing w:lineRule="auto" w:line="360" w:before="0" w:after="0"/>
-        <w:jc w:val="both"/>
-        <w:rPr>
-          <w:rFonts w:ascii="Arial" w:hAnsi="Arial" w:eastAsia="" w:cs="Arial" w:eastAsiaTheme="minorEastAsia"/>
-        </w:rPr>
-      </w:pPr>
-      <w:r>
-        <w:rPr/>
+          <w:rFonts w:ascii="Arial" w:hAnsi="Arial" w:cs="Arial" w:eastAsiaTheme="minorEastAsia"/>
+        </w:rPr>
+      </w:pPr>
+    </w:p>
+    <w:p>
+      <w:pPr>
+        <w:spacing w:lineRule="auto" w:line="360" w:before="0" w:after="0" w:beforeAutospacing="0" w:afterAutospacing="0"/>
+        <w:jc w:val="both"/>
+        <w:rPr>
+          <w:rFonts w:ascii="Arial" w:hAnsi="Arial" w:cs="Arial" w:eastAsiaTheme="minorEastAsia"/>
+        </w:rPr>
+      </w:pPr>
+      <w:r>
         <w:drawing>
-          <wp:inline distT="0" distB="0" distL="0" distR="0">
+          <wp:inline xmlns:wp="http://schemas.openxmlformats.org/drawingml/2006/wordprocessingDrawing" distT="0" distB="0" distL="0" distR="0">
             <wp:extent cx="5808345" cy="4030980"/>
             <wp:effectExtent l="0" t="0" r="0" b="0"/>
-            <wp:docPr id="2" name="Picture 1" descr=""/>
+            <wp:docPr id="2" name="Picture 1"/>
             <wp:cNvGraphicFramePr>
               <a:graphicFrameLocks xmlns:a="http://schemas.openxmlformats.org/drawingml/2006/main" noChangeAspect="1"/>
             </wp:cNvGraphicFramePr>
@@ -3017,13 +2480,14 @@
               <a:graphicData uri="http://schemas.openxmlformats.org/drawingml/2006/picture">
                 <pic:pic xmlns:pic="http://schemas.openxmlformats.org/drawingml/2006/picture">
                   <pic:nvPicPr>
-                    <pic:cNvPr id="2" name="Picture 1" descr=""/>
+                    <pic:cNvPr id="2" name="Picture 1"/>
                     <pic:cNvPicPr>
                       <a:picLocks noChangeAspect="1" noChangeArrowheads="1"/>
                     </pic:cNvPicPr>
                   </pic:nvPicPr>
-                  <pic:blipFill>
-                    <a:blip r:embed="rId4"/>
+                  <pic:blipFill dpi="0">
+                    <a:blip xmlns:r="http://schemas.openxmlformats.org/officeDocument/2006/relationships" r:embed="Relimage2"/>
+                    <a:srcRect/>
                     <a:stretch>
                       <a:fillRect/>
                     </a:stretch>
@@ -3033,9 +2497,7 @@
                       <a:off x="0" y="0"/>
                       <a:ext cx="5808345" cy="4030980"/>
                     </a:xfrm>
-                    <a:prstGeom prst="rect">
-                      <a:avLst/>
-                    </a:prstGeom>
+                    <a:prstGeom prst="rect"/>
                   </pic:spPr>
                 </pic:pic>
               </a:graphicData>
@@ -3049,256 +2511,227 @@
     </w:p>
     <w:p>
       <w:pPr>
-        <w:pStyle w:val="Ttulo1"/>
-        <w:rPr>
-          <w:rFonts w:ascii="Arial" w:hAnsi="Arial" w:eastAsia="" w:cs="Arial" w:eastAsiaTheme="minorEastAsia"/>
-          <w:b/>
-          <w:b/>
-          <w:bCs/>
+        <w:pStyle w:val="P1"/>
+        <w:rPr>
+          <w:rFonts w:ascii="Arial" w:hAnsi="Arial" w:cs="Arial" w:eastAsiaTheme="minorEastAsia"/>
+          <w:b w:val="1"/>
+          <w:bCs w:val="1"/>
         </w:rPr>
       </w:pPr>
       <w:bookmarkStart w:id="5" w:name="_Toc209978976"/>
       <w:r>
-        <w:rPr/>
         <w:t>JUSTIFICATIVA</w:t>
       </w:r>
       <w:bookmarkEnd w:id="5"/>
     </w:p>
     <w:p>
       <w:pPr>
-        <w:pStyle w:val="Normal"/>
-        <w:rPr>
-          <w:rFonts w:ascii="Arial" w:hAnsi="Arial" w:eastAsia="" w:cs="Arial" w:eastAsiaTheme="minorEastAsia"/>
-          <w:b/>
-          <w:b/>
-          <w:bCs/>
-        </w:rPr>
-      </w:pPr>
-      <w:r>
-        <w:rPr/>
-      </w:r>
-    </w:p>
-    <w:p>
-      <w:pPr>
-        <w:pStyle w:val="Normal"/>
-        <w:spacing w:lineRule="auto" w:line="360"/>
+        <w:rPr>
+          <w:rFonts w:ascii="Arial" w:hAnsi="Arial" w:cs="Arial" w:eastAsiaTheme="minorEastAsia"/>
+          <w:b w:val="1"/>
+          <w:bCs w:val="1"/>
+        </w:rPr>
+      </w:pPr>
+    </w:p>
+    <w:p>
+      <w:pPr>
+        <w:spacing w:lineRule="auto" w:line="360" w:beforeAutospacing="0" w:afterAutospacing="0"/>
         <w:ind w:firstLine="708"/>
         <w:jc w:val="both"/>
         <w:rPr>
-          <w:rFonts w:ascii="Arial" w:hAnsi="Arial" w:eastAsia="" w:cs="Arial" w:eastAsiaTheme="minorEastAsia"/>
-        </w:rPr>
-      </w:pPr>
-      <w:r>
-        <w:rPr>
-          <w:rFonts w:eastAsia="" w:cs="Arial" w:ascii="Arial" w:hAnsi="Arial" w:eastAsiaTheme="minorEastAsia"/>
+          <w:rFonts w:ascii="Arial" w:hAnsi="Arial" w:cs="Arial" w:eastAsiaTheme="minorEastAsia"/>
+        </w:rPr>
+      </w:pPr>
+      <w:r>
+        <w:rPr>
+          <w:rFonts w:ascii="Arial" w:hAnsi="Arial" w:cs="Arial" w:eastAsiaTheme="minorEastAsia"/>
         </w:rPr>
         <w:t>Com base no exposto, justifica-se a implementação do sistema de monitoramento de temperatura e umidade como um investimento estratégico e necessário para a consolidação do cultivo de wasabi no Brasil. A sensibilidade da </w:t>
       </w:r>
       <w:r>
         <w:rPr>
-          <w:rFonts w:eastAsia="" w:cs="Arial" w:ascii="Arial" w:hAnsi="Arial" w:eastAsiaTheme="minorEastAsia"/>
-          <w:i/>
-          <w:iCs/>
+          <w:rFonts w:ascii="Arial" w:hAnsi="Arial" w:cs="Arial" w:eastAsiaTheme="minorEastAsia"/>
+          <w:i w:val="1"/>
+          <w:iCs w:val="1"/>
         </w:rPr>
         <w:t>Wasabia japonica</w:t>
       </w:r>
       <w:r>
         <w:rPr>
-          <w:rFonts w:eastAsia="" w:cs="Arial" w:ascii="Arial" w:hAnsi="Arial" w:eastAsiaTheme="minorEastAsia"/>
+          <w:rFonts w:ascii="Arial" w:hAnsi="Arial" w:cs="Arial" w:eastAsiaTheme="minorEastAsia"/>
         </w:rPr>
         <w:t> à variações em sua umidade e temperatura constitui o principal fator de risco operacional, uma vez que a exposição inadequada, mesmo que pontual, pode comprometer irreversivelmente a qualidade e o rendimento da safra. Considerando o elevado valor de mercado do produto, que atinge R$ 8.000 por quilograma, e os expressivos investimentos iniciais requeridos para o cultivo — superiores a R$ 450 mil —, qualquer evento de estresse representa um prejuízo financeiro substancial e uma ameaça à viabilidade econômica do empreendimento.</w:t>
       </w:r>
     </w:p>
     <w:p>
       <w:pPr>
-        <w:pStyle w:val="Normal"/>
-        <w:spacing w:lineRule="auto" w:line="360"/>
+        <w:spacing w:lineRule="auto" w:line="360" w:beforeAutospacing="0" w:afterAutospacing="0"/>
         <w:ind w:firstLine="708"/>
         <w:jc w:val="both"/>
         <w:rPr>
-          <w:rFonts w:ascii="Arial" w:hAnsi="Arial" w:eastAsia="" w:cs="Arial" w:eastAsiaTheme="minorEastAsia"/>
-        </w:rPr>
-      </w:pPr>
-      <w:r>
-        <w:rPr>
-          <w:rFonts w:eastAsia="" w:cs="Arial" w:ascii="Arial" w:hAnsi="Arial" w:eastAsiaTheme="minorEastAsia"/>
+          <w:rFonts w:ascii="Arial" w:hAnsi="Arial" w:cs="Arial" w:eastAsiaTheme="minorEastAsia"/>
+        </w:rPr>
+      </w:pPr>
+      <w:r>
+        <w:rPr>
+          <w:rFonts w:ascii="Arial" w:hAnsi="Arial" w:cs="Arial" w:eastAsiaTheme="minorEastAsia"/>
         </w:rPr>
         <w:t>O sistema proposto atua diretamente na mitigação deste risco crítico, oferecendo monitoramento contínuo e emissão de alertas precisos para intervenção imediata. Esta solução não apenas previne perdas, como também assegura a manutenção dos padrões de qualidade que permitem a comercialização do wasabi em seu patamar máximo de valor. Desta forma, o sistema transcende sua função operacional, posicionando-se como um pilar para a segurança produtiva, a otimização de recursos e a geração de um diferencial competitivo sustentável no mercado de alimentos premium. A proteção do investimento e a maximização do retorno financeiro tornam esta iniciativa não apenas recomendável, mas indispensável para qualquer produtor que almeje a excelência e a lucratividade neste segmento de alto risco e alta remuneração.</w:t>
       </w:r>
     </w:p>
     <w:p>
       <w:pPr>
-        <w:pStyle w:val="Normal"/>
-        <w:spacing w:lineRule="auto" w:line="360"/>
+        <w:spacing w:lineRule="auto" w:line="360" w:beforeAutospacing="0" w:afterAutospacing="0"/>
         <w:ind w:firstLine="708"/>
         <w:jc w:val="both"/>
         <w:rPr>
-          <w:rFonts w:ascii="Arial" w:hAnsi="Arial" w:eastAsia="" w:cs="Arial" w:eastAsiaTheme="minorEastAsia"/>
-        </w:rPr>
-      </w:pPr>
-      <w:r>
-        <w:rPr>
-          <w:rFonts w:eastAsia="" w:cs="Arial" w:eastAsiaTheme="minorEastAsia" w:ascii="Arial" w:hAnsi="Arial"/>
-        </w:rPr>
-      </w:r>
-    </w:p>
-    <w:p>
-      <w:pPr>
-        <w:pStyle w:val="Normal"/>
-        <w:spacing w:lineRule="auto" w:line="360"/>
+          <w:rFonts w:ascii="Arial" w:hAnsi="Arial" w:cs="Arial" w:eastAsiaTheme="minorEastAsia"/>
+        </w:rPr>
+      </w:pPr>
+    </w:p>
+    <w:p>
+      <w:pPr>
+        <w:spacing w:lineRule="auto" w:line="360" w:beforeAutospacing="0" w:afterAutospacing="0"/>
         <w:ind w:firstLine="708"/>
         <w:jc w:val="both"/>
         <w:rPr>
-          <w:rFonts w:ascii="Arial" w:hAnsi="Arial" w:eastAsia="" w:cs="Arial" w:eastAsiaTheme="minorEastAsia"/>
-        </w:rPr>
-      </w:pPr>
-      <w:r>
-        <w:rPr>
-          <w:rFonts w:eastAsia="" w:cs="Arial" w:eastAsiaTheme="minorEastAsia" w:ascii="Arial" w:hAnsi="Arial"/>
-        </w:rPr>
-      </w:r>
-    </w:p>
-    <w:p>
-      <w:pPr>
-        <w:pStyle w:val="Normal"/>
-        <w:spacing w:lineRule="auto" w:line="360"/>
-        <w:jc w:val="both"/>
-        <w:rPr>
-          <w:rFonts w:ascii="Arial" w:hAnsi="Arial" w:eastAsia="" w:cs="Arial" w:eastAsiaTheme="minorEastAsia"/>
-        </w:rPr>
-      </w:pPr>
-      <w:r>
-        <w:rPr>
-          <w:rFonts w:eastAsia="" w:cs="Arial" w:eastAsiaTheme="minorEastAsia" w:ascii="Arial" w:hAnsi="Arial"/>
-        </w:rPr>
-      </w:r>
-    </w:p>
-    <w:p>
-      <w:pPr>
-        <w:pStyle w:val="Normal"/>
-        <w:spacing w:lineRule="auto" w:line="360"/>
-        <w:jc w:val="both"/>
-        <w:rPr>
-          <w:rFonts w:ascii="Arial" w:hAnsi="Arial" w:eastAsia="" w:cs="Arial" w:eastAsiaTheme="minorEastAsia"/>
-        </w:rPr>
-      </w:pPr>
-      <w:r>
-        <w:rPr>
-          <w:rFonts w:eastAsia="" w:cs="Arial" w:eastAsiaTheme="minorEastAsia" w:ascii="Arial" w:hAnsi="Arial"/>
-        </w:rPr>
-      </w:r>
-    </w:p>
-    <w:p>
-      <w:pPr>
-        <w:pStyle w:val="Normal"/>
-        <w:spacing w:lineRule="auto" w:line="360"/>
-        <w:jc w:val="both"/>
-        <w:rPr>
-          <w:rFonts w:ascii="Arial" w:hAnsi="Arial" w:eastAsia="" w:cs="Arial" w:eastAsiaTheme="minorEastAsia"/>
-        </w:rPr>
-      </w:pPr>
-      <w:r>
-        <w:rPr>
-          <w:rFonts w:eastAsia="" w:cs="Arial" w:eastAsiaTheme="minorEastAsia" w:ascii="Arial" w:hAnsi="Arial"/>
-        </w:rPr>
-      </w:r>
-    </w:p>
-    <w:p>
-      <w:pPr>
-        <w:pStyle w:val="Normal"/>
-        <w:spacing w:lineRule="auto" w:line="360"/>
-        <w:jc w:val="both"/>
-        <w:rPr>
-          <w:rFonts w:ascii="Arial" w:hAnsi="Arial" w:eastAsia="" w:cs="Arial" w:eastAsiaTheme="minorEastAsia"/>
-        </w:rPr>
-      </w:pPr>
-      <w:r>
-        <w:rPr>
-          <w:rFonts w:eastAsia="" w:cs="Arial" w:eastAsiaTheme="minorEastAsia" w:ascii="Arial" w:hAnsi="Arial"/>
-        </w:rPr>
-      </w:r>
-    </w:p>
-    <w:p>
-      <w:pPr>
-        <w:pStyle w:val="Ttulo1"/>
-        <w:rPr>
-          <w:rFonts w:ascii="Arial" w:hAnsi="Arial" w:eastAsia="" w:cs="Arial" w:eastAsiaTheme="minorEastAsia"/>
-          <w:b/>
-          <w:b/>
-          <w:bCs/>
+          <w:rFonts w:ascii="Arial" w:hAnsi="Arial" w:cs="Arial" w:eastAsiaTheme="minorEastAsia"/>
+        </w:rPr>
+      </w:pPr>
+    </w:p>
+    <w:p>
+      <w:pPr>
+        <w:spacing w:lineRule="auto" w:line="360" w:beforeAutospacing="0" w:afterAutospacing="0"/>
+        <w:jc w:val="both"/>
+        <w:rPr>
+          <w:rFonts w:ascii="Arial" w:hAnsi="Arial" w:cs="Arial" w:eastAsiaTheme="minorEastAsia"/>
+        </w:rPr>
+      </w:pPr>
+    </w:p>
+    <w:p>
+      <w:pPr>
+        <w:spacing w:lineRule="auto" w:line="360" w:beforeAutospacing="0" w:afterAutospacing="0"/>
+        <w:jc w:val="both"/>
+        <w:rPr>
+          <w:rFonts w:ascii="Arial" w:hAnsi="Arial" w:cs="Arial" w:eastAsiaTheme="minorEastAsia"/>
+        </w:rPr>
+      </w:pPr>
+    </w:p>
+    <w:p>
+      <w:pPr>
+        <w:spacing w:lineRule="auto" w:line="360" w:beforeAutospacing="0" w:afterAutospacing="0"/>
+        <w:jc w:val="both"/>
+        <w:rPr>
+          <w:rFonts w:ascii="Arial" w:hAnsi="Arial" w:cs="Arial" w:eastAsiaTheme="minorEastAsia"/>
+        </w:rPr>
+      </w:pPr>
+    </w:p>
+    <w:p>
+      <w:pPr>
+        <w:spacing w:lineRule="auto" w:line="360" w:beforeAutospacing="0" w:afterAutospacing="0"/>
+        <w:jc w:val="both"/>
+        <w:rPr>
+          <w:rFonts w:ascii="Arial" w:hAnsi="Arial" w:cs="Arial" w:eastAsiaTheme="minorEastAsia"/>
+        </w:rPr>
+      </w:pPr>
+    </w:p>
+    <w:p>
+      <w:pPr>
+        <w:pStyle w:val="P1"/>
+        <w:rPr>
+          <w:rFonts w:ascii="Arial" w:hAnsi="Arial" w:cs="Arial" w:eastAsiaTheme="minorEastAsia"/>
+          <w:b w:val="1"/>
+          <w:bCs w:val="1"/>
         </w:rPr>
       </w:pPr>
       <w:bookmarkStart w:id="6" w:name="_Toc209978977"/>
       <w:r>
-        <w:rPr/>
         <w:t>ESCOPO</w:t>
       </w:r>
       <w:bookmarkEnd w:id="6"/>
     </w:p>
     <w:p>
       <w:pPr>
-        <w:pStyle w:val="Normal"/>
-        <w:spacing w:lineRule="auto" w:line="360" w:before="0" w:after="0"/>
-        <w:jc w:val="both"/>
-        <w:rPr>
-          <w:rFonts w:ascii="Arial" w:hAnsi="Arial" w:eastAsia="" w:cs="Arial" w:eastAsiaTheme="minorEastAsia"/>
-        </w:rPr>
-      </w:pPr>
-      <w:r>
-        <w:rPr>
-          <w:rFonts w:eastAsia="" w:cs="Arial" w:eastAsiaTheme="minorEastAsia" w:ascii="Arial" w:hAnsi="Arial"/>
-        </w:rPr>
-      </w:r>
-    </w:p>
-    <w:p>
-      <w:pPr>
-        <w:pStyle w:val="Normal"/>
-        <w:spacing w:lineRule="auto" w:line="360"/>
+        <w:spacing w:lineRule="auto" w:line="360" w:before="0" w:after="0" w:beforeAutospacing="0" w:afterAutospacing="0"/>
+        <w:jc w:val="both"/>
+        <w:rPr>
+          <w:rFonts w:ascii="Arial" w:hAnsi="Arial" w:cs="Arial" w:eastAsiaTheme="minorEastAsia"/>
+        </w:rPr>
+      </w:pPr>
+    </w:p>
+    <w:p>
+      <w:pPr>
+        <w:spacing w:lineRule="auto" w:line="360" w:beforeAutospacing="0" w:afterAutospacing="0"/>
         <w:ind w:firstLine="708"/>
         <w:jc w:val="both"/>
         <w:rPr>
-          <w:rFonts w:ascii="Arial" w:hAnsi="Arial" w:eastAsia="" w:cs="Arial" w:eastAsiaTheme="minorEastAsia"/>
-        </w:rPr>
-      </w:pPr>
-      <w:r>
-        <w:rPr>
-          <w:rFonts w:eastAsia="" w:cs="Arial" w:ascii="Arial" w:hAnsi="Arial" w:eastAsiaTheme="minorEastAsia"/>
+          <w:rFonts w:ascii="Arial" w:hAnsi="Arial" w:cs="Arial" w:eastAsiaTheme="minorEastAsia"/>
+        </w:rPr>
+      </w:pPr>
+      <w:r>
+        <w:rPr>
+          <w:rFonts w:ascii="Arial" w:hAnsi="Arial" w:cs="Arial" w:eastAsiaTheme="minorEastAsia"/>
         </w:rPr>
         <w:t>O projeto compreende o desenvolvimento e a implementação de um sistema integrado de monitoramento eletrônico e d</w:t>
+      </w:r>
+      <w:r>
+        <w:rPr>
+          <w:rFonts w:ascii="Arial" w:hAnsi="Arial" w:cs="Arial" w:eastAsiaTheme="minorEastAsia"/>
+        </w:rPr>
         <w:softHyphen/>
+      </w:r>
+      <w:r>
+        <w:rPr>
+          <w:rFonts w:ascii="Arial" w:hAnsi="Arial" w:cs="Arial" w:eastAsiaTheme="minorEastAsia"/>
+        </w:rPr>
         <w:softHyphen/>
+      </w:r>
+      <w:r>
+        <w:rPr>
+          <w:rFonts w:ascii="Arial" w:hAnsi="Arial" w:cs="Arial" w:eastAsiaTheme="minorEastAsia"/>
+        </w:rPr>
         <w:softHyphen/>
+      </w:r>
+      <w:r>
+        <w:rPr>
+          <w:rFonts w:ascii="Arial" w:hAnsi="Arial" w:cs="Arial" w:eastAsiaTheme="minorEastAsia"/>
+        </w:rPr>
         <w:softHyphen/>
+      </w:r>
+      <w:r>
+        <w:rPr>
+          <w:rFonts w:ascii="Arial" w:hAnsi="Arial" w:cs="Arial" w:eastAsiaTheme="minorEastAsia"/>
+        </w:rPr>
         <w:t>igital, destinado à medição em tempo real dos níveis de temperatura e umidade relativa ao ar, em cultivos de wasabi. A arquitetura do sistema é baseada na utilização de sensores interligados, responsável pela aquisição e transmissão dos dados para um banco de dados local. As informações coletadas serão processadas e disponibilizadas por meio de uma plataforma web interativa, que incluirá painéis visuais e representações gráficas para análise, além de dispor de funcionalidade de notificação automática quando os níveis de estabelecidos excederem os parâmetros ideais para o cultivo.</w:t>
       </w:r>
     </w:p>
     <w:p>
       <w:pPr>
-        <w:pStyle w:val="ListParagraph"/>
+        <w:pStyle w:val="P8"/>
         <w:numPr>
           <w:ilvl w:val="0"/>
           <w:numId w:val="1"/>
         </w:numPr>
-        <w:spacing w:lineRule="auto" w:line="360"/>
-        <w:ind w:left="0" w:hanging="0"/>
+        <w:spacing w:lineRule="auto" w:line="360" w:beforeAutospacing="0" w:afterAutospacing="0"/>
+        <w:ind w:firstLine="0" w:left="0"/>
         <w:jc w:val="both"/>
         <w:outlineLvl w:val="1"/>
         <w:rPr>
-          <w:rFonts w:ascii="Arial" w:hAnsi="Arial" w:eastAsia="" w:cs="Arial" w:eastAsiaTheme="minorEastAsia"/>
+          <w:rFonts w:ascii="Arial" w:hAnsi="Arial" w:cs="Arial" w:eastAsiaTheme="minorEastAsia"/>
         </w:rPr>
       </w:pPr>
       <w:bookmarkStart w:id="7" w:name="_Toc209978978"/>
       <w:r>
         <w:rPr>
-          <w:rStyle w:val="Heading1Char"/>
+          <w:rStyle w:val="C9"/>
         </w:rPr>
         <w:t>LIMITES</w:t>
       </w:r>
       <w:r>
         <w:rPr>
-          <w:rFonts w:eastAsia="" w:cs="Arial" w:ascii="Arial" w:hAnsi="Arial" w:eastAsiaTheme="minorEastAsia"/>
-          <w:b/>
-          <w:bCs/>
+          <w:rFonts w:ascii="Arial" w:hAnsi="Arial" w:cs="Arial" w:eastAsiaTheme="minorEastAsia"/>
+          <w:b w:val="1"/>
+          <w:bCs w:val="1"/>
         </w:rPr>
         <w:t>:</w:t>
       </w:r>
@@ -3306,173 +2739,163 @@
     </w:p>
     <w:p>
       <w:pPr>
-        <w:pStyle w:val="ListParagraph"/>
+        <w:pStyle w:val="P8"/>
         <w:numPr>
           <w:ilvl w:val="1"/>
           <w:numId w:val="1"/>
         </w:numPr>
-        <w:spacing w:lineRule="auto" w:line="360" w:before="240" w:after="0"/>
-        <w:ind w:left="0" w:firstLine="709"/>
-        <w:contextualSpacing/>
-        <w:jc w:val="both"/>
-        <w:rPr>
-          <w:rFonts w:ascii="Arial" w:hAnsi="Arial" w:eastAsia="" w:cs="Arial" w:eastAsiaTheme="minorEastAsia"/>
-        </w:rPr>
-      </w:pPr>
-      <w:r>
-        <w:rPr>
-          <w:rFonts w:eastAsia="" w:cs="Arial" w:ascii="Arial" w:hAnsi="Arial" w:eastAsiaTheme="minorEastAsia"/>
+        <w:spacing w:lineRule="auto" w:line="360" w:before="240" w:after="0" w:beforeAutospacing="0" w:afterAutospacing="0"/>
+        <w:ind w:firstLine="709" w:left="0"/>
+        <w:contextualSpacing w:val="1"/>
+        <w:jc w:val="both"/>
+        <w:rPr>
+          <w:rFonts w:ascii="Arial" w:hAnsi="Arial" w:cs="Arial" w:eastAsiaTheme="minorEastAsia"/>
+        </w:rPr>
+      </w:pPr>
+      <w:r>
+        <w:rPr>
+          <w:rFonts w:ascii="Arial" w:hAnsi="Arial" w:cs="Arial" w:eastAsiaTheme="minorEastAsia"/>
         </w:rPr>
         <w:t xml:space="preserve">Instalação dos sensores </w:t>
       </w:r>
       <w:r>
         <w:rPr>
-          <w:rFonts w:eastAsia="" w:cs="Arial" w:ascii="Arial" w:hAnsi="Arial" w:eastAsiaTheme="minorEastAsia"/>
-          <w:b/>
-          <w:bCs/>
+          <w:rFonts w:ascii="Arial" w:hAnsi="Arial" w:cs="Arial" w:eastAsiaTheme="minorEastAsia"/>
+          <w:b w:val="1"/>
+          <w:bCs w:val="1"/>
         </w:rPr>
         <w:t>DHT11</w:t>
       </w:r>
       <w:r>
         <w:rPr>
-          <w:rFonts w:eastAsia="" w:cs="Arial" w:ascii="Arial" w:hAnsi="Arial" w:eastAsiaTheme="minorEastAsia"/>
+          <w:rFonts w:ascii="Arial" w:hAnsi="Arial" w:cs="Arial" w:eastAsiaTheme="minorEastAsia"/>
         </w:rPr>
         <w:t xml:space="preserve"> que, são propícios à verificação de umidade e temperatura, nas lavouras e sítios de cultivos indicados para a medição.</w:t>
       </w:r>
     </w:p>
     <w:p>
       <w:pPr>
-        <w:pStyle w:val="ListParagraph"/>
+        <w:pStyle w:val="P8"/>
         <w:numPr>
           <w:ilvl w:val="1"/>
           <w:numId w:val="1"/>
         </w:numPr>
-        <w:spacing w:lineRule="auto" w:line="360" w:before="0" w:after="0"/>
-        <w:ind w:left="0" w:firstLine="709"/>
-        <w:contextualSpacing/>
-        <w:jc w:val="both"/>
-        <w:rPr>
-          <w:rFonts w:ascii="Arial" w:hAnsi="Arial" w:eastAsia="" w:cs="Arial" w:eastAsiaTheme="minorEastAsia"/>
-        </w:rPr>
-      </w:pPr>
-      <w:r>
-        <w:rPr>
-          <w:rFonts w:eastAsia="" w:cs="Arial" w:ascii="Arial" w:hAnsi="Arial" w:eastAsiaTheme="minorEastAsia"/>
+        <w:spacing w:lineRule="auto" w:line="360" w:before="0" w:after="0" w:beforeAutospacing="0" w:afterAutospacing="0"/>
+        <w:ind w:firstLine="709" w:left="0"/>
+        <w:contextualSpacing w:val="1"/>
+        <w:jc w:val="both"/>
+        <w:rPr>
+          <w:rFonts w:ascii="Arial" w:hAnsi="Arial" w:cs="Arial" w:eastAsiaTheme="minorEastAsia"/>
+        </w:rPr>
+      </w:pPr>
+      <w:r>
+        <w:rPr>
+          <w:rFonts w:ascii="Arial" w:hAnsi="Arial" w:cs="Arial" w:eastAsiaTheme="minorEastAsia"/>
         </w:rPr>
         <w:t xml:space="preserve">Criação de dados em MySQL, para armazenamento de dados de aferimento de temperatura;   </w:t>
       </w:r>
     </w:p>
     <w:p>
       <w:pPr>
-        <w:pStyle w:val="Normal"/>
-        <w:spacing w:lineRule="auto" w:line="360" w:before="0" w:after="0"/>
+        <w:spacing w:lineRule="auto" w:line="360" w:before="0" w:after="0" w:beforeAutospacing="0" w:afterAutospacing="0"/>
         <w:ind w:firstLine="709"/>
         <w:jc w:val="both"/>
         <w:rPr>
-          <w:rFonts w:ascii="Arial" w:hAnsi="Arial" w:eastAsia="" w:cs="Arial" w:eastAsiaTheme="minorEastAsia"/>
-        </w:rPr>
-      </w:pPr>
-      <w:r>
-        <w:rPr>
-          <w:rFonts w:eastAsia="" w:cs="Arial" w:ascii="Arial" w:hAnsi="Arial" w:eastAsiaTheme="minorEastAsia"/>
+          <w:rFonts w:ascii="Arial" w:hAnsi="Arial" w:cs="Arial" w:eastAsiaTheme="minorEastAsia"/>
+        </w:rPr>
+      </w:pPr>
+      <w:r>
+        <w:rPr>
+          <w:rFonts w:ascii="Arial" w:hAnsi="Arial" w:cs="Arial" w:eastAsiaTheme="minorEastAsia"/>
         </w:rPr>
         <w:t>1.3. Disponibilizar um ambiente para a criação de login em nosso site institucional;</w:t>
       </w:r>
     </w:p>
     <w:p>
       <w:pPr>
-        <w:pStyle w:val="Normal"/>
-        <w:spacing w:lineRule="auto" w:line="360" w:before="0" w:after="0"/>
+        <w:spacing w:lineRule="auto" w:line="360" w:before="0" w:after="0" w:beforeAutospacing="0" w:afterAutospacing="0"/>
         <w:ind w:firstLine="709"/>
         <w:jc w:val="both"/>
         <w:rPr>
-          <w:rFonts w:ascii="Arial" w:hAnsi="Arial" w:eastAsia="" w:cs="Arial" w:eastAsiaTheme="minorEastAsia"/>
-        </w:rPr>
-      </w:pPr>
-      <w:r>
-        <w:rPr>
-          <w:rFonts w:eastAsia="" w:cs="Arial" w:ascii="Arial" w:hAnsi="Arial" w:eastAsiaTheme="minorEastAsia"/>
+          <w:rFonts w:ascii="Arial" w:hAnsi="Arial" w:cs="Arial" w:eastAsiaTheme="minorEastAsia"/>
+        </w:rPr>
+      </w:pPr>
+      <w:r>
+        <w:rPr>
+          <w:rFonts w:ascii="Arial" w:hAnsi="Arial" w:cs="Arial" w:eastAsiaTheme="minorEastAsia"/>
         </w:rPr>
         <w:t>1.4. Disponibilizar um ambiente de visualização, com exposição de gráficos feitos com os dados coletados, na página do cliente (após a realização de login), para que o cliente tome providências caso a temperatura esteja acima do ideal para a criação de trutas-arco-íris;</w:t>
       </w:r>
     </w:p>
     <w:p>
       <w:pPr>
-        <w:pStyle w:val="Normal"/>
-        <w:spacing w:lineRule="auto" w:line="360" w:before="0" w:after="0"/>
+        <w:spacing w:lineRule="auto" w:line="360" w:before="0" w:after="0" w:beforeAutospacing="0" w:afterAutospacing="0"/>
         <w:ind w:firstLine="709"/>
         <w:jc w:val="both"/>
         <w:rPr>
-          <w:rFonts w:ascii="Arial" w:hAnsi="Arial" w:eastAsia="" w:cs="Arial" w:eastAsiaTheme="minorEastAsia"/>
-        </w:rPr>
-      </w:pPr>
-      <w:r>
-        <w:rPr>
-          <w:rFonts w:eastAsia="" w:cs="Arial" w:ascii="Arial" w:hAnsi="Arial" w:eastAsiaTheme="minorEastAsia"/>
+          <w:rFonts w:ascii="Arial" w:hAnsi="Arial" w:cs="Arial" w:eastAsiaTheme="minorEastAsia"/>
+        </w:rPr>
+      </w:pPr>
+      <w:r>
+        <w:rPr>
+          <w:rFonts w:ascii="Arial" w:hAnsi="Arial" w:cs="Arial" w:eastAsiaTheme="minorEastAsia"/>
         </w:rPr>
         <w:t>1.5. Garantir a manutenção do site com base em bugs e erros encontrados durante o uso no período de 60 dias, de forma que o sistema funcione adequadamente;</w:t>
       </w:r>
     </w:p>
     <w:p>
       <w:pPr>
-        <w:pStyle w:val="Normal"/>
-        <w:spacing w:lineRule="auto" w:line="360" w:before="0" w:after="0"/>
+        <w:spacing w:lineRule="auto" w:line="360" w:before="0" w:after="0" w:beforeAutospacing="0" w:afterAutospacing="0"/>
         <w:ind w:firstLine="709"/>
         <w:jc w:val="both"/>
         <w:rPr>
-          <w:rFonts w:ascii="Arial" w:hAnsi="Arial" w:eastAsia="" w:cs="Arial" w:eastAsiaTheme="minorEastAsia"/>
-        </w:rPr>
-      </w:pPr>
-      <w:r>
-        <w:rPr>
-          <w:rFonts w:eastAsia="" w:cs="Arial" w:ascii="Arial" w:hAnsi="Arial" w:eastAsiaTheme="minorEastAsia"/>
+          <w:rFonts w:ascii="Arial" w:hAnsi="Arial" w:cs="Arial" w:eastAsiaTheme="minorEastAsia"/>
+        </w:rPr>
+      </w:pPr>
+      <w:r>
+        <w:rPr>
+          <w:rFonts w:ascii="Arial" w:hAnsi="Arial" w:cs="Arial" w:eastAsiaTheme="minorEastAsia"/>
         </w:rPr>
         <w:t>1.6. Disponibilizar suporte técnico remoto e manual de uso para o cliente durante o período de 60 dias.</w:t>
       </w:r>
     </w:p>
     <w:p>
       <w:pPr>
-        <w:pStyle w:val="Normal"/>
-        <w:spacing w:lineRule="auto" w:line="360" w:before="0" w:after="0"/>
+        <w:spacing w:lineRule="auto" w:line="360" w:before="0" w:after="0" w:beforeAutospacing="0" w:afterAutospacing="0"/>
         <w:ind w:firstLine="709"/>
         <w:jc w:val="both"/>
         <w:rPr>
-          <w:rFonts w:ascii="Arial" w:hAnsi="Arial" w:eastAsia="" w:cs="Arial" w:eastAsiaTheme="minorEastAsia"/>
-        </w:rPr>
-      </w:pPr>
-      <w:r>
-        <w:rPr>
-          <w:rFonts w:eastAsia="" w:cs="Arial" w:eastAsiaTheme="minorEastAsia" w:ascii="Arial" w:hAnsi="Arial"/>
-        </w:rPr>
-      </w:r>
-    </w:p>
-    <w:p>
-      <w:pPr>
-        <w:pStyle w:val="ListParagraph"/>
+          <w:rFonts w:ascii="Arial" w:hAnsi="Arial" w:cs="Arial" w:eastAsiaTheme="minorEastAsia"/>
+        </w:rPr>
+      </w:pPr>
+    </w:p>
+    <w:p>
+      <w:pPr>
+        <w:pStyle w:val="P8"/>
         <w:numPr>
           <w:ilvl w:val="0"/>
           <w:numId w:val="1"/>
         </w:numPr>
-        <w:spacing w:lineRule="auto" w:line="360"/>
-        <w:ind w:left="0" w:hanging="0"/>
+        <w:spacing w:lineRule="auto" w:line="360" w:beforeAutospacing="0" w:afterAutospacing="0"/>
+        <w:ind w:firstLine="0" w:left="0"/>
         <w:jc w:val="both"/>
         <w:outlineLvl w:val="1"/>
         <w:rPr>
-          <w:rFonts w:ascii="Arial" w:hAnsi="Arial" w:eastAsia="" w:cs="Arial" w:eastAsiaTheme="minorEastAsia"/>
+          <w:rFonts w:ascii="Arial" w:hAnsi="Arial" w:cs="Arial" w:eastAsiaTheme="minorEastAsia"/>
         </w:rPr>
       </w:pPr>
       <w:bookmarkStart w:id="8" w:name="_Toc209978979"/>
       <w:r>
         <w:rPr>
-          <w:rStyle w:val="Heading1Char"/>
+          <w:rStyle w:val="C9"/>
         </w:rPr>
         <w:t>EXCLUSÕES</w:t>
       </w:r>
       <w:r>
         <w:rPr>
-          <w:rFonts w:eastAsia="" w:cs="Arial" w:ascii="Arial" w:hAnsi="Arial" w:eastAsiaTheme="minorEastAsia"/>
-          <w:b/>
-          <w:bCs/>
+          <w:rFonts w:ascii="Arial" w:hAnsi="Arial" w:cs="Arial" w:eastAsiaTheme="minorEastAsia"/>
+          <w:b w:val="1"/>
+          <w:bCs w:val="1"/>
         </w:rPr>
         <w:t>:</w:t>
       </w:r>
@@ -3480,121 +2903,112 @@
     </w:p>
     <w:p>
       <w:pPr>
-        <w:pStyle w:val="ListParagraph"/>
+        <w:pStyle w:val="P8"/>
         <w:numPr>
           <w:ilvl w:val="1"/>
           <w:numId w:val="1"/>
         </w:numPr>
-        <w:spacing w:lineRule="auto" w:line="360" w:before="0" w:after="0"/>
-        <w:ind w:left="714" w:hanging="357"/>
-        <w:contextualSpacing/>
-        <w:jc w:val="both"/>
-        <w:rPr>
-          <w:rFonts w:ascii="Arial" w:hAnsi="Arial" w:eastAsia="" w:cs="Arial" w:eastAsiaTheme="minorEastAsia"/>
-          <w:b/>
-          <w:b/>
-          <w:bCs/>
-        </w:rPr>
-      </w:pPr>
-      <w:r>
-        <w:rPr>
-          <w:rFonts w:eastAsia="Arial" w:cs="Arial" w:ascii="Arial" w:hAnsi="Arial"/>
+        <w:spacing w:lineRule="auto" w:line="360" w:before="0" w:after="0" w:beforeAutospacing="0" w:afterAutospacing="0"/>
+        <w:ind w:hanging="357" w:left="714"/>
+        <w:contextualSpacing w:val="1"/>
+        <w:jc w:val="both"/>
+        <w:rPr>
+          <w:rFonts w:ascii="Arial" w:hAnsi="Arial" w:cs="Arial" w:eastAsiaTheme="minorEastAsia"/>
+          <w:b w:val="1"/>
+          <w:bCs w:val="1"/>
+        </w:rPr>
+      </w:pPr>
+      <w:r>
+        <w:rPr>
+          <w:rFonts w:ascii="Arial" w:hAnsi="Arial" w:cs="Arial" w:eastAsia="Arial"/>
         </w:rPr>
         <w:t>Instalar sistemas de refrigeração de água. O cliente é responsável pelas decisões tomadas e procedimentos necessários para o resfriamento da água dos tanques para a temperatura ideal de cada reservatório para a truticultura;</w:t>
       </w:r>
     </w:p>
     <w:p>
       <w:pPr>
-        <w:pStyle w:val="ListParagraph"/>
+        <w:pStyle w:val="P8"/>
         <w:numPr>
           <w:ilvl w:val="1"/>
           <w:numId w:val="1"/>
         </w:numPr>
-        <w:spacing w:lineRule="auto" w:line="360" w:before="0" w:after="0"/>
-        <w:ind w:left="714" w:hanging="357"/>
-        <w:contextualSpacing/>
-        <w:jc w:val="both"/>
-        <w:rPr>
-          <w:rFonts w:ascii="Arial" w:hAnsi="Arial" w:eastAsia="" w:cs="Arial" w:eastAsiaTheme="minorEastAsia"/>
-          <w:b/>
-          <w:b/>
-          <w:bCs/>
-        </w:rPr>
-      </w:pPr>
-      <w:r>
-        <w:rPr>
-          <w:rFonts w:eastAsia="Arial" w:cs="Arial" w:ascii="Arial" w:hAnsi="Arial"/>
+        <w:spacing w:lineRule="auto" w:line="360" w:before="0" w:after="0" w:beforeAutospacing="0" w:afterAutospacing="0"/>
+        <w:ind w:hanging="357" w:left="714"/>
+        <w:contextualSpacing w:val="1"/>
+        <w:jc w:val="both"/>
+        <w:rPr>
+          <w:rFonts w:ascii="Arial" w:hAnsi="Arial" w:cs="Arial" w:eastAsiaTheme="minorEastAsia"/>
+          <w:b w:val="1"/>
+          <w:bCs w:val="1"/>
+        </w:rPr>
+      </w:pPr>
+      <w:r>
+        <w:rPr>
+          <w:rFonts w:ascii="Arial" w:hAnsi="Arial" w:cs="Arial" w:eastAsia="Arial"/>
         </w:rPr>
         <w:t>Atualizações futuras e/ou reparos no software após 60 dias da instalação.</w:t>
       </w:r>
     </w:p>
     <w:p>
       <w:pPr>
-        <w:pStyle w:val="ListParagraph"/>
+        <w:pStyle w:val="P8"/>
         <w:numPr>
           <w:ilvl w:val="1"/>
           <w:numId w:val="1"/>
         </w:numPr>
-        <w:spacing w:lineRule="auto" w:line="360" w:before="0" w:after="0"/>
-        <w:ind w:left="714" w:hanging="357"/>
-        <w:contextualSpacing/>
-        <w:jc w:val="both"/>
-        <w:rPr>
-          <w:rFonts w:ascii="Arial" w:hAnsi="Arial" w:eastAsia="" w:cs="Arial" w:eastAsiaTheme="minorEastAsia"/>
-          <w:b/>
-          <w:b/>
-          <w:bCs/>
-        </w:rPr>
-      </w:pPr>
-      <w:r>
-        <w:rPr>
-          <w:rFonts w:eastAsia="Arial" w:cs="Arial" w:ascii="Arial" w:hAnsi="Arial"/>
+        <w:spacing w:lineRule="auto" w:line="360" w:before="0" w:after="0" w:beforeAutospacing="0" w:afterAutospacing="0"/>
+        <w:ind w:hanging="357" w:left="714"/>
+        <w:contextualSpacing w:val="1"/>
+        <w:jc w:val="both"/>
+        <w:rPr>
+          <w:rFonts w:ascii="Arial" w:hAnsi="Arial" w:cs="Arial" w:eastAsiaTheme="minorEastAsia"/>
+          <w:b w:val="1"/>
+          <w:bCs w:val="1"/>
+        </w:rPr>
+      </w:pPr>
+      <w:r>
+        <w:rPr>
+          <w:rFonts w:ascii="Arial" w:hAnsi="Arial" w:cs="Arial" w:eastAsia="Arial"/>
         </w:rPr>
         <w:t>Garantir diretamente resultados de aumento de safra ou redução de mortalidade, visto que tais fatores dependem também do manejo do cliente.</w:t>
       </w:r>
     </w:p>
     <w:p>
       <w:pPr>
-        <w:pStyle w:val="Normal"/>
-        <w:spacing w:lineRule="auto" w:line="360" w:before="0" w:after="0"/>
-        <w:jc w:val="both"/>
-        <w:rPr>
-          <w:rFonts w:ascii="Arial" w:hAnsi="Arial" w:eastAsia="" w:cs="Arial" w:eastAsiaTheme="minorEastAsia"/>
-        </w:rPr>
-      </w:pPr>
-      <w:r>
-        <w:rPr>
-          <w:rFonts w:eastAsia="" w:cs="Arial" w:eastAsiaTheme="minorEastAsia" w:ascii="Arial" w:hAnsi="Arial"/>
-        </w:rPr>
-      </w:r>
-    </w:p>
-    <w:p>
-      <w:pPr>
-        <w:pStyle w:val="ListParagraph"/>
+        <w:spacing w:lineRule="auto" w:line="360" w:before="0" w:after="0" w:beforeAutospacing="0" w:afterAutospacing="0"/>
+        <w:jc w:val="both"/>
+        <w:rPr>
+          <w:rFonts w:ascii="Arial" w:hAnsi="Arial" w:cs="Arial" w:eastAsiaTheme="minorEastAsia"/>
+        </w:rPr>
+      </w:pPr>
+    </w:p>
+    <w:p>
+      <w:pPr>
+        <w:pStyle w:val="P8"/>
         <w:numPr>
           <w:ilvl w:val="0"/>
           <w:numId w:val="1"/>
         </w:numPr>
-        <w:spacing w:lineRule="auto" w:line="360"/>
-        <w:ind w:left="0" w:hanging="0"/>
+        <w:spacing w:lineRule="auto" w:line="360" w:beforeAutospacing="0" w:afterAutospacing="0"/>
+        <w:ind w:firstLine="0" w:left="0"/>
         <w:jc w:val="both"/>
         <w:outlineLvl w:val="1"/>
         <w:rPr>
-          <w:rFonts w:ascii="Arial" w:hAnsi="Arial" w:eastAsia="" w:cs="Arial" w:eastAsiaTheme="minorEastAsia"/>
+          <w:rFonts w:ascii="Arial" w:hAnsi="Arial" w:cs="Arial" w:eastAsiaTheme="minorEastAsia"/>
         </w:rPr>
       </w:pPr>
       <w:bookmarkStart w:id="9" w:name="_Toc209978980"/>
       <w:r>
         <w:rPr>
-          <w:rStyle w:val="Heading1Char"/>
+          <w:rStyle w:val="C9"/>
         </w:rPr>
         <w:t>ENTREGÁVEIS</w:t>
       </w:r>
       <w:r>
         <w:rPr>
-          <w:rFonts w:eastAsia="" w:cs="Arial" w:ascii="Arial" w:hAnsi="Arial" w:eastAsiaTheme="minorEastAsia"/>
-          <w:b/>
-          <w:bCs/>
+          <w:rFonts w:ascii="Arial" w:hAnsi="Arial" w:cs="Arial" w:eastAsiaTheme="minorEastAsia"/>
+          <w:b w:val="1"/>
+          <w:bCs w:val="1"/>
         </w:rPr>
         <w:t>:</w:t>
       </w:r>
@@ -3602,206 +3016,189 @@
     </w:p>
     <w:p>
       <w:pPr>
-        <w:pStyle w:val="ListParagraph"/>
-        <w:numPr>
-          <w:ilvl w:val="0"/>
-          <w:numId w:val="0"/>
-        </w:numPr>
-        <w:spacing w:lineRule="auto" w:line="360"/>
-        <w:ind w:left="0" w:hanging="0"/>
+        <w:pStyle w:val="P8"/>
+        <w:spacing w:lineRule="auto" w:line="360" w:beforeAutospacing="0" w:afterAutospacing="0"/>
+        <w:ind w:firstLine="0" w:left="0"/>
         <w:jc w:val="both"/>
         <w:outlineLvl w:val="1"/>
         <w:rPr>
-          <w:rStyle w:val="Heading1Char"/>
-        </w:rPr>
-      </w:pPr>
-      <w:r>
-        <w:rPr/>
-      </w:r>
-    </w:p>
-    <w:p>
-      <w:pPr>
-        <w:pStyle w:val="ListParagraph"/>
+          <w:rStyle w:val="C9"/>
+        </w:rPr>
+      </w:pPr>
+    </w:p>
+    <w:p>
+      <w:pPr>
+        <w:pStyle w:val="P8"/>
         <w:numPr>
           <w:ilvl w:val="0"/>
           <w:numId w:val="2"/>
         </w:numPr>
-        <w:spacing w:lineRule="auto" w:line="360"/>
+        <w:spacing w:lineRule="auto" w:line="360" w:beforeAutospacing="0" w:afterAutospacing="0"/>
         <w:jc w:val="both"/>
         <w:outlineLvl w:val="1"/>
         <w:rPr>
-          <w:rFonts w:ascii="Arial" w:hAnsi="Arial" w:eastAsia="" w:cs="Arial" w:eastAsiaTheme="minorEastAsia"/>
-        </w:rPr>
-      </w:pPr>
-      <w:r>
-        <w:rPr>
-          <w:rFonts w:eastAsia="" w:cs="Arial" w:ascii="Arial" w:hAnsi="Arial" w:eastAsiaTheme="minorEastAsia"/>
+          <w:rFonts w:ascii="Arial" w:hAnsi="Arial" w:cs="Arial" w:eastAsiaTheme="minorEastAsia"/>
+        </w:rPr>
+      </w:pPr>
+      <w:r>
+        <w:rPr>
+          <w:rFonts w:ascii="Arial" w:hAnsi="Arial" w:cs="Arial" w:eastAsiaTheme="minorEastAsia"/>
         </w:rPr>
         <w:t>Instalação do sensor DHT11, com o devido funcionamento;</w:t>
       </w:r>
     </w:p>
     <w:p>
       <w:pPr>
-        <w:pStyle w:val="ListParagraph"/>
+        <w:pStyle w:val="P8"/>
         <w:numPr>
           <w:ilvl w:val="0"/>
           <w:numId w:val="2"/>
         </w:numPr>
-        <w:spacing w:lineRule="auto" w:line="360"/>
+        <w:spacing w:lineRule="auto" w:line="360" w:beforeAutospacing="0" w:afterAutospacing="0"/>
         <w:jc w:val="both"/>
         <w:outlineLvl w:val="1"/>
         <w:rPr>
-          <w:rFonts w:ascii="Arial" w:hAnsi="Arial" w:eastAsia="" w:cs="Arial" w:eastAsiaTheme="minorEastAsia"/>
-        </w:rPr>
-      </w:pPr>
-      <w:r>
-        <w:rPr>
-          <w:rFonts w:eastAsia="" w:cs="Arial" w:ascii="Arial" w:hAnsi="Arial" w:eastAsiaTheme="minorEastAsia"/>
+          <w:rFonts w:ascii="Arial" w:hAnsi="Arial" w:cs="Arial" w:eastAsiaTheme="minorEastAsia"/>
+        </w:rPr>
+      </w:pPr>
+      <w:r>
+        <w:rPr>
+          <w:rFonts w:ascii="Arial" w:hAnsi="Arial" w:cs="Arial" w:eastAsiaTheme="minorEastAsia"/>
         </w:rPr>
         <w:t>Banco de dados operante, com armazenamento de informações recebidas;</w:t>
       </w:r>
     </w:p>
     <w:p>
       <w:pPr>
-        <w:pStyle w:val="ListParagraph"/>
+        <w:pStyle w:val="P8"/>
         <w:numPr>
           <w:ilvl w:val="0"/>
           <w:numId w:val="2"/>
         </w:numPr>
-        <w:spacing w:lineRule="auto" w:line="360"/>
+        <w:spacing w:lineRule="auto" w:line="360" w:beforeAutospacing="0" w:afterAutospacing="0"/>
         <w:jc w:val="both"/>
         <w:outlineLvl w:val="1"/>
         <w:rPr>
-          <w:rFonts w:ascii="Arial" w:hAnsi="Arial" w:eastAsia="" w:cs="Arial" w:eastAsiaTheme="minorEastAsia"/>
-        </w:rPr>
-      </w:pPr>
-      <w:r>
-        <w:rPr>
-          <w:rFonts w:eastAsia="" w:cs="Arial" w:ascii="Arial" w:hAnsi="Arial" w:eastAsiaTheme="minorEastAsia"/>
+          <w:rFonts w:ascii="Arial" w:hAnsi="Arial" w:cs="Arial" w:eastAsiaTheme="minorEastAsia"/>
+        </w:rPr>
+      </w:pPr>
+      <w:r>
+        <w:rPr>
+          <w:rFonts w:ascii="Arial" w:hAnsi="Arial" w:cs="Arial" w:eastAsiaTheme="minorEastAsia"/>
         </w:rPr>
         <w:t>Ambiente on-line com cadastro dos demais clientes;</w:t>
       </w:r>
     </w:p>
     <w:p>
       <w:pPr>
-        <w:pStyle w:val="ListParagraph"/>
+        <w:pStyle w:val="P8"/>
         <w:numPr>
           <w:ilvl w:val="0"/>
           <w:numId w:val="2"/>
         </w:numPr>
-        <w:spacing w:lineRule="auto" w:line="360"/>
+        <w:spacing w:lineRule="auto" w:line="360" w:beforeAutospacing="0" w:afterAutospacing="0"/>
         <w:jc w:val="both"/>
         <w:outlineLvl w:val="1"/>
         <w:rPr>
-          <w:rFonts w:ascii="Arial" w:hAnsi="Arial" w:eastAsia="" w:cs="Arial" w:eastAsiaTheme="minorEastAsia"/>
-        </w:rPr>
-      </w:pPr>
-      <w:r>
-        <w:rPr>
-          <w:rFonts w:eastAsia="" w:cs="Arial" w:ascii="Arial" w:hAnsi="Arial" w:eastAsiaTheme="minorEastAsia"/>
+          <w:rFonts w:ascii="Arial" w:hAnsi="Arial" w:cs="Arial" w:eastAsiaTheme="minorEastAsia"/>
+        </w:rPr>
+      </w:pPr>
+      <w:r>
+        <w:rPr>
+          <w:rFonts w:ascii="Arial" w:hAnsi="Arial" w:cs="Arial" w:eastAsiaTheme="minorEastAsia"/>
         </w:rPr>
         <w:t>Gráfico e relatórios atualizados com base nos dados coletados;</w:t>
       </w:r>
     </w:p>
     <w:p>
       <w:pPr>
-        <w:pStyle w:val="ListParagraph"/>
+        <w:pStyle w:val="P8"/>
         <w:numPr>
           <w:ilvl w:val="0"/>
           <w:numId w:val="2"/>
         </w:numPr>
-        <w:spacing w:lineRule="auto" w:line="360"/>
+        <w:spacing w:lineRule="auto" w:line="360" w:beforeAutospacing="0" w:afterAutospacing="0"/>
         <w:jc w:val="both"/>
         <w:outlineLvl w:val="1"/>
         <w:rPr>
-          <w:rFonts w:ascii="Arial" w:hAnsi="Arial" w:eastAsia="" w:cs="Arial" w:eastAsiaTheme="minorEastAsia"/>
-        </w:rPr>
-      </w:pPr>
-      <w:r>
-        <w:rPr>
-          <w:rFonts w:eastAsia="" w:cs="Arial" w:ascii="Arial" w:hAnsi="Arial" w:eastAsiaTheme="minorEastAsia"/>
+          <w:rFonts w:ascii="Arial" w:hAnsi="Arial" w:cs="Arial" w:eastAsiaTheme="minorEastAsia"/>
+        </w:rPr>
+      </w:pPr>
+      <w:r>
+        <w:rPr>
+          <w:rFonts w:ascii="Arial" w:hAnsi="Arial" w:cs="Arial" w:eastAsiaTheme="minorEastAsia"/>
         </w:rPr>
         <w:t xml:space="preserve">Período de suporte e manutenção por 60 dias. </w:t>
       </w:r>
     </w:p>
     <w:p>
       <w:pPr>
-        <w:pStyle w:val="ListParagraph"/>
-        <w:spacing w:lineRule="auto" w:line="360" w:before="0" w:after="0"/>
-        <w:ind w:left="709" w:hanging="0"/>
-        <w:contextualSpacing/>
-        <w:jc w:val="both"/>
-        <w:rPr>
-          <w:rFonts w:ascii="Arial" w:hAnsi="Arial" w:eastAsia="" w:cs="Arial" w:eastAsiaTheme="minorEastAsia"/>
-          <w:b/>
-          <w:b/>
-          <w:bCs/>
-        </w:rPr>
-      </w:pPr>
-      <w:r>
-        <w:rPr>
-          <w:rFonts w:eastAsia="" w:cs="Arial" w:eastAsiaTheme="minorEastAsia" w:ascii="Arial" w:hAnsi="Arial"/>
-          <w:b/>
-          <w:bCs/>
-        </w:rPr>
-      </w:r>
-    </w:p>
-    <w:p>
-      <w:pPr>
-        <w:pStyle w:val="Ttulo1"/>
-        <w:spacing w:before="240" w:after="240"/>
-        <w:rPr>
-          <w:rFonts w:eastAsia="" w:eastAsiaTheme="minorEastAsia"/>
+        <w:pStyle w:val="P8"/>
+        <w:spacing w:lineRule="auto" w:line="360" w:before="0" w:after="0" w:beforeAutospacing="0" w:afterAutospacing="0"/>
+        <w:ind w:firstLine="0" w:left="709"/>
+        <w:contextualSpacing w:val="1"/>
+        <w:jc w:val="both"/>
+        <w:rPr>
+          <w:rFonts w:ascii="Arial" w:hAnsi="Arial" w:cs="Arial" w:eastAsiaTheme="minorEastAsia"/>
+          <w:b w:val="1"/>
+          <w:bCs w:val="1"/>
+        </w:rPr>
+      </w:pPr>
+    </w:p>
+    <w:p>
+      <w:pPr>
+        <w:pStyle w:val="P1"/>
+        <w:spacing w:before="240" w:after="240" w:beforeAutospacing="0" w:afterAutospacing="0"/>
+        <w:rPr>
+          <w:rFonts w:eastAsiaTheme="minorEastAsia"/>
         </w:rPr>
       </w:pPr>
       <w:bookmarkStart w:id="10" w:name="_Toc209978981"/>
       <w:r>
         <w:rPr>
-          <w:rFonts w:eastAsia="" w:eastAsiaTheme="minorEastAsia"/>
+          <w:rFonts w:eastAsiaTheme="minorEastAsia"/>
         </w:rPr>
         <w:t xml:space="preserve">SOBRE O SENSOR </w:t>
       </w:r>
       <w:bookmarkEnd w:id="10"/>
       <w:r>
         <w:rPr>
-          <w:rFonts w:eastAsia="" w:cs="Arial" w:eastAsiaTheme="minorEastAsia"/>
+          <w:rFonts w:cs="Arial" w:eastAsiaTheme="minorEastAsia"/>
         </w:rPr>
         <w:t>DHT11</w:t>
       </w:r>
     </w:p>
     <w:p>
       <w:pPr>
-        <w:pStyle w:val="Normal"/>
-        <w:spacing w:lineRule="auto" w:line="360" w:before="0" w:after="240"/>
+        <w:spacing w:lineRule="auto" w:line="360" w:before="0" w:after="240" w:beforeAutospacing="0" w:afterAutospacing="0"/>
         <w:ind w:firstLine="709"/>
         <w:jc w:val="both"/>
         <w:rPr>
-          <w:rFonts w:ascii="Arial" w:hAnsi="Arial" w:eastAsia="" w:cs="Arial" w:eastAsiaTheme="minorEastAsia"/>
-        </w:rPr>
-      </w:pPr>
-      <w:r>
-        <w:rPr>
-          <w:rFonts w:eastAsia="" w:cs="Arial" w:ascii="Arial" w:hAnsi="Arial" w:eastAsiaTheme="minorEastAsia"/>
+          <w:rFonts w:ascii="Arial" w:hAnsi="Arial" w:cs="Arial" w:eastAsiaTheme="minorEastAsia"/>
+        </w:rPr>
+      </w:pPr>
+      <w:r>
+        <w:rPr>
+          <w:rFonts w:ascii="Arial" w:hAnsi="Arial" w:cs="Arial" w:eastAsiaTheme="minorEastAsia"/>
         </w:rPr>
         <w:t>Este é o sensor mais indicado para medir temperatura e umidade relativa do ar, especialmente em projetos de Arduino. Possui as características técnicas conforme ao quadro 1, abaixo.</w:t>
       </w:r>
     </w:p>
     <w:p>
       <w:pPr>
-        <w:pStyle w:val="Normal"/>
-        <w:spacing w:lineRule="auto" w:line="360" w:before="0" w:after="0"/>
-        <w:jc w:val="both"/>
-        <w:rPr>
-          <w:rFonts w:ascii="Arial" w:hAnsi="Arial" w:eastAsia="" w:cs="Arial" w:eastAsiaTheme="minorEastAsia"/>
+        <w:spacing w:lineRule="auto" w:line="360" w:before="0" w:after="0" w:beforeAutospacing="0" w:afterAutospacing="0"/>
+        <w:jc w:val="both"/>
+        <w:rPr>
+          <w:rFonts w:ascii="Arial" w:hAnsi="Arial" w:cs="Arial" w:eastAsiaTheme="minorEastAsia"/>
           <w:sz w:val="22"/>
           <w:szCs w:val="22"/>
         </w:rPr>
       </w:pPr>
       <w:r>
         <w:rPr>
-          <w:rFonts w:eastAsia="" w:cs="Arial" w:ascii="Arial" w:hAnsi="Arial" w:eastAsiaTheme="minorEastAsia"/>
-          <w:b/>
-          <w:bCs/>
+          <w:rFonts w:ascii="Arial" w:hAnsi="Arial" w:cs="Arial" w:eastAsiaTheme="minorEastAsia"/>
+          <w:b w:val="1"/>
+          <w:bCs w:val="1"/>
           <w:sz w:val="22"/>
           <w:szCs w:val="22"/>
         </w:rPr>
@@ -3809,7 +3206,7 @@
       </w:r>
       <w:r>
         <w:rPr>
-          <w:rFonts w:eastAsia="" w:cs="Arial" w:ascii="Arial" w:hAnsi="Arial" w:eastAsiaTheme="minorEastAsia"/>
+          <w:rFonts w:ascii="Arial" w:hAnsi="Arial" w:cs="Arial" w:eastAsiaTheme="minorEastAsia"/>
           <w:sz w:val="22"/>
           <w:szCs w:val="22"/>
         </w:rPr>
@@ -3818,7 +3215,7 @@
     </w:p>
     <w:tbl>
       <w:tblPr>
-        <w:tblStyle w:val="TableGrid"/>
+        <w:tblStyle w:val="T2"/>
         <w:tblW w:w="9016" w:type="dxa"/>
         <w:jc w:val="left"/>
         <w:tblInd w:w="0" w:type="dxa"/>
@@ -3828,38 +3225,34 @@
           <w:bottom w:w="0" w:type="dxa"/>
           <w:right w:w="108" w:type="dxa"/>
         </w:tblCellMar>
-        <w:tblLook w:val="04a0" w:noHBand="0" w:noVBand="1" w:firstColumn="1" w:lastRow="0" w:lastColumn="0" w:firstRow="1"/>
+        <w:tblLook w:val="04A0"/>
       </w:tblPr>
       <w:tblGrid>
         <w:gridCol w:w="1979"/>
-        <w:gridCol w:w="7036"/>
+        <w:gridCol w:w="7037"/>
       </w:tblGrid>
       <w:tr>
-        <w:trPr/>
         <w:tc>
           <w:tcPr>
             <w:tcW w:w="1979" w:type="dxa"/>
-            <w:tcBorders/>
           </w:tcPr>
           <w:p>
             <w:pPr>
-              <w:pStyle w:val="Normal"/>
-              <w:spacing w:lineRule="auto" w:line="360" w:before="0" w:after="0"/>
+              <w:spacing w:lineRule="auto" w:line="360" w:before="0" w:after="0" w:beforeAutospacing="0" w:afterAutospacing="0"/>
               <w:jc w:val="both"/>
               <w:rPr>
-                <w:rFonts w:ascii="Arial" w:hAnsi="Arial" w:eastAsia="" w:cs="Arial" w:eastAsiaTheme="minorEastAsia"/>
-                <w:b/>
-                <w:b/>
-                <w:bCs/>
+                <w:rFonts w:ascii="Arial" w:hAnsi="Arial" w:cs="Arial" w:eastAsiaTheme="minorEastAsia"/>
+                <w:b w:val="1"/>
+                <w:bCs w:val="1"/>
                 <w:sz w:val="20"/>
                 <w:szCs w:val="20"/>
               </w:rPr>
             </w:pPr>
             <w:r>
               <w:rPr>
-                <w:rFonts w:eastAsia="" w:cs="Arial" w:ascii="Arial" w:hAnsi="Arial" w:eastAsiaTheme="minorEastAsia"/>
-                <w:b/>
-                <w:bCs/>
+                <w:rFonts w:ascii="Arial" w:hAnsi="Arial" w:cs="Arial" w:eastAsiaTheme="minorEastAsia"/>
+                <w:b w:val="1"/>
+                <w:bCs w:val="1"/>
                 <w:sz w:val="20"/>
                 <w:szCs w:val="20"/>
               </w:rPr>
@@ -3870,22 +3263,20 @@
         <w:tc>
           <w:tcPr>
             <w:tcW w:w="7036" w:type="dxa"/>
-            <w:tcBorders/>
           </w:tcPr>
           <w:p>
             <w:pPr>
-              <w:pStyle w:val="Normal"/>
-              <w:spacing w:lineRule="auto" w:line="360" w:before="0" w:after="0"/>
+              <w:spacing w:lineRule="auto" w:line="360" w:before="0" w:after="0" w:beforeAutospacing="0" w:afterAutospacing="0"/>
               <w:jc w:val="both"/>
               <w:rPr>
-                <w:rFonts w:ascii="Arial" w:hAnsi="Arial" w:eastAsia="" w:cs="Arial" w:eastAsiaTheme="minorEastAsia"/>
+                <w:rFonts w:ascii="Arial" w:hAnsi="Arial" w:cs="Arial" w:eastAsiaTheme="minorEastAsia"/>
                 <w:sz w:val="20"/>
                 <w:szCs w:val="20"/>
               </w:rPr>
             </w:pPr>
             <w:r>
               <w:rPr>
-                <w:rFonts w:eastAsia="" w:cs="Arial" w:ascii="Arial" w:hAnsi="Arial" w:eastAsiaTheme="minorEastAsia"/>
+                <w:rFonts w:ascii="Arial" w:hAnsi="Arial" w:cs="Arial" w:eastAsiaTheme="minorEastAsia"/>
                 <w:sz w:val="20"/>
                 <w:szCs w:val="20"/>
               </w:rPr>
@@ -3895,31 +3286,27 @@
         </w:tc>
       </w:tr>
       <w:tr>
-        <w:trPr/>
         <w:tc>
           <w:tcPr>
             <w:tcW w:w="1979" w:type="dxa"/>
-            <w:tcBorders/>
           </w:tcPr>
           <w:p>
             <w:pPr>
-              <w:pStyle w:val="Normal"/>
-              <w:spacing w:lineRule="auto" w:line="360" w:before="0" w:after="0"/>
+              <w:spacing w:lineRule="auto" w:line="360" w:before="0" w:after="0" w:beforeAutospacing="0" w:afterAutospacing="0"/>
               <w:jc w:val="both"/>
               <w:rPr>
-                <w:rFonts w:ascii="Arial" w:hAnsi="Arial" w:eastAsia="" w:cs="Arial" w:eastAsiaTheme="minorEastAsia"/>
-                <w:b/>
-                <w:b/>
-                <w:bCs/>
+                <w:rFonts w:ascii="Arial" w:hAnsi="Arial" w:cs="Arial" w:eastAsiaTheme="minorEastAsia"/>
+                <w:b w:val="1"/>
+                <w:bCs w:val="1"/>
                 <w:sz w:val="20"/>
                 <w:szCs w:val="20"/>
               </w:rPr>
             </w:pPr>
             <w:r>
               <w:rPr>
-                <w:rFonts w:eastAsia="" w:cs="Arial" w:ascii="Arial" w:hAnsi="Arial" w:eastAsiaTheme="minorEastAsia"/>
-                <w:b/>
-                <w:bCs/>
+                <w:rFonts w:ascii="Arial" w:hAnsi="Arial" w:cs="Arial" w:eastAsiaTheme="minorEastAsia"/>
+                <w:b w:val="1"/>
+                <w:bCs w:val="1"/>
                 <w:sz w:val="20"/>
                 <w:szCs w:val="20"/>
               </w:rPr>
@@ -3930,22 +3317,20 @@
         <w:tc>
           <w:tcPr>
             <w:tcW w:w="7036" w:type="dxa"/>
-            <w:tcBorders/>
           </w:tcPr>
           <w:p>
             <w:pPr>
-              <w:pStyle w:val="Normal"/>
-              <w:spacing w:lineRule="auto" w:line="360" w:before="0" w:after="0"/>
+              <w:spacing w:lineRule="auto" w:line="360" w:before="0" w:after="0" w:beforeAutospacing="0" w:afterAutospacing="0"/>
               <w:jc w:val="both"/>
               <w:rPr>
-                <w:rFonts w:ascii="Arial" w:hAnsi="Arial" w:eastAsia="" w:cs="Arial" w:eastAsiaTheme="minorEastAsia"/>
+                <w:rFonts w:ascii="Arial" w:hAnsi="Arial" w:cs="Arial" w:eastAsiaTheme="minorEastAsia"/>
                 <w:sz w:val="20"/>
                 <w:szCs w:val="20"/>
               </w:rPr>
             </w:pPr>
             <w:r>
               <w:rPr>
-                <w:rFonts w:eastAsia="" w:cs="Arial" w:ascii="Arial" w:hAnsi="Arial" w:eastAsiaTheme="minorEastAsia"/>
+                <w:rFonts w:ascii="Arial" w:hAnsi="Arial" w:cs="Arial" w:eastAsiaTheme="minorEastAsia"/>
                 <w:sz w:val="20"/>
                 <w:szCs w:val="20"/>
               </w:rPr>
@@ -3955,31 +3340,27 @@
         </w:tc>
       </w:tr>
       <w:tr>
-        <w:trPr/>
         <w:tc>
           <w:tcPr>
             <w:tcW w:w="1979" w:type="dxa"/>
-            <w:tcBorders/>
           </w:tcPr>
           <w:p>
             <w:pPr>
-              <w:pStyle w:val="Normal"/>
-              <w:spacing w:lineRule="auto" w:line="360" w:before="0" w:after="0"/>
+              <w:spacing w:lineRule="auto" w:line="360" w:before="0" w:after="0" w:beforeAutospacing="0" w:afterAutospacing="0"/>
               <w:jc w:val="both"/>
               <w:rPr>
-                <w:rFonts w:ascii="Arial" w:hAnsi="Arial" w:eastAsia="" w:cs="Arial" w:eastAsiaTheme="minorEastAsia"/>
-                <w:b/>
-                <w:b/>
-                <w:bCs/>
+                <w:rFonts w:ascii="Arial" w:hAnsi="Arial" w:cs="Arial" w:eastAsiaTheme="minorEastAsia"/>
+                <w:b w:val="1"/>
+                <w:bCs w:val="1"/>
                 <w:sz w:val="20"/>
                 <w:szCs w:val="20"/>
               </w:rPr>
             </w:pPr>
             <w:r>
               <w:rPr>
-                <w:rFonts w:eastAsia="" w:cs="Arial" w:ascii="Arial" w:hAnsi="Arial" w:eastAsiaTheme="minorEastAsia"/>
-                <w:b/>
-                <w:bCs/>
+                <w:rFonts w:ascii="Arial" w:hAnsi="Arial" w:cs="Arial" w:eastAsiaTheme="minorEastAsia"/>
+                <w:b w:val="1"/>
+                <w:bCs w:val="1"/>
                 <w:sz w:val="20"/>
                 <w:szCs w:val="20"/>
               </w:rPr>
@@ -3990,22 +3371,20 @@
         <w:tc>
           <w:tcPr>
             <w:tcW w:w="7036" w:type="dxa"/>
-            <w:tcBorders/>
           </w:tcPr>
           <w:p>
             <w:pPr>
-              <w:pStyle w:val="Normal"/>
-              <w:spacing w:lineRule="auto" w:line="360" w:before="0" w:after="0"/>
+              <w:spacing w:lineRule="auto" w:line="360" w:before="0" w:after="0" w:beforeAutospacing="0" w:afterAutospacing="0"/>
               <w:jc w:val="both"/>
               <w:rPr>
-                <w:rFonts w:ascii="Arial" w:hAnsi="Arial" w:eastAsia="" w:cs="Arial" w:eastAsiaTheme="minorEastAsia"/>
+                <w:rFonts w:ascii="Arial" w:hAnsi="Arial" w:cs="Arial" w:eastAsiaTheme="minorEastAsia"/>
                 <w:sz w:val="20"/>
                 <w:szCs w:val="20"/>
               </w:rPr>
             </w:pPr>
             <w:r>
               <w:rPr>
-                <w:rFonts w:eastAsia="" w:cs="Arial" w:ascii="Arial" w:hAnsi="Arial" w:eastAsiaTheme="minorEastAsia"/>
+                <w:rFonts w:ascii="Arial" w:hAnsi="Arial" w:cs="Arial" w:eastAsiaTheme="minorEastAsia"/>
                 <w:sz w:val="20"/>
                 <w:szCs w:val="20"/>
               </w:rPr>
@@ -4015,31 +3394,27 @@
         </w:tc>
       </w:tr>
       <w:tr>
-        <w:trPr/>
         <w:tc>
           <w:tcPr>
             <w:tcW w:w="1979" w:type="dxa"/>
-            <w:tcBorders/>
           </w:tcPr>
           <w:p>
             <w:pPr>
-              <w:pStyle w:val="Normal"/>
-              <w:spacing w:lineRule="auto" w:line="360" w:before="0" w:after="0"/>
+              <w:spacing w:lineRule="auto" w:line="360" w:before="0" w:after="0" w:beforeAutospacing="0" w:afterAutospacing="0"/>
               <w:jc w:val="both"/>
               <w:rPr>
-                <w:rFonts w:ascii="Arial" w:hAnsi="Arial" w:eastAsia="" w:cs="Arial" w:eastAsiaTheme="minorEastAsia"/>
-                <w:b/>
-                <w:b/>
-                <w:bCs/>
+                <w:rFonts w:ascii="Arial" w:hAnsi="Arial" w:cs="Arial" w:eastAsiaTheme="minorEastAsia"/>
+                <w:b w:val="1"/>
+                <w:bCs w:val="1"/>
                 <w:sz w:val="20"/>
                 <w:szCs w:val="20"/>
               </w:rPr>
             </w:pPr>
             <w:r>
               <w:rPr>
-                <w:rFonts w:eastAsia="" w:cs="Arial" w:ascii="Arial" w:hAnsi="Arial" w:eastAsiaTheme="minorEastAsia"/>
-                <w:b/>
-                <w:bCs/>
+                <w:rFonts w:ascii="Arial" w:hAnsi="Arial" w:cs="Arial" w:eastAsiaTheme="minorEastAsia"/>
+                <w:b w:val="1"/>
+                <w:bCs w:val="1"/>
                 <w:sz w:val="20"/>
                 <w:szCs w:val="20"/>
               </w:rPr>
@@ -4050,22 +3425,20 @@
         <w:tc>
           <w:tcPr>
             <w:tcW w:w="7036" w:type="dxa"/>
-            <w:tcBorders/>
           </w:tcPr>
           <w:p>
             <w:pPr>
-              <w:pStyle w:val="Normal"/>
-              <w:spacing w:lineRule="auto" w:line="360" w:before="0" w:after="0"/>
+              <w:spacing w:lineRule="auto" w:line="360" w:before="0" w:after="0" w:beforeAutospacing="0" w:afterAutospacing="0"/>
               <w:jc w:val="both"/>
               <w:rPr>
-                <w:rFonts w:ascii="Arial" w:hAnsi="Arial" w:eastAsia="" w:cs="Arial" w:eastAsiaTheme="minorEastAsia"/>
+                <w:rFonts w:ascii="Arial" w:hAnsi="Arial" w:cs="Arial" w:eastAsiaTheme="minorEastAsia"/>
                 <w:sz w:val="20"/>
                 <w:szCs w:val="20"/>
               </w:rPr>
             </w:pPr>
             <w:r>
               <w:rPr>
-                <w:rFonts w:eastAsia="" w:cs="Arial" w:ascii="Arial" w:hAnsi="Arial" w:eastAsiaTheme="minorEastAsia"/>
+                <w:rFonts w:ascii="Arial" w:hAnsi="Arial" w:cs="Arial" w:eastAsiaTheme="minorEastAsia"/>
                 <w:sz w:val="20"/>
                 <w:szCs w:val="20"/>
               </w:rPr>
@@ -4075,31 +3448,27 @@
         </w:tc>
       </w:tr>
       <w:tr>
-        <w:trPr/>
         <w:tc>
           <w:tcPr>
             <w:tcW w:w="1979" w:type="dxa"/>
-            <w:tcBorders/>
           </w:tcPr>
           <w:p>
             <w:pPr>
-              <w:pStyle w:val="Normal"/>
-              <w:spacing w:lineRule="auto" w:line="360" w:before="0" w:after="0"/>
+              <w:spacing w:lineRule="auto" w:line="360" w:before="0" w:after="0" w:beforeAutospacing="0" w:afterAutospacing="0"/>
               <w:jc w:val="both"/>
               <w:rPr>
-                <w:rFonts w:ascii="Arial" w:hAnsi="Arial" w:eastAsia="" w:cs="Arial" w:eastAsiaTheme="minorEastAsia"/>
-                <w:b/>
-                <w:b/>
-                <w:bCs/>
+                <w:rFonts w:ascii="Arial" w:hAnsi="Arial" w:cs="Arial" w:eastAsiaTheme="minorEastAsia"/>
+                <w:b w:val="1"/>
+                <w:bCs w:val="1"/>
                 <w:sz w:val="20"/>
                 <w:szCs w:val="20"/>
               </w:rPr>
             </w:pPr>
             <w:r>
               <w:rPr>
-                <w:rFonts w:eastAsia="" w:cs="Arial" w:ascii="Arial" w:hAnsi="Arial" w:eastAsiaTheme="minorEastAsia"/>
-                <w:b/>
-                <w:bCs/>
+                <w:rFonts w:ascii="Arial" w:hAnsi="Arial" w:cs="Arial" w:eastAsiaTheme="minorEastAsia"/>
+                <w:b w:val="1"/>
+                <w:bCs w:val="1"/>
                 <w:sz w:val="20"/>
                 <w:szCs w:val="20"/>
               </w:rPr>
@@ -4110,22 +3479,20 @@
         <w:tc>
           <w:tcPr>
             <w:tcW w:w="7036" w:type="dxa"/>
-            <w:tcBorders/>
           </w:tcPr>
           <w:p>
             <w:pPr>
-              <w:pStyle w:val="Normal"/>
-              <w:spacing w:lineRule="auto" w:line="360" w:before="0" w:after="0"/>
+              <w:spacing w:lineRule="auto" w:line="360" w:before="0" w:after="0" w:beforeAutospacing="0" w:afterAutospacing="0"/>
               <w:jc w:val="both"/>
               <w:rPr>
-                <w:rFonts w:ascii="Arial" w:hAnsi="Arial" w:eastAsia="" w:cs="Arial" w:eastAsiaTheme="minorEastAsia"/>
+                <w:rFonts w:ascii="Arial" w:hAnsi="Arial" w:cs="Arial" w:eastAsiaTheme="minorEastAsia"/>
                 <w:sz w:val="20"/>
                 <w:szCs w:val="20"/>
               </w:rPr>
             </w:pPr>
             <w:r>
               <w:rPr>
-                <w:rFonts w:eastAsia="" w:cs="Arial" w:ascii="Arial" w:hAnsi="Arial" w:eastAsiaTheme="minorEastAsia"/>
+                <w:rFonts w:ascii="Arial" w:hAnsi="Arial" w:cs="Arial" w:eastAsiaTheme="minorEastAsia"/>
                 <w:sz w:val="20"/>
                 <w:szCs w:val="20"/>
               </w:rPr>
@@ -4135,31 +3502,27 @@
         </w:tc>
       </w:tr>
       <w:tr>
-        <w:trPr/>
         <w:tc>
           <w:tcPr>
             <w:tcW w:w="1979" w:type="dxa"/>
-            <w:tcBorders/>
           </w:tcPr>
           <w:p>
             <w:pPr>
-              <w:pStyle w:val="Normal"/>
-              <w:spacing w:lineRule="auto" w:line="360" w:before="0" w:after="0"/>
+              <w:spacing w:lineRule="auto" w:line="360" w:before="0" w:after="0" w:beforeAutospacing="0" w:afterAutospacing="0"/>
               <w:jc w:val="both"/>
               <w:rPr>
-                <w:rFonts w:ascii="Arial" w:hAnsi="Arial" w:eastAsia="" w:cs="Arial" w:eastAsiaTheme="minorEastAsia"/>
-                <w:b/>
-                <w:b/>
-                <w:bCs/>
+                <w:rFonts w:ascii="Arial" w:hAnsi="Arial" w:cs="Arial" w:eastAsiaTheme="minorEastAsia"/>
+                <w:b w:val="1"/>
+                <w:bCs w:val="1"/>
                 <w:sz w:val="20"/>
                 <w:szCs w:val="20"/>
               </w:rPr>
             </w:pPr>
             <w:r>
               <w:rPr>
-                <w:rFonts w:eastAsia="" w:cs="Arial" w:ascii="Arial" w:hAnsi="Arial" w:eastAsiaTheme="minorEastAsia"/>
-                <w:b/>
-                <w:bCs/>
+                <w:rFonts w:ascii="Arial" w:hAnsi="Arial" w:cs="Arial" w:eastAsiaTheme="minorEastAsia"/>
+                <w:b w:val="1"/>
+                <w:bCs w:val="1"/>
                 <w:sz w:val="20"/>
                 <w:szCs w:val="20"/>
               </w:rPr>
@@ -4170,22 +3533,20 @@
         <w:tc>
           <w:tcPr>
             <w:tcW w:w="7036" w:type="dxa"/>
-            <w:tcBorders/>
           </w:tcPr>
           <w:p>
             <w:pPr>
-              <w:pStyle w:val="Normal"/>
-              <w:spacing w:lineRule="auto" w:line="360" w:before="0" w:after="0"/>
+              <w:spacing w:lineRule="auto" w:line="360" w:before="0" w:after="0" w:beforeAutospacing="0" w:afterAutospacing="0"/>
               <w:jc w:val="both"/>
               <w:rPr>
-                <w:rFonts w:ascii="Arial" w:hAnsi="Arial" w:eastAsia="" w:cs="Arial" w:eastAsiaTheme="minorEastAsia"/>
+                <w:rFonts w:ascii="Arial" w:hAnsi="Arial" w:cs="Arial" w:eastAsiaTheme="minorEastAsia"/>
                 <w:sz w:val="20"/>
                 <w:szCs w:val="20"/>
               </w:rPr>
             </w:pPr>
             <w:r>
               <w:rPr>
-                <w:rFonts w:eastAsia="" w:cs="Arial" w:ascii="Arial" w:hAnsi="Arial" w:eastAsiaTheme="minorEastAsia"/>
+                <w:rFonts w:ascii="Arial" w:hAnsi="Arial" w:cs="Arial" w:eastAsiaTheme="minorEastAsia"/>
                 <w:sz w:val="20"/>
                 <w:szCs w:val="20"/>
               </w:rPr>
@@ -4197,371 +3558,304 @@
     </w:tbl>
     <w:p>
       <w:pPr>
-        <w:pStyle w:val="Normal"/>
-        <w:rPr>
-          <w:rFonts w:ascii="Arial" w:hAnsi="Arial" w:eastAsia="" w:cs="Arial" w:eastAsiaTheme="minorEastAsia"/>
+        <w:rPr>
+          <w:rFonts w:ascii="Arial" w:hAnsi="Arial" w:cs="Arial" w:eastAsiaTheme="minorEastAsia"/>
           <w:sz w:val="22"/>
           <w:szCs w:val="22"/>
         </w:rPr>
       </w:pPr>
-      <w:r>
-        <w:rPr>
-          <w:rFonts w:eastAsia="" w:cs="Arial" w:eastAsiaTheme="minorEastAsia" w:ascii="Arial" w:hAnsi="Arial"/>
+    </w:p>
+    <w:p>
+      <w:pPr>
+        <w:rPr>
+          <w:rFonts w:ascii="Arial" w:hAnsi="Arial" w:cs="Arial" w:eastAsiaTheme="minorEastAsia"/>
           <w:sz w:val="22"/>
           <w:szCs w:val="22"/>
         </w:rPr>
-      </w:r>
-    </w:p>
-    <w:p>
-      <w:pPr>
-        <w:pStyle w:val="Normal"/>
-        <w:rPr>
-          <w:rFonts w:ascii="Arial" w:hAnsi="Arial" w:eastAsia="" w:cs="Arial" w:eastAsiaTheme="minorEastAsia"/>
+      </w:pPr>
+    </w:p>
+    <w:p>
+      <w:pPr>
+        <w:rPr>
+          <w:rFonts w:ascii="Arial" w:hAnsi="Arial" w:cs="Arial" w:eastAsiaTheme="minorEastAsia"/>
           <w:sz w:val="22"/>
           <w:szCs w:val="22"/>
         </w:rPr>
       </w:pPr>
-      <w:r>
-        <w:rPr>
-          <w:rFonts w:eastAsia="" w:cs="Arial" w:eastAsiaTheme="minorEastAsia" w:ascii="Arial" w:hAnsi="Arial"/>
+    </w:p>
+    <w:p>
+      <w:pPr>
+        <w:rPr>
+          <w:rFonts w:ascii="Arial" w:hAnsi="Arial" w:cs="Arial" w:eastAsiaTheme="minorEastAsia"/>
           <w:sz w:val="22"/>
           <w:szCs w:val="22"/>
         </w:rPr>
-      </w:r>
-    </w:p>
-    <w:p>
-      <w:pPr>
-        <w:pStyle w:val="Normal"/>
-        <w:rPr>
-          <w:rFonts w:ascii="Arial" w:hAnsi="Arial" w:eastAsia="" w:cs="Arial" w:eastAsiaTheme="minorEastAsia"/>
+      </w:pPr>
+    </w:p>
+    <w:p>
+      <w:pPr>
+        <w:rPr>
+          <w:rFonts w:ascii="Arial" w:hAnsi="Arial" w:cs="Arial" w:eastAsiaTheme="minorEastAsia"/>
           <w:sz w:val="22"/>
           <w:szCs w:val="22"/>
         </w:rPr>
       </w:pPr>
       <w:r>
         <w:rPr>
-          <w:rFonts w:eastAsia="" w:cs="Arial" w:eastAsiaTheme="minorEastAsia" w:ascii="Arial" w:hAnsi="Arial"/>
+          <w:rFonts w:ascii="Arial" w:hAnsi="Arial" w:cs="Arial" w:eastAsiaTheme="minorEastAsia"/>
           <w:sz w:val="22"/>
           <w:szCs w:val="22"/>
         </w:rPr>
-      </w:r>
-    </w:p>
-    <w:p>
-      <w:pPr>
-        <w:pStyle w:val="Normal"/>
-        <w:rPr>
-          <w:rFonts w:ascii="Arial" w:hAnsi="Arial" w:eastAsia="" w:cs="Arial" w:eastAsiaTheme="minorEastAsia"/>
-          <w:sz w:val="22"/>
-          <w:szCs w:val="22"/>
-        </w:rPr>
-      </w:pPr>
-      <w:r>
-        <w:rPr>
-          <w:rFonts w:eastAsia="" w:cs="Arial" w:eastAsiaTheme="minorEastAsia" w:ascii="Arial" w:hAnsi="Arial"/>
-          <w:sz w:val="22"/>
-          <w:szCs w:val="22"/>
-        </w:rPr>
-      </w:r>
-    </w:p>
-    <w:p>
-      <w:pPr>
-        <w:pStyle w:val="Normal"/>
-        <w:rPr>
-          <w:rFonts w:ascii="Arial" w:hAnsi="Arial" w:eastAsia="" w:cs="Arial" w:eastAsiaTheme="minorEastAsia"/>
-          <w:sz w:val="22"/>
-          <w:szCs w:val="22"/>
-        </w:rPr>
-      </w:pPr>
-      <w:r>
-        <w:rPr>
-          <w:rFonts w:eastAsia="" w:cs="Arial" w:ascii="Arial" w:hAnsi="Arial" w:eastAsiaTheme="minorEastAsia"/>
-          <w:sz w:val="22"/>
-          <w:szCs w:val="22"/>
-        </w:rPr>
         <w:t>Fonte: www.eletrogate.com</w:t>
       </w:r>
     </w:p>
     <w:p>
       <w:pPr>
-        <w:pStyle w:val="ListParagraph"/>
+        <w:pStyle w:val="P8"/>
         <w:numPr>
           <w:ilvl w:val="0"/>
           <w:numId w:val="1"/>
         </w:numPr>
-        <w:spacing w:lineRule="auto" w:line="360"/>
-        <w:ind w:left="0" w:hanging="0"/>
-        <w:jc w:val="both"/>
-        <w:rPr>
-          <w:rFonts w:ascii="Arial" w:hAnsi="Arial" w:eastAsia="" w:cs="Arial" w:eastAsiaTheme="minorEastAsia"/>
-          <w:b/>
-          <w:b/>
-          <w:bCs/>
+        <w:spacing w:lineRule="auto" w:line="360" w:beforeAutospacing="0" w:afterAutospacing="0"/>
+        <w:ind w:firstLine="0" w:left="0"/>
+        <w:jc w:val="both"/>
+        <w:rPr>
+          <w:rFonts w:ascii="Arial" w:hAnsi="Arial" w:cs="Arial" w:eastAsiaTheme="minorEastAsia"/>
+          <w:b w:val="1"/>
+          <w:bCs w:val="1"/>
         </w:rPr>
       </w:pPr>
       <w:bookmarkStart w:id="11" w:name="_Toc209978982"/>
       <w:r>
         <w:rPr>
-          <w:rStyle w:val="Heading1Char"/>
+          <w:rStyle w:val="C9"/>
         </w:rPr>
         <w:t>PREMISSAS</w:t>
       </w:r>
       <w:bookmarkEnd w:id="11"/>
       <w:r>
         <w:rPr>
-          <w:rFonts w:eastAsia="" w:cs="Arial" w:ascii="Arial" w:hAnsi="Arial" w:eastAsiaTheme="minorEastAsia"/>
-          <w:b/>
-          <w:bCs/>
+          <w:rFonts w:ascii="Arial" w:hAnsi="Arial" w:cs="Arial" w:eastAsiaTheme="minorEastAsia"/>
+          <w:b w:val="1"/>
+          <w:bCs w:val="1"/>
         </w:rPr>
         <w:t>:</w:t>
       </w:r>
     </w:p>
     <w:p>
       <w:pPr>
-        <w:pStyle w:val="ListParagraph"/>
-        <w:spacing w:lineRule="auto" w:line="360"/>
-        <w:ind w:left="0" w:hanging="0"/>
-        <w:jc w:val="both"/>
-        <w:rPr>
-          <w:rFonts w:ascii="Arial" w:hAnsi="Arial" w:eastAsia="" w:cs="Arial" w:eastAsiaTheme="minorEastAsia"/>
-          <w:b/>
-          <w:b/>
-          <w:bCs/>
-        </w:rPr>
-      </w:pPr>
-      <w:r>
-        <w:rPr>
-          <w:rFonts w:eastAsia="" w:cs="Arial" w:eastAsiaTheme="minorEastAsia" w:ascii="Arial" w:hAnsi="Arial"/>
-          <w:b/>
-          <w:bCs/>
-        </w:rPr>
-      </w:r>
-    </w:p>
-    <w:p>
-      <w:pPr>
-        <w:pStyle w:val="ListParagraph"/>
+        <w:pStyle w:val="P8"/>
+        <w:spacing w:lineRule="auto" w:line="360" w:beforeAutospacing="0" w:afterAutospacing="0"/>
+        <w:ind w:firstLine="0" w:left="0"/>
+        <w:jc w:val="both"/>
+        <w:rPr>
+          <w:rFonts w:ascii="Arial" w:hAnsi="Arial" w:cs="Arial" w:eastAsiaTheme="minorEastAsia"/>
+          <w:b w:val="1"/>
+          <w:bCs w:val="1"/>
+        </w:rPr>
+      </w:pPr>
+    </w:p>
+    <w:p>
+      <w:pPr>
+        <w:pStyle w:val="P8"/>
         <w:numPr>
           <w:ilvl w:val="0"/>
           <w:numId w:val="3"/>
         </w:numPr>
-        <w:spacing w:lineRule="auto" w:line="360" w:before="0" w:after="0"/>
-        <w:ind w:left="714" w:hanging="357"/>
-        <w:contextualSpacing/>
-        <w:jc w:val="both"/>
-        <w:rPr>
-          <w:rFonts w:ascii="Arial" w:hAnsi="Arial" w:eastAsia="Arial" w:cs="Arial"/>
-        </w:rPr>
-      </w:pPr>
-      <w:r>
-        <w:rPr>
-          <w:rFonts w:eastAsia="Arial" w:cs="Arial" w:ascii="Arial" w:hAnsi="Arial"/>
+        <w:spacing w:lineRule="auto" w:line="360" w:before="0" w:after="0" w:beforeAutospacing="0" w:afterAutospacing="0"/>
+        <w:ind w:hanging="357" w:left="714"/>
+        <w:contextualSpacing w:val="1"/>
+        <w:jc w:val="both"/>
+        <w:rPr>
+          <w:rFonts w:ascii="Arial" w:hAnsi="Arial" w:cs="Arial" w:eastAsia="Arial"/>
+        </w:rPr>
+      </w:pPr>
+      <w:r>
+        <w:rPr>
+          <w:rFonts w:ascii="Arial" w:hAnsi="Arial" w:cs="Arial" w:eastAsia="Arial"/>
         </w:rPr>
         <w:t>O cliente fornecerá acesso adequado aos solo de plantio, para instalação dos sensores;</w:t>
       </w:r>
     </w:p>
     <w:p>
       <w:pPr>
-        <w:pStyle w:val="ListParagraph"/>
+        <w:pStyle w:val="P8"/>
         <w:numPr>
           <w:ilvl w:val="0"/>
           <w:numId w:val="3"/>
         </w:numPr>
-        <w:spacing w:lineRule="auto" w:line="360" w:before="0" w:after="0"/>
-        <w:ind w:left="714" w:hanging="357"/>
-        <w:contextualSpacing/>
-        <w:jc w:val="both"/>
-        <w:rPr>
-          <w:rFonts w:ascii="Arial" w:hAnsi="Arial" w:eastAsia="Arial" w:cs="Arial"/>
-        </w:rPr>
-      </w:pPr>
-      <w:r>
-        <w:rPr>
-          <w:rFonts w:eastAsia="Arial" w:cs="Arial" w:ascii="Arial" w:hAnsi="Arial"/>
-        </w:rPr>
-        <w:t xml:space="preserve"> </w:t>
-      </w:r>
-      <w:r>
-        <w:rPr>
-          <w:rFonts w:eastAsia="Arial" w:cs="Arial" w:ascii="Arial" w:hAnsi="Arial"/>
-        </w:rPr>
-        <w:t>O cliente disponibilizará energia elétrica e conexão à internet estáveis para o funcionamento contínuo do sistema;</w:t>
-      </w:r>
-    </w:p>
-    <w:p>
-      <w:pPr>
-        <w:pStyle w:val="ListParagraph"/>
+        <w:spacing w:lineRule="auto" w:line="360" w:before="0" w:after="0" w:beforeAutospacing="0" w:afterAutospacing="0"/>
+        <w:ind w:hanging="357" w:left="714"/>
+        <w:contextualSpacing w:val="1"/>
+        <w:jc w:val="both"/>
+        <w:rPr>
+          <w:rFonts w:ascii="Arial" w:hAnsi="Arial" w:cs="Arial" w:eastAsia="Arial"/>
+        </w:rPr>
+      </w:pPr>
+      <w:r>
+        <w:rPr>
+          <w:rFonts w:ascii="Arial" w:hAnsi="Arial" w:cs="Arial" w:eastAsia="Arial"/>
+        </w:rPr>
+        <w:t xml:space="preserve"> O cliente disponibilizará energia elétrica e conexão à internet estáveis para o funcionamento contínuo do sistema;</w:t>
+      </w:r>
+    </w:p>
+    <w:p>
+      <w:pPr>
+        <w:pStyle w:val="P8"/>
         <w:numPr>
           <w:ilvl w:val="0"/>
           <w:numId w:val="3"/>
         </w:numPr>
-        <w:spacing w:lineRule="auto" w:line="360" w:before="0" w:after="0"/>
-        <w:ind w:left="714" w:hanging="357"/>
-        <w:contextualSpacing/>
-        <w:jc w:val="both"/>
-        <w:rPr>
-          <w:rFonts w:ascii="Arial" w:hAnsi="Arial" w:eastAsia="Arial" w:cs="Arial"/>
-        </w:rPr>
-      </w:pPr>
-      <w:r>
-        <w:rPr>
-          <w:rFonts w:eastAsia="Arial" w:cs="Arial" w:ascii="Arial" w:hAnsi="Arial"/>
-        </w:rPr>
-        <w:t xml:space="preserve"> </w:t>
-      </w:r>
-      <w:r>
-        <w:rPr>
-          <w:rFonts w:eastAsia="Arial" w:cs="Arial" w:ascii="Arial" w:hAnsi="Arial"/>
-        </w:rPr>
-        <w:t>O cliente seguirá as orientações básicas de uso fornecidas pela equipe de suporte.</w:t>
-      </w:r>
-    </w:p>
-    <w:p>
-      <w:pPr>
-        <w:pStyle w:val="Normal"/>
-        <w:spacing w:lineRule="auto" w:line="360"/>
-        <w:jc w:val="both"/>
-        <w:rPr>
-          <w:rFonts w:ascii="Arial" w:hAnsi="Arial" w:eastAsia="" w:cs="Arial" w:eastAsiaTheme="minorEastAsia"/>
-        </w:rPr>
-      </w:pPr>
-      <w:r>
-        <w:rPr>
-          <w:rFonts w:eastAsia="" w:cs="Arial" w:eastAsiaTheme="minorEastAsia" w:ascii="Arial" w:hAnsi="Arial"/>
-        </w:rPr>
-      </w:r>
-    </w:p>
-    <w:p>
-      <w:pPr>
-        <w:pStyle w:val="ListParagraph"/>
+        <w:spacing w:lineRule="auto" w:line="360" w:before="0" w:after="0" w:beforeAutospacing="0" w:afterAutospacing="0"/>
+        <w:ind w:hanging="357" w:left="714"/>
+        <w:contextualSpacing w:val="1"/>
+        <w:jc w:val="both"/>
+        <w:rPr>
+          <w:rFonts w:ascii="Arial" w:hAnsi="Arial" w:cs="Arial" w:eastAsia="Arial"/>
+        </w:rPr>
+      </w:pPr>
+      <w:r>
+        <w:rPr>
+          <w:rFonts w:ascii="Arial" w:hAnsi="Arial" w:cs="Arial" w:eastAsia="Arial"/>
+        </w:rPr>
+        <w:t xml:space="preserve"> O cliente seguirá as orientações básicas de uso fornecidas pela equipe de suporte.</w:t>
+      </w:r>
+    </w:p>
+    <w:p>
+      <w:pPr>
+        <w:spacing w:lineRule="auto" w:line="360" w:beforeAutospacing="0" w:afterAutospacing="0"/>
+        <w:jc w:val="both"/>
+        <w:rPr>
+          <w:rFonts w:ascii="Arial" w:hAnsi="Arial" w:cs="Arial" w:eastAsiaTheme="minorEastAsia"/>
+        </w:rPr>
+      </w:pPr>
+    </w:p>
+    <w:p>
+      <w:pPr>
+        <w:pStyle w:val="P8"/>
         <w:numPr>
           <w:ilvl w:val="0"/>
           <w:numId w:val="1"/>
         </w:numPr>
-        <w:spacing w:lineRule="auto" w:line="360"/>
-        <w:ind w:left="0" w:hanging="0"/>
-        <w:jc w:val="both"/>
-        <w:rPr>
-          <w:rFonts w:ascii="Arial" w:hAnsi="Arial" w:eastAsia="" w:cs="Arial" w:eastAsiaTheme="minorEastAsia"/>
-          <w:b/>
-          <w:b/>
-          <w:bCs/>
+        <w:spacing w:lineRule="auto" w:line="360" w:beforeAutospacing="0" w:afterAutospacing="0"/>
+        <w:ind w:firstLine="0" w:left="0"/>
+        <w:jc w:val="both"/>
+        <w:rPr>
+          <w:rFonts w:ascii="Arial" w:hAnsi="Arial" w:cs="Arial" w:eastAsiaTheme="minorEastAsia"/>
+          <w:b w:val="1"/>
+          <w:bCs w:val="1"/>
         </w:rPr>
       </w:pPr>
       <w:bookmarkStart w:id="12" w:name="_Toc209978983"/>
       <w:r>
         <w:rPr>
-          <w:rStyle w:val="Heading1Char"/>
+          <w:rStyle w:val="C9"/>
         </w:rPr>
         <w:t>RESTRIÇÕES</w:t>
       </w:r>
       <w:bookmarkEnd w:id="12"/>
       <w:r>
         <w:rPr>
-          <w:rFonts w:eastAsia="" w:cs="Arial" w:ascii="Arial" w:hAnsi="Arial" w:eastAsiaTheme="minorEastAsia"/>
-          <w:b/>
-          <w:bCs/>
+          <w:rFonts w:ascii="Arial" w:hAnsi="Arial" w:cs="Arial" w:eastAsiaTheme="minorEastAsia"/>
+          <w:b w:val="1"/>
+          <w:bCs w:val="1"/>
         </w:rPr>
         <w:t>:</w:t>
       </w:r>
     </w:p>
     <w:p>
       <w:pPr>
-        <w:pStyle w:val="ListParagraph"/>
+        <w:pStyle w:val="P8"/>
         <w:numPr>
           <w:ilvl w:val="0"/>
           <w:numId w:val="3"/>
         </w:numPr>
-        <w:spacing w:lineRule="auto" w:line="360" w:before="0" w:after="0"/>
-        <w:ind w:left="714" w:hanging="357"/>
-        <w:contextualSpacing/>
-        <w:jc w:val="both"/>
-        <w:rPr>
-          <w:rFonts w:ascii="Arial" w:hAnsi="Arial" w:eastAsia="Arial" w:cs="Arial"/>
-        </w:rPr>
-      </w:pPr>
-      <w:r>
-        <w:rPr>
-          <w:rFonts w:eastAsia="Arial" w:cs="Arial" w:ascii="Arial" w:hAnsi="Arial"/>
+        <w:spacing w:lineRule="auto" w:line="360" w:before="0" w:after="0" w:beforeAutospacing="0" w:afterAutospacing="0"/>
+        <w:ind w:hanging="357" w:left="714"/>
+        <w:contextualSpacing w:val="1"/>
+        <w:jc w:val="both"/>
+        <w:rPr>
+          <w:rFonts w:ascii="Arial" w:hAnsi="Arial" w:cs="Arial" w:eastAsia="Arial"/>
+        </w:rPr>
+      </w:pPr>
+      <w:r>
+        <w:rPr>
+          <w:rFonts w:ascii="Arial" w:hAnsi="Arial" w:cs="Arial" w:eastAsia="Arial"/>
         </w:rPr>
         <w:t>O projeto se limita ao monitoramento de temperatura e umidade do ar, não abrangendo parâmetros adicionais (como oxigênio dissolvido, pH ou turbidez);</w:t>
       </w:r>
     </w:p>
     <w:p>
       <w:pPr>
-        <w:pStyle w:val="ListParagraph"/>
+        <w:pStyle w:val="P8"/>
         <w:numPr>
           <w:ilvl w:val="0"/>
           <w:numId w:val="3"/>
         </w:numPr>
-        <w:spacing w:lineRule="auto" w:line="360" w:before="0" w:after="0"/>
-        <w:ind w:left="714" w:hanging="357"/>
-        <w:contextualSpacing/>
-        <w:jc w:val="both"/>
-        <w:rPr>
-          <w:rFonts w:ascii="Arial" w:hAnsi="Arial" w:eastAsia="Arial" w:cs="Arial"/>
-        </w:rPr>
-      </w:pPr>
-      <w:r>
-        <w:rPr>
-          <w:rFonts w:eastAsia="Arial" w:cs="Arial" w:ascii="Arial" w:hAnsi="Arial"/>
+        <w:spacing w:lineRule="auto" w:line="360" w:before="0" w:after="0" w:beforeAutospacing="0" w:afterAutospacing="0"/>
+        <w:ind w:hanging="357" w:left="714"/>
+        <w:contextualSpacing w:val="1"/>
+        <w:jc w:val="both"/>
+        <w:rPr>
+          <w:rFonts w:ascii="Arial" w:hAnsi="Arial" w:cs="Arial" w:eastAsia="Arial"/>
+        </w:rPr>
+      </w:pPr>
+      <w:r>
+        <w:rPr>
+          <w:rFonts w:ascii="Arial" w:hAnsi="Arial" w:cs="Arial" w:eastAsia="Arial"/>
         </w:rPr>
         <w:t>A manutenção corretiva será prestada apenas durante os 60 dias após a entrega final;</w:t>
       </w:r>
     </w:p>
     <w:p>
       <w:pPr>
-        <w:pStyle w:val="ListParagraph"/>
+        <w:pStyle w:val="P8"/>
         <w:numPr>
           <w:ilvl w:val="0"/>
           <w:numId w:val="3"/>
         </w:numPr>
-        <w:spacing w:lineRule="auto" w:line="360" w:before="0" w:after="0"/>
-        <w:ind w:left="714" w:hanging="357"/>
-        <w:contextualSpacing/>
-        <w:jc w:val="both"/>
-        <w:rPr>
-          <w:rFonts w:ascii="Arial" w:hAnsi="Arial" w:eastAsia="Arial" w:cs="Arial"/>
-        </w:rPr>
-      </w:pPr>
-      <w:r>
-        <w:rPr>
-          <w:rFonts w:eastAsia="Arial" w:cs="Arial" w:ascii="Arial" w:hAnsi="Arial"/>
+        <w:spacing w:lineRule="auto" w:line="360" w:before="0" w:after="0" w:beforeAutospacing="0" w:afterAutospacing="0"/>
+        <w:ind w:hanging="357" w:left="714"/>
+        <w:contextualSpacing w:val="1"/>
+        <w:jc w:val="both"/>
+        <w:rPr>
+          <w:rFonts w:ascii="Arial" w:hAnsi="Arial" w:cs="Arial" w:eastAsia="Arial"/>
+        </w:rPr>
+      </w:pPr>
+      <w:r>
+        <w:rPr>
+          <w:rFonts w:ascii="Arial" w:hAnsi="Arial" w:cs="Arial" w:eastAsia="Arial"/>
         </w:rPr>
         <w:t>Alterações de escopo solicitadas pelo cliente após a entrega inicial poderão implicar novos custos e prazos.</w:t>
       </w:r>
     </w:p>
     <w:p>
       <w:pPr>
-        <w:pStyle w:val="Normal"/>
-        <w:rPr>
-          <w:rFonts w:ascii="Arial" w:hAnsi="Arial" w:eastAsia="" w:cs="Arial" w:eastAsiaTheme="minorEastAsia"/>
-        </w:rPr>
-      </w:pPr>
-      <w:r>
-        <w:rPr>
-          <w:rFonts w:eastAsia="" w:cs="Arial" w:eastAsiaTheme="minorEastAsia" w:ascii="Arial" w:hAnsi="Arial"/>
-        </w:rPr>
-      </w:r>
+        <w:rPr>
+          <w:rFonts w:ascii="Arial" w:hAnsi="Arial" w:cs="Arial" w:eastAsiaTheme="minorEastAsia"/>
+        </w:rPr>
+      </w:pPr>
       <w:r>
         <w:br w:type="page"/>
       </w:r>
     </w:p>
     <w:p>
       <w:pPr>
-        <w:pStyle w:val="Ttulo1"/>
+        <w:pStyle w:val="P1"/>
         <w:numPr>
           <w:ilvl w:val="0"/>
           <w:numId w:val="1"/>
         </w:numPr>
-        <w:spacing w:before="240" w:after="240"/>
-        <w:ind w:left="0" w:hanging="0"/>
-        <w:rPr>
-          <w:rFonts w:eastAsia="" w:eastAsiaTheme="minorEastAsia"/>
+        <w:spacing w:before="240" w:after="240" w:beforeAutospacing="0" w:afterAutospacing="0"/>
+        <w:ind w:firstLine="0" w:left="0"/>
+        <w:rPr>
+          <w:rFonts w:eastAsiaTheme="minorEastAsia"/>
         </w:rPr>
       </w:pPr>
       <w:bookmarkStart w:id="13" w:name="_Toc209978984"/>
       <w:r>
         <w:rPr>
-          <w:rFonts w:eastAsia="" w:eastAsiaTheme="minorEastAsia"/>
+          <w:rFonts w:eastAsiaTheme="minorEastAsia"/>
         </w:rPr>
         <w:t>DIAGRAMA DE SOLUÇÃO E DE NEGÓCIOS</w:t>
       </w:r>
@@ -4569,23 +3863,21 @@
     </w:p>
     <w:p>
       <w:pPr>
-        <w:pStyle w:val="Normal"/>
         <w:ind w:firstLine="708"/>
         <w:rPr>
-          <w:rFonts w:ascii="Arial" w:hAnsi="Arial" w:eastAsia="" w:cs="Arial" w:eastAsiaTheme="minorEastAsia"/>
-        </w:rPr>
-      </w:pPr>
-      <w:r>
-        <w:rPr>
-          <w:rFonts w:eastAsia="" w:cs="Arial" w:ascii="Arial" w:hAnsi="Arial" w:eastAsiaTheme="minorEastAsia"/>
+          <w:rFonts w:ascii="Arial" w:hAnsi="Arial" w:cs="Arial" w:eastAsiaTheme="minorEastAsia"/>
+        </w:rPr>
+      </w:pPr>
+      <w:r>
+        <w:rPr>
+          <w:rFonts w:ascii="Arial" w:hAnsi="Arial" w:cs="Arial" w:eastAsiaTheme="minorEastAsia"/>
         </w:rPr>
         <w:t>A seguir, são apresentados os diagramas relacionados ao projeto. Em primeiro lugar, na figura 1, um diagrama simplificado da solução proposta. A seguir, na figura 2, o diagrama de negócios.</w:t>
       </w:r>
     </w:p>
     <w:p>
       <w:pPr>
-        <w:pStyle w:val="Normal"/>
-        <w:spacing w:before="240" w:after="0"/>
+        <w:spacing w:before="240" w:after="0" w:beforeAutospacing="0" w:afterAutospacing="0"/>
         <w:jc w:val="both"/>
         <w:rPr>
           <w:sz w:val="22"/>
@@ -4594,7 +3886,7 @@
       </w:pPr>
       <w:r>
         <w:drawing>
-          <wp:anchor behindDoc="0" distT="0" distB="0" distL="0" distR="0" simplePos="0" locked="0" layoutInCell="1" allowOverlap="1" relativeHeight="4">
+          <wp:anchor xmlns:wp="http://schemas.openxmlformats.org/drawingml/2006/wordprocessingDrawing" distT="0" distB="0" distL="0" distR="0" simplePos="0" relativeHeight="1" behindDoc="0" locked="0" layoutInCell="1" allowOverlap="1">
             <wp:simplePos x="0" y="0"/>
             <wp:positionH relativeFrom="column">
               <wp:posOffset>135255</wp:posOffset>
@@ -4605,7 +3897,7 @@
             <wp:extent cx="5760085" cy="3236595"/>
             <wp:effectExtent l="0" t="0" r="0" b="0"/>
             <wp:wrapSquare wrapText="largest"/>
-            <wp:docPr id="3" name="Figura1" descr=""/>
+            <wp:docPr id="3" name="Figura1"/>
             <wp:cNvGraphicFramePr>
               <a:graphicFrameLocks xmlns:a="http://schemas.openxmlformats.org/drawingml/2006/main" noChangeAspect="1"/>
             </wp:cNvGraphicFramePr>
@@ -4613,13 +3905,14 @@
               <a:graphicData uri="http://schemas.openxmlformats.org/drawingml/2006/picture">
                 <pic:pic xmlns:pic="http://schemas.openxmlformats.org/drawingml/2006/picture">
                   <pic:nvPicPr>
-                    <pic:cNvPr id="3" name="Figura1" descr=""/>
+                    <pic:cNvPr id="3" name="Figura1"/>
                     <pic:cNvPicPr>
                       <a:picLocks noChangeAspect="1" noChangeArrowheads="1"/>
                     </pic:cNvPicPr>
                   </pic:nvPicPr>
-                  <pic:blipFill>
-                    <a:blip r:embed="rId5"/>
+                  <pic:blipFill dpi="0">
+                    <a:blip xmlns:r="http://schemas.openxmlformats.org/officeDocument/2006/relationships" r:embed="Relimage3"/>
+                    <a:srcRect/>
                     <a:stretch>
                       <a:fillRect/>
                     </a:stretch>
@@ -4629,9 +3922,7 @@
                       <a:off x="0" y="0"/>
                       <a:ext cx="5760085" cy="3236595"/>
                     </a:xfrm>
-                    <a:prstGeom prst="rect">
-                      <a:avLst/>
-                    </a:prstGeom>
+                    <a:prstGeom prst="rect"/>
                   </pic:spPr>
                 </pic:pic>
               </a:graphicData>
@@ -4641,79 +3932,65 @@
       </w:r>
       <w:r>
         <w:rPr>
-          <w:rFonts w:eastAsia="" w:cs="Arial" w:ascii="Arial" w:hAnsi="Arial" w:eastAsiaTheme="minorEastAsia"/>
-          <w:b/>
-          <w:bCs/>
+          <w:rFonts w:ascii="Arial" w:hAnsi="Arial" w:cs="Arial" w:eastAsiaTheme="minorEastAsia"/>
+          <w:b w:val="1"/>
+          <w:bCs w:val="1"/>
           <w:sz w:val="22"/>
           <w:szCs w:val="22"/>
         </w:rPr>
-        <w:t>F</w:t>
-      </w:r>
-      <w:r>
-        <w:rPr>
-          <w:rFonts w:eastAsia="" w:cs="Arial" w:ascii="Arial" w:hAnsi="Arial" w:eastAsiaTheme="minorEastAsia"/>
-          <w:b/>
-          <w:bCs/>
+        <w:t>Figura 1.</w:t>
+      </w:r>
+      <w:r>
+        <w:rPr>
+          <w:rFonts w:ascii="Arial" w:hAnsi="Arial" w:cs="Arial" w:eastAsiaTheme="minorEastAsia"/>
           <w:sz w:val="22"/>
           <w:szCs w:val="22"/>
         </w:rPr>
-        <w:t>igura 1.</w:t>
-      </w:r>
-      <w:r>
-        <w:rPr>
-          <w:rFonts w:eastAsia="" w:cs="Arial" w:ascii="Arial" w:hAnsi="Arial" w:eastAsiaTheme="minorEastAsia"/>
+        <w:t xml:space="preserve"> Diagrama de solução para o cultivo de Wasabi com monitoramento dinâmico de temperatura e umidade.</w:t>
+      </w:r>
+    </w:p>
+    <w:p>
+      <w:pPr>
+        <w:spacing w:lineRule="auto" w:line="240" w:before="240" w:after="0" w:beforeAutospacing="0" w:afterAutospacing="0"/>
+        <w:jc w:val="both"/>
+        <w:rPr>
+          <w:rFonts w:ascii="Arial" w:hAnsi="Arial" w:cs="Arial" w:eastAsiaTheme="minorEastAsia"/>
           <w:sz w:val="22"/>
           <w:szCs w:val="22"/>
         </w:rPr>
-        <w:t xml:space="preserve"> Diagrama de solução para o cultivo de Wasabi com monitoramento dinâmico de temperatura e umidade.</w:t>
-      </w:r>
-    </w:p>
-    <w:p>
-      <w:pPr>
-        <w:pStyle w:val="Normal"/>
-        <w:spacing w:lineRule="auto" w:line="240" w:before="240" w:after="0"/>
-        <w:jc w:val="both"/>
-        <w:rPr>
-          <w:rFonts w:ascii="Arial" w:hAnsi="Arial" w:eastAsia="" w:cs="Arial" w:eastAsiaTheme="minorEastAsia"/>
+      </w:pPr>
+      <w:r>
+        <w:rPr>
+          <w:rFonts w:ascii="Arial" w:hAnsi="Arial" w:cs="Arial" w:eastAsiaTheme="minorEastAsia"/>
+          <w:b w:val="1"/>
+          <w:bCs w:val="1"/>
           <w:sz w:val="22"/>
           <w:szCs w:val="22"/>
         </w:rPr>
-      </w:pPr>
-      <w:r>
-        <w:rPr>
-          <w:rFonts w:eastAsia="" w:cs="Arial" w:ascii="Arial" w:hAnsi="Arial" w:eastAsiaTheme="minorEastAsia"/>
-          <w:b/>
-          <w:bCs/>
+        <w:t xml:space="preserve">Fonte: </w:t>
+      </w:r>
+      <w:r>
+        <w:rPr>
+          <w:rFonts w:ascii="Arial" w:hAnsi="Arial" w:cs="Arial" w:eastAsiaTheme="minorEastAsia"/>
           <w:sz w:val="22"/>
           <w:szCs w:val="22"/>
         </w:rPr>
-        <w:t xml:space="preserve">Fonte: </w:t>
-      </w:r>
-      <w:r>
-        <w:rPr>
-          <w:rFonts w:eastAsia="" w:cs="Arial" w:ascii="Arial" w:hAnsi="Arial" w:eastAsiaTheme="minorEastAsia"/>
-          <w:sz w:val="22"/>
-          <w:szCs w:val="22"/>
-        </w:rPr>
         <w:t>Hikari Wasabi, 2025.</w:t>
       </w:r>
     </w:p>
     <w:p>
       <w:pPr>
-        <w:pStyle w:val="Normal"/>
-        <w:spacing w:lineRule="auto" w:line="240" w:before="0" w:after="0"/>
+        <w:spacing w:lineRule="auto" w:line="240" w:before="0" w:after="0" w:beforeAutospacing="0" w:afterAutospacing="0"/>
         <w:jc w:val="center"/>
         <w:rPr>
-          <w:rFonts w:ascii="Arial" w:hAnsi="Arial" w:eastAsia="" w:cs="Arial" w:eastAsiaTheme="minorEastAsia"/>
-          <w:b/>
-          <w:b/>
-          <w:bCs/>
-        </w:rPr>
-      </w:pPr>
-      <w:r>
-        <w:rPr/>
+          <w:rFonts w:ascii="Arial" w:hAnsi="Arial" w:cs="Arial" w:eastAsiaTheme="minorEastAsia"/>
+          <w:b w:val="1"/>
+          <w:bCs w:val="1"/>
+        </w:rPr>
+      </w:pPr>
+      <w:r>
         <w:drawing>
-          <wp:anchor behindDoc="0" distT="0" distB="0" distL="0" distR="0" simplePos="0" locked="0" layoutInCell="1" allowOverlap="1" relativeHeight="5">
+          <wp:anchor xmlns:wp="http://schemas.openxmlformats.org/drawingml/2006/wordprocessingDrawing" distT="0" distB="0" distL="0" distR="0" simplePos="0" relativeHeight="2" behindDoc="0" locked="0" layoutInCell="1" allowOverlap="1">
             <wp:simplePos x="0" y="0"/>
             <wp:positionH relativeFrom="column">
               <wp:posOffset>-246380</wp:posOffset>
@@ -4724,7 +4001,7 @@
             <wp:extent cx="5760085" cy="2868930"/>
             <wp:effectExtent l="0" t="0" r="0" b="0"/>
             <wp:wrapSquare wrapText="largest"/>
-            <wp:docPr id="4" name="Figura2" descr=""/>
+            <wp:docPr id="4" name="Figura2"/>
             <wp:cNvGraphicFramePr>
               <a:graphicFrameLocks xmlns:a="http://schemas.openxmlformats.org/drawingml/2006/main" noChangeAspect="1"/>
             </wp:cNvGraphicFramePr>
@@ -4732,13 +4009,14 @@
               <a:graphicData uri="http://schemas.openxmlformats.org/drawingml/2006/picture">
                 <pic:pic xmlns:pic="http://schemas.openxmlformats.org/drawingml/2006/picture">
                   <pic:nvPicPr>
-                    <pic:cNvPr id="4" name="Figura2" descr=""/>
+                    <pic:cNvPr id="4" name="Figura2"/>
                     <pic:cNvPicPr>
                       <a:picLocks noChangeAspect="1" noChangeArrowheads="1"/>
                     </pic:cNvPicPr>
                   </pic:nvPicPr>
-                  <pic:blipFill>
-                    <a:blip r:embed="rId6"/>
+                  <pic:blipFill dpi="0">
+                    <a:blip xmlns:r="http://schemas.openxmlformats.org/officeDocument/2006/relationships" r:embed="Relimage4"/>
+                    <a:srcRect/>
                     <a:stretch>
                       <a:fillRect/>
                     </a:stretch>
@@ -4748,9 +4026,7 @@
                       <a:off x="0" y="0"/>
                       <a:ext cx="5760085" cy="2868930"/>
                     </a:xfrm>
-                    <a:prstGeom prst="rect">
-                      <a:avLst/>
-                    </a:prstGeom>
+                    <a:prstGeom prst="rect"/>
                   </pic:spPr>
                 </pic:pic>
               </a:graphicData>
@@ -4761,20 +4037,19 @@
     </w:p>
     <w:p>
       <w:pPr>
-        <w:pStyle w:val="Normal"/>
-        <w:spacing w:lineRule="auto" w:line="240"/>
-        <w:jc w:val="both"/>
-        <w:rPr>
-          <w:rFonts w:ascii="Arial" w:hAnsi="Arial" w:eastAsia="" w:cs="Arial" w:eastAsiaTheme="minorEastAsia"/>
+        <w:spacing w:lineRule="auto" w:line="240" w:beforeAutospacing="0" w:afterAutospacing="0"/>
+        <w:jc w:val="both"/>
+        <w:rPr>
+          <w:rFonts w:ascii="Arial" w:hAnsi="Arial" w:cs="Arial" w:eastAsiaTheme="minorEastAsia"/>
           <w:sz w:val="22"/>
           <w:szCs w:val="22"/>
         </w:rPr>
       </w:pPr>
       <w:r>
         <w:rPr>
-          <w:rFonts w:eastAsia="" w:cs="Arial" w:ascii="Arial" w:hAnsi="Arial" w:eastAsiaTheme="minorEastAsia"/>
-          <w:b/>
-          <w:bCs/>
+          <w:rFonts w:ascii="Arial" w:hAnsi="Arial" w:cs="Arial" w:eastAsiaTheme="minorEastAsia"/>
+          <w:b w:val="1"/>
+          <w:bCs w:val="1"/>
           <w:sz w:val="22"/>
           <w:szCs w:val="22"/>
         </w:rPr>
@@ -4782,7 +4057,7 @@
       </w:r>
       <w:r>
         <w:rPr>
-          <w:rFonts w:eastAsia="" w:cs="Arial" w:ascii="Arial" w:hAnsi="Arial" w:eastAsiaTheme="minorEastAsia"/>
+          <w:rFonts w:ascii="Arial" w:hAnsi="Arial" w:cs="Arial" w:eastAsiaTheme="minorEastAsia"/>
           <w:sz w:val="22"/>
           <w:szCs w:val="22"/>
         </w:rPr>
@@ -4790,9 +4065,9 @@
       </w:r>
       <w:r>
         <w:rPr>
-          <w:rFonts w:eastAsia="" w:cs="Arial" w:ascii="Arial" w:hAnsi="Arial" w:eastAsiaTheme="minorEastAsia"/>
-          <w:b/>
-          <w:bCs/>
+          <w:rFonts w:ascii="Arial" w:hAnsi="Arial" w:cs="Arial" w:eastAsiaTheme="minorEastAsia"/>
+          <w:b w:val="1"/>
+          <w:bCs w:val="1"/>
           <w:sz w:val="22"/>
           <w:szCs w:val="22"/>
         </w:rPr>
@@ -4800,7 +4075,7 @@
       </w:r>
       <w:r>
         <w:rPr>
-          <w:rFonts w:eastAsia="" w:cs="Arial" w:ascii="Arial" w:hAnsi="Arial" w:eastAsiaTheme="minorEastAsia"/>
+          <w:rFonts w:ascii="Arial" w:hAnsi="Arial" w:cs="Arial" w:eastAsiaTheme="minorEastAsia"/>
           <w:sz w:val="22"/>
           <w:szCs w:val="22"/>
         </w:rPr>
@@ -4809,20 +4084,19 @@
     </w:p>
     <w:p>
       <w:pPr>
-        <w:pStyle w:val="Normal"/>
-        <w:spacing w:lineRule="auto" w:line="240"/>
-        <w:jc w:val="both"/>
-        <w:rPr>
-          <w:rFonts w:ascii="Arial" w:hAnsi="Arial" w:eastAsia="" w:cs="Arial" w:eastAsiaTheme="minorEastAsia"/>
+        <w:spacing w:lineRule="auto" w:line="240" w:beforeAutospacing="0" w:afterAutospacing="0"/>
+        <w:jc w:val="both"/>
+        <w:rPr>
+          <w:rFonts w:ascii="Arial" w:hAnsi="Arial" w:cs="Arial" w:eastAsiaTheme="minorEastAsia"/>
           <w:sz w:val="22"/>
           <w:szCs w:val="22"/>
         </w:rPr>
       </w:pPr>
       <w:r>
         <w:rPr>
-          <w:rFonts w:eastAsia="" w:cs="Arial" w:ascii="Arial" w:hAnsi="Arial" w:eastAsiaTheme="minorEastAsia"/>
-          <w:b/>
-          <w:bCs/>
+          <w:rFonts w:ascii="Arial" w:hAnsi="Arial" w:cs="Arial" w:eastAsiaTheme="minorEastAsia"/>
+          <w:b w:val="1"/>
+          <w:bCs w:val="1"/>
           <w:sz w:val="22"/>
           <w:szCs w:val="22"/>
         </w:rPr>
@@ -4830,32 +4104,29 @@
       </w:r>
       <w:r>
         <w:rPr>
-          <w:rFonts w:eastAsia="" w:cs="Arial" w:ascii="Arial" w:hAnsi="Arial" w:eastAsiaTheme="minorEastAsia"/>
+          <w:rFonts w:ascii="Arial" w:hAnsi="Arial" w:cs="Arial" w:eastAsiaTheme="minorEastAsia"/>
           <w:sz w:val="22"/>
           <w:szCs w:val="22"/>
         </w:rPr>
         <w:t>Hikari Wasabi, 2025.</w:t>
       </w:r>
-      <w:r>
-        <w:br w:type="page"/>
-      </w:r>
-    </w:p>
-    <w:p>
-      <w:pPr>
-        <w:pStyle w:val="Ttulo1"/>
+    </w:p>
+    <w:p>
+      <w:pPr>
+        <w:pStyle w:val="P1"/>
         <w:numPr>
           <w:ilvl w:val="0"/>
           <w:numId w:val="1"/>
         </w:numPr>
-        <w:ind w:left="0" w:hanging="0"/>
-        <w:rPr>
-          <w:rFonts w:eastAsia="" w:eastAsiaTheme="minorEastAsia"/>
+        <w:ind w:firstLine="0" w:left="0"/>
+        <w:rPr>
+          <w:rFonts w:eastAsiaTheme="minorEastAsia"/>
         </w:rPr>
       </w:pPr>
       <w:bookmarkStart w:id="14" w:name="_Toc209978985"/>
       <w:r>
         <w:rPr>
-          <w:rFonts w:eastAsia="" w:eastAsiaTheme="minorEastAsia"/>
+          <w:rFonts w:eastAsiaTheme="minorEastAsia"/>
         </w:rPr>
         <w:t>REQUISITOS – BACKLOG</w:t>
       </w:r>
@@ -4863,51 +4134,80 @@
     </w:p>
     <w:p>
       <w:pPr>
-        <w:pStyle w:val="Normal"/>
-        <w:rPr>
-          <w:rFonts w:ascii="Arial" w:hAnsi="Arial" w:eastAsia="" w:cs="Arial" w:eastAsiaTheme="minorEastAsia"/>
-          <w:b/>
-          <w:b/>
-          <w:bCs/>
-        </w:rPr>
-      </w:pPr>
-      <w:r>
-        <w:rPr/>
-      </w:r>
-    </w:p>
-    <w:p>
-      <w:pPr>
-        <w:pStyle w:val="Normal"/>
-        <w:spacing w:lineRule="auto" w:line="360"/>
-        <w:jc w:val="both"/>
-        <w:rPr>
-          <w:rFonts w:ascii="Arial" w:hAnsi="Arial" w:eastAsia="" w:cs="Arial" w:eastAsiaTheme="minorEastAsia"/>
-        </w:rPr>
-      </w:pPr>
-      <w:r>
-        <w:rPr>
-          <w:rFonts w:eastAsia="" w:cs="Arial" w:ascii="Arial" w:hAnsi="Arial" w:eastAsiaTheme="minorEastAsia"/>
+        <w:rPr>
+          <w:rFonts w:ascii="Arial" w:hAnsi="Arial" w:cs="Arial" w:eastAsiaTheme="minorEastAsia"/>
+          <w:b w:val="1"/>
+          <w:bCs w:val="1"/>
+        </w:rPr>
+      </w:pPr>
+    </w:p>
+    <w:p>
+      <w:pPr>
+        <w:spacing w:lineRule="auto" w:line="360" w:beforeAutospacing="0" w:afterAutospacing="0"/>
+        <w:jc w:val="both"/>
+        <w:rPr>
+          <w:rFonts w:ascii="Arial" w:hAnsi="Arial" w:cs="Arial" w:eastAsiaTheme="minorEastAsia"/>
+        </w:rPr>
+      </w:pPr>
+      <w:r>
+        <w:rPr>
+          <w:rFonts w:ascii="Arial" w:hAnsi="Arial" w:cs="Arial" w:eastAsiaTheme="minorEastAsia"/>
         </w:rPr>
         <w:tab/>
         <w:t>Abaixo, na figura 3, uma sistematização dos principais requisitos necessários para o desenvolvimento do projeto, com destaque para a classificação em Essenciais, Importantes ou Desejáveis.</w:t>
       </w:r>
-    </w:p>
-    <w:p>
-      <w:pPr>
-        <w:pStyle w:val="Normal"/>
-        <w:spacing w:lineRule="auto" w:line="240" w:before="0" w:after="0"/>
-        <w:jc w:val="both"/>
-        <w:rPr>
-          <w:rFonts w:ascii="Arial" w:hAnsi="Arial" w:eastAsia="" w:cs="Arial" w:eastAsiaTheme="minorEastAsia"/>
+      <w:r>
+        <w:drawing>
+          <wp:inline xmlns:wp="http://schemas.openxmlformats.org/drawingml/2006/wordprocessingDrawing" distT="0" distB="0" distL="0" distR="0">
+            <wp:extent cx="5347335" cy="2105660"/>
+            <wp:effectExtent l="0" t="0" r="0" b="0"/>
+            <wp:docPr id="6" name="Picture 6"/>
+            <wp:cNvGraphicFramePr>
+              <a:graphicFrameLocks xmlns:a="http://schemas.openxmlformats.org/drawingml/2006/main" noChangeAspect="1"/>
+            </wp:cNvGraphicFramePr>
+            <a:graphic xmlns:a="http://schemas.openxmlformats.org/drawingml/2006/main">
+              <a:graphicData uri="http://schemas.openxmlformats.org/drawingml/2006/picture">
+                <pic:pic xmlns:pic="http://schemas.openxmlformats.org/drawingml/2006/picture">
+                  <pic:nvPicPr>
+                    <pic:cNvPr id="6" name="Picture 6"/>
+                    <pic:cNvPicPr/>
+                  </pic:nvPicPr>
+                  <pic:blipFill dpi="0">
+                    <a:blip xmlns:r="http://schemas.openxmlformats.org/officeDocument/2006/relationships" r:embed="Relimage5"/>
+                    <a:srcRect/>
+                    <a:stretch>
+                      <a:fillRect/>
+                    </a:stretch>
+                  </pic:blipFill>
+                  <pic:spPr>
+                    <a:xfrm>
+                      <a:off x="0" y="0"/>
+                      <a:ext cx="5347335" cy="2105660"/>
+                    </a:xfrm>
+                    <a:prstGeom prst="rect"/>
+                  </pic:spPr>
+                </pic:pic>
+              </a:graphicData>
+            </a:graphic>
+          </wp:inline>
+        </w:drawing>
+      </w:r>
+    </w:p>
+    <w:p>
+      <w:pPr>
+        <w:spacing w:lineRule="auto" w:line="240" w:before="0" w:after="0" w:beforeAutospacing="0" w:afterAutospacing="0"/>
+        <w:jc w:val="both"/>
+        <w:rPr>
+          <w:rFonts w:ascii="Arial" w:hAnsi="Arial" w:cs="Arial" w:eastAsiaTheme="minorEastAsia"/>
           <w:sz w:val="22"/>
           <w:szCs w:val="22"/>
         </w:rPr>
       </w:pPr>
       <w:r>
         <w:rPr>
-          <w:rFonts w:eastAsia="" w:cs="Arial" w:ascii="Arial" w:hAnsi="Arial" w:eastAsiaTheme="minorEastAsia"/>
-          <w:b/>
-          <w:bCs/>
+          <w:rFonts w:ascii="Arial" w:hAnsi="Arial" w:cs="Arial" w:eastAsiaTheme="minorEastAsia"/>
+          <w:b w:val="1"/>
+          <w:bCs w:val="1"/>
           <w:sz w:val="22"/>
           <w:szCs w:val="22"/>
         </w:rPr>
@@ -4915,7 +4215,7 @@
       </w:r>
       <w:r>
         <w:rPr>
-          <w:rFonts w:eastAsia="" w:cs="Arial" w:ascii="Arial" w:hAnsi="Arial" w:eastAsiaTheme="minorEastAsia"/>
+          <w:rFonts w:ascii="Arial" w:hAnsi="Arial" w:cs="Arial" w:eastAsiaTheme="minorEastAsia"/>
           <w:sz w:val="22"/>
           <w:szCs w:val="22"/>
         </w:rPr>
@@ -4924,40 +4224,30 @@
     </w:p>
     <w:p>
       <w:pPr>
-        <w:pStyle w:val="Normal"/>
-        <w:spacing w:lineRule="auto" w:line="240" w:before="0" w:after="0"/>
-        <w:jc w:val="both"/>
-        <w:rPr>
-          <w:rFonts w:ascii="Arial" w:hAnsi="Arial" w:eastAsia="" w:cs="Arial" w:eastAsiaTheme="minorEastAsia"/>
-          <w:b/>
-          <w:b/>
-          <w:bCs/>
-        </w:rPr>
-      </w:pPr>
-      <w:r>
-        <w:rPr>
-          <w:rFonts w:eastAsia="" w:cs="Arial" w:eastAsiaTheme="minorEastAsia" w:ascii="Arial" w:hAnsi="Arial"/>
-          <w:b/>
-          <w:bCs/>
-        </w:rPr>
-      </w:r>
-    </w:p>
-    <w:p>
-      <w:pPr>
-        <w:pStyle w:val="Normal"/>
-        <w:spacing w:lineRule="auto" w:line="360"/>
-        <w:jc w:val="both"/>
-        <w:rPr>
-          <w:rFonts w:ascii="Arial" w:hAnsi="Arial" w:eastAsia="" w:cs="Arial" w:eastAsiaTheme="minorEastAsia"/>
+        <w:spacing w:lineRule="auto" w:line="240" w:before="0" w:after="0" w:beforeAutospacing="0" w:afterAutospacing="0"/>
+        <w:jc w:val="both"/>
+        <w:rPr>
+          <w:rFonts w:ascii="Arial" w:hAnsi="Arial" w:cs="Arial" w:eastAsiaTheme="minorEastAsia"/>
+          <w:b w:val="1"/>
+          <w:bCs w:val="1"/>
+        </w:rPr>
+      </w:pPr>
+    </w:p>
+    <w:p>
+      <w:pPr>
+        <w:spacing w:lineRule="auto" w:line="360" w:beforeAutospacing="0" w:afterAutospacing="0"/>
+        <w:jc w:val="both"/>
+        <w:rPr>
+          <w:rFonts w:ascii="Arial" w:hAnsi="Arial" w:cs="Arial" w:eastAsiaTheme="minorEastAsia"/>
           <w:sz w:val="22"/>
           <w:szCs w:val="22"/>
         </w:rPr>
       </w:pPr>
       <w:r>
         <w:rPr>
-          <w:rFonts w:eastAsia="" w:cs="Arial" w:ascii="Arial" w:hAnsi="Arial" w:eastAsiaTheme="minorEastAsia"/>
-          <w:b/>
-          <w:bCs/>
+          <w:rFonts w:ascii="Arial" w:hAnsi="Arial" w:cs="Arial" w:eastAsiaTheme="minorEastAsia"/>
+          <w:b w:val="1"/>
+          <w:bCs w:val="1"/>
           <w:sz w:val="22"/>
           <w:szCs w:val="22"/>
         </w:rPr>
@@ -4965,7 +4255,7 @@
       </w:r>
       <w:r>
         <w:rPr>
-          <w:rFonts w:eastAsia="" w:cs="Arial" w:ascii="Arial" w:hAnsi="Arial" w:eastAsiaTheme="minorEastAsia"/>
+          <w:rFonts w:ascii="Arial" w:hAnsi="Arial" w:cs="Arial" w:eastAsiaTheme="minorEastAsia"/>
           <w:sz w:val="22"/>
           <w:szCs w:val="22"/>
         </w:rPr>
@@ -4974,44 +4264,103 @@
     </w:p>
     <w:p>
       <w:pPr>
-        <w:pStyle w:val="Normal"/>
-        <w:spacing w:lineRule="auto" w:line="360"/>
-        <w:jc w:val="both"/>
-        <w:rPr>
-          <w:rFonts w:ascii="Arial" w:hAnsi="Arial" w:eastAsia="" w:cs="Arial" w:eastAsiaTheme="minorEastAsia"/>
-        </w:rPr>
-      </w:pPr>
-      <w:r>
-        <w:rPr>
-          <w:rFonts w:eastAsia="" w:cs="Arial" w:ascii="Arial" w:hAnsi="Arial" w:eastAsiaTheme="minorEastAsia"/>
-          <w:b/>
-          <w:bCs/>
+        <w:spacing w:lineRule="auto" w:line="360" w:beforeAutospacing="0" w:afterAutospacing="0"/>
+        <w:jc w:val="both"/>
+        <w:rPr>
+          <w:rFonts w:ascii="Arial" w:hAnsi="Arial" w:cs="Arial" w:eastAsiaTheme="minorEastAsia"/>
+        </w:rPr>
+      </w:pPr>
+      <w:r>
+        <w:rPr>
+          <w:rFonts w:ascii="Arial" w:hAnsi="Arial" w:cs="Arial" w:eastAsiaTheme="minorEastAsia"/>
+          <w:b w:val="1"/>
+          <w:bCs w:val="1"/>
         </w:rPr>
         <w:tab/>
       </w:r>
       <w:r>
         <w:rPr>
-          <w:rFonts w:eastAsia="" w:cs="Arial" w:ascii="Arial" w:hAnsi="Arial" w:eastAsiaTheme="minorEastAsia"/>
-        </w:rPr>
-        <w:t>Além disso, na Figura 4 também é demonstrada a organização dos requisitos na forma de objetivos entregáveis por meio da plataforma Trello. Dessa forma, permite-se um maior manejo de recursos humanos, melhor monitoramento do desenvolvimento do projeto e transparência.</w:t>
-      </w:r>
-    </w:p>
-    <w:p>
-      <w:pPr>
-        <w:pStyle w:val="Normal"/>
-        <w:spacing w:lineRule="auto" w:line="240" w:before="0" w:after="0"/>
-        <w:jc w:val="both"/>
-        <w:rPr>
-          <w:rFonts w:ascii="Arial" w:hAnsi="Arial" w:eastAsia="" w:cs="Arial" w:eastAsiaTheme="minorEastAsia"/>
+          <w:rFonts w:ascii="Arial" w:hAnsi="Arial" w:cs="Arial" w:eastAsiaTheme="minorEastAsia"/>
+        </w:rPr>
+        <w:t>Além disso, na Figura 4 também é demonstrada a organização dos requisitos na forma de objetivos entregáveis por meio da plataforma Trello. Dessa forma, permite-se um maior manejo de recursos humanos, melhor monitoramento do</w:t>
+      </w:r>
+      <w:r>
+        <w:rPr>
+          <w:rFonts w:ascii="Arial" w:hAnsi="Arial" w:cs="Arial" w:eastAsiaTheme="minorEastAsia"/>
+          <w:rtl w:val="0"/>
+          <w:lang w:val="en-US" w:bidi="en-US" w:eastAsia="en-US"/>
+        </w:rPr>
+        <w:t xml:space="preserve"> </w:t>
+      </w:r>
+      <w:r>
+        <w:rPr>
+          <w:rFonts w:ascii="Arial" w:hAnsi="Arial" w:cs="Arial" w:eastAsiaTheme="minorEastAsia"/>
+        </w:rPr>
+        <w:t>desenvolvimento do projeto e transparência.</w:t>
+      </w:r>
+    </w:p>
+    <w:p>
+      <w:pPr>
+        <w:spacing w:lineRule="auto" w:line="360" w:beforeAutospacing="0" w:afterAutospacing="0"/>
+        <w:jc w:val="both"/>
+        <w:rPr>
+          <w:rFonts w:ascii="Arial" w:hAnsi="Arial" w:cs="Arial" w:eastAsiaTheme="minorEastAsia"/>
+        </w:rPr>
+      </w:pPr>
+      <w:bookmarkStart w:id="15" w:name="_dx_frag_StartFragment"/>
+      <w:bookmarkEnd w:id="15"/>
+      <w:r>
+        <w:drawing>
+          <wp:inline xmlns:wp="http://schemas.openxmlformats.org/drawingml/2006/wordprocessingDrawing" distT="0" distB="0" distL="0" distR="0">
+            <wp:extent cx="6069330" cy="2624455"/>
+            <wp:effectExtent l="0" t="0" r="0" b="0"/>
+            <wp:docPr id="5" name="Picture 5" descr="image"/>
+            <wp:cNvGraphicFramePr/>
+            <a:graphic xmlns:a="http://schemas.openxmlformats.org/drawingml/2006/main">
+              <a:graphicData uri="http://schemas.openxmlformats.org/drawingml/2006/picture">
+                <pic:pic xmlns:pic="http://schemas.openxmlformats.org/drawingml/2006/picture">
+                  <pic:nvPicPr>
+                    <pic:cNvPr id="1" name="Picture 1" descr="image"/>
+                    <pic:cNvPicPr/>
+                  </pic:nvPicPr>
+                  <pic:blipFill dpi="0">
+                    <a:blip xmlns:r="http://schemas.openxmlformats.org/officeDocument/2006/relationships" r:embed="Relimage6"/>
+                    <a:srcRect/>
+                    <a:stretch>
+                      <a:fillRect/>
+                    </a:stretch>
+                  </pic:blipFill>
+                  <pic:spPr>
+                    <a:xfrm>
+                      <a:off x="0" y="0"/>
+                      <a:ext cx="6069330" cy="2624455"/>
+                    </a:xfrm>
+                    <a:prstGeom prst="rect"/>
+                  </pic:spPr>
+                </pic:pic>
+              </a:graphicData>
+            </a:graphic>
+          </wp:inline>
+        </w:drawing>
+      </w:r>
+      <w:bookmarkStart w:id="16" w:name="_dx_frag_EndFragment"/>
+      <w:bookmarkEnd w:id="16"/>
+    </w:p>
+    <w:p>
+      <w:pPr>
+        <w:spacing w:lineRule="auto" w:line="240" w:before="0" w:after="0" w:beforeAutospacing="0" w:afterAutospacing="0"/>
+        <w:jc w:val="both"/>
+        <w:rPr>
+          <w:rFonts w:ascii="Arial" w:hAnsi="Arial" w:cs="Arial" w:eastAsiaTheme="minorEastAsia"/>
           <w:sz w:val="22"/>
           <w:szCs w:val="22"/>
         </w:rPr>
       </w:pPr>
       <w:r>
         <w:rPr>
-          <w:rFonts w:eastAsia="" w:cs="Arial" w:ascii="Arial" w:hAnsi="Arial" w:eastAsiaTheme="minorEastAsia"/>
-          <w:b/>
-          <w:bCs/>
+          <w:rFonts w:ascii="Arial" w:hAnsi="Arial" w:cs="Arial" w:eastAsiaTheme="minorEastAsia"/>
+          <w:b w:val="1"/>
+          <w:bCs w:val="1"/>
           <w:sz w:val="22"/>
           <w:szCs w:val="22"/>
         </w:rPr>
@@ -5019,7 +4368,7 @@
       </w:r>
       <w:r>
         <w:rPr>
-          <w:rFonts w:eastAsia="" w:cs="Arial" w:ascii="Arial" w:hAnsi="Arial" w:eastAsiaTheme="minorEastAsia"/>
+          <w:rFonts w:ascii="Arial" w:hAnsi="Arial" w:cs="Arial" w:eastAsiaTheme="minorEastAsia"/>
           <w:sz w:val="22"/>
           <w:szCs w:val="22"/>
         </w:rPr>
@@ -5028,20 +4377,19 @@
     </w:p>
     <w:p>
       <w:pPr>
-        <w:pStyle w:val="Normal"/>
-        <w:spacing w:lineRule="auto" w:line="240" w:before="0" w:after="0"/>
-        <w:jc w:val="both"/>
-        <w:rPr>
-          <w:rFonts w:ascii="Arial" w:hAnsi="Arial" w:eastAsia="" w:cs="Arial" w:eastAsiaTheme="minorEastAsia"/>
+        <w:spacing w:lineRule="auto" w:line="240" w:before="0" w:after="0" w:beforeAutospacing="0" w:afterAutospacing="0"/>
+        <w:jc w:val="both"/>
+        <w:rPr>
+          <w:rFonts w:ascii="Arial" w:hAnsi="Arial" w:cs="Arial" w:eastAsiaTheme="minorEastAsia"/>
           <w:sz w:val="22"/>
           <w:szCs w:val="22"/>
         </w:rPr>
       </w:pPr>
       <w:r>
         <w:rPr>
-          <w:rFonts w:eastAsia="" w:cs="Arial" w:ascii="Arial" w:hAnsi="Arial" w:eastAsiaTheme="minorEastAsia"/>
-          <w:b/>
-          <w:bCs/>
+          <w:rFonts w:ascii="Arial" w:hAnsi="Arial" w:cs="Arial" w:eastAsiaTheme="minorEastAsia"/>
+          <w:b w:val="1"/>
+          <w:bCs w:val="1"/>
           <w:sz w:val="22"/>
           <w:szCs w:val="22"/>
         </w:rPr>
@@ -5049,7 +4397,7 @@
       </w:r>
       <w:r>
         <w:rPr>
-          <w:rFonts w:eastAsia="" w:cs="Arial" w:ascii="Arial" w:hAnsi="Arial" w:eastAsiaTheme="minorEastAsia"/>
+          <w:rFonts w:ascii="Arial" w:hAnsi="Arial" w:cs="Arial" w:eastAsiaTheme="minorEastAsia"/>
           <w:sz w:val="22"/>
           <w:szCs w:val="22"/>
         </w:rPr>
@@ -5058,103 +4406,85 @@
     </w:p>
     <w:p>
       <w:pPr>
-        <w:pStyle w:val="Normal"/>
-        <w:rPr>
-          <w:rFonts w:ascii="Arial" w:hAnsi="Arial" w:eastAsia="" w:cs="Arial" w:eastAsiaTheme="minorEastAsia"/>
+        <w:rPr>
+          <w:rFonts w:ascii="Arial" w:hAnsi="Arial" w:cs="Arial" w:eastAsiaTheme="minorEastAsia"/>
           <w:sz w:val="22"/>
           <w:szCs w:val="22"/>
         </w:rPr>
       </w:pPr>
-      <w:r>
-        <w:rPr>
-          <w:rFonts w:eastAsia="" w:cs="Arial" w:eastAsiaTheme="minorEastAsia" w:ascii="Arial" w:hAnsi="Arial"/>
-          <w:sz w:val="22"/>
-          <w:szCs w:val="22"/>
-        </w:rPr>
-      </w:r>
-      <w:r>
-        <w:br w:type="page"/>
-      </w:r>
-    </w:p>
-    <w:p>
-      <w:pPr>
-        <w:pStyle w:val="Ttulo1"/>
+    </w:p>
+    <w:p>
+      <w:pPr>
+        <w:pStyle w:val="P1"/>
         <w:numPr>
           <w:ilvl w:val="0"/>
           <w:numId w:val="1"/>
         </w:numPr>
-        <w:ind w:left="0" w:hanging="0"/>
-        <w:rPr>
-          <w:rFonts w:eastAsia="" w:eastAsiaTheme="minorEastAsia"/>
-        </w:rPr>
-      </w:pPr>
-      <w:bookmarkStart w:id="15" w:name="_Toc209978986"/>
-      <w:r>
-        <w:rPr>
-          <w:rFonts w:eastAsia="" w:eastAsiaTheme="minorEastAsia"/>
+        <w:ind w:firstLine="0" w:left="0"/>
+        <w:rPr>
+          <w:rFonts w:eastAsiaTheme="minorEastAsia"/>
+        </w:rPr>
+      </w:pPr>
+      <w:bookmarkStart w:id="17" w:name="_Toc209978986"/>
+      <w:r>
+        <w:rPr>
+          <w:rFonts w:eastAsiaTheme="minorEastAsia"/>
         </w:rPr>
         <w:t>MACROCRONOGRAMA</w:t>
       </w:r>
-      <w:bookmarkEnd w:id="15"/>
-    </w:p>
-    <w:p>
-      <w:pPr>
-        <w:pStyle w:val="Normal"/>
-        <w:rPr>
-          <w:rFonts w:ascii="Arial" w:hAnsi="Arial" w:eastAsia="" w:cs="Arial" w:eastAsiaTheme="minorEastAsia"/>
-          <w:b/>
-          <w:b/>
-          <w:bCs/>
-        </w:rPr>
-      </w:pPr>
-      <w:r>
-        <w:rPr/>
-      </w:r>
-    </w:p>
-    <w:p>
-      <w:pPr>
-        <w:pStyle w:val="Normal"/>
-        <w:spacing w:lineRule="auto" w:line="360"/>
-        <w:jc w:val="both"/>
-        <w:rPr>
-          <w:rFonts w:ascii="Arial" w:hAnsi="Arial" w:eastAsia="" w:cs="Arial" w:eastAsiaTheme="minorEastAsia"/>
-        </w:rPr>
-      </w:pPr>
-      <w:r>
-        <w:rPr>
-          <w:rFonts w:eastAsia="" w:cs="Arial" w:ascii="Arial" w:hAnsi="Arial" w:eastAsiaTheme="minorEastAsia"/>
-          <w:b/>
-          <w:bCs/>
+      <w:bookmarkEnd w:id="17"/>
+    </w:p>
+    <w:p>
+      <w:pPr>
+        <w:rPr>
+          <w:rFonts w:ascii="Arial" w:hAnsi="Arial" w:cs="Arial" w:eastAsiaTheme="minorEastAsia"/>
+          <w:b w:val="1"/>
+          <w:bCs w:val="1"/>
+        </w:rPr>
+      </w:pPr>
+    </w:p>
+    <w:p>
+      <w:pPr>
+        <w:spacing w:lineRule="auto" w:line="360" w:beforeAutospacing="0" w:afterAutospacing="0"/>
+        <w:jc w:val="both"/>
+        <w:rPr>
+          <w:rFonts w:ascii="Arial" w:hAnsi="Arial" w:cs="Arial" w:eastAsiaTheme="minorEastAsia"/>
+        </w:rPr>
+      </w:pPr>
+      <w:r>
+        <w:rPr>
+          <w:rFonts w:ascii="Arial" w:hAnsi="Arial" w:cs="Arial" w:eastAsiaTheme="minorEastAsia"/>
+          <w:b w:val="1"/>
+          <w:bCs w:val="1"/>
         </w:rPr>
         <w:tab/>
       </w:r>
       <w:r>
         <w:rPr>
-          <w:rFonts w:eastAsia="" w:cs="Arial" w:ascii="Arial" w:hAnsi="Arial" w:eastAsiaTheme="minorEastAsia"/>
+          <w:rFonts w:ascii="Arial" w:hAnsi="Arial" w:cs="Arial" w:eastAsiaTheme="minorEastAsia"/>
         </w:rPr>
         <w:t>O projeto está previsto para acontecer conforme o cronograma no quadro 2, abaixo, sujeito a alterações conforme o necessário.</w:t>
       </w:r>
     </w:p>
     <w:p>
       <w:pPr>
-        <w:pStyle w:val="Normal"/>
         <w:tabs>
-          <w:tab w:val="clear" w:pos="708"/>
+          <w:tab w:val="clear" w:pos="708" w:leader="none"/>
           <w:tab w:val="right" w:pos="9071" w:leader="none"/>
         </w:tabs>
-        <w:spacing w:lineRule="auto" w:line="240" w:before="0" w:after="0"/>
-        <w:jc w:val="both"/>
-        <w:rPr>
-          <w:rFonts w:ascii="Arial" w:hAnsi="Arial" w:eastAsia="" w:cs="Arial" w:eastAsiaTheme="minorEastAsia"/>
+        <w:spacing w:lineRule="auto" w:line="240" w:before="0" w:after="0" w:beforeAutospacing="0" w:afterAutospacing="0"/>
+        <w:jc w:val="both"/>
+        <w:rPr>
+          <w:rFonts w:ascii="Arial" w:hAnsi="Arial" w:cs="Arial" w:eastAsiaTheme="minorEastAsia"/>
           <w:sz w:val="22"/>
           <w:szCs w:val="22"/>
         </w:rPr>
       </w:pPr>
       <w:r>
         <w:rPr>
-          <w:rFonts w:eastAsia="" w:cs="Arial" w:ascii="Arial" w:hAnsi="Arial" w:eastAsiaTheme="minorEastAsia"/>
-          <w:b/>
-          <w:bCs/>
+          <w:rFonts w:ascii="Arial" w:hAnsi="Arial" w:cs="Arial" w:eastAsiaTheme="minorEastAsia"/>
+          <w:b w:val="1"/>
+          <w:bCs w:val="1"/>
           <w:sz w:val="22"/>
           <w:szCs w:val="22"/>
         </w:rPr>
@@ -5162,7 +4492,7 @@
       </w:r>
       <w:r>
         <w:rPr>
-          <w:rFonts w:eastAsia="" w:cs="Arial" w:ascii="Arial" w:hAnsi="Arial" w:eastAsiaTheme="minorEastAsia"/>
+          <w:rFonts w:ascii="Arial" w:hAnsi="Arial" w:cs="Arial" w:eastAsiaTheme="minorEastAsia"/>
           <w:sz w:val="22"/>
           <w:szCs w:val="22"/>
         </w:rPr>
@@ -5171,22 +4501,21 @@
     </w:p>
     <w:p>
       <w:pPr>
-        <w:pStyle w:val="Normal"/>
         <w:tabs>
-          <w:tab w:val="clear" w:pos="708"/>
+          <w:tab w:val="clear" w:pos="708" w:leader="none"/>
           <w:tab w:val="right" w:pos="9071" w:leader="none"/>
         </w:tabs>
-        <w:spacing w:lineRule="auto" w:line="240" w:before="0" w:after="0"/>
-        <w:jc w:val="both"/>
-        <w:rPr>
-          <w:rFonts w:ascii="Arial" w:hAnsi="Arial" w:eastAsia="" w:cs="Arial" w:eastAsiaTheme="minorEastAsia"/>
+        <w:spacing w:lineRule="auto" w:line="240" w:before="0" w:after="0" w:beforeAutospacing="0" w:afterAutospacing="0"/>
+        <w:jc w:val="both"/>
+        <w:rPr>
+          <w:rFonts w:ascii="Arial" w:hAnsi="Arial" w:cs="Arial" w:eastAsiaTheme="minorEastAsia"/>
           <w:sz w:val="22"/>
           <w:szCs w:val="22"/>
         </w:rPr>
       </w:pPr>
       <w:r>
         <w:rPr>
-          <w:rFonts w:eastAsia="" w:cs="Arial" w:ascii="Arial" w:hAnsi="Arial" w:eastAsiaTheme="minorEastAsia"/>
+          <w:rFonts w:ascii="Arial" w:hAnsi="Arial" w:cs="Arial" w:eastAsiaTheme="minorEastAsia"/>
           <w:sz w:val="22"/>
           <w:szCs w:val="22"/>
         </w:rPr>
@@ -5195,7 +4524,7 @@
     </w:p>
     <w:tbl>
       <w:tblPr>
-        <w:tblStyle w:val="TableGrid"/>
+        <w:tblStyle w:val="T2"/>
         <w:tblW w:w="9061" w:type="dxa"/>
         <w:jc w:val="left"/>
         <w:tblInd w:w="0" w:type="dxa"/>
@@ -5205,36 +4534,32 @@
           <w:bottom w:w="0" w:type="dxa"/>
           <w:right w:w="108" w:type="dxa"/>
         </w:tblCellMar>
-        <w:tblLook w:val="04a0" w:noHBand="0" w:noVBand="1" w:firstColumn="1" w:lastRow="0" w:lastColumn="0" w:firstRow="1"/>
+        <w:tblLook w:val="04A0"/>
       </w:tblPr>
       <w:tblGrid>
         <w:gridCol w:w="7082"/>
-        <w:gridCol w:w="1978"/>
+        <w:gridCol w:w="1979"/>
       </w:tblGrid>
       <w:tr>
-        <w:trPr/>
         <w:tc>
           <w:tcPr>
             <w:tcW w:w="7082" w:type="dxa"/>
-            <w:tcBorders/>
           </w:tcPr>
           <w:p>
             <w:pPr>
-              <w:pStyle w:val="Normal"/>
-              <w:spacing w:lineRule="auto" w:line="360" w:before="0" w:after="0"/>
+              <w:spacing w:lineRule="auto" w:line="360" w:before="0" w:after="0" w:beforeAutospacing="0" w:afterAutospacing="0"/>
               <w:jc w:val="both"/>
               <w:rPr>
-                <w:rFonts w:ascii="Arial" w:hAnsi="Arial" w:eastAsia="" w:cs="Arial" w:eastAsiaTheme="minorEastAsia"/>
-                <w:b/>
-                <w:b/>
-                <w:bCs/>
+                <w:rFonts w:ascii="Arial" w:hAnsi="Arial" w:cs="Arial" w:eastAsiaTheme="minorEastAsia"/>
+                <w:b w:val="1"/>
+                <w:bCs w:val="1"/>
               </w:rPr>
             </w:pPr>
             <w:r>
               <w:rPr>
-                <w:rFonts w:eastAsia="" w:cs="Arial" w:ascii="Arial" w:hAnsi="Arial" w:eastAsiaTheme="minorEastAsia"/>
-                <w:b/>
-                <w:bCs/>
+                <w:rFonts w:ascii="Arial" w:hAnsi="Arial" w:cs="Arial" w:eastAsiaTheme="minorEastAsia"/>
+                <w:b w:val="1"/>
+                <w:bCs w:val="1"/>
               </w:rPr>
               <w:t>Atividade</w:t>
             </w:r>
@@ -5243,25 +4568,22 @@
         <w:tc>
           <w:tcPr>
             <w:tcW w:w="1978" w:type="dxa"/>
-            <w:tcBorders/>
           </w:tcPr>
           <w:p>
             <w:pPr>
-              <w:pStyle w:val="Normal"/>
-              <w:spacing w:lineRule="auto" w:line="360" w:before="0" w:after="0"/>
+              <w:spacing w:lineRule="auto" w:line="360" w:before="0" w:after="0" w:beforeAutospacing="0" w:afterAutospacing="0"/>
               <w:jc w:val="both"/>
               <w:rPr>
-                <w:rFonts w:ascii="Arial" w:hAnsi="Arial" w:eastAsia="" w:cs="Arial" w:eastAsiaTheme="minorEastAsia"/>
-                <w:b/>
-                <w:b/>
-                <w:bCs/>
+                <w:rFonts w:ascii="Arial" w:hAnsi="Arial" w:cs="Arial" w:eastAsiaTheme="minorEastAsia"/>
+                <w:b w:val="1"/>
+                <w:bCs w:val="1"/>
               </w:rPr>
             </w:pPr>
             <w:r>
               <w:rPr>
-                <w:rFonts w:eastAsia="" w:cs="Arial" w:ascii="Arial" w:hAnsi="Arial" w:eastAsiaTheme="minorEastAsia"/>
-                <w:b/>
-                <w:bCs/>
+                <w:rFonts w:ascii="Arial" w:hAnsi="Arial" w:cs="Arial" w:eastAsiaTheme="minorEastAsia"/>
+                <w:b w:val="1"/>
+                <w:bCs w:val="1"/>
               </w:rPr>
               <w:t>Prazo Previsto</w:t>
             </w:r>
@@ -5269,24 +4591,21 @@
         </w:tc>
       </w:tr>
       <w:tr>
-        <w:trPr/>
         <w:tc>
           <w:tcPr>
             <w:tcW w:w="7082" w:type="dxa"/>
-            <w:tcBorders/>
           </w:tcPr>
           <w:p>
             <w:pPr>
-              <w:pStyle w:val="Normal"/>
-              <w:spacing w:lineRule="auto" w:line="360" w:before="0" w:after="0"/>
+              <w:spacing w:lineRule="auto" w:line="360" w:before="0" w:after="0" w:beforeAutospacing="0" w:afterAutospacing="0"/>
               <w:jc w:val="both"/>
               <w:rPr>
-                <w:rFonts w:ascii="Arial" w:hAnsi="Arial" w:eastAsia="" w:cs="Arial" w:eastAsiaTheme="minorEastAsia"/>
+                <w:rFonts w:ascii="Arial" w:hAnsi="Arial" w:cs="Arial" w:eastAsiaTheme="minorEastAsia"/>
               </w:rPr>
             </w:pPr>
             <w:r>
               <w:rPr>
-                <w:rFonts w:eastAsia="" w:cs="Arial" w:ascii="Arial" w:hAnsi="Arial" w:eastAsiaTheme="minorEastAsia"/>
+                <w:rFonts w:ascii="Arial" w:hAnsi="Arial" w:cs="Arial" w:eastAsiaTheme="minorEastAsia"/>
               </w:rPr>
               <w:t>Protótipo de Site para aprovação e testes</w:t>
             </w:r>
@@ -5295,20 +4614,18 @@
         <w:tc>
           <w:tcPr>
             <w:tcW w:w="1978" w:type="dxa"/>
-            <w:tcBorders/>
           </w:tcPr>
           <w:p>
             <w:pPr>
-              <w:pStyle w:val="Normal"/>
-              <w:spacing w:lineRule="auto" w:line="360" w:before="0" w:after="0"/>
+              <w:spacing w:lineRule="auto" w:line="360" w:before="0" w:after="0" w:beforeAutospacing="0" w:afterAutospacing="0"/>
               <w:jc w:val="both"/>
               <w:rPr>
-                <w:rFonts w:ascii="Arial" w:hAnsi="Arial" w:eastAsia="" w:cs="Arial" w:eastAsiaTheme="minorEastAsia"/>
+                <w:rFonts w:ascii="Arial" w:hAnsi="Arial" w:cs="Arial" w:eastAsiaTheme="minorEastAsia"/>
               </w:rPr>
             </w:pPr>
             <w:r>
               <w:rPr>
-                <w:rFonts w:eastAsia="" w:cs="Arial" w:ascii="Arial" w:hAnsi="Arial" w:eastAsiaTheme="minorEastAsia"/>
+                <w:rFonts w:ascii="Arial" w:hAnsi="Arial" w:cs="Arial" w:eastAsiaTheme="minorEastAsia"/>
               </w:rPr>
               <w:t>10 dias</w:t>
             </w:r>
@@ -5316,24 +4633,21 @@
         </w:tc>
       </w:tr>
       <w:tr>
-        <w:trPr/>
         <w:tc>
           <w:tcPr>
             <w:tcW w:w="7082" w:type="dxa"/>
-            <w:tcBorders/>
           </w:tcPr>
           <w:p>
             <w:pPr>
-              <w:pStyle w:val="Normal"/>
-              <w:spacing w:lineRule="auto" w:line="360" w:before="0" w:after="0"/>
+              <w:spacing w:lineRule="auto" w:line="360" w:before="0" w:after="0" w:beforeAutospacing="0" w:afterAutospacing="0"/>
               <w:jc w:val="both"/>
               <w:rPr>
-                <w:rFonts w:ascii="Arial" w:hAnsi="Arial" w:eastAsia="" w:cs="Arial" w:eastAsiaTheme="minorEastAsia"/>
+                <w:rFonts w:ascii="Arial" w:hAnsi="Arial" w:cs="Arial" w:eastAsiaTheme="minorEastAsia"/>
               </w:rPr>
             </w:pPr>
             <w:r>
               <w:rPr>
-                <w:rFonts w:eastAsia="" w:cs="Arial" w:ascii="Arial" w:hAnsi="Arial" w:eastAsiaTheme="minorEastAsia"/>
+                <w:rFonts w:ascii="Arial" w:hAnsi="Arial" w:cs="Arial" w:eastAsiaTheme="minorEastAsia"/>
               </w:rPr>
               <w:t>Elaboração de Apresentação do Projeto</w:t>
             </w:r>
@@ -5342,20 +4656,18 @@
         <w:tc>
           <w:tcPr>
             <w:tcW w:w="1978" w:type="dxa"/>
-            <w:tcBorders/>
           </w:tcPr>
           <w:p>
             <w:pPr>
-              <w:pStyle w:val="Normal"/>
-              <w:spacing w:lineRule="auto" w:line="360" w:before="0" w:after="0"/>
+              <w:spacing w:lineRule="auto" w:line="360" w:before="0" w:after="0" w:beforeAutospacing="0" w:afterAutospacing="0"/>
               <w:jc w:val="both"/>
               <w:rPr>
-                <w:rFonts w:ascii="Arial" w:hAnsi="Arial" w:eastAsia="" w:cs="Arial" w:eastAsiaTheme="minorEastAsia"/>
+                <w:rFonts w:ascii="Arial" w:hAnsi="Arial" w:cs="Arial" w:eastAsiaTheme="minorEastAsia"/>
               </w:rPr>
             </w:pPr>
             <w:r>
               <w:rPr>
-                <w:rFonts w:eastAsia="" w:cs="Arial" w:ascii="Arial" w:hAnsi="Arial" w:eastAsiaTheme="minorEastAsia"/>
+                <w:rFonts w:ascii="Arial" w:hAnsi="Arial" w:cs="Arial" w:eastAsiaTheme="minorEastAsia"/>
               </w:rPr>
               <w:t>7 dias</w:t>
             </w:r>
@@ -5363,24 +4675,21 @@
         </w:tc>
       </w:tr>
       <w:tr>
-        <w:trPr/>
         <w:tc>
           <w:tcPr>
             <w:tcW w:w="7082" w:type="dxa"/>
-            <w:tcBorders/>
           </w:tcPr>
           <w:p>
             <w:pPr>
-              <w:pStyle w:val="Normal"/>
-              <w:spacing w:lineRule="auto" w:line="360" w:before="0" w:after="0"/>
+              <w:spacing w:lineRule="auto" w:line="360" w:before="0" w:after="0" w:beforeAutospacing="0" w:afterAutospacing="0"/>
               <w:jc w:val="both"/>
               <w:rPr>
-                <w:rFonts w:ascii="Arial" w:hAnsi="Arial" w:eastAsia="" w:cs="Arial" w:eastAsiaTheme="minorEastAsia"/>
+                <w:rFonts w:ascii="Arial" w:hAnsi="Arial" w:cs="Arial" w:eastAsiaTheme="minorEastAsia"/>
               </w:rPr>
             </w:pPr>
             <w:r>
               <w:rPr>
-                <w:rFonts w:eastAsia="" w:cs="Arial" w:ascii="Arial" w:hAnsi="Arial" w:eastAsiaTheme="minorEastAsia"/>
+                <w:rFonts w:ascii="Arial" w:hAnsi="Arial" w:cs="Arial" w:eastAsiaTheme="minorEastAsia"/>
               </w:rPr>
               <w:t>Montagem e Teste de Arquitetura do Sensor</w:t>
             </w:r>
@@ -5389,20 +4698,18 @@
         <w:tc>
           <w:tcPr>
             <w:tcW w:w="1978" w:type="dxa"/>
-            <w:tcBorders/>
           </w:tcPr>
           <w:p>
             <w:pPr>
-              <w:pStyle w:val="Normal"/>
-              <w:spacing w:lineRule="auto" w:line="360" w:before="0" w:after="0"/>
+              <w:spacing w:lineRule="auto" w:line="360" w:before="0" w:after="0" w:beforeAutospacing="0" w:afterAutospacing="0"/>
               <w:jc w:val="both"/>
               <w:rPr>
-                <w:rFonts w:ascii="Arial" w:hAnsi="Arial" w:eastAsia="" w:cs="Arial" w:eastAsiaTheme="minorEastAsia"/>
+                <w:rFonts w:ascii="Arial" w:hAnsi="Arial" w:cs="Arial" w:eastAsiaTheme="minorEastAsia"/>
               </w:rPr>
             </w:pPr>
             <w:r>
               <w:rPr>
-                <w:rFonts w:eastAsia="" w:cs="Arial" w:ascii="Arial" w:hAnsi="Arial" w:eastAsiaTheme="minorEastAsia"/>
+                <w:rFonts w:ascii="Arial" w:hAnsi="Arial" w:cs="Arial" w:eastAsiaTheme="minorEastAsia"/>
               </w:rPr>
               <w:t>10 dias</w:t>
             </w:r>
@@ -5410,24 +4717,21 @@
         </w:tc>
       </w:tr>
       <w:tr>
-        <w:trPr/>
         <w:tc>
           <w:tcPr>
             <w:tcW w:w="7082" w:type="dxa"/>
-            <w:tcBorders/>
           </w:tcPr>
           <w:p>
             <w:pPr>
-              <w:pStyle w:val="Normal"/>
-              <w:spacing w:lineRule="auto" w:line="360" w:before="0" w:after="0"/>
+              <w:spacing w:lineRule="auto" w:line="360" w:before="0" w:after="0" w:beforeAutospacing="0" w:afterAutospacing="0"/>
               <w:jc w:val="both"/>
               <w:rPr>
-                <w:rFonts w:ascii="Arial" w:hAnsi="Arial" w:eastAsia="" w:cs="Arial" w:eastAsiaTheme="minorEastAsia"/>
+                <w:rFonts w:ascii="Arial" w:hAnsi="Arial" w:cs="Arial" w:eastAsiaTheme="minorEastAsia"/>
               </w:rPr>
             </w:pPr>
             <w:r>
               <w:rPr>
-                <w:rFonts w:eastAsia="" w:cs="Arial" w:ascii="Arial" w:hAnsi="Arial" w:eastAsiaTheme="minorEastAsia"/>
+                <w:rFonts w:ascii="Arial" w:hAnsi="Arial" w:cs="Arial" w:eastAsiaTheme="minorEastAsia"/>
               </w:rPr>
               <w:t>Programação de Software do Sensor</w:t>
             </w:r>
@@ -5436,20 +4740,18 @@
         <w:tc>
           <w:tcPr>
             <w:tcW w:w="1978" w:type="dxa"/>
-            <w:tcBorders/>
           </w:tcPr>
           <w:p>
             <w:pPr>
-              <w:pStyle w:val="Normal"/>
-              <w:spacing w:lineRule="auto" w:line="360" w:before="0" w:after="0"/>
+              <w:spacing w:lineRule="auto" w:line="360" w:before="0" w:after="0" w:beforeAutospacing="0" w:afterAutospacing="0"/>
               <w:jc w:val="both"/>
               <w:rPr>
-                <w:rFonts w:ascii="Arial" w:hAnsi="Arial" w:eastAsia="" w:cs="Arial" w:eastAsiaTheme="minorEastAsia"/>
+                <w:rFonts w:ascii="Arial" w:hAnsi="Arial" w:cs="Arial" w:eastAsiaTheme="minorEastAsia"/>
               </w:rPr>
             </w:pPr>
             <w:r>
               <w:rPr>
-                <w:rFonts w:eastAsia="" w:cs="Arial" w:ascii="Arial" w:hAnsi="Arial" w:eastAsiaTheme="minorEastAsia"/>
+                <w:rFonts w:ascii="Arial" w:hAnsi="Arial" w:cs="Arial" w:eastAsiaTheme="minorEastAsia"/>
               </w:rPr>
               <w:t>10 dias</w:t>
             </w:r>
@@ -5457,24 +4759,21 @@
         </w:tc>
       </w:tr>
       <w:tr>
-        <w:trPr/>
         <w:tc>
           <w:tcPr>
             <w:tcW w:w="7082" w:type="dxa"/>
-            <w:tcBorders/>
           </w:tcPr>
           <w:p>
             <w:pPr>
-              <w:pStyle w:val="Normal"/>
-              <w:spacing w:lineRule="auto" w:line="360" w:before="0" w:after="0"/>
+              <w:spacing w:lineRule="auto" w:line="360" w:before="0" w:after="0" w:beforeAutospacing="0" w:afterAutospacing="0"/>
               <w:jc w:val="both"/>
               <w:rPr>
-                <w:rFonts w:ascii="Arial" w:hAnsi="Arial" w:eastAsia="" w:cs="Arial" w:eastAsiaTheme="minorEastAsia"/>
+                <w:rFonts w:ascii="Arial" w:hAnsi="Arial" w:cs="Arial" w:eastAsiaTheme="minorEastAsia"/>
               </w:rPr>
             </w:pPr>
             <w:r>
               <w:rPr>
-                <w:rFonts w:eastAsia="" w:cs="Arial" w:ascii="Arial" w:hAnsi="Arial" w:eastAsiaTheme="minorEastAsia"/>
+                <w:rFonts w:ascii="Arial" w:hAnsi="Arial" w:cs="Arial" w:eastAsiaTheme="minorEastAsia"/>
               </w:rPr>
               <w:t xml:space="preserve">Organização do Banco de Dados </w:t>
             </w:r>
@@ -5483,20 +4782,18 @@
         <w:tc>
           <w:tcPr>
             <w:tcW w:w="1978" w:type="dxa"/>
-            <w:tcBorders/>
           </w:tcPr>
           <w:p>
             <w:pPr>
-              <w:pStyle w:val="Normal"/>
-              <w:spacing w:lineRule="auto" w:line="360" w:before="0" w:after="0"/>
+              <w:spacing w:lineRule="auto" w:line="360" w:before="0" w:after="0" w:beforeAutospacing="0" w:afterAutospacing="0"/>
               <w:jc w:val="both"/>
               <w:rPr>
-                <w:rFonts w:ascii="Arial" w:hAnsi="Arial" w:eastAsia="" w:cs="Arial" w:eastAsiaTheme="minorEastAsia"/>
+                <w:rFonts w:ascii="Arial" w:hAnsi="Arial" w:cs="Arial" w:eastAsiaTheme="minorEastAsia"/>
               </w:rPr>
             </w:pPr>
             <w:r>
               <w:rPr>
-                <w:rFonts w:eastAsia="" w:cs="Arial" w:ascii="Arial" w:hAnsi="Arial" w:eastAsiaTheme="minorEastAsia"/>
+                <w:rFonts w:ascii="Arial" w:hAnsi="Arial" w:cs="Arial" w:eastAsiaTheme="minorEastAsia"/>
               </w:rPr>
               <w:t>14 dias</w:t>
             </w:r>
@@ -5504,24 +4801,21 @@
         </w:tc>
       </w:tr>
       <w:tr>
-        <w:trPr/>
         <w:tc>
           <w:tcPr>
             <w:tcW w:w="7082" w:type="dxa"/>
-            <w:tcBorders/>
           </w:tcPr>
           <w:p>
             <w:pPr>
-              <w:pStyle w:val="Normal"/>
-              <w:spacing w:lineRule="auto" w:line="360" w:before="0" w:after="0"/>
+              <w:spacing w:lineRule="auto" w:line="360" w:before="0" w:after="0" w:beforeAutospacing="0" w:afterAutospacing="0"/>
               <w:jc w:val="both"/>
               <w:rPr>
-                <w:rFonts w:ascii="Arial" w:hAnsi="Arial" w:eastAsia="" w:cs="Arial" w:eastAsiaTheme="minorEastAsia"/>
+                <w:rFonts w:ascii="Arial" w:hAnsi="Arial" w:cs="Arial" w:eastAsiaTheme="minorEastAsia"/>
               </w:rPr>
             </w:pPr>
             <w:r>
               <w:rPr>
-                <w:rFonts w:eastAsia="" w:cs="Arial" w:ascii="Arial" w:hAnsi="Arial" w:eastAsiaTheme="minorEastAsia"/>
+                <w:rFonts w:ascii="Arial" w:hAnsi="Arial" w:cs="Arial" w:eastAsiaTheme="minorEastAsia"/>
               </w:rPr>
               <w:t xml:space="preserve">Elaboração de Aplicação Virtualizada para Tratamento de Dados </w:t>
             </w:r>
@@ -5530,20 +4824,18 @@
         <w:tc>
           <w:tcPr>
             <w:tcW w:w="1978" w:type="dxa"/>
-            <w:tcBorders/>
           </w:tcPr>
           <w:p>
             <w:pPr>
-              <w:pStyle w:val="Normal"/>
-              <w:spacing w:lineRule="auto" w:line="360" w:before="0" w:after="0"/>
+              <w:spacing w:lineRule="auto" w:line="360" w:before="0" w:after="0" w:beforeAutospacing="0" w:afterAutospacing="0"/>
               <w:jc w:val="both"/>
               <w:rPr>
-                <w:rFonts w:ascii="Arial" w:hAnsi="Arial" w:eastAsia="" w:cs="Arial" w:eastAsiaTheme="minorEastAsia"/>
+                <w:rFonts w:ascii="Arial" w:hAnsi="Arial" w:cs="Arial" w:eastAsiaTheme="minorEastAsia"/>
               </w:rPr>
             </w:pPr>
             <w:r>
               <w:rPr>
-                <w:rFonts w:eastAsia="" w:cs="Arial" w:ascii="Arial" w:hAnsi="Arial" w:eastAsiaTheme="minorEastAsia"/>
+                <w:rFonts w:ascii="Arial" w:hAnsi="Arial" w:cs="Arial" w:eastAsiaTheme="minorEastAsia"/>
               </w:rPr>
               <w:t>21 dias</w:t>
             </w:r>
@@ -5551,24 +4843,21 @@
         </w:tc>
       </w:tr>
       <w:tr>
-        <w:trPr/>
         <w:tc>
           <w:tcPr>
             <w:tcW w:w="7082" w:type="dxa"/>
-            <w:tcBorders/>
           </w:tcPr>
           <w:p>
             <w:pPr>
-              <w:pStyle w:val="Normal"/>
-              <w:spacing w:lineRule="auto" w:line="360" w:before="0" w:after="0"/>
+              <w:spacing w:lineRule="auto" w:line="360" w:before="0" w:after="0" w:beforeAutospacing="0" w:afterAutospacing="0"/>
               <w:jc w:val="both"/>
               <w:rPr>
-                <w:rFonts w:ascii="Arial" w:hAnsi="Arial" w:eastAsia="" w:cs="Arial" w:eastAsiaTheme="minorEastAsia"/>
+                <w:rFonts w:ascii="Arial" w:hAnsi="Arial" w:cs="Arial" w:eastAsiaTheme="minorEastAsia"/>
               </w:rPr>
             </w:pPr>
             <w:r>
               <w:rPr>
-                <w:rFonts w:eastAsia="" w:cs="Arial" w:ascii="Arial" w:hAnsi="Arial" w:eastAsiaTheme="minorEastAsia"/>
+                <w:rFonts w:ascii="Arial" w:hAnsi="Arial" w:cs="Arial" w:eastAsiaTheme="minorEastAsia"/>
               </w:rPr>
               <w:t>Desenvolvimento de página com Dashboard personalizada</w:t>
             </w:r>
@@ -5577,20 +4866,18 @@
         <w:tc>
           <w:tcPr>
             <w:tcW w:w="1978" w:type="dxa"/>
-            <w:tcBorders/>
           </w:tcPr>
           <w:p>
             <w:pPr>
-              <w:pStyle w:val="Normal"/>
-              <w:spacing w:lineRule="auto" w:line="360" w:before="0" w:after="0"/>
+              <w:spacing w:lineRule="auto" w:line="360" w:before="0" w:after="0" w:beforeAutospacing="0" w:afterAutospacing="0"/>
               <w:jc w:val="both"/>
               <w:rPr>
-                <w:rFonts w:ascii="Arial" w:hAnsi="Arial" w:eastAsia="" w:cs="Arial" w:eastAsiaTheme="minorEastAsia"/>
+                <w:rFonts w:ascii="Arial" w:hAnsi="Arial" w:cs="Arial" w:eastAsiaTheme="minorEastAsia"/>
               </w:rPr>
             </w:pPr>
             <w:r>
               <w:rPr>
-                <w:rFonts w:eastAsia="" w:cs="Arial" w:ascii="Arial" w:hAnsi="Arial" w:eastAsiaTheme="minorEastAsia"/>
+                <w:rFonts w:ascii="Arial" w:hAnsi="Arial" w:cs="Arial" w:eastAsiaTheme="minorEastAsia"/>
               </w:rPr>
               <w:t>14 dias</w:t>
             </w:r>
@@ -5598,24 +4885,21 @@
         </w:tc>
       </w:tr>
       <w:tr>
-        <w:trPr/>
         <w:tc>
           <w:tcPr>
             <w:tcW w:w="7082" w:type="dxa"/>
-            <w:tcBorders/>
           </w:tcPr>
           <w:p>
             <w:pPr>
-              <w:pStyle w:val="Normal"/>
-              <w:spacing w:lineRule="auto" w:line="360" w:before="0" w:after="0"/>
+              <w:spacing w:lineRule="auto" w:line="360" w:before="0" w:after="0" w:beforeAutospacing="0" w:afterAutospacing="0"/>
               <w:jc w:val="both"/>
               <w:rPr>
-                <w:rFonts w:ascii="Arial" w:hAnsi="Arial" w:eastAsia="" w:cs="Arial" w:eastAsiaTheme="minorEastAsia"/>
+                <w:rFonts w:ascii="Arial" w:hAnsi="Arial" w:cs="Arial" w:eastAsiaTheme="minorEastAsia"/>
               </w:rPr>
             </w:pPr>
             <w:r>
               <w:rPr>
-                <w:rFonts w:eastAsia="" w:cs="Arial" w:ascii="Arial" w:hAnsi="Arial" w:eastAsiaTheme="minorEastAsia"/>
+                <w:rFonts w:ascii="Arial" w:hAnsi="Arial" w:cs="Arial" w:eastAsiaTheme="minorEastAsia"/>
               </w:rPr>
               <w:t>Acompanhamento de implementação do sensor e software associado</w:t>
             </w:r>
@@ -5624,20 +4908,18 @@
         <w:tc>
           <w:tcPr>
             <w:tcW w:w="1978" w:type="dxa"/>
-            <w:tcBorders/>
           </w:tcPr>
           <w:p>
             <w:pPr>
-              <w:pStyle w:val="Normal"/>
-              <w:spacing w:lineRule="auto" w:line="360" w:before="0" w:after="0"/>
+              <w:spacing w:lineRule="auto" w:line="360" w:before="0" w:after="0" w:beforeAutospacing="0" w:afterAutospacing="0"/>
               <w:jc w:val="both"/>
               <w:rPr>
-                <w:rFonts w:ascii="Arial" w:hAnsi="Arial" w:eastAsia="" w:cs="Arial" w:eastAsiaTheme="minorEastAsia"/>
+                <w:rFonts w:ascii="Arial" w:hAnsi="Arial" w:cs="Arial" w:eastAsiaTheme="minorEastAsia"/>
               </w:rPr>
             </w:pPr>
             <w:r>
               <w:rPr>
-                <w:rFonts w:eastAsia="" w:cs="Arial" w:ascii="Arial" w:hAnsi="Arial" w:eastAsiaTheme="minorEastAsia"/>
+                <w:rFonts w:ascii="Arial" w:hAnsi="Arial" w:cs="Arial" w:eastAsiaTheme="minorEastAsia"/>
               </w:rPr>
               <w:t>14 dias</w:t>
             </w:r>
@@ -5645,24 +4927,21 @@
         </w:tc>
       </w:tr>
       <w:tr>
-        <w:trPr/>
         <w:tc>
           <w:tcPr>
             <w:tcW w:w="7082" w:type="dxa"/>
-            <w:tcBorders/>
           </w:tcPr>
           <w:p>
             <w:pPr>
-              <w:pStyle w:val="Normal"/>
-              <w:spacing w:lineRule="auto" w:line="360" w:before="0" w:after="0"/>
+              <w:spacing w:lineRule="auto" w:line="360" w:before="0" w:after="0" w:beforeAutospacing="0" w:afterAutospacing="0"/>
               <w:jc w:val="both"/>
               <w:rPr>
-                <w:rFonts w:ascii="Arial" w:hAnsi="Arial" w:eastAsia="" w:cs="Arial" w:eastAsiaTheme="minorEastAsia"/>
+                <w:rFonts w:ascii="Arial" w:hAnsi="Arial" w:cs="Arial" w:eastAsiaTheme="minorEastAsia"/>
               </w:rPr>
             </w:pPr>
             <w:r>
               <w:rPr>
-                <w:rFonts w:eastAsia="" w:cs="Arial" w:ascii="Arial" w:hAnsi="Arial" w:eastAsiaTheme="minorEastAsia"/>
+                <w:rFonts w:ascii="Arial" w:hAnsi="Arial" w:cs="Arial" w:eastAsiaTheme="minorEastAsia"/>
               </w:rPr>
               <w:t>Fornecimento de suporte técnico após período de testes</w:t>
             </w:r>
@@ -5671,20 +4950,18 @@
         <w:tc>
           <w:tcPr>
             <w:tcW w:w="1978" w:type="dxa"/>
-            <w:tcBorders/>
           </w:tcPr>
           <w:p>
             <w:pPr>
-              <w:pStyle w:val="Normal"/>
-              <w:spacing w:lineRule="auto" w:line="360" w:before="0" w:after="0"/>
+              <w:spacing w:lineRule="auto" w:line="360" w:before="0" w:after="0" w:beforeAutospacing="0" w:afterAutospacing="0"/>
               <w:jc w:val="both"/>
               <w:rPr>
-                <w:rFonts w:ascii="Arial" w:hAnsi="Arial" w:eastAsia="" w:cs="Arial" w:eastAsiaTheme="minorEastAsia"/>
+                <w:rFonts w:ascii="Arial" w:hAnsi="Arial" w:cs="Arial" w:eastAsiaTheme="minorEastAsia"/>
               </w:rPr>
             </w:pPr>
             <w:r>
               <w:rPr>
-                <w:rFonts w:eastAsia="" w:cs="Arial" w:ascii="Arial" w:hAnsi="Arial" w:eastAsiaTheme="minorEastAsia"/>
+                <w:rFonts w:ascii="Arial" w:hAnsi="Arial" w:cs="Arial" w:eastAsiaTheme="minorEastAsia"/>
               </w:rPr>
               <w:t>60 dias</w:t>
             </w:r>
@@ -5694,23 +4971,21 @@
     </w:tbl>
     <w:p>
       <w:pPr>
-        <w:pStyle w:val="Normal"/>
-        <w:spacing w:lineRule="auto" w:line="360"/>
-        <w:jc w:val="both"/>
-        <w:rPr>
-          <w:rFonts w:ascii="Arial" w:hAnsi="Arial" w:eastAsia="" w:cs="Arial" w:eastAsiaTheme="minorEastAsia"/>
-          <w:b/>
-          <w:b/>
-          <w:bCs/>
+        <w:spacing w:lineRule="auto" w:line="360" w:beforeAutospacing="0" w:afterAutospacing="0"/>
+        <w:jc w:val="both"/>
+        <w:rPr>
+          <w:rFonts w:ascii="Arial" w:hAnsi="Arial" w:cs="Arial" w:eastAsiaTheme="minorEastAsia"/>
+          <w:b w:val="1"/>
+          <w:bCs w:val="1"/>
           <w:sz w:val="22"/>
           <w:szCs w:val="22"/>
         </w:rPr>
       </w:pPr>
       <w:r>
         <w:rPr>
-          <w:rFonts w:eastAsia="" w:cs="Arial" w:ascii="Arial" w:hAnsi="Arial" w:eastAsiaTheme="minorEastAsia"/>
-          <w:b/>
-          <w:bCs/>
+          <w:rFonts w:ascii="Arial" w:hAnsi="Arial" w:cs="Arial" w:eastAsiaTheme="minorEastAsia"/>
+          <w:b w:val="1"/>
+          <w:bCs w:val="1"/>
           <w:sz w:val="22"/>
           <w:szCs w:val="22"/>
         </w:rPr>
@@ -5718,7 +4993,7 @@
       </w:r>
       <w:r>
         <w:rPr>
-          <w:rFonts w:eastAsia="" w:cs="Arial" w:ascii="Arial" w:hAnsi="Arial" w:eastAsiaTheme="minorEastAsia"/>
+          <w:rFonts w:ascii="Arial" w:hAnsi="Arial" w:cs="Arial" w:eastAsiaTheme="minorEastAsia"/>
           <w:sz w:val="22"/>
           <w:szCs w:val="22"/>
         </w:rPr>
@@ -5727,251 +5002,456 @@
     </w:p>
     <w:p>
       <w:pPr>
-        <w:pStyle w:val="Normal"/>
-        <w:spacing w:lineRule="auto" w:line="360"/>
-        <w:jc w:val="both"/>
-        <w:rPr>
-          <w:rFonts w:ascii="Arial" w:hAnsi="Arial" w:eastAsia="" w:cs="Arial" w:eastAsiaTheme="minorEastAsia"/>
-          <w:b/>
-          <w:b/>
-          <w:bCs/>
-        </w:rPr>
-      </w:pPr>
-      <w:r>
-        <w:rPr>
-          <w:rFonts w:eastAsia="" w:cs="Arial" w:eastAsiaTheme="minorEastAsia" w:ascii="Arial" w:hAnsi="Arial"/>
-          <w:b/>
-          <w:bCs/>
-        </w:rPr>
-      </w:r>
-    </w:p>
-    <w:p>
-      <w:pPr>
-        <w:pStyle w:val="Normal"/>
-        <w:rPr>
-          <w:rFonts w:ascii="Arial" w:hAnsi="Arial" w:eastAsia="" w:cs="Arial" w:eastAsiaTheme="minorEastAsia"/>
-          <w:b/>
-          <w:b/>
-          <w:bCs/>
-        </w:rPr>
-      </w:pPr>
-      <w:r>
-        <w:rPr>
-          <w:rFonts w:eastAsia="" w:cs="Arial" w:eastAsiaTheme="minorEastAsia" w:ascii="Arial" w:hAnsi="Arial"/>
-          <w:b/>
-          <w:bCs/>
-        </w:rPr>
-      </w:r>
+        <w:spacing w:lineRule="auto" w:line="360" w:beforeAutospacing="0" w:afterAutospacing="0"/>
+        <w:jc w:val="both"/>
+        <w:rPr>
+          <w:rFonts w:ascii="Arial" w:hAnsi="Arial" w:cs="Arial" w:eastAsiaTheme="minorEastAsia"/>
+          <w:b w:val="1"/>
+          <w:bCs w:val="1"/>
+        </w:rPr>
+      </w:pPr>
+    </w:p>
+    <w:p>
+      <w:pPr>
+        <w:rPr>
+          <w:rFonts w:ascii="Arial" w:hAnsi="Arial" w:cs="Arial" w:eastAsiaTheme="minorEastAsia"/>
+          <w:b w:val="1"/>
+          <w:bCs w:val="1"/>
+        </w:rPr>
+      </w:pPr>
       <w:r>
         <w:br w:type="page"/>
       </w:r>
     </w:p>
     <w:p>
       <w:pPr>
-        <w:pStyle w:val="Ttulo1"/>
-        <w:rPr>
-          <w:rFonts w:eastAsia="" w:eastAsiaTheme="minorEastAsia"/>
-        </w:rPr>
-      </w:pPr>
-      <w:bookmarkStart w:id="16" w:name="_Toc209978987"/>
-      <w:r>
-        <w:rPr>
-          <w:rFonts w:eastAsia="" w:eastAsiaTheme="minorEastAsia"/>
+        <w:pStyle w:val="P1"/>
+        <w:rPr>
+          <w:rFonts w:eastAsiaTheme="minorEastAsia"/>
+        </w:rPr>
+      </w:pPr>
+      <w:bookmarkStart w:id="18" w:name="_Toc209978987"/>
+      <w:r>
+        <w:rPr>
+          <w:rFonts w:eastAsiaTheme="minorEastAsia"/>
         </w:rPr>
         <w:t>REFERÊNCIAS UTILIZADAS</w:t>
       </w:r>
-      <w:bookmarkEnd w:id="16"/>
-    </w:p>
-    <w:p>
-      <w:pPr>
-        <w:pStyle w:val="Normal"/>
-        <w:spacing w:lineRule="auto" w:line="240"/>
-        <w:rPr>
-          <w:rFonts w:ascii="Arial" w:hAnsi="Arial" w:eastAsia="" w:cs="Arial" w:eastAsiaTheme="minorEastAsia"/>
-        </w:rPr>
-      </w:pPr>
-      <w:r>
-        <w:rPr>
-          <w:rFonts w:eastAsia="" w:cs="Arial" w:eastAsiaTheme="minorEastAsia" w:ascii="Arial" w:hAnsi="Arial"/>
-        </w:rPr>
-      </w:r>
-    </w:p>
-    <w:p>
-      <w:pPr>
-        <w:pStyle w:val="Normal"/>
-        <w:spacing w:lineRule="auto" w:line="240"/>
-        <w:rPr>
-          <w:rFonts w:ascii="Arial" w:hAnsi="Arial" w:eastAsia="" w:cs="Arial" w:eastAsiaTheme="minorEastAsia"/>
-        </w:rPr>
-      </w:pPr>
-      <w:r>
-        <w:rPr>
-          <w:rFonts w:eastAsia="" w:cs="Arial" w:ascii="Arial" w:hAnsi="Arial" w:eastAsiaTheme="minorEastAsia"/>
+      <w:bookmarkEnd w:id="18"/>
+    </w:p>
+    <w:p>
+      <w:pPr>
+        <w:spacing w:lineRule="auto" w:line="240" w:beforeAutospacing="0" w:afterAutospacing="0"/>
+        <w:rPr>
+          <w:rFonts w:ascii="Arial" w:hAnsi="Arial" w:cs="Arial" w:eastAsiaTheme="minorEastAsia"/>
+        </w:rPr>
+      </w:pPr>
+    </w:p>
+    <w:p>
+      <w:pPr>
+        <w:spacing w:lineRule="auto" w:line="240" w:beforeAutospacing="0" w:afterAutospacing="0"/>
+        <w:rPr>
+          <w:rFonts w:ascii="Arial" w:hAnsi="Arial" w:cs="Arial" w:eastAsiaTheme="minorEastAsia"/>
+        </w:rPr>
+      </w:pPr>
+      <w:r>
+        <w:rPr>
+          <w:rFonts w:ascii="Arial" w:hAnsi="Arial" w:cs="Arial" w:eastAsiaTheme="minorEastAsia"/>
         </w:rPr>
         <w:t>HANASHIRO, Olgarina. 2003. Disponível em: https://revistas.usp.br/ej/article/view/142911/137780. Acesso em: 28 ago. 2025.</w:t>
-        <w:br/>
-        <w:br/>
+      </w:r>
+      <w:r>
+        <w:rPr>
+          <w:rFonts w:ascii="Arial" w:hAnsi="Arial" w:cs="Arial" w:eastAsiaTheme="minorEastAsia"/>
+        </w:rPr>
+        <w:br w:type="textWrapping"/>
+      </w:r>
+      <w:r>
+        <w:rPr>
+          <w:rFonts w:ascii="Arial" w:hAnsi="Arial" w:cs="Arial" w:eastAsiaTheme="minorEastAsia"/>
+        </w:rPr>
+        <w:br w:type="textWrapping"/>
+      </w:r>
+      <w:r>
+        <w:rPr>
+          <w:rFonts w:ascii="Arial" w:hAnsi="Arial" w:cs="Arial" w:eastAsiaTheme="minorEastAsia"/>
+        </w:rPr>
         <w:t>ELETROGATE, 2025. Disponível em:</w:t>
-        <w:br/>
-      </w:r>
-      <w:hyperlink r:id="rId7">
+      </w:r>
+      <w:r>
+        <w:rPr>
+          <w:rFonts w:ascii="Arial" w:hAnsi="Arial" w:cs="Arial" w:eastAsiaTheme="minorEastAsia"/>
+        </w:rPr>
+        <w:br w:type="textWrapping"/>
+      </w:r>
+      <w:hyperlink r:id="R2">
         <w:r>
           <w:rPr>
-            <w:rStyle w:val="LinkdaInternet"/>
-            <w:rFonts w:eastAsia="" w:cs="Arial" w:ascii="Arial" w:hAnsi="Arial" w:eastAsiaTheme="minorEastAsia"/>
+            <w:rStyle w:val="C3"/>
+            <w:rFonts w:ascii="Arial" w:hAnsi="Arial" w:cs="Arial" w:eastAsiaTheme="minorEastAsia"/>
           </w:rPr>
           <w:t>https://www.eletrogate.com/modulo-sensor-de-umidade-e-temperatura-dht11-cabos?srsltid=AfmBOoozrIiHR-g4Rv7tqwOb5GBjoY3YpoRB3Hhx447e25GiouO5aNZC</w:t>
         </w:r>
       </w:hyperlink>
       <w:r>
         <w:rPr>
-          <w:rFonts w:eastAsia="" w:cs="Arial" w:ascii="Arial" w:hAnsi="Arial" w:eastAsiaTheme="minorEastAsia"/>
-        </w:rPr>
-        <w:br/>
-        <w:br/>
+          <w:rFonts w:ascii="Arial" w:hAnsi="Arial" w:cs="Arial" w:eastAsiaTheme="minorEastAsia"/>
+        </w:rPr>
+        <w:br w:type="textWrapping"/>
+      </w:r>
+      <w:r>
+        <w:rPr>
+          <w:rFonts w:ascii="Arial" w:hAnsi="Arial" w:cs="Arial" w:eastAsiaTheme="minorEastAsia"/>
+        </w:rPr>
+        <w:br w:type="textWrapping"/>
+      </w:r>
+      <w:r>
+        <w:rPr>
+          <w:rFonts w:ascii="Arial" w:hAnsi="Arial" w:cs="Arial" w:eastAsiaTheme="minorEastAsia"/>
+        </w:rPr>
         <w:t>Minato Wasabi, 2025. Disponível em:</w:t>
-        <w:br/>
-      </w:r>
-      <w:hyperlink r:id="rId8">
+      </w:r>
+      <w:r>
+        <w:rPr>
+          <w:rFonts w:ascii="Arial" w:hAnsi="Arial" w:cs="Arial" w:eastAsiaTheme="minorEastAsia"/>
+        </w:rPr>
+        <w:br w:type="textWrapping"/>
+      </w:r>
+      <w:hyperlink r:id="R3">
         <w:r>
           <w:rPr>
-            <w:rStyle w:val="LinkdaInternet"/>
-            <w:rFonts w:eastAsia="" w:cs="Arial" w:ascii="Arial" w:hAnsi="Arial" w:eastAsiaTheme="minorEastAsia"/>
+            <w:rStyle w:val="C3"/>
+            <w:rFonts w:ascii="Arial" w:hAnsi="Arial" w:cs="Arial" w:eastAsiaTheme="minorEastAsia"/>
           </w:rPr>
           <w:t>https://wbgi.com.br/startups-wbgi/minato-wasabi</w:t>
         </w:r>
       </w:hyperlink>
       <w:r>
         <w:rPr>
-          <w:rFonts w:eastAsia="" w:cs="Arial" w:ascii="Arial" w:hAnsi="Arial" w:eastAsiaTheme="minorEastAsia"/>
-        </w:rPr>
-        <w:br/>
-        <w:br/>
+          <w:rFonts w:ascii="Arial" w:hAnsi="Arial" w:cs="Arial" w:eastAsiaTheme="minorEastAsia"/>
+        </w:rPr>
+        <w:br w:type="textWrapping"/>
+      </w:r>
+      <w:r>
+        <w:rPr>
+          <w:rFonts w:ascii="Arial" w:hAnsi="Arial" w:cs="Arial" w:eastAsiaTheme="minorEastAsia"/>
+        </w:rPr>
+        <w:br w:type="textWrapping"/>
+      </w:r>
+      <w:r>
+        <w:rPr>
+          <w:rFonts w:ascii="Arial" w:hAnsi="Arial" w:cs="Arial" w:eastAsiaTheme="minorEastAsia"/>
+        </w:rPr>
         <w:t>Globo Rural, 2022. Disponível em:</w:t>
-        <w:br/>
-      </w:r>
-      <w:hyperlink r:id="rId9">
+      </w:r>
+      <w:r>
+        <w:rPr>
+          <w:rFonts w:ascii="Arial" w:hAnsi="Arial" w:cs="Arial" w:eastAsiaTheme="minorEastAsia"/>
+        </w:rPr>
+        <w:br w:type="textWrapping"/>
+      </w:r>
+      <w:hyperlink r:id="R4">
         <w:r>
           <w:rPr>
-            <w:rStyle w:val="LinkdaInternet"/>
-            <w:rFonts w:eastAsia="" w:cs="Arial" w:ascii="Arial" w:hAnsi="Arial" w:eastAsiaTheme="minorEastAsia"/>
+            <w:rStyle w:val="C3"/>
+            <w:rFonts w:ascii="Arial" w:hAnsi="Arial" w:cs="Arial" w:eastAsiaTheme="minorEastAsia"/>
           </w:rPr>
           <w:t>https://globorural.globo.com/Noticias/Empresas-e-Negocios/noticia/2022/08/neto-de-japoneses-investe-em-wasabi-e-recebe-aporte-de-r-650-mil-para-ampliar-</w:t>
-          <w:br/>
+        </w:r>
+        <w:r>
+          <w:rPr>
+            <w:rStyle w:val="C3"/>
+            <w:rFonts w:ascii="Arial" w:hAnsi="Arial" w:cs="Arial" w:eastAsiaTheme="minorEastAsia"/>
+          </w:rPr>
+          <w:br w:type="textWrapping"/>
+        </w:r>
+        <w:r>
+          <w:rPr>
+            <w:rStyle w:val="C3"/>
+            <w:rFonts w:ascii="Arial" w:hAnsi="Arial" w:cs="Arial" w:eastAsiaTheme="minorEastAsia"/>
+          </w:rPr>
           <w:t>producao.html</w:t>
         </w:r>
       </w:hyperlink>
       <w:r>
         <w:rPr>
-          <w:rFonts w:eastAsia="" w:cs="Arial" w:ascii="Arial" w:hAnsi="Arial" w:eastAsiaTheme="minorEastAsia"/>
-        </w:rPr>
-        <w:br/>
-        <w:br/>
+          <w:rFonts w:ascii="Arial" w:hAnsi="Arial" w:cs="Arial" w:eastAsiaTheme="minorEastAsia"/>
+        </w:rPr>
+        <w:br w:type="textWrapping"/>
+      </w:r>
+      <w:r>
+        <w:rPr>
+          <w:rFonts w:ascii="Arial" w:hAnsi="Arial" w:cs="Arial" w:eastAsiaTheme="minorEastAsia"/>
+        </w:rPr>
+        <w:br w:type="textWrapping"/>
+      </w:r>
+      <w:r>
+        <w:rPr>
+          <w:rFonts w:ascii="Arial" w:hAnsi="Arial" w:cs="Arial" w:eastAsiaTheme="minorEastAsia"/>
+        </w:rPr>
         <w:t>Arduino CC, 2025. Disponível em:</w:t>
-        <w:br/>
-      </w:r>
-      <w:hyperlink r:id="rId10">
+      </w:r>
+      <w:r>
+        <w:rPr>
+          <w:rFonts w:ascii="Arial" w:hAnsi="Arial" w:cs="Arial" w:eastAsiaTheme="minorEastAsia"/>
+        </w:rPr>
+        <w:br w:type="textWrapping"/>
+      </w:r>
+      <w:hyperlink r:id="R5">
         <w:r>
           <w:rPr>
-            <w:rStyle w:val="LinkdaInternet"/>
-            <w:rFonts w:eastAsia="" w:cs="Arial" w:ascii="Arial" w:hAnsi="Arial" w:eastAsiaTheme="minorEastAsia"/>
+            <w:rStyle w:val="C3"/>
+            <w:rFonts w:ascii="Arial" w:hAnsi="Arial" w:cs="Arial" w:eastAsiaTheme="minorEastAsia"/>
           </w:rPr>
           <w:t>https://www.arduino.cc</w:t>
         </w:r>
       </w:hyperlink>
       <w:r>
         <w:rPr>
-          <w:rFonts w:eastAsia="" w:cs="Arial" w:ascii="Arial" w:hAnsi="Arial" w:eastAsiaTheme="minorEastAsia"/>
-        </w:rPr>
-        <w:br/>
-        <w:br/>
-      </w:r>
-      <w:r>
-        <w:rPr/>
+          <w:rFonts w:ascii="Arial" w:hAnsi="Arial" w:cs="Arial" w:eastAsiaTheme="minorEastAsia"/>
+        </w:rPr>
+        <w:br w:type="textWrapping"/>
+      </w:r>
+      <w:r>
+        <w:rPr>
+          <w:rFonts w:ascii="Arial" w:hAnsi="Arial" w:cs="Arial" w:eastAsiaTheme="minorEastAsia"/>
+        </w:rPr>
+        <w:br w:type="textWrapping"/>
+      </w:r>
+      <w:r>
         <w:t>DATASHEET DHT11. Texas Instruments, 2025</w:t>
       </w:r>
-      <w:r>
-        <w:rPr>
-          <w:rFonts w:eastAsia="" w:cs="Arial" w:ascii="Arial" w:hAnsi="Arial" w:eastAsiaTheme="minorEastAsia"/>
-        </w:rPr>
-        <w:br/>
-        <w:br/>
-        <w:br/>
-        <w:br/>
-      </w:r>
-    </w:p>
-    <w:p>
-      <w:pPr>
-        <w:pStyle w:val="Normal"/>
-        <w:spacing w:lineRule="auto" w:line="240" w:before="0" w:after="160"/>
-        <w:rPr>
-          <w:rFonts w:ascii="Arial" w:hAnsi="Arial" w:eastAsia="" w:cs="Arial" w:eastAsiaTheme="minorEastAsia"/>
-        </w:rPr>
-      </w:pPr>
-      <w:r>
-        <w:rPr/>
-      </w:r>
+      <w:bookmarkStart w:id="19" w:name="_dx_frag_StartFragment"/>
+      <w:bookmarkEnd w:id="19"/>
+      <w:bookmarkStart w:id="20" w:name="_dx_frag_EndFragment"/>
+      <w:bookmarkEnd w:id="20"/>
+      <w:r>
+        <w:rPr>
+          <w:rFonts w:ascii="Arial" w:hAnsi="Arial" w:cs="Arial" w:eastAsiaTheme="minorEastAsia"/>
+        </w:rPr>
+        <w:br w:type="textWrapping"/>
+      </w:r>
+      <w:r>
+        <w:rPr>
+          <w:rFonts w:ascii="Arial" w:hAnsi="Arial" w:cs="Arial" w:eastAsiaTheme="minorEastAsia"/>
+        </w:rPr>
+        <w:br w:type="textWrapping"/>
+      </w:r>
+      <w:r>
+        <w:rPr>
+          <w:rFonts w:ascii="Arial" w:hAnsi="Arial" w:cs="Arial" w:eastAsiaTheme="minorEastAsia"/>
+          <w:rtl w:val="0"/>
+          <w:lang w:val="en-US" w:bidi="en-US" w:eastAsia="en-US"/>
+        </w:rPr>
+        <w:t xml:space="preserve">Preço </w:t>
+      </w:r>
+      <w:r>
+        <w:rPr>
+          <w:rFonts w:ascii="Arial" w:hAnsi="Arial" w:cs="Arial" w:eastAsiaTheme="minorEastAsia"/>
+          <w:rtl w:val="0"/>
+          <w:lang w:val="en-US" w:bidi="en-US" w:eastAsia="en-US"/>
+        </w:rPr>
+        <w:t xml:space="preserve">Wasabi, </w:t>
+      </w:r>
+      <w:r>
+        <w:rPr>
+          <w:rFonts w:ascii="Arial" w:hAnsi="Arial" w:cs="Arial" w:eastAsiaTheme="minorEastAsia"/>
+          <w:rtl w:val="0"/>
+          <w:lang w:val="en-US" w:bidi="en-US" w:eastAsia="en-US"/>
+        </w:rPr>
+        <w:t xml:space="preserve">Folha de </w:t>
+      </w:r>
+      <w:r>
+        <w:rPr>
+          <w:rFonts w:ascii="Arial" w:hAnsi="Arial" w:cs="Arial" w:eastAsiaTheme="minorEastAsia"/>
+          <w:rtl w:val="0"/>
+          <w:lang w:val="en-US" w:bidi="en-US" w:eastAsia="en-US"/>
+        </w:rPr>
+        <w:t>S.Paul</w:t>
+      </w:r>
+      <w:r>
+        <w:rPr>
+          <w:rFonts w:ascii="Arial" w:hAnsi="Arial" w:cs="Arial" w:eastAsiaTheme="minorEastAsia"/>
+          <w:rtl w:val="0"/>
+          <w:lang w:val="en-US" w:bidi="en-US" w:eastAsia="en-US"/>
+        </w:rPr>
+        <w:t>o</w:t>
+      </w:r>
+      <w:r>
+        <w:rPr>
+          <w:rFonts w:ascii="Arial" w:hAnsi="Arial" w:cs="Arial" w:eastAsiaTheme="minorEastAsia"/>
+          <w:rtl w:val="0"/>
+          <w:lang w:val="en-US" w:bidi="en-US" w:eastAsia="en-US"/>
+        </w:rPr>
+        <w:t>. Disp</w:t>
+      </w:r>
+      <w:r>
+        <w:rPr>
+          <w:rFonts w:ascii="Arial" w:hAnsi="Arial" w:cs="Arial" w:eastAsiaTheme="minorEastAsia"/>
+          <w:rtl w:val="0"/>
+          <w:lang w:val="en-US" w:bidi="en-US" w:eastAsia="en-US"/>
+        </w:rPr>
+        <w:t>onível em:</w:t>
+      </w:r>
+    </w:p>
+    <w:p>
+      <w:pPr>
+        <w:spacing w:lineRule="auto" w:line="240" w:before="0" w:after="160" w:beforeAutospacing="0" w:afterAutospacing="0"/>
+        <w:rPr>
+          <w:rFonts w:ascii="Arial" w:hAnsi="Arial" w:cs="Arial" w:eastAsiaTheme="minorEastAsia"/>
+        </w:rPr>
+      </w:pPr>
+      <w:hyperlink r:id="R6">
+        <w:r>
+          <w:rPr>
+            <w:rStyle w:val="C2"/>
+            <w:rFonts w:ascii="Arial" w:hAnsi="Arial" w:cs="Arial" w:eastAsiaTheme="minorEastAsia"/>
+          </w:rPr>
+          <w:t>https://www1.folha.uol.com.br/comida/2022/02/wasabi-verdadeiro-produzido-em-sp-ja-chega-aos-restaurantes-da-capital.shtml</w:t>
+        </w:r>
+      </w:hyperlink>
+    </w:p>
+    <w:p>
+      <w:pPr>
+        <w:spacing w:lineRule="auto" w:line="240" w:before="0" w:after="160" w:beforeAutospacing="0" w:afterAutospacing="0"/>
+        <w:rPr>
+          <w:rFonts w:ascii="Arial" w:hAnsi="Arial" w:cs="Arial" w:eastAsiaTheme="minorEastAsia"/>
+          <w:rtl w:val="0"/>
+          <w:lang w:val="en-US" w:bidi="en-US" w:eastAsia="en-US"/>
+        </w:rPr>
+      </w:pPr>
+      <w:r>
+        <w:rPr>
+          <w:rFonts w:ascii="Arial" w:hAnsi="Arial" w:cs="Arial" w:eastAsiaTheme="minorEastAsia"/>
+          <w:rtl w:val="0"/>
+          <w:lang w:val="en-US" w:bidi="en-US" w:eastAsia="en-US"/>
+        </w:rPr>
+        <w:t>Condi</w:t>
+      </w:r>
+      <w:r>
+        <w:rPr>
+          <w:rFonts w:ascii="Arial" w:hAnsi="Arial" w:cs="Arial" w:eastAsiaTheme="minorEastAsia"/>
+          <w:rtl w:val="0"/>
+          <w:lang w:val="en-US" w:bidi="en-US" w:eastAsia="en-US"/>
+        </w:rPr>
+        <w:t>ções do</w:t>
+      </w:r>
+      <w:r>
+        <w:rPr>
+          <w:rFonts w:ascii="Arial" w:hAnsi="Arial" w:cs="Arial" w:eastAsiaTheme="minorEastAsia"/>
+          <w:rtl w:val="0"/>
+          <w:lang w:val="en-US" w:bidi="en-US" w:eastAsia="en-US"/>
+        </w:rPr>
+        <w:t xml:space="preserve"> Wasabi</w:t>
+      </w:r>
+      <w:r>
+        <w:rPr>
+          <w:rFonts w:ascii="Arial" w:hAnsi="Arial" w:cs="Arial" w:eastAsiaTheme="minorEastAsia"/>
+          <w:rtl w:val="0"/>
+          <w:lang w:val="en-US" w:bidi="en-US" w:eastAsia="en-US"/>
+        </w:rPr>
+        <w:t>. Dis</w:t>
+      </w:r>
+      <w:r>
+        <w:rPr>
+          <w:rFonts w:ascii="Arial" w:hAnsi="Arial" w:cs="Arial" w:eastAsiaTheme="minorEastAsia"/>
+          <w:rtl w:val="0"/>
+          <w:lang w:val="en-US" w:bidi="en-US" w:eastAsia="en-US"/>
+        </w:rPr>
+        <w:t>ponível em:</w:t>
+      </w:r>
+    </w:p>
+    <w:p>
+      <w:pPr>
+        <w:spacing w:lineRule="auto" w:line="240" w:before="0" w:after="160" w:beforeAutospacing="0" w:afterAutospacing="0"/>
+        <w:rPr>
+          <w:rFonts w:ascii="Arial" w:hAnsi="Arial" w:cs="Arial" w:eastAsiaTheme="minorEastAsia"/>
+        </w:rPr>
+      </w:pPr>
+      <w:hyperlink r:id="R7">
+        <w:r>
+          <w:rPr>
+            <w:rStyle w:val="C2"/>
+            <w:rFonts w:ascii="Arial" w:hAnsi="Arial" w:cs="Arial" w:eastAsiaTheme="minorEastAsia"/>
+          </w:rPr>
+          <w:t>https://extension.usu.edu/yardandgarden/research/wasabi-in-the-garden</w:t>
+        </w:r>
+      </w:hyperlink>
+    </w:p>
+    <w:p>
+      <w:pPr>
+        <w:spacing w:lineRule="auto" w:line="240" w:before="0" w:after="160" w:beforeAutospacing="0" w:afterAutospacing="0"/>
+        <w:rPr>
+          <w:rFonts w:ascii="Arial" w:hAnsi="Arial" w:cs="Arial" w:eastAsiaTheme="minorEastAsia"/>
+        </w:rPr>
+      </w:pPr>
+      <w:hyperlink r:id="R8">
+        <w:r>
+          <w:rPr>
+            <w:rStyle w:val="C2"/>
+            <w:rFonts w:ascii="Arial" w:hAnsi="Arial" w:cs="Arial" w:eastAsiaTheme="minorEastAsia"/>
+          </w:rPr>
+          <w:t>https://www.quora.com/What-are-the-factors-to-consider-when-growing-wasabi-in-aquaponics</w:t>
+        </w:r>
+      </w:hyperlink>
+    </w:p>
+    <w:p>
+      <w:pPr>
+        <w:spacing w:lineRule="auto" w:line="240" w:before="0" w:after="160" w:beforeAutospacing="0" w:afterAutospacing="0"/>
+        <w:rPr>
+          <w:rFonts w:ascii="Arial" w:hAnsi="Arial" w:cs="Arial" w:eastAsiaTheme="minorEastAsia"/>
+        </w:rPr>
+      </w:pPr>
     </w:p>
     <w:sectPr>
-      <w:footerReference w:type="default" r:id="rId11"/>
+      <w:footerReference w:type="default" r:id="RelFtr2"/>
       <w:type w:val="nextPage"/>
-      <w:pgSz w:w="11906" w:h="16838"/>
-      <w:pgMar w:left="1701" w:right="1134" w:header="0" w:top="1701" w:footer="720" w:bottom="1134" w:gutter="0"/>
-      <w:pgNumType w:fmt="decimal"/>
-      <w:formProt w:val="false"/>
-      <w:textDirection w:val="lrTb"/>
-      <w:docGrid w:type="default" w:linePitch="360" w:charSpace="0"/>
+      <w:pgSz w:w="11906" w:h="16838" w:code="0"/>
+      <w:pgMar w:left="1701" w:right="1134" w:top="1701" w:bottom="1134" w:header="0" w:footer="720" w:gutter="0"/>
+      <w:pgNumType w:chapSep="period"/>
     </w:sectPr>
   </w:body>
 </w:document>
 </file>
 
 <file path=word/footer1.xml><?xml version="1.0" encoding="utf-8"?>
-<w:ftr xmlns:o="urn:schemas-microsoft-com:office:office" xmlns:r="http://schemas.openxmlformats.org/officeDocument/2006/relationships" xmlns:v="urn:schemas-microsoft-com:vml" xmlns:w="http://schemas.openxmlformats.org/wordprocessingml/2006/main" xmlns:w10="urn:schemas-microsoft-com:office:word" xmlns:wp="http://schemas.openxmlformats.org/drawingml/2006/wordprocessingDrawing" xmlns:wps="http://schemas.microsoft.com/office/word/2010/wordprocessingShape" xmlns:wpg="http://schemas.microsoft.com/office/word/2010/wordprocessingGroup" xmlns:mc="http://schemas.openxmlformats.org/markup-compatibility/2006" xmlns:wp14="http://schemas.microsoft.com/office/word/2010/wordprocessingDrawing" xmlns:w14="http://schemas.microsoft.com/office/word/2010/wordml" mc:Ignorable="w14 wp14">
+<w:ftr xmlns:w="http://schemas.openxmlformats.org/wordprocessingml/2006/main" xmlns:r="http://schemas.openxmlformats.org/officeDocument/2006/relationships" xmlns:wps="http://schemas.microsoft.com/office/word/2010/wordprocessingShape" xmlns:mc="http://schemas.openxmlformats.org/markup-compatibility/2006" xmlns:w10="urn:schemas-microsoft-com:office:word" xmlns:v="urn:schemas-microsoft-com:vml" xmlns:wp14="http://schemas.microsoft.com/office/word/2010/wordprocessingDrawing" xmlns:wpg="http://schemas.microsoft.com/office/word/2010/wordprocessingGroup" xmlns:wpc="http://schemas.microsoft.com/office/word/2010/wordprocessingCanvas" xmlns:w14="http://schemas.microsoft.com/office/word/2010/wordml" xmlns:w15="http://schemas.microsoft.com/office/word/2012/wordml" xmlns:cx1="http://schemas.microsoft.com/office/drawing/2015/9/8/chartex" xmlns:cx2="http://schemas.microsoft.com/office/drawing/2015/10/21/chartex" mc:Ignorable="wp14 w14 w15">
   <w:sdt>
     <w:sdtPr>
+      <w:rPr/>
+      <w:id w:val="519337459"/>
       <w:docPartObj>
         <w:docPartGallery w:val="Page Numbers (Bottom of Page)"/>
-        <w:docPartUnique w:val="true"/>
+        <w:docPartCategory w:val=""/>
+        <w:docPartUnique/>
       </w:docPartObj>
-      <w:id w:val="519337459"/>
     </w:sdtPr>
     <w:sdtContent>
       <w:p>
         <w:pPr>
-          <w:pStyle w:val="Rodap"/>
+          <w:pStyle w:val="P12"/>
           <w:jc w:val="right"/>
-          <w:rPr/>
         </w:pPr>
         <w:r>
-          <w:rPr/>
           <w:fldChar w:fldCharType="begin"/>
         </w:r>
         <w:r>
-          <w:rPr/>
-          <w:instrText> PAGE </w:instrText>
+          <w:instrText>PAGE</w:instrText>
         </w:r>
         <w:r>
-          <w:rPr/>
           <w:fldChar w:fldCharType="separate"/>
         </w:r>
         <w:r>
-          <w:rPr/>
-          <w:t>3</w:t>
+          <w:t>#</w:t>
         </w:r>
         <w:r>
-          <w:rPr/>
           <w:fldChar w:fldCharType="end"/>
         </w:r>
       </w:p>
       <w:p>
         <w:pPr>
-          <w:pStyle w:val="Rodap"/>
-          <w:rPr/>
+          <w:pStyle w:val="P12"/>
         </w:pPr>
-        <w:r>
-          <w:rPr/>
-        </w:r>
       </w:p>
     </w:sdtContent>
   </w:sdt>
@@ -5979,51 +5459,43 @@
 </file>
 
 <file path=word/footer2.xml><?xml version="1.0" encoding="utf-8"?>
-<w:ftr xmlns:o="urn:schemas-microsoft-com:office:office" xmlns:r="http://schemas.openxmlformats.org/officeDocument/2006/relationships" xmlns:v="urn:schemas-microsoft-com:vml" xmlns:w="http://schemas.openxmlformats.org/wordprocessingml/2006/main" xmlns:w10="urn:schemas-microsoft-com:office:word" xmlns:wp="http://schemas.openxmlformats.org/drawingml/2006/wordprocessingDrawing" xmlns:wps="http://schemas.microsoft.com/office/word/2010/wordprocessingShape" xmlns:wpg="http://schemas.microsoft.com/office/word/2010/wordprocessingGroup" xmlns:mc="http://schemas.openxmlformats.org/markup-compatibility/2006" xmlns:wp14="http://schemas.microsoft.com/office/word/2010/wordprocessingDrawing" xmlns:w14="http://schemas.microsoft.com/office/word/2010/wordml" mc:Ignorable="w14 wp14">
+<w:ftr xmlns:w="http://schemas.openxmlformats.org/wordprocessingml/2006/main" xmlns:r="http://schemas.openxmlformats.org/officeDocument/2006/relationships" xmlns:wps="http://schemas.microsoft.com/office/word/2010/wordprocessingShape" xmlns:mc="http://schemas.openxmlformats.org/markup-compatibility/2006" xmlns:w10="urn:schemas-microsoft-com:office:word" xmlns:v="urn:schemas-microsoft-com:vml" xmlns:wp14="http://schemas.microsoft.com/office/word/2010/wordprocessingDrawing" xmlns:wpg="http://schemas.microsoft.com/office/word/2010/wordprocessingGroup" xmlns:wpc="http://schemas.microsoft.com/office/word/2010/wordprocessingCanvas" xmlns:w14="http://schemas.microsoft.com/office/word/2010/wordml" xmlns:w15="http://schemas.microsoft.com/office/word/2012/wordml" xmlns:cx1="http://schemas.microsoft.com/office/drawing/2015/9/8/chartex" xmlns:cx2="http://schemas.microsoft.com/office/drawing/2015/10/21/chartex" mc:Ignorable="wp14 w14 w15">
   <w:sdt>
     <w:sdtPr>
+      <w:rPr/>
+      <w:id w:val="354653630"/>
       <w:docPartObj>
         <w:docPartGallery w:val="Page Numbers (Bottom of Page)"/>
-        <w:docPartUnique w:val="true"/>
+        <w:docPartCategory w:val=""/>
+        <w:docPartUnique/>
       </w:docPartObj>
-      <w:id w:val="354653630"/>
     </w:sdtPr>
     <w:sdtContent>
       <w:p>
         <w:pPr>
-          <w:pStyle w:val="Rodap"/>
+          <w:pStyle w:val="P12"/>
           <w:jc w:val="right"/>
-          <w:rPr/>
         </w:pPr>
         <w:r>
-          <w:rPr/>
           <w:fldChar w:fldCharType="begin"/>
         </w:r>
         <w:r>
-          <w:rPr/>
-          <w:instrText> PAGE </w:instrText>
+          <w:instrText>PAGE</w:instrText>
         </w:r>
         <w:r>
-          <w:rPr/>
           <w:fldChar w:fldCharType="separate"/>
         </w:r>
         <w:r>
-          <w:rPr/>
-          <w:t>16</w:t>
+          <w:t>#</w:t>
         </w:r>
         <w:r>
-          <w:rPr/>
           <w:fldChar w:fldCharType="end"/>
         </w:r>
       </w:p>
       <w:p>
         <w:pPr>
-          <w:pStyle w:val="Rodap"/>
-          <w:rPr/>
+          <w:pStyle w:val="P12"/>
         </w:pPr>
-        <w:r>
-          <w:rPr/>
-        </w:r>
       </w:p>
     </w:sdtContent>
   </w:sdt>
@@ -6031,131 +5503,153 @@
 </file>
 
 <file path=word/numbering.xml><?xml version="1.0" encoding="utf-8"?>
-<w:numbering xmlns:w="http://schemas.openxmlformats.org/wordprocessingml/2006/main" xmlns:o="urn:schemas-microsoft-com:office:office" xmlns:r="http://schemas.openxmlformats.org/officeDocument/2006/relationships" xmlns:v="urn:schemas-microsoft-com:vml">
-  <w:abstractNum w:abstractNumId="1">
+<w:numbering xmlns:w="http://schemas.openxmlformats.org/wordprocessingml/2006/main">
+  <w:abstractNum w:abstractNumId="0">
+    <w:nsid w:val="49FACCC9"/>
+    <w:multiLevelType w:val="multilevel"/>
     <w:lvl w:ilvl="0">
       <w:start w:val="1"/>
       <w:numFmt w:val="decimal"/>
+      <w:suff w:val="tab"/>
       <w:lvlText w:val="%1."/>
       <w:lvlJc w:val="left"/>
       <w:pPr>
+        <w:ind w:hanging="360" w:left="720"/>
         <w:tabs>
-          <w:tab w:val="num" w:pos="0"/>
+          <w:tab w:val="num" w:pos="0" w:leader="none"/>
         </w:tabs>
-        <w:ind w:left="720" w:hanging="360"/>
       </w:pPr>
       <w:rPr>
-        <w:b/>
+        <w:b w:val="1"/>
       </w:rPr>
     </w:lvl>
     <w:lvl w:ilvl="1">
       <w:start w:val="1"/>
       <w:numFmt w:val="decimal"/>
+      <w:suff w:val="tab"/>
       <w:lvlText w:val="%1.%2."/>
       <w:lvlJc w:val="left"/>
       <w:pPr>
+        <w:ind w:hanging="720" w:left="1080"/>
         <w:tabs>
-          <w:tab w:val="num" w:pos="0"/>
+          <w:tab w:val="num" w:pos="0" w:leader="none"/>
         </w:tabs>
-        <w:ind w:left="1080" w:hanging="720"/>
-      </w:pPr>
+      </w:pPr>
+      <w:rPr/>
     </w:lvl>
     <w:lvl w:ilvl="2">
       <w:start w:val="1"/>
       <w:numFmt w:val="decimal"/>
+      <w:suff w:val="tab"/>
       <w:lvlText w:val="%1.%2.%3."/>
       <w:lvlJc w:val="left"/>
       <w:pPr>
+        <w:ind w:hanging="720" w:left="1080"/>
         <w:tabs>
-          <w:tab w:val="num" w:pos="0"/>
+          <w:tab w:val="num" w:pos="0" w:leader="none"/>
         </w:tabs>
-        <w:ind w:left="1080" w:hanging="720"/>
-      </w:pPr>
+      </w:pPr>
+      <w:rPr/>
     </w:lvl>
     <w:lvl w:ilvl="3">
       <w:start w:val="1"/>
       <w:numFmt w:val="decimal"/>
+      <w:suff w:val="tab"/>
       <w:lvlText w:val="%1.%2.%3.%4."/>
       <w:lvlJc w:val="left"/>
       <w:pPr>
+        <w:ind w:hanging="1080" w:left="1440"/>
         <w:tabs>
-          <w:tab w:val="num" w:pos="0"/>
+          <w:tab w:val="num" w:pos="0" w:leader="none"/>
         </w:tabs>
-        <w:ind w:left="1440" w:hanging="1080"/>
-      </w:pPr>
+      </w:pPr>
+      <w:rPr/>
     </w:lvl>
     <w:lvl w:ilvl="4">
       <w:start w:val="1"/>
       <w:numFmt w:val="decimal"/>
+      <w:suff w:val="tab"/>
       <w:lvlText w:val="%1.%2.%3.%4.%5."/>
       <w:lvlJc w:val="left"/>
       <w:pPr>
+        <w:ind w:hanging="1080" w:left="1440"/>
         <w:tabs>
-          <w:tab w:val="num" w:pos="0"/>
+          <w:tab w:val="num" w:pos="0" w:leader="none"/>
         </w:tabs>
-        <w:ind w:left="1440" w:hanging="1080"/>
-      </w:pPr>
+      </w:pPr>
+      <w:rPr/>
     </w:lvl>
     <w:lvl w:ilvl="5">
       <w:start w:val="1"/>
       <w:numFmt w:val="decimal"/>
+      <w:suff w:val="tab"/>
       <w:lvlText w:val="%1.%2.%3.%4.%5.%6."/>
       <w:lvlJc w:val="left"/>
       <w:pPr>
+        <w:ind w:hanging="1440" w:left="1800"/>
         <w:tabs>
-          <w:tab w:val="num" w:pos="0"/>
+          <w:tab w:val="num" w:pos="0" w:leader="none"/>
         </w:tabs>
-        <w:ind w:left="1800" w:hanging="1440"/>
-      </w:pPr>
+      </w:pPr>
+      <w:rPr/>
     </w:lvl>
     <w:lvl w:ilvl="6">
       <w:start w:val="1"/>
       <w:numFmt w:val="decimal"/>
+      <w:suff w:val="tab"/>
       <w:lvlText w:val="%1.%2.%3.%4.%5.%6.%7."/>
       <w:lvlJc w:val="left"/>
       <w:pPr>
+        <w:ind w:hanging="1440" w:left="1800"/>
         <w:tabs>
-          <w:tab w:val="num" w:pos="0"/>
+          <w:tab w:val="num" w:pos="0" w:leader="none"/>
         </w:tabs>
-        <w:ind w:left="1800" w:hanging="1440"/>
-      </w:pPr>
+      </w:pPr>
+      <w:rPr/>
     </w:lvl>
     <w:lvl w:ilvl="7">
       <w:start w:val="1"/>
       <w:numFmt w:val="decimal"/>
+      <w:suff w:val="tab"/>
       <w:lvlText w:val="%1.%2.%3.%4.%5.%6.%7.%8."/>
       <w:lvlJc w:val="left"/>
       <w:pPr>
+        <w:ind w:hanging="1800" w:left="2160"/>
         <w:tabs>
-          <w:tab w:val="num" w:pos="0"/>
+          <w:tab w:val="num" w:pos="0" w:leader="none"/>
         </w:tabs>
-        <w:ind w:left="2160" w:hanging="1800"/>
-      </w:pPr>
+      </w:pPr>
+      <w:rPr/>
     </w:lvl>
     <w:lvl w:ilvl="8">
       <w:start w:val="1"/>
       <w:numFmt w:val="decimal"/>
+      <w:suff w:val="tab"/>
       <w:lvlText w:val="%1.%2.%3.%4.%5.%6.%7.%8.%9."/>
       <w:lvlJc w:val="left"/>
       <w:pPr>
+        <w:ind w:hanging="2160" w:left="2520"/>
         <w:tabs>
-          <w:tab w:val="num" w:pos="0"/>
+          <w:tab w:val="num" w:pos="0" w:leader="none"/>
         </w:tabs>
-        <w:ind w:left="2520" w:hanging="2160"/>
-      </w:pPr>
+      </w:pPr>
+      <w:rPr/>
     </w:lvl>
   </w:abstractNum>
-  <w:abstractNum w:abstractNumId="2">
+  <w:abstractNum w:abstractNumId="1">
+    <w:nsid w:val="3928EFB0"/>
+    <w:multiLevelType w:val="multilevel"/>
     <w:lvl w:ilvl="0">
       <w:start w:val="1"/>
       <w:numFmt w:val="bullet"/>
+      <w:suff w:val="tab"/>
       <w:lvlText w:val=""/>
       <w:lvlJc w:val="left"/>
       <w:pPr>
+        <w:ind w:hanging="360" w:left="720"/>
         <w:tabs>
-          <w:tab w:val="num" w:pos="0"/>
+          <w:tab w:val="num" w:pos="0" w:leader="none"/>
         </w:tabs>
-        <w:ind w:left="720" w:hanging="360"/>
       </w:pPr>
       <w:rPr>
         <w:rFonts w:ascii="Symbol" w:hAnsi="Symbol" w:cs="Symbol" w:hint="default"/>
@@ -6164,13 +5658,14 @@
     <w:lvl w:ilvl="1">
       <w:start w:val="1"/>
       <w:numFmt w:val="bullet"/>
+      <w:suff w:val="tab"/>
       <w:lvlText w:val="o"/>
       <w:lvlJc w:val="left"/>
       <w:pPr>
+        <w:ind w:hanging="360" w:left="1440"/>
         <w:tabs>
-          <w:tab w:val="num" w:pos="0"/>
+          <w:tab w:val="num" w:pos="0" w:leader="none"/>
         </w:tabs>
-        <w:ind w:left="1440" w:hanging="360"/>
       </w:pPr>
       <w:rPr>
         <w:rFonts w:ascii="Courier New" w:hAnsi="Courier New" w:cs="Courier New" w:hint="default"/>
@@ -6179,13 +5674,14 @@
     <w:lvl w:ilvl="2">
       <w:start w:val="1"/>
       <w:numFmt w:val="bullet"/>
+      <w:suff w:val="tab"/>
       <w:lvlText w:val=""/>
       <w:lvlJc w:val="left"/>
       <w:pPr>
+        <w:ind w:hanging="360" w:left="2160"/>
         <w:tabs>
-          <w:tab w:val="num" w:pos="0"/>
+          <w:tab w:val="num" w:pos="0" w:leader="none"/>
         </w:tabs>
-        <w:ind w:left="2160" w:hanging="360"/>
       </w:pPr>
       <w:rPr>
         <w:rFonts w:ascii="Wingdings" w:hAnsi="Wingdings" w:cs="Wingdings" w:hint="default"/>
@@ -6194,13 +5690,14 @@
     <w:lvl w:ilvl="3">
       <w:start w:val="1"/>
       <w:numFmt w:val="bullet"/>
+      <w:suff w:val="tab"/>
       <w:lvlText w:val=""/>
       <w:lvlJc w:val="left"/>
       <w:pPr>
+        <w:ind w:hanging="360" w:left="2880"/>
         <w:tabs>
-          <w:tab w:val="num" w:pos="0"/>
+          <w:tab w:val="num" w:pos="0" w:leader="none"/>
         </w:tabs>
-        <w:ind w:left="2880" w:hanging="360"/>
       </w:pPr>
       <w:rPr>
         <w:rFonts w:ascii="Symbol" w:hAnsi="Symbol" w:cs="Symbol" w:hint="default"/>
@@ -6209,13 +5706,14 @@
     <w:lvl w:ilvl="4">
       <w:start w:val="1"/>
       <w:numFmt w:val="bullet"/>
+      <w:suff w:val="tab"/>
       <w:lvlText w:val="o"/>
       <w:lvlJc w:val="left"/>
       <w:pPr>
+        <w:ind w:hanging="360" w:left="3600"/>
         <w:tabs>
-          <w:tab w:val="num" w:pos="0"/>
+          <w:tab w:val="num" w:pos="0" w:leader="none"/>
         </w:tabs>
-        <w:ind w:left="3600" w:hanging="360"/>
       </w:pPr>
       <w:rPr>
         <w:rFonts w:ascii="Courier New" w:hAnsi="Courier New" w:cs="Courier New" w:hint="default"/>
@@ -6224,13 +5722,14 @@
     <w:lvl w:ilvl="5">
       <w:start w:val="1"/>
       <w:numFmt w:val="bullet"/>
+      <w:suff w:val="tab"/>
       <w:lvlText w:val=""/>
       <w:lvlJc w:val="left"/>
       <w:pPr>
+        <w:ind w:hanging="360" w:left="4320"/>
         <w:tabs>
-          <w:tab w:val="num" w:pos="0"/>
+          <w:tab w:val="num" w:pos="0" w:leader="none"/>
         </w:tabs>
-        <w:ind w:left="4320" w:hanging="360"/>
       </w:pPr>
       <w:rPr>
         <w:rFonts w:ascii="Wingdings" w:hAnsi="Wingdings" w:cs="Wingdings" w:hint="default"/>
@@ -6239,13 +5738,14 @@
     <w:lvl w:ilvl="6">
       <w:start w:val="1"/>
       <w:numFmt w:val="bullet"/>
+      <w:suff w:val="tab"/>
       <w:lvlText w:val=""/>
       <w:lvlJc w:val="left"/>
       <w:pPr>
+        <w:ind w:hanging="360" w:left="5040"/>
         <w:tabs>
-          <w:tab w:val="num" w:pos="0"/>
+          <w:tab w:val="num" w:pos="0" w:leader="none"/>
         </w:tabs>
-        <w:ind w:left="5040" w:hanging="360"/>
       </w:pPr>
       <w:rPr>
         <w:rFonts w:ascii="Symbol" w:hAnsi="Symbol" w:cs="Symbol" w:hint="default"/>
@@ -6254,13 +5754,14 @@
     <w:lvl w:ilvl="7">
       <w:start w:val="1"/>
       <w:numFmt w:val="bullet"/>
+      <w:suff w:val="tab"/>
       <w:lvlText w:val="o"/>
       <w:lvlJc w:val="left"/>
       <w:pPr>
+        <w:ind w:hanging="360" w:left="5760"/>
         <w:tabs>
-          <w:tab w:val="num" w:pos="0"/>
+          <w:tab w:val="num" w:pos="0" w:leader="none"/>
         </w:tabs>
-        <w:ind w:left="5760" w:hanging="360"/>
       </w:pPr>
       <w:rPr>
         <w:rFonts w:ascii="Courier New" w:hAnsi="Courier New" w:cs="Courier New" w:hint="default"/>
@@ -6269,30 +5770,34 @@
     <w:lvl w:ilvl="8">
       <w:start w:val="1"/>
       <w:numFmt w:val="bullet"/>
+      <w:suff w:val="tab"/>
       <w:lvlText w:val=""/>
       <w:lvlJc w:val="left"/>
       <w:pPr>
+        <w:ind w:hanging="360" w:left="6480"/>
         <w:tabs>
-          <w:tab w:val="num" w:pos="0"/>
+          <w:tab w:val="num" w:pos="0" w:leader="none"/>
         </w:tabs>
-        <w:ind w:left="6480" w:hanging="360"/>
       </w:pPr>
       <w:rPr>
         <w:rFonts w:ascii="Wingdings" w:hAnsi="Wingdings" w:cs="Wingdings" w:hint="default"/>
       </w:rPr>
     </w:lvl>
   </w:abstractNum>
-  <w:abstractNum w:abstractNumId="3">
+  <w:abstractNum w:abstractNumId="2">
+    <w:nsid w:val="46ACB931"/>
+    <w:multiLevelType w:val="multilevel"/>
     <w:lvl w:ilvl="0">
       <w:start w:val="1"/>
       <w:numFmt w:val="bullet"/>
+      <w:suff w:val="tab"/>
       <w:lvlText w:val=""/>
       <w:lvlJc w:val="left"/>
       <w:pPr>
+        <w:ind w:hanging="360" w:left="1440"/>
         <w:tabs>
-          <w:tab w:val="num" w:pos="0"/>
+          <w:tab w:val="num" w:pos="0" w:leader="none"/>
         </w:tabs>
-        <w:ind w:left="1440" w:hanging="360"/>
       </w:pPr>
       <w:rPr>
         <w:rFonts w:ascii="Symbol" w:hAnsi="Symbol" w:cs="Symbol" w:hint="default"/>
@@ -6301,13 +5806,14 @@
     <w:lvl w:ilvl="1">
       <w:start w:val="1"/>
       <w:numFmt w:val="bullet"/>
+      <w:suff w:val="tab"/>
       <w:lvlText w:val="o"/>
       <w:lvlJc w:val="left"/>
       <w:pPr>
+        <w:ind w:hanging="360" w:left="2160"/>
         <w:tabs>
-          <w:tab w:val="num" w:pos="0"/>
+          <w:tab w:val="num" w:pos="0" w:leader="none"/>
         </w:tabs>
-        <w:ind w:left="2160" w:hanging="360"/>
       </w:pPr>
       <w:rPr>
         <w:rFonts w:ascii="Courier New" w:hAnsi="Courier New" w:cs="Courier New" w:hint="default"/>
@@ -6316,13 +5822,14 @@
     <w:lvl w:ilvl="2">
       <w:start w:val="1"/>
       <w:numFmt w:val="bullet"/>
+      <w:suff w:val="tab"/>
       <w:lvlText w:val=""/>
       <w:lvlJc w:val="left"/>
       <w:pPr>
+        <w:ind w:hanging="360" w:left="2880"/>
         <w:tabs>
-          <w:tab w:val="num" w:pos="0"/>
+          <w:tab w:val="num" w:pos="0" w:leader="none"/>
         </w:tabs>
-        <w:ind w:left="2880" w:hanging="360"/>
       </w:pPr>
       <w:rPr>
         <w:rFonts w:ascii="Wingdings" w:hAnsi="Wingdings" w:cs="Wingdings" w:hint="default"/>
@@ -6331,13 +5838,14 @@
     <w:lvl w:ilvl="3">
       <w:start w:val="1"/>
       <w:numFmt w:val="bullet"/>
+      <w:suff w:val="tab"/>
       <w:lvlText w:val=""/>
       <w:lvlJc w:val="left"/>
       <w:pPr>
+        <w:ind w:hanging="360" w:left="3600"/>
         <w:tabs>
-          <w:tab w:val="num" w:pos="0"/>
+          <w:tab w:val="num" w:pos="0" w:leader="none"/>
         </w:tabs>
-        <w:ind w:left="3600" w:hanging="360"/>
       </w:pPr>
       <w:rPr>
         <w:rFonts w:ascii="Symbol" w:hAnsi="Symbol" w:cs="Symbol" w:hint="default"/>
@@ -6346,13 +5854,14 @@
     <w:lvl w:ilvl="4">
       <w:start w:val="1"/>
       <w:numFmt w:val="bullet"/>
+      <w:suff w:val="tab"/>
       <w:lvlText w:val="o"/>
       <w:lvlJc w:val="left"/>
       <w:pPr>
+        <w:ind w:hanging="360" w:left="4320"/>
         <w:tabs>
-          <w:tab w:val="num" w:pos="0"/>
+          <w:tab w:val="num" w:pos="0" w:leader="none"/>
         </w:tabs>
-        <w:ind w:left="4320" w:hanging="360"/>
       </w:pPr>
       <w:rPr>
         <w:rFonts w:ascii="Courier New" w:hAnsi="Courier New" w:cs="Courier New" w:hint="default"/>
@@ -6361,13 +5870,14 @@
     <w:lvl w:ilvl="5">
       <w:start w:val="1"/>
       <w:numFmt w:val="bullet"/>
+      <w:suff w:val="tab"/>
       <w:lvlText w:val=""/>
       <w:lvlJc w:val="left"/>
       <w:pPr>
+        <w:ind w:hanging="360" w:left="5040"/>
         <w:tabs>
-          <w:tab w:val="num" w:pos="0"/>
+          <w:tab w:val="num" w:pos="0" w:leader="none"/>
         </w:tabs>
-        <w:ind w:left="5040" w:hanging="360"/>
       </w:pPr>
       <w:rPr>
         <w:rFonts w:ascii="Wingdings" w:hAnsi="Wingdings" w:cs="Wingdings" w:hint="default"/>
@@ -6376,13 +5886,14 @@
     <w:lvl w:ilvl="6">
       <w:start w:val="1"/>
       <w:numFmt w:val="bullet"/>
+      <w:suff w:val="tab"/>
       <w:lvlText w:val=""/>
       <w:lvlJc w:val="left"/>
       <w:pPr>
+        <w:ind w:hanging="360" w:left="5760"/>
         <w:tabs>
-          <w:tab w:val="num" w:pos="0"/>
+          <w:tab w:val="num" w:pos="0" w:leader="none"/>
         </w:tabs>
-        <w:ind w:left="5760" w:hanging="360"/>
       </w:pPr>
       <w:rPr>
         <w:rFonts w:ascii="Symbol" w:hAnsi="Symbol" w:cs="Symbol" w:hint="default"/>
@@ -6391,13 +5902,14 @@
     <w:lvl w:ilvl="7">
       <w:start w:val="1"/>
       <w:numFmt w:val="bullet"/>
+      <w:suff w:val="tab"/>
       <w:lvlText w:val="o"/>
       <w:lvlJc w:val="left"/>
       <w:pPr>
+        <w:ind w:hanging="360" w:left="6480"/>
         <w:tabs>
-          <w:tab w:val="num" w:pos="0"/>
+          <w:tab w:val="num" w:pos="0" w:leader="none"/>
         </w:tabs>
-        <w:ind w:left="6480" w:hanging="360"/>
       </w:pPr>
       <w:rPr>
         <w:rFonts w:ascii="Courier New" w:hAnsi="Courier New" w:cs="Courier New" w:hint="default"/>
@@ -6406,20 +5918,23 @@
     <w:lvl w:ilvl="8">
       <w:start w:val="1"/>
       <w:numFmt w:val="bullet"/>
+      <w:suff w:val="tab"/>
       <w:lvlText w:val=""/>
       <w:lvlJc w:val="left"/>
       <w:pPr>
+        <w:ind w:hanging="360" w:left="7200"/>
         <w:tabs>
-          <w:tab w:val="num" w:pos="0"/>
+          <w:tab w:val="num" w:pos="0" w:leader="none"/>
         </w:tabs>
-        <w:ind w:left="7200" w:hanging="360"/>
       </w:pPr>
       <w:rPr>
         <w:rFonts w:ascii="Wingdings" w:hAnsi="Wingdings" w:cs="Wingdings" w:hint="default"/>
       </w:rPr>
     </w:lvl>
   </w:abstractNum>
-  <w:abstractNum w:abstractNumId="4">
+  <w:abstractNum w:abstractNumId="3">
+    <w:nsid w:val="34805921"/>
+    <w:multiLevelType w:val="multilevel"/>
     <w:lvl w:ilvl="0">
       <w:start w:val="1"/>
       <w:numFmt w:val="none"/>
@@ -6427,11 +5942,12 @@
       <w:lvlText w:val=""/>
       <w:lvlJc w:val="left"/>
       <w:pPr>
+        <w:ind w:firstLine="0" w:left="0"/>
         <w:tabs>
-          <w:tab w:val="num" w:pos="0"/>
+          <w:tab w:val="num" w:pos="0" w:leader="none"/>
         </w:tabs>
-        <w:ind w:left="0" w:hanging="0"/>
-      </w:pPr>
+      </w:pPr>
+      <w:rPr/>
     </w:lvl>
     <w:lvl w:ilvl="1">
       <w:start w:val="1"/>
@@ -6440,11 +5956,12 @@
       <w:lvlText w:val=""/>
       <w:lvlJc w:val="left"/>
       <w:pPr>
+        <w:ind w:firstLine="0" w:left="0"/>
         <w:tabs>
-          <w:tab w:val="num" w:pos="0"/>
+          <w:tab w:val="num" w:pos="0" w:leader="none"/>
         </w:tabs>
-        <w:ind w:left="0" w:hanging="0"/>
-      </w:pPr>
+      </w:pPr>
+      <w:rPr/>
     </w:lvl>
     <w:lvl w:ilvl="2">
       <w:start w:val="1"/>
@@ -6453,11 +5970,12 @@
       <w:lvlText w:val=""/>
       <w:lvlJc w:val="left"/>
       <w:pPr>
+        <w:ind w:firstLine="0" w:left="0"/>
         <w:tabs>
-          <w:tab w:val="num" w:pos="0"/>
+          <w:tab w:val="num" w:pos="0" w:leader="none"/>
         </w:tabs>
-        <w:ind w:left="0" w:hanging="0"/>
-      </w:pPr>
+      </w:pPr>
+      <w:rPr/>
     </w:lvl>
     <w:lvl w:ilvl="3">
       <w:start w:val="1"/>
@@ -6466,11 +5984,12 @@
       <w:lvlText w:val=""/>
       <w:lvlJc w:val="left"/>
       <w:pPr>
+        <w:ind w:firstLine="0" w:left="0"/>
         <w:tabs>
-          <w:tab w:val="num" w:pos="0"/>
+          <w:tab w:val="num" w:pos="0" w:leader="none"/>
         </w:tabs>
-        <w:ind w:left="0" w:hanging="0"/>
-      </w:pPr>
+      </w:pPr>
+      <w:rPr/>
     </w:lvl>
     <w:lvl w:ilvl="4">
       <w:start w:val="1"/>
@@ -6479,11 +5998,12 @@
       <w:lvlText w:val=""/>
       <w:lvlJc w:val="left"/>
       <w:pPr>
+        <w:ind w:firstLine="0" w:left="0"/>
         <w:tabs>
-          <w:tab w:val="num" w:pos="0"/>
+          <w:tab w:val="num" w:pos="0" w:leader="none"/>
         </w:tabs>
-        <w:ind w:left="0" w:hanging="0"/>
-      </w:pPr>
+      </w:pPr>
+      <w:rPr/>
     </w:lvl>
     <w:lvl w:ilvl="5">
       <w:start w:val="1"/>
@@ -6492,11 +6012,12 @@
       <w:lvlText w:val=""/>
       <w:lvlJc w:val="left"/>
       <w:pPr>
+        <w:ind w:firstLine="0" w:left="0"/>
         <w:tabs>
-          <w:tab w:val="num" w:pos="0"/>
+          <w:tab w:val="num" w:pos="0" w:leader="none"/>
         </w:tabs>
-        <w:ind w:left="0" w:hanging="0"/>
-      </w:pPr>
+      </w:pPr>
+      <w:rPr/>
     </w:lvl>
     <w:lvl w:ilvl="6">
       <w:start w:val="1"/>
@@ -6505,11 +6026,12 @@
       <w:lvlText w:val=""/>
       <w:lvlJc w:val="left"/>
       <w:pPr>
+        <w:ind w:firstLine="0" w:left="0"/>
         <w:tabs>
-          <w:tab w:val="num" w:pos="0"/>
+          <w:tab w:val="num" w:pos="0" w:leader="none"/>
         </w:tabs>
-        <w:ind w:left="0" w:hanging="0"/>
-      </w:pPr>
+      </w:pPr>
+      <w:rPr/>
     </w:lvl>
     <w:lvl w:ilvl="7">
       <w:start w:val="1"/>
@@ -6518,11 +6040,12 @@
       <w:lvlText w:val=""/>
       <w:lvlJc w:val="left"/>
       <w:pPr>
+        <w:ind w:firstLine="0" w:left="0"/>
         <w:tabs>
-          <w:tab w:val="num" w:pos="0"/>
+          <w:tab w:val="num" w:pos="0" w:leader="none"/>
         </w:tabs>
-        <w:ind w:left="0" w:hanging="0"/>
-      </w:pPr>
+      </w:pPr>
+      <w:rPr/>
     </w:lvl>
     <w:lvl w:ilvl="8">
       <w:start w:val="1"/>
@@ -6531,509 +6054,319 @@
       <w:lvlText w:val=""/>
       <w:lvlJc w:val="left"/>
       <w:pPr>
+        <w:ind w:firstLine="0" w:left="0"/>
         <w:tabs>
-          <w:tab w:val="num" w:pos="0"/>
+          <w:tab w:val="num" w:pos="0" w:leader="none"/>
         </w:tabs>
-        <w:ind w:left="0" w:hanging="0"/>
-      </w:pPr>
+      </w:pPr>
+      <w:rPr/>
     </w:lvl>
   </w:abstractNum>
   <w:num w:numId="1">
+    <w:abstractNumId w:val="0"/>
+  </w:num>
+  <w:num w:numId="2">
     <w:abstractNumId w:val="1"/>
   </w:num>
-  <w:num w:numId="2">
+  <w:num w:numId="3">
     <w:abstractNumId w:val="2"/>
   </w:num>
-  <w:num w:numId="3">
+  <w:num w:numId="4">
     <w:abstractNumId w:val="3"/>
-  </w:num>
-  <w:num w:numId="4">
-    <w:abstractNumId w:val="4"/>
   </w:num>
 </w:numbering>
 </file>
 
 <file path=word/styles.xml><?xml version="1.0" encoding="utf-8"?>
-<w:styles xmlns:w="http://schemas.openxmlformats.org/wordprocessingml/2006/main" xmlns:w14="http://schemas.microsoft.com/office/word/2010/wordml" xmlns:mc="http://schemas.openxmlformats.org/markup-compatibility/2006" mc:Ignorable="w14">
+<w:styles xmlns:w="http://schemas.openxmlformats.org/wordprocessingml/2006/main">
   <w:docDefaults>
     <w:rPrDefault>
       <w:rPr>
-        <w:rFonts w:ascii="Aptos" w:hAnsi="Aptos" w:eastAsia="Aptos" w:cs="" w:asciiTheme="minorHAnsi" w:cstheme="minorBidi" w:eastAsiaTheme="minorHAnsi" w:hAnsiTheme="minorHAnsi"/>
+        <w:rFonts w:asciiTheme="minorHAnsi" w:hAnsiTheme="minorHAnsi" w:cstheme="minorBidi" w:eastAsiaTheme="minorHAnsi"/>
         <w:sz w:val="24"/>
         <w:szCs w:val="24"/>
-        <w:lang w:val="pt-BR" w:eastAsia="en-US" w:bidi="ar-SA"/>
+        <w:lang w:val="pt-BR" w:bidi="ar-SA" w:eastAsia="en-US"/>
       </w:rPr>
     </w:rPrDefault>
     <w:pPrDefault>
       <w:pPr>
-        <w:suppressAutoHyphens w:val="true"/>
+        <w:keepNext w:val="0"/>
+        <w:keepLines w:val="0"/>
+        <w:pageBreakBefore w:val="0"/>
+        <w:widowControl w:val="1"/>
+        <w:suppressLineNumbers w:val="0"/>
+        <w:shd w:val="clear" w:fill="auto"/>
+        <w:suppressAutoHyphens w:val="1"/>
+        <w:spacing w:lineRule="auto" w:line="240" w:before="0" w:after="0" w:beforeAutospacing="0" w:afterAutospacing="0"/>
+        <w:ind w:firstLine="0" w:left="0" w:right="0"/>
+        <w:contextualSpacing w:val="0"/>
+        <w:bidi w:val="0"/>
+        <w:jc w:val="left"/>
+        <w:outlineLvl w:val="9"/>
       </w:pPr>
     </w:pPrDefault>
   </w:docDefaults>
-  <w:latentStyles w:defLockedState="0" w:defUIPriority="99" w:defSemiHidden="0" w:defUnhideWhenUsed="0" w:defQFormat="0" w:count="376">
-    <w:lsdException w:name="Normal" w:uiPriority="0" w:qFormat="1"/>
-    <w:lsdException w:name="heading 1" w:uiPriority="9" w:qFormat="1"/>
-    <w:lsdException w:name="heading 2" w:uiPriority="9" w:semiHidden="1" w:unhideWhenUsed="1" w:qFormat="1"/>
-    <w:lsdException w:name="heading 3" w:uiPriority="9" w:semiHidden="1" w:unhideWhenUsed="1" w:qFormat="1"/>
-    <w:lsdException w:name="heading 4" w:uiPriority="9" w:semiHidden="1" w:unhideWhenUsed="1" w:qFormat="1"/>
-    <w:lsdException w:name="heading 5" w:uiPriority="9" w:semiHidden="1" w:unhideWhenUsed="1" w:qFormat="1"/>
-    <w:lsdException w:name="heading 6" w:uiPriority="9" w:semiHidden="1" w:unhideWhenUsed="1" w:qFormat="1"/>
-    <w:lsdException w:name="heading 7" w:uiPriority="9" w:semiHidden="1" w:unhideWhenUsed="1" w:qFormat="1"/>
-    <w:lsdException w:name="heading 8" w:uiPriority="9" w:semiHidden="1" w:unhideWhenUsed="1" w:qFormat="1"/>
-    <w:lsdException w:name="heading 9" w:uiPriority="9" w:semiHidden="1" w:unhideWhenUsed="1" w:qFormat="1"/>
-    <w:lsdException w:name="index 1" w:semiHidden="1" w:unhideWhenUsed="1"/>
-    <w:lsdException w:name="index 2" w:semiHidden="1" w:unhideWhenUsed="1"/>
-    <w:lsdException w:name="index 3" w:semiHidden="1" w:unhideWhenUsed="1"/>
-    <w:lsdException w:name="index 4" w:semiHidden="1" w:unhideWhenUsed="1"/>
-    <w:lsdException w:name="index 5" w:semiHidden="1" w:unhideWhenUsed="1"/>
-    <w:lsdException w:name="index 6" w:semiHidden="1" w:unhideWhenUsed="1"/>
-    <w:lsdException w:name="index 7" w:semiHidden="1" w:unhideWhenUsed="1"/>
-    <w:lsdException w:name="index 8" w:semiHidden="1" w:unhideWhenUsed="1"/>
-    <w:lsdException w:name="index 9" w:semiHidden="1" w:unhideWhenUsed="1"/>
-    <w:lsdException w:name="toc 1" w:uiPriority="39" w:semiHidden="1" w:unhideWhenUsed="1"/>
-    <w:lsdException w:name="toc 2" w:uiPriority="39" w:semiHidden="1" w:unhideWhenUsed="1"/>
-    <w:lsdException w:name="toc 3" w:uiPriority="39" w:semiHidden="1" w:unhideWhenUsed="1"/>
-    <w:lsdException w:name="toc 4" w:uiPriority="39" w:semiHidden="1" w:unhideWhenUsed="1"/>
-    <w:lsdException w:name="toc 5" w:uiPriority="39" w:semiHidden="1" w:unhideWhenUsed="1"/>
-    <w:lsdException w:name="toc 6" w:uiPriority="39" w:semiHidden="1" w:unhideWhenUsed="1"/>
-    <w:lsdException w:name="toc 7" w:uiPriority="39" w:semiHidden="1" w:unhideWhenUsed="1"/>
-    <w:lsdException w:name="toc 8" w:uiPriority="39" w:semiHidden="1" w:unhideWhenUsed="1"/>
-    <w:lsdException w:name="toc 9" w:uiPriority="39" w:semiHidden="1" w:unhideWhenUsed="1"/>
-    <w:lsdException w:name="Normal Indent" w:semiHidden="1" w:unhideWhenUsed="1"/>
-    <w:lsdException w:name="footnote text" w:semiHidden="1" w:unhideWhenUsed="1"/>
-    <w:lsdException w:name="annotation text" w:semiHidden="1" w:unhideWhenUsed="1"/>
-    <w:lsdException w:name="header" w:semiHidden="1" w:unhideWhenUsed="1"/>
-    <w:lsdException w:name="footer" w:semiHidden="1" w:unhideWhenUsed="1"/>
-    <w:lsdException w:name="index heading" w:semiHidden="1" w:unhideWhenUsed="1"/>
-    <w:lsdException w:name="caption" w:uiPriority="35" w:semiHidden="1" w:unhideWhenUsed="1" w:qFormat="1"/>
-    <w:lsdException w:name="table of figures" w:semiHidden="1" w:unhideWhenUsed="1"/>
-    <w:lsdException w:name="envelope address" w:semiHidden="1" w:unhideWhenUsed="1"/>
-    <w:lsdException w:name="envelope return" w:semiHidden="1" w:unhideWhenUsed="1"/>
-    <w:lsdException w:name="footnote reference" w:semiHidden="1" w:unhideWhenUsed="1"/>
-    <w:lsdException w:name="annotation reference" w:semiHidden="1" w:unhideWhenUsed="1"/>
-    <w:lsdException w:name="line number" w:semiHidden="1" w:unhideWhenUsed="1"/>
-    <w:lsdException w:name="page number" w:semiHidden="1" w:unhideWhenUsed="1"/>
-    <w:lsdException w:name="endnote reference" w:semiHidden="1" w:unhideWhenUsed="1"/>
-    <w:lsdException w:name="endnote text" w:semiHidden="1" w:unhideWhenUsed="1"/>
-    <w:lsdException w:name="table of authorities" w:semiHidden="1" w:unhideWhenUsed="1"/>
-    <w:lsdException w:name="macro" w:semiHidden="1" w:unhideWhenUsed="1"/>
-    <w:lsdException w:name="toa heading" w:semiHidden="1" w:unhideWhenUsed="1"/>
-    <w:lsdException w:name="List" w:semiHidden="1" w:unhideWhenUsed="1"/>
-    <w:lsdException w:name="List Bullet" w:semiHidden="1" w:unhideWhenUsed="1"/>
-    <w:lsdException w:name="List Number" w:semiHidden="1" w:unhideWhenUsed="1"/>
-    <w:lsdException w:name="List 2" w:semiHidden="1" w:unhideWhenUsed="1"/>
-    <w:lsdException w:name="List 3" w:semiHidden="1" w:unhideWhenUsed="1"/>
-    <w:lsdException w:name="List 4" w:semiHidden="1" w:unhideWhenUsed="1"/>
-    <w:lsdException w:name="List 5" w:semiHidden="1" w:unhideWhenUsed="1"/>
-    <w:lsdException w:name="List Bullet 2" w:semiHidden="1" w:unhideWhenUsed="1"/>
-    <w:lsdException w:name="List Bullet 3" w:semiHidden="1" w:unhideWhenUsed="1"/>
-    <w:lsdException w:name="List Bullet 4" w:semiHidden="1" w:unhideWhenUsed="1"/>
-    <w:lsdException w:name="List Bullet 5" w:semiHidden="1" w:unhideWhenUsed="1"/>
-    <w:lsdException w:name="List Number 2" w:semiHidden="1" w:unhideWhenUsed="1"/>
-    <w:lsdException w:name="List Number 3" w:semiHidden="1" w:unhideWhenUsed="1"/>
-    <w:lsdException w:name="List Number 4" w:semiHidden="1" w:unhideWhenUsed="1"/>
-    <w:lsdException w:name="List Number 5" w:semiHidden="1" w:unhideWhenUsed="1"/>
-    <w:lsdException w:name="Title" w:uiPriority="10" w:qFormat="1"/>
-    <w:lsdException w:name="Closing" w:semiHidden="1" w:unhideWhenUsed="1"/>
-    <w:lsdException w:name="Signature" w:semiHidden="1" w:unhideWhenUsed="1"/>
-    <w:lsdException w:name="Default Paragraph Font" w:uiPriority="1" w:semiHidden="1" w:unhideWhenUsed="1"/>
-    <w:lsdException w:name="Body Text" w:semiHidden="1" w:unhideWhenUsed="1"/>
-    <w:lsdException w:name="Body Text Indent" w:semiHidden="1" w:unhideWhenUsed="1"/>
-    <w:lsdException w:name="List Continue" w:semiHidden="1" w:unhideWhenUsed="1"/>
-    <w:lsdException w:name="List Continue 2" w:semiHidden="1" w:unhideWhenUsed="1"/>
-    <w:lsdException w:name="List Continue 3" w:semiHidden="1" w:unhideWhenUsed="1"/>
-    <w:lsdException w:name="List Continue 4" w:semiHidden="1" w:unhideWhenUsed="1"/>
-    <w:lsdException w:name="List Continue 5" w:semiHidden="1" w:unhideWhenUsed="1"/>
-    <w:lsdException w:name="Message Header" w:semiHidden="1" w:unhideWhenUsed="1"/>
-    <w:lsdException w:name="Subtitle" w:uiPriority="11" w:qFormat="1"/>
-    <w:lsdException w:name="Salutation" w:semiHidden="1" w:unhideWhenUsed="1"/>
-    <w:lsdException w:name="Date" w:semiHidden="1" w:unhideWhenUsed="1"/>
-    <w:lsdException w:name="Body Text First Indent" w:semiHidden="1" w:unhideWhenUsed="1"/>
-    <w:lsdException w:name="Body Text First Indent 2" w:semiHidden="1" w:unhideWhenUsed="1"/>
-    <w:lsdException w:name="Note Heading" w:semiHidden="1" w:unhideWhenUsed="1"/>
-    <w:lsdException w:name="Body Text 2" w:semiHidden="1" w:unhideWhenUsed="1"/>
-    <w:lsdException w:name="Body Text 3" w:semiHidden="1" w:unhideWhenUsed="1"/>
-    <w:lsdException w:name="Body Text Indent 2" w:semiHidden="1" w:unhideWhenUsed="1"/>
-    <w:lsdException w:name="Body Text Indent 3" w:semiHidden="1" w:unhideWhenUsed="1"/>
-    <w:lsdException w:name="Block Text" w:semiHidden="1" w:unhideWhenUsed="1"/>
-    <w:lsdException w:name="Hyperlink" w:semiHidden="1" w:unhideWhenUsed="1"/>
-    <w:lsdException w:name="FollowedHyperlink" w:semiHidden="1" w:unhideWhenUsed="1"/>
-    <w:lsdException w:name="Strong" w:uiPriority="22" w:qFormat="1"/>
-    <w:lsdException w:name="Emphasis" w:uiPriority="20" w:qFormat="1"/>
-    <w:lsdException w:name="Document Map" w:semiHidden="1" w:unhideWhenUsed="1"/>
-    <w:lsdException w:name="Plain Text" w:semiHidden="1" w:unhideWhenUsed="1"/>
-    <w:lsdException w:name="E-mail Signature" w:semiHidden="1" w:unhideWhenUsed="1"/>
-    <w:lsdException w:name="HTML Top of Form" w:semiHidden="1" w:unhideWhenUsed="1"/>
-    <w:lsdException w:name="HTML Bottom of Form" w:semiHidden="1" w:unhideWhenUsed="1"/>
-    <w:lsdException w:name="Normal (Web)" w:semiHidden="1" w:unhideWhenUsed="1"/>
-    <w:lsdException w:name="HTML Acronym" w:semiHidden="1" w:unhideWhenUsed="1"/>
-    <w:lsdException w:name="HTML Address" w:semiHidden="1" w:unhideWhenUsed="1"/>
-    <w:lsdException w:name="HTML Cite" w:semiHidden="1" w:unhideWhenUsed="1"/>
-    <w:lsdException w:name="HTML Code" w:semiHidden="1" w:unhideWhenUsed="1"/>
-    <w:lsdException w:name="HTML Definition" w:semiHidden="1" w:unhideWhenUsed="1"/>
-    <w:lsdException w:name="HTML Keyboard" w:semiHidden="1" w:unhideWhenUsed="1"/>
-    <w:lsdException w:name="HTML Preformatted" w:semiHidden="1" w:unhideWhenUsed="1"/>
-    <w:lsdException w:name="HTML Sample" w:semiHidden="1" w:unhideWhenUsed="1"/>
-    <w:lsdException w:name="HTML Typewriter" w:semiHidden="1" w:unhideWhenUsed="1"/>
-    <w:lsdException w:name="HTML Variable" w:semiHidden="1" w:unhideWhenUsed="1"/>
-    <w:lsdException w:name="Normal Table" w:semiHidden="1" w:unhideWhenUsed="1"/>
-    <w:lsdException w:name="annotation subject" w:semiHidden="1" w:unhideWhenUsed="1"/>
-    <w:lsdException w:name="No List" w:semiHidden="1" w:unhideWhenUsed="1"/>
-    <w:lsdException w:name="Outline List 1" w:semiHidden="1" w:unhideWhenUsed="1"/>
-    <w:lsdException w:name="Outline List 2" w:semiHidden="1" w:unhideWhenUsed="1"/>
-    <w:lsdException w:name="Outline List 3" w:semiHidden="1" w:unhideWhenUsed="1"/>
-    <w:lsdException w:name="Table Simple 1" w:semiHidden="1" w:unhideWhenUsed="1"/>
-    <w:lsdException w:name="Table Simple 2" w:semiHidden="1" w:unhideWhenUsed="1"/>
-    <w:lsdException w:name="Table Simple 3" w:semiHidden="1" w:unhideWhenUsed="1"/>
-    <w:lsdException w:name="Table Classic 1" w:semiHidden="1" w:unhideWhenUsed="1"/>
-    <w:lsdException w:name="Table Classic 2" w:semiHidden="1" w:unhideWhenUsed="1"/>
-    <w:lsdException w:name="Table Classic 3" w:semiHidden="1" w:unhideWhenUsed="1"/>
-    <w:lsdException w:name="Table Classic 4" w:semiHidden="1" w:unhideWhenUsed="1"/>
-    <w:lsdException w:name="Table Colorful 1" w:semiHidden="1" w:unhideWhenUsed="1"/>
-    <w:lsdException w:name="Table Colorful 2" w:semiHidden="1" w:unhideWhenUsed="1"/>
-    <w:lsdException w:name="Table Colorful 3" w:semiHidden="1" w:unhideWhenUsed="1"/>
-    <w:lsdException w:name="Table Columns 1" w:semiHidden="1" w:unhideWhenUsed="1"/>
-    <w:lsdException w:name="Table Columns 2" w:semiHidden="1" w:unhideWhenUsed="1"/>
-    <w:lsdException w:name="Table Columns 3" w:semiHidden="1" w:unhideWhenUsed="1"/>
-    <w:lsdException w:name="Table Columns 4" w:semiHidden="1" w:unhideWhenUsed="1"/>
-    <w:lsdException w:name="Table Columns 5" w:semiHidden="1" w:unhideWhenUsed="1"/>
-    <w:lsdException w:name="Table Grid 1" w:semiHidden="1" w:unhideWhenUsed="1"/>
-    <w:lsdException w:name="Table Grid 2" w:semiHidden="1" w:unhideWhenUsed="1"/>
-    <w:lsdException w:name="Table Grid 3" w:semiHidden="1" w:unhideWhenUsed="1"/>
-    <w:lsdException w:name="Table Grid 4" w:semiHidden="1" w:unhideWhenUsed="1"/>
-    <w:lsdException w:name="Table Grid 5" w:semiHidden="1" w:unhideWhenUsed="1"/>
-    <w:lsdException w:name="Table Grid 6" w:semiHidden="1" w:unhideWhenUsed="1"/>
-    <w:lsdException w:name="Table Grid 7" w:semiHidden="1" w:unhideWhenUsed="1"/>
-    <w:lsdException w:name="Table Grid 8" w:semiHidden="1" w:unhideWhenUsed="1"/>
-    <w:lsdException w:name="Table List 1" w:semiHidden="1" w:unhideWhenUsed="1"/>
-    <w:lsdException w:name="Table List 2" w:semiHidden="1" w:unhideWhenUsed="1"/>
-    <w:lsdException w:name="Table List 3" w:semiHidden="1" w:unhideWhenUsed="1"/>
-    <w:lsdException w:name="Table List 4" w:semiHidden="1" w:unhideWhenUsed="1"/>
-    <w:lsdException w:name="Table List 5" w:semiHidden="1" w:unhideWhenUsed="1"/>
-    <w:lsdException w:name="Table List 6" w:semiHidden="1" w:unhideWhenUsed="1"/>
-    <w:lsdException w:name="Table List 7" w:semiHidden="1" w:unhideWhenUsed="1"/>
-    <w:lsdException w:name="Table List 8" w:semiHidden="1" w:unhideWhenUsed="1"/>
-    <w:lsdException w:name="Table 3D effects 1" w:semiHidden="1" w:unhideWhenUsed="1"/>
-    <w:lsdException w:name="Table 3D effects 2" w:semiHidden="1" w:unhideWhenUsed="1"/>
-    <w:lsdException w:name="Table 3D effects 3" w:semiHidden="1" w:unhideWhenUsed="1"/>
-    <w:lsdException w:name="Table Contemporary" w:semiHidden="1" w:unhideWhenUsed="1"/>
-    <w:lsdException w:name="Table Elegant" w:semiHidden="1" w:unhideWhenUsed="1"/>
-    <w:lsdException w:name="Table Professional" w:semiHidden="1" w:unhideWhenUsed="1"/>
-    <w:lsdException w:name="Table Subtle 1" w:semiHidden="1" w:unhideWhenUsed="1"/>
-    <w:lsdException w:name="Table Subtle 2" w:semiHidden="1" w:unhideWhenUsed="1"/>
-    <w:lsdException w:name="Table Web 1" w:semiHidden="1" w:unhideWhenUsed="1"/>
-    <w:lsdException w:name="Table Web 2" w:semiHidden="1" w:unhideWhenUsed="1"/>
-    <w:lsdException w:name="Table Web 3" w:semiHidden="1" w:unhideWhenUsed="1"/>
-    <w:lsdException w:name="Balloon Text" w:semiHidden="1" w:unhideWhenUsed="1"/>
-    <w:lsdException w:name="Table Grid" w:uiPriority="39"/>
-    <w:lsdException w:name="Table Theme" w:semiHidden="1" w:unhideWhenUsed="1"/>
-    <w:lsdException w:name="Placeholder Text" w:semiHidden="1"/>
-    <w:lsdException w:name="No Spacing" w:uiPriority="1" w:qFormat="1"/>
-    <w:lsdException w:name="Light Shading" w:uiPriority="60"/>
-    <w:lsdException w:name="Light List" w:uiPriority="61"/>
-    <w:lsdException w:name="Light Grid" w:uiPriority="62"/>
-    <w:lsdException w:name="Medium Shading 1" w:uiPriority="63"/>
-    <w:lsdException w:name="Medium Shading 2" w:uiPriority="64"/>
-    <w:lsdException w:name="Medium List 1" w:uiPriority="65"/>
-    <w:lsdException w:name="Medium List 2" w:uiPriority="66"/>
-    <w:lsdException w:name="Medium Grid 1" w:uiPriority="67"/>
-    <w:lsdException w:name="Medium Grid 2" w:uiPriority="68"/>
-    <w:lsdException w:name="Medium Grid 3" w:uiPriority="69"/>
-    <w:lsdException w:name="Dark List" w:uiPriority="70"/>
-    <w:lsdException w:name="Colorful Shading" w:uiPriority="71"/>
-    <w:lsdException w:name="Colorful List" w:uiPriority="72"/>
-    <w:lsdException w:name="Colorful Grid" w:uiPriority="73"/>
-    <w:lsdException w:name="Light Shading Accent 1" w:uiPriority="60"/>
-    <w:lsdException w:name="Light List Accent 1" w:uiPriority="61"/>
-    <w:lsdException w:name="Light Grid Accent 1" w:uiPriority="62"/>
-    <w:lsdException w:name="Medium Shading 1 Accent 1" w:uiPriority="63"/>
-    <w:lsdException w:name="Medium Shading 2 Accent 1" w:uiPriority="64"/>
-    <w:lsdException w:name="Medium List 1 Accent 1" w:uiPriority="65"/>
-    <w:lsdException w:name="Revision" w:semiHidden="1"/>
-    <w:lsdException w:name="List Paragraph" w:uiPriority="34" w:qFormat="1"/>
-    <w:lsdException w:name="Quote" w:uiPriority="29" w:qFormat="1"/>
-    <w:lsdException w:name="Intense Quote" w:uiPriority="30" w:qFormat="1"/>
-    <w:lsdException w:name="Medium List 2 Accent 1" w:uiPriority="66"/>
-    <w:lsdException w:name="Medium Grid 1 Accent 1" w:uiPriority="67"/>
-    <w:lsdException w:name="Medium Grid 2 Accent 1" w:uiPriority="68"/>
-    <w:lsdException w:name="Medium Grid 3 Accent 1" w:uiPriority="69"/>
-    <w:lsdException w:name="Dark List Accent 1" w:uiPriority="70"/>
-    <w:lsdException w:name="Colorful Shading Accent 1" w:uiPriority="71"/>
-    <w:lsdException w:name="Colorful List Accent 1" w:uiPriority="72"/>
-    <w:lsdException w:name="Colorful Grid Accent 1" w:uiPriority="73"/>
-    <w:lsdException w:name="Light Shading Accent 2" w:uiPriority="60"/>
-    <w:lsdException w:name="Light List Accent 2" w:uiPriority="61"/>
-    <w:lsdException w:name="Light Grid Accent 2" w:uiPriority="62"/>
-    <w:lsdException w:name="Medium Shading 1 Accent 2" w:uiPriority="63"/>
-    <w:lsdException w:name="Medium Shading 2 Accent 2" w:uiPriority="64"/>
-    <w:lsdException w:name="Medium List 1 Accent 2" w:uiPriority="65"/>
-    <w:lsdException w:name="Medium List 2 Accent 2" w:uiPriority="66"/>
-    <w:lsdException w:name="Medium Grid 1 Accent 2" w:uiPriority="67"/>
-    <w:lsdException w:name="Medium Grid 2 Accent 2" w:uiPriority="68"/>
-    <w:lsdException w:name="Medium Grid 3 Accent 2" w:uiPriority="69"/>
-    <w:lsdException w:name="Dark List Accent 2" w:uiPriority="70"/>
-    <w:lsdException w:name="Colorful Shading Accent 2" w:uiPriority="71"/>
-    <w:lsdException w:name="Colorful List Accent 2" w:uiPriority="72"/>
-    <w:lsdException w:name="Colorful Grid Accent 2" w:uiPriority="73"/>
-    <w:lsdException w:name="Light Shading Accent 3" w:uiPriority="60"/>
-    <w:lsdException w:name="Light List Accent 3" w:uiPriority="61"/>
-    <w:lsdException w:name="Light Grid Accent 3" w:uiPriority="62"/>
-    <w:lsdException w:name="Medium Shading 1 Accent 3" w:uiPriority="63"/>
-    <w:lsdException w:name="Medium Shading 2 Accent 3" w:uiPriority="64"/>
-    <w:lsdException w:name="Medium List 1 Accent 3" w:uiPriority="65"/>
-    <w:lsdException w:name="Medium List 2 Accent 3" w:uiPriority="66"/>
-    <w:lsdException w:name="Medium Grid 1 Accent 3" w:uiPriority="67"/>
-    <w:lsdException w:name="Medium Grid 2 Accent 3" w:uiPriority="68"/>
-    <w:lsdException w:name="Medium Grid 3 Accent 3" w:uiPriority="69"/>
-    <w:lsdException w:name="Dark List Accent 3" w:uiPriority="70"/>
-    <w:lsdException w:name="Colorful Shading Accent 3" w:uiPriority="71"/>
-    <w:lsdException w:name="Colorful List Accent 3" w:uiPriority="72"/>
-    <w:lsdException w:name="Colorful Grid Accent 3" w:uiPriority="73"/>
-    <w:lsdException w:name="Light Shading Accent 4" w:uiPriority="60"/>
-    <w:lsdException w:name="Light List Accent 4" w:uiPriority="61"/>
-    <w:lsdException w:name="Light Grid Accent 4" w:uiPriority="62"/>
-    <w:lsdException w:name="Medium Shading 1 Accent 4" w:uiPriority="63"/>
-    <w:lsdException w:name="Medium Shading 2 Accent 4" w:uiPriority="64"/>
-    <w:lsdException w:name="Medium List 1 Accent 4" w:uiPriority="65"/>
-    <w:lsdException w:name="Medium List 2 Accent 4" w:uiPriority="66"/>
-    <w:lsdException w:name="Medium Grid 1 Accent 4" w:uiPriority="67"/>
-    <w:lsdException w:name="Medium Grid 2 Accent 4" w:uiPriority="68"/>
-    <w:lsdException w:name="Medium Grid 3 Accent 4" w:uiPriority="69"/>
-    <w:lsdException w:name="Dark List Accent 4" w:uiPriority="70"/>
-    <w:lsdException w:name="Colorful Shading Accent 4" w:uiPriority="71"/>
-    <w:lsdException w:name="Colorful List Accent 4" w:uiPriority="72"/>
-    <w:lsdException w:name="Colorful Grid Accent 4" w:uiPriority="73"/>
-    <w:lsdException w:name="Light Shading Accent 5" w:uiPriority="60"/>
-    <w:lsdException w:name="Light List Accent 5" w:uiPriority="61"/>
-    <w:lsdException w:name="Light Grid Accent 5" w:uiPriority="62"/>
-    <w:lsdException w:name="Medium Shading 1 Accent 5" w:uiPriority="63"/>
-    <w:lsdException w:name="Medium Shading 2 Accent 5" w:uiPriority="64"/>
-    <w:lsdException w:name="Medium List 1 Accent 5" w:uiPriority="65"/>
-    <w:lsdException w:name="Medium List 2 Accent 5" w:uiPriority="66"/>
-    <w:lsdException w:name="Medium Grid 1 Accent 5" w:uiPriority="67"/>
-    <w:lsdException w:name="Medium Grid 2 Accent 5" w:uiPriority="68"/>
-    <w:lsdException w:name="Medium Grid 3 Accent 5" w:uiPriority="69"/>
-    <w:lsdException w:name="Dark List Accent 5" w:uiPriority="70"/>
-    <w:lsdException w:name="Colorful Shading Accent 5" w:uiPriority="71"/>
-    <w:lsdException w:name="Colorful List Accent 5" w:uiPriority="72"/>
-    <w:lsdException w:name="Colorful Grid Accent 5" w:uiPriority="73"/>
-    <w:lsdException w:name="Light Shading Accent 6" w:uiPriority="60"/>
-    <w:lsdException w:name="Light List Accent 6" w:uiPriority="61"/>
-    <w:lsdException w:name="Light Grid Accent 6" w:uiPriority="62"/>
-    <w:lsdException w:name="Medium Shading 1 Accent 6" w:uiPriority="63"/>
-    <w:lsdException w:name="Medium Shading 2 Accent 6" w:uiPriority="64"/>
-    <w:lsdException w:name="Medium List 1 Accent 6" w:uiPriority="65"/>
-    <w:lsdException w:name="Medium List 2 Accent 6" w:uiPriority="66"/>
-    <w:lsdException w:name="Medium Grid 1 Accent 6" w:uiPriority="67"/>
-    <w:lsdException w:name="Medium Grid 2 Accent 6" w:uiPriority="68"/>
-    <w:lsdException w:name="Medium Grid 3 Accent 6" w:uiPriority="69"/>
-    <w:lsdException w:name="Dark List Accent 6" w:uiPriority="70"/>
-    <w:lsdException w:name="Colorful Shading Accent 6" w:uiPriority="71"/>
-    <w:lsdException w:name="Colorful List Accent 6" w:uiPriority="72"/>
-    <w:lsdException w:name="Colorful Grid Accent 6" w:uiPriority="73"/>
-    <w:lsdException w:name="Subtle Emphasis" w:uiPriority="19" w:qFormat="1"/>
-    <w:lsdException w:name="Intense Emphasis" w:uiPriority="21" w:qFormat="1"/>
-    <w:lsdException w:name="Subtle Reference" w:uiPriority="31" w:qFormat="1"/>
-    <w:lsdException w:name="Intense Reference" w:uiPriority="32" w:qFormat="1"/>
-    <w:lsdException w:name="Book Title" w:uiPriority="33" w:qFormat="1"/>
-    <w:lsdException w:name="Bibliography" w:uiPriority="37" w:semiHidden="1" w:unhideWhenUsed="1"/>
-    <w:lsdException w:name="TOC Heading" w:uiPriority="39" w:semiHidden="1" w:unhideWhenUsed="1" w:qFormat="1"/>
-    <w:lsdException w:name="Plain Table 1" w:uiPriority="41"/>
-    <w:lsdException w:name="Plain Table 2" w:uiPriority="42"/>
-    <w:lsdException w:name="Plain Table 3" w:uiPriority="43"/>
-    <w:lsdException w:name="Plain Table 4" w:uiPriority="44"/>
-    <w:lsdException w:name="Plain Table 5" w:uiPriority="45"/>
-    <w:lsdException w:name="Grid Table Light" w:uiPriority="40"/>
-    <w:lsdException w:name="Grid Table 1 Light" w:uiPriority="46"/>
-    <w:lsdException w:name="Grid Table 2" w:uiPriority="47"/>
-    <w:lsdException w:name="Grid Table 3" w:uiPriority="48"/>
-    <w:lsdException w:name="Grid Table 4" w:uiPriority="49"/>
-    <w:lsdException w:name="Grid Table 5 Dark" w:uiPriority="50"/>
-    <w:lsdException w:name="Grid Table 6 Colorful" w:uiPriority="51"/>
-    <w:lsdException w:name="Grid Table 7 Colorful" w:uiPriority="52"/>
-    <w:lsdException w:name="Grid Table 1 Light Accent 1" w:uiPriority="46"/>
-    <w:lsdException w:name="Grid Table 2 Accent 1" w:uiPriority="47"/>
-    <w:lsdException w:name="Grid Table 3 Accent 1" w:uiPriority="48"/>
-    <w:lsdException w:name="Grid Table 4 Accent 1" w:uiPriority="49"/>
-    <w:lsdException w:name="Grid Table 5 Dark Accent 1" w:uiPriority="50"/>
-    <w:lsdException w:name="Grid Table 6 Colorful Accent 1" w:uiPriority="51"/>
-    <w:lsdException w:name="Grid Table 7 Colorful Accent 1" w:uiPriority="52"/>
-    <w:lsdException w:name="Grid Table 1 Light Accent 2" w:uiPriority="46"/>
-    <w:lsdException w:name="Grid Table 2 Accent 2" w:uiPriority="47"/>
-    <w:lsdException w:name="Grid Table 3 Accent 2" w:uiPriority="48"/>
-    <w:lsdException w:name="Grid Table 4 Accent 2" w:uiPriority="49"/>
-    <w:lsdException w:name="Grid Table 5 Dark Accent 2" w:uiPriority="50"/>
-    <w:lsdException w:name="Grid Table 6 Colorful Accent 2" w:uiPriority="51"/>
-    <w:lsdException w:name="Grid Table 7 Colorful Accent 2" w:uiPriority="52"/>
-    <w:lsdException w:name="Grid Table 1 Light Accent 3" w:uiPriority="46"/>
-    <w:lsdException w:name="Grid Table 2 Accent 3" w:uiPriority="47"/>
-    <w:lsdException w:name="Grid Table 3 Accent 3" w:uiPriority="48"/>
-    <w:lsdException w:name="Grid Table 4 Accent 3" w:uiPriority="49"/>
-    <w:lsdException w:name="Grid Table 5 Dark Accent 3" w:uiPriority="50"/>
-    <w:lsdException w:name="Grid Table 6 Colorful Accent 3" w:uiPriority="51"/>
-    <w:lsdException w:name="Grid Table 7 Colorful Accent 3" w:uiPriority="52"/>
-    <w:lsdException w:name="Grid Table 1 Light Accent 4" w:uiPriority="46"/>
-    <w:lsdException w:name="Grid Table 2 Accent 4" w:uiPriority="47"/>
-    <w:lsdException w:name="Grid Table 3 Accent 4" w:uiPriority="48"/>
-    <w:lsdException w:name="Grid Table 4 Accent 4" w:uiPriority="49"/>
-    <w:lsdException w:name="Grid Table 5 Dark Accent 4" w:uiPriority="50"/>
-    <w:lsdException w:name="Grid Table 6 Colorful Accent 4" w:uiPriority="51"/>
-    <w:lsdException w:name="Grid Table 7 Colorful Accent 4" w:uiPriority="52"/>
-    <w:lsdException w:name="Grid Table 1 Light Accent 5" w:uiPriority="46"/>
-    <w:lsdException w:name="Grid Table 2 Accent 5" w:uiPriority="47"/>
-    <w:lsdException w:name="Grid Table 3 Accent 5" w:uiPriority="48"/>
-    <w:lsdException w:name="Grid Table 4 Accent 5" w:uiPriority="49"/>
-    <w:lsdException w:name="Grid Table 5 Dark Accent 5" w:uiPriority="50"/>
-    <w:lsdException w:name="Grid Table 6 Colorful Accent 5" w:uiPriority="51"/>
-    <w:lsdException w:name="Grid Table 7 Colorful Accent 5" w:uiPriority="52"/>
-    <w:lsdException w:name="Grid Table 1 Light Accent 6" w:uiPriority="46"/>
-    <w:lsdException w:name="Grid Table 2 Accent 6" w:uiPriority="47"/>
-    <w:lsdException w:name="Grid Table 3 Accent 6" w:uiPriority="48"/>
-    <w:lsdException w:name="Grid Table 4 Accent 6" w:uiPriority="49"/>
-    <w:lsdException w:name="Grid Table 5 Dark Accent 6" w:uiPriority="50"/>
-    <w:lsdException w:name="Grid Table 6 Colorful Accent 6" w:uiPriority="51"/>
-    <w:lsdException w:name="Grid Table 7 Colorful Accent 6" w:uiPriority="52"/>
-    <w:lsdException w:name="List Table 1 Light" w:uiPriority="46"/>
-    <w:lsdException w:name="List Table 2" w:uiPriority="47"/>
-    <w:lsdException w:name="List Table 3" w:uiPriority="48"/>
-    <w:lsdException w:name="List Table 4" w:uiPriority="49"/>
-    <w:lsdException w:name="List Table 5 Dark" w:uiPriority="50"/>
-    <w:lsdException w:name="List Table 6 Colorful" w:uiPriority="51"/>
-    <w:lsdException w:name="List Table 7 Colorful" w:uiPriority="52"/>
-    <w:lsdException w:name="List Table 1 Light Accent 1" w:uiPriority="46"/>
-    <w:lsdException w:name="List Table 2 Accent 1" w:uiPriority="47"/>
-    <w:lsdException w:name="List Table 3 Accent 1" w:uiPriority="48"/>
-    <w:lsdException w:name="List Table 4 Accent 1" w:uiPriority="49"/>
-    <w:lsdException w:name="List Table 5 Dark Accent 1" w:uiPriority="50"/>
-    <w:lsdException w:name="List Table 6 Colorful Accent 1" w:uiPriority="51"/>
-    <w:lsdException w:name="List Table 7 Colorful Accent 1" w:uiPriority="52"/>
-    <w:lsdException w:name="List Table 1 Light Accent 2" w:uiPriority="46"/>
-    <w:lsdException w:name="List Table 2 Accent 2" w:uiPriority="47"/>
-    <w:lsdException w:name="List Table 3 Accent 2" w:uiPriority="48"/>
-    <w:lsdException w:name="List Table 4 Accent 2" w:uiPriority="49"/>
-    <w:lsdException w:name="List Table 5 Dark Accent 2" w:uiPriority="50"/>
-    <w:lsdException w:name="List Table 6 Colorful Accent 2" w:uiPriority="51"/>
-    <w:lsdException w:name="List Table 7 Colorful Accent 2" w:uiPriority="52"/>
-    <w:lsdException w:name="List Table 1 Light Accent 3" w:uiPriority="46"/>
-    <w:lsdException w:name="List Table 2 Accent 3" w:uiPriority="47"/>
-    <w:lsdException w:name="List Table 3 Accent 3" w:uiPriority="48"/>
-    <w:lsdException w:name="List Table 4 Accent 3" w:uiPriority="49"/>
-    <w:lsdException w:name="List Table 5 Dark Accent 3" w:uiPriority="50"/>
-    <w:lsdException w:name="List Table 6 Colorful Accent 3" w:uiPriority="51"/>
-    <w:lsdException w:name="List Table 7 Colorful Accent 3" w:uiPriority="52"/>
-    <w:lsdException w:name="List Table 1 Light Accent 4" w:uiPriority="46"/>
-    <w:lsdException w:name="List Table 2 Accent 4" w:uiPriority="47"/>
-    <w:lsdException w:name="List Table 3 Accent 4" w:uiPriority="48"/>
-    <w:lsdException w:name="List Table 4 Accent 4" w:uiPriority="49"/>
-    <w:lsdException w:name="List Table 5 Dark Accent 4" w:uiPriority="50"/>
-    <w:lsdException w:name="List Table 6 Colorful Accent 4" w:uiPriority="51"/>
-    <w:lsdException w:name="List Table 7 Colorful Accent 4" w:uiPriority="52"/>
-    <w:lsdException w:name="List Table 1 Light Accent 5" w:uiPriority="46"/>
-    <w:lsdException w:name="List Table 2 Accent 5" w:uiPriority="47"/>
-    <w:lsdException w:name="List Table 3 Accent 5" w:uiPriority="48"/>
-    <w:lsdException w:name="List Table 4 Accent 5" w:uiPriority="49"/>
-    <w:lsdException w:name="List Table 5 Dark Accent 5" w:uiPriority="50"/>
-    <w:lsdException w:name="List Table 6 Colorful Accent 5" w:uiPriority="51"/>
-    <w:lsdException w:name="List Table 7 Colorful Accent 5" w:uiPriority="52"/>
-    <w:lsdException w:name="List Table 1 Light Accent 6" w:uiPriority="46"/>
-    <w:lsdException w:name="List Table 2 Accent 6" w:uiPriority="47"/>
-    <w:lsdException w:name="List Table 3 Accent 6" w:uiPriority="48"/>
-    <w:lsdException w:name="List Table 4 Accent 6" w:uiPriority="49"/>
-    <w:lsdException w:name="List Table 5 Dark Accent 6" w:uiPriority="50"/>
-    <w:lsdException w:name="List Table 6 Colorful Accent 6" w:uiPriority="51"/>
-    <w:lsdException w:name="List Table 7 Colorful Accent 6" w:uiPriority="52"/>
-    <w:lsdException w:name="Mention" w:semiHidden="1" w:unhideWhenUsed="1"/>
-    <w:lsdException w:name="Smart Hyperlink" w:semiHidden="1" w:unhideWhenUsed="1"/>
-    <w:lsdException w:name="Hashtag" w:semiHidden="1" w:unhideWhenUsed="1"/>
-    <w:lsdException w:name="Unresolved Mention" w:semiHidden="1" w:unhideWhenUsed="1"/>
-    <w:lsdException w:name="Smart Link" w:semiHidden="1" w:unhideWhenUsed="1"/>
-  </w:latentStyles>
-  <w:style w:type="paragraph" w:styleId="Normal" w:default="1">
+  <w:style w:type="paragraph" w:styleId="P0" w:default="1">
     <w:name w:val="Normal"/>
     <w:qFormat/>
     <w:pPr>
-      <w:widowControl/>
+      <w:widowControl w:val="1"/>
+      <w:spacing w:lineRule="auto" w:line="278" w:before="0" w:after="160" w:beforeAutospacing="0" w:afterAutospacing="0"/>
       <w:bidi w:val="0"/>
-      <w:spacing w:lineRule="auto" w:line="278" w:before="0" w:after="160"/>
       <w:jc w:val="left"/>
     </w:pPr>
     <w:rPr>
-      <w:rFonts w:ascii="Aptos" w:hAnsi="Aptos" w:eastAsia="Aptos" w:cs="" w:asciiTheme="minorHAnsi" w:cstheme="minorBidi" w:eastAsiaTheme="minorHAnsi" w:hAnsiTheme="minorHAnsi"/>
+      <w:rFonts w:asciiTheme="minorHAnsi" w:hAnsiTheme="minorHAnsi" w:cstheme="minorBidi" w:eastAsiaTheme="minorHAnsi"/>
       <w:color w:val="auto"/>
-      <w:kern w:val="0"/>
       <w:sz w:val="24"/>
       <w:szCs w:val="24"/>
-      <w:lang w:val="pt-BR" w:eastAsia="en-US" w:bidi="ar-SA"/>
+      <w:lang w:val="pt-BR" w:bidi="ar-SA" w:eastAsia="en-US"/>
     </w:rPr>
   </w:style>
-  <w:style w:type="paragraph" w:styleId="Ttulo1">
+  <w:style w:type="paragraph" w:styleId="P1">
     <w:name w:val="Heading 1"/>
-    <w:basedOn w:val="Normal"/>
-    <w:next w:val="Normal"/>
-    <w:link w:val="Heading1Char"/>
-    <w:uiPriority w:val="9"/>
+    <w:basedOn w:val="P0"/>
+    <w:next w:val="P0"/>
     <w:qFormat/>
-    <w:rsid w:val="009a376d"/>
     <w:pPr>
-      <w:keepNext w:val="true"/>
-      <w:keepLines/>
-      <w:spacing w:before="240" w:after="0"/>
+      <w:keepNext w:val="1"/>
+      <w:keepLines w:val="1"/>
+      <w:spacing w:before="240" w:after="0" w:beforeAutospacing="0" w:afterAutospacing="0"/>
       <w:outlineLvl w:val="0"/>
     </w:pPr>
     <w:rPr>
-      <w:rFonts w:ascii="Arial" w:hAnsi="Arial" w:eastAsia="" w:cs="" w:cstheme="majorBidi" w:eastAsiaTheme="majorEastAsia"/>
-      <w:b/>
+      <w:rFonts w:ascii="Arial" w:hAnsi="Arial" w:cstheme="majorBidi" w:eastAsiaTheme="majorEastAsia"/>
+      <w:b w:val="1"/>
       <w:sz w:val="28"/>
       <w:szCs w:val="32"/>
     </w:rPr>
   </w:style>
-  <w:style w:type="paragraph" w:styleId="Ttulo2">
+  <w:style w:type="paragraph" w:styleId="P2">
     <w:name w:val="Heading 2"/>
-    <w:basedOn w:val="Normal"/>
-    <w:next w:val="Normal"/>
-    <w:link w:val="Heading2Char"/>
-    <w:uiPriority w:val="9"/>
+    <w:basedOn w:val="P0"/>
+    <w:next w:val="P0"/>
     <w:semiHidden/>
-    <w:unhideWhenUsed/>
     <w:qFormat/>
-    <w:rsid w:val="00246e26"/>
     <w:pPr>
-      <w:keepNext w:val="true"/>
-      <w:keepLines/>
-      <w:spacing w:before="40" w:after="0"/>
+      <w:keepNext w:val="1"/>
+      <w:keepLines w:val="1"/>
+      <w:spacing w:before="40" w:after="0" w:beforeAutospacing="0" w:afterAutospacing="0"/>
       <w:outlineLvl w:val="1"/>
     </w:pPr>
     <w:rPr>
-      <w:rFonts w:ascii="Aptos Display" w:hAnsi="Aptos Display" w:eastAsia="" w:cs="" w:asciiTheme="majorHAnsi" w:cstheme="majorBidi" w:eastAsiaTheme="majorEastAsia" w:hAnsiTheme="majorHAnsi"/>
-      <w:color w:val="0F4761" w:themeColor="accent1" w:themeShade="bf"/>
+      <w:rFonts w:asciiTheme="majorHAnsi" w:hAnsiTheme="majorHAnsi" w:cstheme="majorBidi" w:eastAsiaTheme="majorEastAsia"/>
+      <w:color w:val="104861" w:themeColor="accent1" w:themeShade="BF"/>
       <w:sz w:val="26"/>
       <w:szCs w:val="26"/>
     </w:rPr>
   </w:style>
-  <w:style w:type="character" w:styleId="DefaultParagraphFont" w:default="1">
+  <w:style w:type="paragraph" w:styleId="P3">
+    <w:name w:val="Título"/>
+    <w:basedOn w:val="P0"/>
+    <w:next w:val="P4"/>
+    <w:qFormat/>
+    <w:pPr>
+      <w:keepNext w:val="1"/>
+      <w:spacing w:before="240" w:after="120" w:beforeAutospacing="0" w:afterAutospacing="0"/>
+    </w:pPr>
+    <w:rPr>
+      <w:rFonts w:ascii="Liberation Sans" w:hAnsi="Liberation Sans" w:cs="Lohit Devanagari" w:eastAsia="Noto Sans CJK SC"/>
+      <w:sz w:val="28"/>
+      <w:szCs w:val="28"/>
+    </w:rPr>
+  </w:style>
+  <w:style w:type="paragraph" w:styleId="P4">
+    <w:name w:val="Body Text"/>
+    <w:basedOn w:val="P0"/>
+    <w:pPr>
+      <w:spacing w:lineRule="auto" w:line="276" w:before="0" w:after="140" w:beforeAutospacing="0" w:afterAutospacing="0"/>
+    </w:pPr>
+    <w:rPr/>
+  </w:style>
+  <w:style w:type="paragraph" w:styleId="P5">
+    <w:name w:val="List"/>
+    <w:basedOn w:val="P4"/>
+    <w:pPr/>
+    <w:rPr>
+      <w:rFonts w:cs="Lohit Devanagari"/>
+    </w:rPr>
+  </w:style>
+  <w:style w:type="paragraph" w:styleId="P6">
+    <w:name w:val="Caption"/>
+    <w:basedOn w:val="P0"/>
+    <w:qFormat/>
+    <w:pPr>
+      <w:suppressLineNumbers w:val="1"/>
+      <w:spacing w:before="120" w:after="120" w:beforeAutospacing="0" w:afterAutospacing="0"/>
+    </w:pPr>
+    <w:rPr>
+      <w:rFonts w:cs="Lohit Devanagari"/>
+      <w:i w:val="1"/>
+      <w:iCs w:val="1"/>
+      <w:sz w:val="24"/>
+      <w:szCs w:val="24"/>
+    </w:rPr>
+  </w:style>
+  <w:style w:type="paragraph" w:styleId="P7">
+    <w:name w:val="Índice"/>
+    <w:basedOn w:val="P0"/>
+    <w:qFormat/>
+    <w:pPr>
+      <w:suppressLineNumbers w:val="1"/>
+    </w:pPr>
+    <w:rPr>
+      <w:rFonts w:cs="Lohit Devanagari"/>
+    </w:rPr>
+  </w:style>
+  <w:style w:type="paragraph" w:styleId="P8">
+    <w:name w:val="List Paragraph"/>
+    <w:basedOn w:val="P0"/>
+    <w:qFormat/>
+    <w:pPr>
+      <w:spacing w:before="0" w:after="160" w:beforeAutospacing="0" w:afterAutospacing="0"/>
+      <w:ind w:firstLine="0" w:left="720"/>
+      <w:contextualSpacing w:val="1"/>
+    </w:pPr>
+    <w:rPr/>
+  </w:style>
+  <w:style w:type="paragraph" w:styleId="P9">
+    <w:name w:val="annotation text"/>
+    <w:basedOn w:val="P0"/>
+    <w:semiHidden/>
+    <w:qFormat/>
+    <w:pPr>
+      <w:spacing w:lineRule="auto" w:line="240" w:beforeAutospacing="0" w:afterAutospacing="0"/>
+    </w:pPr>
+    <w:rPr>
+      <w:sz w:val="20"/>
+      <w:szCs w:val="20"/>
+    </w:rPr>
+  </w:style>
+  <w:style w:type="paragraph" w:styleId="P10">
+    <w:name w:val="Cabeçalho e Rodapé"/>
+    <w:basedOn w:val="P0"/>
+    <w:qFormat/>
+    <w:pPr/>
+    <w:rPr/>
+  </w:style>
+  <w:style w:type="paragraph" w:styleId="P11">
+    <w:name w:val="Header"/>
+    <w:basedOn w:val="P0"/>
+    <w:pPr>
+      <w:tabs>
+        <w:tab w:val="clear" w:pos="708" w:leader="none"/>
+        <w:tab w:val="center" w:pos="4252" w:leader="none"/>
+        <w:tab w:val="right" w:pos="8504" w:leader="none"/>
+      </w:tabs>
+      <w:spacing w:lineRule="auto" w:line="240" w:before="0" w:after="0" w:beforeAutospacing="0" w:afterAutospacing="0"/>
+    </w:pPr>
+    <w:rPr/>
+  </w:style>
+  <w:style w:type="paragraph" w:styleId="P12">
+    <w:name w:val="Footer"/>
+    <w:basedOn w:val="P0"/>
+    <w:pPr>
+      <w:tabs>
+        <w:tab w:val="clear" w:pos="708" w:leader="none"/>
+        <w:tab w:val="center" w:pos="4252" w:leader="none"/>
+        <w:tab w:val="right" w:pos="8504" w:leader="none"/>
+      </w:tabs>
+      <w:spacing w:lineRule="auto" w:line="240" w:before="0" w:after="0" w:beforeAutospacing="0" w:afterAutospacing="0"/>
+    </w:pPr>
+    <w:rPr/>
+  </w:style>
+  <w:style w:type="paragraph" w:styleId="P13">
+    <w:name w:val="TOC Heading"/>
+    <w:basedOn w:val="P1"/>
+    <w:next w:val="P0"/>
+    <w:qFormat/>
+    <w:pPr>
+      <w:spacing w:lineRule="auto" w:line="259" w:beforeAutospacing="0" w:afterAutospacing="0"/>
+    </w:pPr>
+    <w:rPr>
+      <w:lang w:eastAsia="pt-BR"/>
+    </w:rPr>
+  </w:style>
+  <w:style w:type="paragraph" w:styleId="P14">
+    <w:name w:val="TOC 1"/>
+    <w:basedOn w:val="P0"/>
+    <w:next w:val="P0"/>
+    <w:autoRedefine w:val="1"/>
+    <w:pPr>
+      <w:spacing w:before="0" w:after="100" w:beforeAutospacing="0" w:afterAutospacing="0"/>
+    </w:pPr>
+    <w:rPr/>
+  </w:style>
+  <w:style w:type="paragraph" w:styleId="P15">
+    <w:name w:val="TOC 2"/>
+    <w:basedOn w:val="P0"/>
+    <w:next w:val="P0"/>
+    <w:autoRedefine w:val="1"/>
+    <w:pPr>
+      <w:tabs>
+        <w:tab w:val="clear" w:pos="708" w:leader="none"/>
+        <w:tab w:val="left" w:pos="720" w:leader="none"/>
+        <w:tab w:val="right" w:pos="9061" w:leader="dot"/>
+      </w:tabs>
+      <w:spacing w:before="0" w:after="100" w:beforeAutospacing="0" w:afterAutospacing="0"/>
+      <w:ind w:firstLine="0" w:left="240"/>
+    </w:pPr>
+    <w:rPr>
+      <w:rFonts w:ascii="Arial" w:hAnsi="Arial" w:cs="Arial"/>
+    </w:rPr>
+  </w:style>
+  <w:style w:type="paragraph" w:styleId="P16">
+    <w:name w:val="Normal (Web)"/>
+    <w:basedOn w:val="P0"/>
+    <w:semiHidden/>
+    <w:qFormat/>
+    <w:pPr/>
+    <w:rPr>
+      <w:rFonts w:ascii="Times New Roman" w:hAnsi="Times New Roman" w:cs="Times New Roman"/>
+    </w:rPr>
+  </w:style>
+  <w:style w:type="paragraph" w:styleId="P17">
+    <w:name w:val="Endnote Text"/>
+    <w:basedOn w:val="P0"/>
+    <w:semiHidden/>
+    <w:pPr>
+      <w:spacing w:lineRule="auto" w:line="240" w:before="0" w:after="0" w:beforeAutospacing="0" w:afterAutospacing="0"/>
+    </w:pPr>
+    <w:rPr>
+      <w:sz w:val="20"/>
+      <w:szCs w:val="20"/>
+    </w:rPr>
+  </w:style>
+  <w:style w:type="character" w:styleId="C0" w:default="1">
     <w:name w:val="Default Paragraph Font"/>
-    <w:uiPriority w:val="1"/>
     <w:semiHidden/>
-    <w:unhideWhenUsed/>
     <w:qFormat/>
     <w:rPr/>
   </w:style>
-  <w:style w:type="character" w:styleId="LinkdaInternet">
+  <w:style w:type="character" w:styleId="C1">
+    <w:name w:val="Line Number"/>
+    <w:basedOn w:val="C0"/>
+    <w:semiHidden/>
+    <w:rPr/>
+  </w:style>
+  <w:style w:type="character" w:styleId="C2">
+    <w:name w:val="Hyperlink"/>
+    <w:rPr>
+      <w:color w:val="0000FF"/>
+      <w:u w:val="single"/>
+    </w:rPr>
+  </w:style>
+  <w:style w:type="character" w:styleId="C3">
     <w:name w:val="Link da Internet"/>
-    <w:basedOn w:val="DefaultParagraphFont"/>
-    <w:uiPriority w:val="99"/>
-    <w:unhideWhenUsed/>
-    <w:rsid w:val="2f23c593"/>
+    <w:basedOn w:val="C0"/>
     <w:rPr>
       <w:color w:val="467886"/>
       <w:u w:val="single"/>
     </w:rPr>
   </w:style>
-  <w:style w:type="character" w:styleId="CommentTextChar" w:customStyle="1">
+  <w:style w:type="character" w:styleId="C4">
     <w:name w:val="Comment Text Char"/>
-    <w:basedOn w:val="DefaultParagraphFont"/>
-    <w:link w:val="CommentText"/>
-    <w:uiPriority w:val="99"/>
+    <w:basedOn w:val="C0"/>
     <w:semiHidden/>
     <w:qFormat/>
     <w:rPr>
@@ -7041,332 +6374,94 @@
       <w:szCs w:val="20"/>
     </w:rPr>
   </w:style>
-  <w:style w:type="character" w:styleId="Annotationreference">
+  <w:style w:type="character" w:styleId="C5">
     <w:name w:val="annotation reference"/>
-    <w:basedOn w:val="DefaultParagraphFont"/>
-    <w:uiPriority w:val="99"/>
+    <w:basedOn w:val="C0"/>
     <w:semiHidden/>
-    <w:unhideWhenUsed/>
     <w:qFormat/>
     <w:rPr>
       <w:sz w:val="16"/>
       <w:szCs w:val="16"/>
     </w:rPr>
   </w:style>
-  <w:style w:type="character" w:styleId="UnresolvedMention">
-    <w:name w:val="Unresolved Mention"/>
-    <w:basedOn w:val="DefaultParagraphFont"/>
-    <w:uiPriority w:val="99"/>
+  <w:style w:type="character" w:styleId="C6">
+    <w:name w:val="Unresolved Mention1"/>
+    <w:basedOn w:val="C0"/>
     <w:semiHidden/>
-    <w:unhideWhenUsed/>
     <w:qFormat/>
-    <w:rsid w:val="00a72792"/>
     <w:rPr>
       <w:color w:val="605E5C"/>
-      <w:shd w:fill="E1DFDD" w:val="clear"/>
+      <w:shd w:val="clear" w:color="auto" w:fill="E1DFDD"/>
     </w:rPr>
   </w:style>
-  <w:style w:type="character" w:styleId="HeaderChar" w:customStyle="1">
+  <w:style w:type="character" w:styleId="C7">
     <w:name w:val="Header Char"/>
-    <w:basedOn w:val="DefaultParagraphFont"/>
-    <w:link w:val="Header"/>
-    <w:uiPriority w:val="99"/>
+    <w:basedOn w:val="C0"/>
     <w:qFormat/>
-    <w:rsid w:val="00431cb3"/>
     <w:rPr/>
   </w:style>
-  <w:style w:type="character" w:styleId="FooterChar" w:customStyle="1">
+  <w:style w:type="character" w:styleId="C8">
     <w:name w:val="Footer Char"/>
-    <w:basedOn w:val="DefaultParagraphFont"/>
-    <w:link w:val="Footer"/>
-    <w:uiPriority w:val="99"/>
+    <w:basedOn w:val="C0"/>
     <w:qFormat/>
-    <w:rsid w:val="00431cb3"/>
     <w:rPr/>
   </w:style>
-  <w:style w:type="character" w:styleId="Heading1Char" w:customStyle="1">
+  <w:style w:type="character" w:styleId="C9">
     <w:name w:val="Heading 1 Char"/>
-    <w:basedOn w:val="DefaultParagraphFont"/>
-    <w:link w:val="Heading1"/>
-    <w:uiPriority w:val="9"/>
+    <w:basedOn w:val="C0"/>
     <w:qFormat/>
-    <w:rsid w:val="009a376d"/>
     <w:rPr>
-      <w:rFonts w:ascii="Arial" w:hAnsi="Arial" w:eastAsia="" w:cs="" w:cstheme="majorBidi" w:eastAsiaTheme="majorEastAsia"/>
-      <w:b/>
+      <w:rFonts w:ascii="Arial" w:hAnsi="Arial" w:cstheme="majorBidi" w:eastAsiaTheme="majorEastAsia"/>
+      <w:b w:val="1"/>
       <w:sz w:val="28"/>
       <w:szCs w:val="32"/>
     </w:rPr>
   </w:style>
-  <w:style w:type="character" w:styleId="Heading2Char" w:customStyle="1">
+  <w:style w:type="character" w:styleId="C10">
     <w:name w:val="Heading 2 Char"/>
-    <w:basedOn w:val="DefaultParagraphFont"/>
-    <w:link w:val="Heading2"/>
-    <w:uiPriority w:val="9"/>
+    <w:basedOn w:val="C0"/>
     <w:semiHidden/>
     <w:qFormat/>
-    <w:rsid w:val="00246e26"/>
     <w:rPr>
-      <w:rFonts w:ascii="Aptos Display" w:hAnsi="Aptos Display" w:eastAsia="" w:cs="" w:asciiTheme="majorHAnsi" w:cstheme="majorBidi" w:eastAsiaTheme="majorEastAsia" w:hAnsiTheme="majorHAnsi"/>
-      <w:color w:val="0F4761" w:themeColor="accent1" w:themeShade="bf"/>
+      <w:rFonts w:asciiTheme="majorHAnsi" w:hAnsiTheme="majorHAnsi" w:cstheme="majorBidi" w:eastAsiaTheme="majorEastAsia"/>
+      <w:color w:val="104861" w:themeColor="accent1" w:themeShade="BF"/>
       <w:sz w:val="26"/>
       <w:szCs w:val="26"/>
     </w:rPr>
   </w:style>
-  <w:style w:type="character" w:styleId="EndnoteTextChar" w:customStyle="1">
+  <w:style w:type="character" w:styleId="C11">
     <w:name w:val="Endnote Text Char"/>
-    <w:basedOn w:val="DefaultParagraphFont"/>
-    <w:link w:val="EndnoteText"/>
-    <w:uiPriority w:val="99"/>
+    <w:basedOn w:val="C0"/>
     <w:semiHidden/>
     <w:qFormat/>
-    <w:rsid w:val="00246e26"/>
     <w:rPr>
       <w:sz w:val="20"/>
       <w:szCs w:val="20"/>
     </w:rPr>
   </w:style>
-  <w:style w:type="character" w:styleId="Ncoradanotadefim">
+  <w:style w:type="character" w:styleId="C12">
     <w:name w:val="Âncora da nota de fim"/>
     <w:rPr>
       <w:vertAlign w:val="superscript"/>
     </w:rPr>
   </w:style>
-  <w:style w:type="character" w:styleId="EndnoteCharacters">
+  <w:style w:type="character" w:styleId="C13">
     <w:name w:val="Endnote Characters"/>
-    <w:basedOn w:val="DefaultParagraphFont"/>
-    <w:uiPriority w:val="99"/>
+    <w:basedOn w:val="C0"/>
     <w:semiHidden/>
-    <w:unhideWhenUsed/>
     <w:qFormat/>
-    <w:rsid w:val="00246e26"/>
     <w:rPr>
       <w:vertAlign w:val="superscript"/>
     </w:rPr>
   </w:style>
-  <w:style w:type="character" w:styleId="Vnculodendice">
+  <w:style w:type="character" w:styleId="C14">
     <w:name w:val="Vínculo de índice"/>
     <w:qFormat/>
     <w:rPr/>
   </w:style>
-  <w:style w:type="paragraph" w:styleId="Ttulo">
-    <w:name w:val="Título"/>
-    <w:basedOn w:val="Normal"/>
-    <w:next w:val="Corpodotexto"/>
-    <w:qFormat/>
-    <w:pPr>
-      <w:keepNext w:val="true"/>
-      <w:spacing w:before="240" w:after="120"/>
-    </w:pPr>
-    <w:rPr>
-      <w:rFonts w:ascii="Liberation Sans" w:hAnsi="Liberation Sans" w:eastAsia="Noto Sans CJK SC" w:cs="Lohit Devanagari"/>
-      <w:sz w:val="28"/>
-      <w:szCs w:val="28"/>
-    </w:rPr>
-  </w:style>
-  <w:style w:type="paragraph" w:styleId="Corpodotexto">
-    <w:name w:val="Body Text"/>
-    <w:basedOn w:val="Normal"/>
-    <w:pPr>
-      <w:spacing w:lineRule="auto" w:line="276" w:before="0" w:after="140"/>
-    </w:pPr>
-    <w:rPr/>
-  </w:style>
-  <w:style w:type="paragraph" w:styleId="Lista">
-    <w:name w:val="List"/>
-    <w:basedOn w:val="Corpodotexto"/>
-    <w:pPr/>
-    <w:rPr>
-      <w:rFonts w:cs="Lohit Devanagari"/>
-    </w:rPr>
-  </w:style>
-  <w:style w:type="paragraph" w:styleId="Legenda">
-    <w:name w:val="Caption"/>
-    <w:basedOn w:val="Normal"/>
-    <w:qFormat/>
-    <w:pPr>
-      <w:suppressLineNumbers/>
-      <w:spacing w:before="120" w:after="120"/>
-    </w:pPr>
-    <w:rPr>
-      <w:rFonts w:cs="Lohit Devanagari"/>
-      <w:i/>
-      <w:iCs/>
-      <w:sz w:val="24"/>
-      <w:szCs w:val="24"/>
-    </w:rPr>
-  </w:style>
-  <w:style w:type="paragraph" w:styleId="Ndice">
-    <w:name w:val="Índice"/>
-    <w:basedOn w:val="Normal"/>
-    <w:qFormat/>
-    <w:pPr>
-      <w:suppressLineNumbers/>
-    </w:pPr>
-    <w:rPr>
-      <w:rFonts w:cs="Lohit Devanagari"/>
-    </w:rPr>
-  </w:style>
-  <w:style w:type="paragraph" w:styleId="ListParagraph">
-    <w:name w:val="List Paragraph"/>
-    <w:basedOn w:val="Normal"/>
-    <w:uiPriority w:val="34"/>
-    <w:qFormat/>
-    <w:rsid w:val="2f23c593"/>
-    <w:pPr>
-      <w:spacing w:before="0" w:after="160"/>
-      <w:ind w:left="720" w:hanging="0"/>
-      <w:contextualSpacing/>
-    </w:pPr>
-    <w:rPr/>
-  </w:style>
-  <w:style w:type="paragraph" w:styleId="Annotationtext">
-    <w:name w:val="annotation text"/>
-    <w:basedOn w:val="Normal"/>
-    <w:link w:val="CommentTextChar"/>
-    <w:uiPriority w:val="99"/>
+  <w:style w:type="table" w:styleId="T0" w:default="1">
+    <w:name w:val="Normal Table"/>
     <w:semiHidden/>
-    <w:unhideWhenUsed/>
-    <w:qFormat/>
-    <w:pPr>
-      <w:spacing w:lineRule="auto" w:line="240"/>
-    </w:pPr>
-    <w:rPr>
-      <w:sz w:val="20"/>
-      <w:szCs w:val="20"/>
-    </w:rPr>
-  </w:style>
-  <w:style w:type="paragraph" w:styleId="CabealhoeRodap">
-    <w:name w:val="Cabeçalho e Rodapé"/>
-    <w:basedOn w:val="Normal"/>
-    <w:qFormat/>
-    <w:pPr/>
-    <w:rPr/>
-  </w:style>
-  <w:style w:type="paragraph" w:styleId="Cabealho">
-    <w:name w:val="Header"/>
-    <w:basedOn w:val="Normal"/>
-    <w:link w:val="HeaderChar"/>
-    <w:uiPriority w:val="99"/>
-    <w:unhideWhenUsed/>
-    <w:rsid w:val="00431cb3"/>
-    <w:pPr>
-      <w:tabs>
-        <w:tab w:val="clear" w:pos="708"/>
-        <w:tab w:val="center" w:pos="4252" w:leader="none"/>
-        <w:tab w:val="right" w:pos="8504" w:leader="none"/>
-      </w:tabs>
-      <w:spacing w:lineRule="auto" w:line="240" w:before="0" w:after="0"/>
-    </w:pPr>
-    <w:rPr/>
-  </w:style>
-  <w:style w:type="paragraph" w:styleId="Rodap">
-    <w:name w:val="Footer"/>
-    <w:basedOn w:val="Normal"/>
-    <w:link w:val="FooterChar"/>
-    <w:uiPriority w:val="99"/>
-    <w:unhideWhenUsed/>
-    <w:rsid w:val="00431cb3"/>
-    <w:pPr>
-      <w:tabs>
-        <w:tab w:val="clear" w:pos="708"/>
-        <w:tab w:val="center" w:pos="4252" w:leader="none"/>
-        <w:tab w:val="right" w:pos="8504" w:leader="none"/>
-      </w:tabs>
-      <w:spacing w:lineRule="auto" w:line="240" w:before="0" w:after="0"/>
-    </w:pPr>
-    <w:rPr/>
-  </w:style>
-  <w:style w:type="paragraph" w:styleId="TOCHeading">
-    <w:name w:val="TOC Heading"/>
-    <w:basedOn w:val="Ttulo1"/>
-    <w:next w:val="Normal"/>
-    <w:uiPriority w:val="39"/>
-    <w:unhideWhenUsed/>
-    <w:qFormat/>
-    <w:rsid w:val="00f67299"/>
-    <w:pPr>
-      <w:spacing w:lineRule="auto" w:line="259"/>
-    </w:pPr>
-    <w:rPr>
-      <w:lang w:eastAsia="pt-BR"/>
-    </w:rPr>
-  </w:style>
-  <w:style w:type="paragraph" w:styleId="Sumrio1">
-    <w:name w:val="TOC 1"/>
-    <w:basedOn w:val="Normal"/>
-    <w:next w:val="Normal"/>
-    <w:autoRedefine/>
-    <w:uiPriority w:val="39"/>
-    <w:unhideWhenUsed/>
-    <w:rsid w:val="00bf1924"/>
-    <w:pPr>
-      <w:spacing w:before="0" w:after="100"/>
-    </w:pPr>
-    <w:rPr/>
-  </w:style>
-  <w:style w:type="paragraph" w:styleId="Sumrio2">
-    <w:name w:val="TOC 2"/>
-    <w:basedOn w:val="Normal"/>
-    <w:next w:val="Normal"/>
-    <w:autoRedefine/>
-    <w:uiPriority w:val="39"/>
-    <w:unhideWhenUsed/>
-    <w:rsid w:val="009409f9"/>
-    <w:pPr>
-      <w:tabs>
-        <w:tab w:val="clear" w:pos="708"/>
-        <w:tab w:val="left" w:pos="720" w:leader="none"/>
-        <w:tab w:val="right" w:pos="9061" w:leader="dot"/>
-      </w:tabs>
-      <w:spacing w:before="0" w:after="100"/>
-      <w:ind w:left="240" w:hanging="0"/>
-    </w:pPr>
-    <w:rPr>
-      <w:rFonts w:ascii="Arial" w:hAnsi="Arial" w:cs="Arial"/>
-    </w:rPr>
-  </w:style>
-  <w:style w:type="paragraph" w:styleId="NormalWeb">
-    <w:name w:val="Normal (Web)"/>
-    <w:basedOn w:val="Normal"/>
-    <w:uiPriority w:val="99"/>
-    <w:semiHidden/>
-    <w:unhideWhenUsed/>
-    <w:qFormat/>
-    <w:rsid w:val="00714873"/>
-    <w:pPr/>
-    <w:rPr>
-      <w:rFonts w:ascii="Times New Roman" w:hAnsi="Times New Roman" w:cs="Times New Roman"/>
-    </w:rPr>
-  </w:style>
-  <w:style w:type="paragraph" w:styleId="Notadefim">
-    <w:name w:val="Endnote Text"/>
-    <w:basedOn w:val="Normal"/>
-    <w:link w:val="EndnoteTextChar"/>
-    <w:uiPriority w:val="99"/>
-    <w:semiHidden/>
-    <w:unhideWhenUsed/>
-    <w:rsid w:val="00246e26"/>
-    <w:pPr>
-      <w:spacing w:lineRule="auto" w:line="240" w:before="0" w:after="0"/>
-    </w:pPr>
-    <w:rPr>
-      <w:sz w:val="20"/>
-      <w:szCs w:val="20"/>
-    </w:rPr>
-  </w:style>
-  <w:style w:type="numbering" w:styleId="NoList" w:default="1">
-    <w:name w:val="No List"/>
-    <w:uiPriority w:val="99"/>
-    <w:semiHidden/>
-    <w:unhideWhenUsed/>
-    <w:qFormat/>
-  </w:style>
-  <w:style w:type="table" w:default="1" w:styleId="TableNormal">
-    <w:name w:val="Normal Table"/>
-    <w:uiPriority w:val="99"/>
-    <w:semiHidden/>
-    <w:unhideWhenUsed/>
     <w:tblPr>
       <w:tblInd w:w="0" w:type="dxa"/>
       <w:tblCellMar>
@@ -7376,25 +6471,52 @@
         <w:right w:w="108" w:type="dxa"/>
       </w:tblCellMar>
     </w:tblPr>
+    <w:trPr/>
+    <w:tcPr/>
   </w:style>
-  <w:style w:type="table" w:styleId="TableGrid">
+  <w:style w:type="table" w:styleId="T1">
+    <w:name w:val="Table Simple 1"/>
+    <w:basedOn w:val="T0"/>
+    <w:tblPr>
+      <w:tblBorders>
+        <w:top w:val="single" w:sz="4" w:space="0" w:shadow="0" w:frame="0" w:color="000000"/>
+        <w:left w:val="single" w:sz="4" w:space="0" w:shadow="0" w:frame="0" w:color="000000"/>
+        <w:bottom w:val="single" w:sz="4" w:space="0" w:shadow="0" w:frame="0" w:color="000000"/>
+        <w:right w:val="single" w:sz="4" w:space="0" w:shadow="0" w:frame="0" w:color="000000"/>
+        <w:insideH w:val="single" w:sz="4" w:space="0" w:shadow="0" w:frame="0" w:color="000000"/>
+        <w:insideV w:val="single" w:sz="4" w:space="0" w:shadow="0" w:frame="0" w:color="000000"/>
+      </w:tblBorders>
+      <w:tblCellMar>
+        <w:top w:w="0" w:type="dxa"/>
+        <w:left w:w="108" w:type="dxa"/>
+        <w:bottom w:w="0" w:type="dxa"/>
+        <w:right w:w="108" w:type="dxa"/>
+      </w:tblCellMar>
+    </w:tblPr>
+    <w:trPr/>
+    <w:tcPr/>
+  </w:style>
+  <w:style w:type="table" w:styleId="T2">
     <w:name w:val="Table Grid"/>
-    <w:basedOn w:val="TableNormal"/>
-    <w:uiPriority w:val="59"/>
-    <w:rsid w:val="00fb4123"/>
+    <w:basedOn w:val="T0"/>
     <w:pPr>
-      <w:spacing w:after="0" w:line="240" w:lineRule="auto"/>
+      <w:spacing w:lineRule="auto" w:line="240" w:after="0" w:beforeAutospacing="0" w:afterAutospacing="0"/>
     </w:pPr>
     <w:tblPr>
       <w:tblBorders>
-        <w:top w:val="single" w:color="000000" w:themeColor="text1" w:sz="4" w:space="0"/>
-        <w:left w:val="single" w:color="000000" w:themeColor="text1" w:sz="4" w:space="0"/>
-        <w:bottom w:val="single" w:color="000000" w:themeColor="text1" w:sz="4" w:space="0"/>
-        <w:right w:val="single" w:color="000000" w:themeColor="text1" w:sz="4" w:space="0"/>
-        <w:insideH w:val="single" w:color="000000" w:themeColor="text1" w:sz="4" w:space="0"/>
-        <w:insideV w:val="single" w:color="000000" w:themeColor="text1" w:sz="4" w:space="0"/>
+        <w:top w:val="single" w:sz="4" w:space="0" w:shadow="0" w:frame="0" w:color="000000" w:themeColor="text1"/>
+        <w:left w:val="single" w:sz="4" w:space="0" w:shadow="0" w:frame="0" w:color="000000" w:themeColor="text1"/>
+        <w:bottom w:val="single" w:sz="4" w:space="0" w:shadow="0" w:frame="0" w:color="000000" w:themeColor="text1"/>
+        <w:right w:val="single" w:sz="4" w:space="0" w:shadow="0" w:frame="0" w:color="000000" w:themeColor="text1"/>
+        <w:insideH w:val="single" w:sz="4" w:space="0" w:shadow="0" w:frame="0" w:color="000000" w:themeColor="text1"/>
+        <w:insideV w:val="single" w:sz="4" w:space="0" w:shadow="0" w:frame="0" w:color="000000" w:themeColor="text1"/>
       </w:tblBorders>
     </w:tblPr>
+    <w:trPr/>
+    <w:tcPr/>
+  </w:style>
+  <w:style w:type="numbering" w:styleId="N0">
+    <w:name w:val="No List"/>
   </w:style>
 </w:styles>
 </file>
@@ -7542,6 +6664,7 @@
             </a:gs>
           </a:gsLst>
           <a:lin ang="5400000" scaled="0"/>
+          <a:tileRect/>
         </a:gradFill>
         <a:gradFill rotWithShape="1">
           <a:gsLst>
@@ -7568,24 +6691,25 @@
             </a:gs>
           </a:gsLst>
           <a:lin ang="5400000" scaled="0"/>
+          <a:tileRect/>
         </a:gradFill>
       </a:fillStyleLst>
       <a:lnStyleLst>
-        <a:ln w="6350" cap="flat" cmpd="sng" algn="ctr">
+        <a:ln w="6350" cmpd="sng" algn="ctr">
           <a:solidFill>
             <a:schemeClr val="phClr"/>
           </a:solidFill>
           <a:prstDash val="solid"/>
           <a:miter lim="800000"/>
         </a:ln>
-        <a:ln w="12700" cap="flat" cmpd="sng" algn="ctr">
+        <a:ln w="12700" cmpd="sng" algn="ctr">
           <a:solidFill>
             <a:schemeClr val="phClr"/>
           </a:solidFill>
           <a:prstDash val="solid"/>
           <a:miter lim="800000"/>
         </a:ln>
-        <a:ln w="19050" cap="flat" cmpd="sng" algn="ctr">
+        <a:ln w="19050" cmpd="sng" algn="ctr">
           <a:solidFill>
             <a:schemeClr val="phClr"/>
           </a:solidFill>
@@ -7646,17 +6770,11 @@
             </a:gs>
           </a:gsLst>
           <a:lin ang="5400000" scaled="0"/>
+          <a:tileRect/>
         </a:gradFill>
       </a:bgFillStyleLst>
     </a:fmtScheme>
   </a:themeElements>
-  <a:objectDefaults/>
-  <a:extraClrSchemeLst/>
-  <a:extLst>
-    <a:ext uri="{05A4C25C-085E-4340-85A3-A5531E510DB2}">
-      <thm15:themeFamily xmlns:thm15="http://schemas.microsoft.com/office/thememl/2012/main" name="Office Theme" id="{62F939B6-93AF-4DB8-9C6B-D6C7DFDC589F}" vid="{4A3C46E8-61CC-4603-A589-7422A47A8E4A}"/>
-    </a:ext>
-  </a:extLst>
 </a:theme>
 </file>
 
@@ -7665,9 +6783,9 @@
 </file>
 
 <file path=customXml/itemProps1.xml><?xml version="1.0" encoding="utf-8"?>
-<ds:datastoreItem xmlns:ds="http://schemas.openxmlformats.org/officeDocument/2006/customXml" ds:itemID="{10B44F0D-0A84-45A5-BFE8-EDD3B8FD5AC1}">
+<ds:datastoreItem xmlns:ds="http://schemas.openxmlformats.org/officeDocument/2006/customXml" ds:itemID="{10b44f0d-0a84-45a5-bfe8-edd3b8fd5ac1}">
   <ds:schemaRefs>
-    <ds:schemaRef ds:uri="http://schemas.openxmlformats.org/officeDocument/2006/bibliography"/>
+    <ds:schemaRef ds:uri="http://schemas.microsoft.com/vsto/samples"/>
   </ds:schemaRefs>
 </ds:datastoreItem>
 </file>